--- a/public/assets/files/niestacjonarne/TBS.docx
+++ b/public/assets/files/niestacjonarne/TBS.docx
@@ -523,6 +523,7 @@
                 <w:i w:val="0"/>
                 <w:sz w:val="22"/>
               </w:rPr>
+              <w:t>I</w:t>
             </w:r>
           </w:p>
         </w:tc>
@@ -560,6 +561,7 @@
                 <w:i w:val="0"/>
                 <w:sz w:val="22"/>
               </w:rPr>
+              <w:t>specjalizacyjny</w:t>
             </w:r>
           </w:p>
         </w:tc>

--- a/public/assets/files/niestacjonarne/TBS.docx
+++ b/public/assets/files/niestacjonarne/TBS.docx
@@ -1156,6 +1156,7 @@
                 <w:i w:val="0"/>
                 <w:sz w:val="22"/>
               </w:rPr>
+              <w:t>Samodzielne testowanie bezpieczeństwa systemów IT z użyciem wybranych narzędzi; analiza podatności; przygotowanie do kolokwium pisemnego.</w:t>
             </w:r>
           </w:p>
         </w:tc>
@@ -1266,7 +1267,84 @@
           <w:tcPr>
             <w:tcW w:type="dxa" w:w="9972"/>
           </w:tcPr>
-          <w:p/>
+          <w:p>
+            <w:pPr>
+              <w:spacing w:before="20" w:after="20"/>
+            </w:pPr>
+            <w:r>
+              <w:rPr>
+                <w:rFonts w:ascii="Aptos" w:hAnsi="Aptos"/>
+                <w:b/>
+                <w:sz w:val="22"/>
+              </w:rPr>
+              <w:t>Wykład:</w:t>
+            </w:r>
+          </w:p>
+          <w:p>
+            <w:pPr>
+              <w:spacing w:before="20" w:after="20"/>
+            </w:pPr>
+            <w:r>
+              <w:rPr>
+                <w:rFonts w:ascii="Aptos" w:hAnsi="Aptos"/>
+                <w:b w:val="0"/>
+                <w:sz w:val="22"/>
+              </w:rPr>
+              <w:t>• wykład z prezentacją multimedialną</w:t>
+            </w:r>
+          </w:p>
+          <w:p>
+            <w:pPr>
+              <w:spacing w:before="20" w:after="20"/>
+            </w:pPr>
+            <w:r>
+              <w:rPr>
+                <w:rFonts w:ascii="Aptos" w:hAnsi="Aptos"/>
+                <w:b w:val="0"/>
+                <w:sz w:val="22"/>
+              </w:rPr>
+              <w:t>• wykład konwersatoryjny (z elementami dyskusji)</w:t>
+            </w:r>
+          </w:p>
+          <w:p>
+            <w:pPr>
+              <w:spacing w:before="20" w:after="20"/>
+            </w:pPr>
+            <w:r>
+              <w:rPr>
+                <w:rFonts w:ascii="Aptos" w:hAnsi="Aptos"/>
+                <w:b/>
+                <w:sz w:val="22"/>
+              </w:rPr>
+              <w:t>Ćwiczenia / Laboratorium:</w:t>
+            </w:r>
+          </w:p>
+          <w:p>
+            <w:pPr>
+              <w:spacing w:before="20" w:after="20"/>
+            </w:pPr>
+            <w:r>
+              <w:rPr>
+                <w:rFonts w:ascii="Aptos" w:hAnsi="Aptos"/>
+                <w:b w:val="0"/>
+                <w:sz w:val="22"/>
+              </w:rPr>
+              <w:t>• studia przypadków z bazy studiów przypadków opracowanych przez firmy MŚP lub będące efektem staży</w:t>
+            </w:r>
+          </w:p>
+          <w:p>
+            <w:pPr>
+              <w:spacing w:before="20" w:after="20"/>
+            </w:pPr>
+            <w:r>
+              <w:rPr>
+                <w:rFonts w:ascii="Aptos" w:hAnsi="Aptos"/>
+                <w:b w:val="0"/>
+                <w:sz w:val="22"/>
+              </w:rPr>
+              <w:t>• rozwiązywanie zadań</w:t>
+            </w:r>
+          </w:p>
         </w:tc>
       </w:tr>
     </w:tbl>
@@ -1517,211 +1595,7 @@
                 <w:rFonts w:ascii="Aptos" w:hAnsi="Aptos"/>
                 <w:sz w:val="22"/>
               </w:rPr>
-              <w:t>1. Studium przypadków</w:t>
-            </w:r>
-          </w:p>
-          <w:p>
-            <w:pPr>
-              <w:spacing w:before="20" w:after="20"/>
-            </w:pPr>
-            <w:r>
-              <w:rPr>
-                <w:rFonts w:ascii="Aptos" w:hAnsi="Aptos"/>
-                <w:sz w:val="22"/>
-              </w:rPr>
-              <w:t>2. Zadania problemowe</w:t>
-            </w:r>
-          </w:p>
-          <w:p>
-            <w:pPr>
-              <w:spacing w:before="20" w:after="20"/>
-            </w:pPr>
-            <w:r>
-              <w:rPr>
-                <w:rFonts w:ascii="Aptos" w:hAnsi="Aptos"/>
-                <w:sz w:val="22"/>
-              </w:rPr>
-              <w:t>3. Kryteria oceny</w:t>
-            </w:r>
-          </w:p>
-          <w:p>
-            <w:pPr>
-              <w:spacing w:before="20" w:after="20"/>
-            </w:pPr>
-            <w:r>
-              <w:rPr>
-                <w:rFonts w:ascii="Aptos" w:hAnsi="Aptos"/>
-                <w:sz w:val="22"/>
-              </w:rPr>
-              <w:t>4. Kolokwium pisemne.</w:t>
-            </w:r>
-          </w:p>
-          <w:p>
-            <w:pPr>
-              <w:spacing w:before="20" w:after="20"/>
-            </w:pPr>
-            <w:r>
-              <w:rPr>
-                <w:rFonts w:ascii="Aptos" w:hAnsi="Aptos"/>
-                <w:sz w:val="22"/>
-              </w:rPr>
-              <w:t>5. Skala ocen:</w:t>
-            </w:r>
-          </w:p>
-          <w:p>
-            <w:pPr>
-              <w:spacing w:before="20" w:after="20"/>
-            </w:pPr>
-            <w:r>
-              <w:rPr>
-                <w:rFonts w:ascii="Aptos" w:hAnsi="Aptos"/>
-                <w:sz w:val="22"/>
-              </w:rPr>
-              <w:t>6. Poniżej 50% - ndst</w:t>
-            </w:r>
-          </w:p>
-          <w:p>
-            <w:pPr>
-              <w:spacing w:before="20" w:after="20"/>
-            </w:pPr>
-            <w:r>
-              <w:rPr>
-                <w:rFonts w:ascii="Aptos" w:hAnsi="Aptos"/>
-                <w:sz w:val="22"/>
-              </w:rPr>
-              <w:t>7. Od 50% - dst</w:t>
-            </w:r>
-          </w:p>
-          <w:p>
-            <w:pPr>
-              <w:spacing w:before="20" w:after="20"/>
-            </w:pPr>
-            <w:r>
-              <w:rPr>
-                <w:rFonts w:ascii="Aptos" w:hAnsi="Aptos"/>
-                <w:sz w:val="22"/>
-              </w:rPr>
-              <w:t>8. Od 60% - dst+</w:t>
-            </w:r>
-          </w:p>
-          <w:p>
-            <w:pPr>
-              <w:spacing w:before="20" w:after="20"/>
-            </w:pPr>
-            <w:r>
-              <w:rPr>
-                <w:rFonts w:ascii="Aptos" w:hAnsi="Aptos"/>
-                <w:sz w:val="22"/>
-              </w:rPr>
-              <w:t>9. Od 70% - db</w:t>
-            </w:r>
-          </w:p>
-          <w:p>
-            <w:pPr>
-              <w:spacing w:before="20" w:after="20"/>
-            </w:pPr>
-            <w:r>
-              <w:rPr>
-                <w:rFonts w:ascii="Aptos" w:hAnsi="Aptos"/>
-                <w:sz w:val="22"/>
-              </w:rPr>
-              <w:t>10. Od 80% - db+</w:t>
-            </w:r>
-          </w:p>
-          <w:p>
-            <w:pPr>
-              <w:spacing w:before="20" w:after="20"/>
-            </w:pPr>
-            <w:r>
-              <w:rPr>
-                <w:rFonts w:ascii="Aptos" w:hAnsi="Aptos"/>
-                <w:sz w:val="22"/>
-              </w:rPr>
-              <w:t>11. Od 90% - bdb</w:t>
-            </w:r>
-          </w:p>
-          <w:p>
-            <w:pPr>
-              <w:spacing w:before="20" w:after="20"/>
-            </w:pPr>
-            <w:r>
-              <w:rPr>
-                <w:rFonts w:ascii="Aptos" w:hAnsi="Aptos"/>
-                <w:sz w:val="22"/>
-              </w:rPr>
-              <w:t>12. Skala ocen:</w:t>
-            </w:r>
-          </w:p>
-          <w:p>
-            <w:pPr>
-              <w:spacing w:before="20" w:after="20"/>
-            </w:pPr>
-            <w:r>
-              <w:rPr>
-                <w:rFonts w:ascii="Aptos" w:hAnsi="Aptos"/>
-                <w:sz w:val="22"/>
-              </w:rPr>
-              <w:t>13. Poniżej 50% - ndst</w:t>
-            </w:r>
-          </w:p>
-          <w:p>
-            <w:pPr>
-              <w:spacing w:before="20" w:after="20"/>
-            </w:pPr>
-            <w:r>
-              <w:rPr>
-                <w:rFonts w:ascii="Aptos" w:hAnsi="Aptos"/>
-                <w:sz w:val="22"/>
-              </w:rPr>
-              <w:t>14. Od 50% - dst</w:t>
-            </w:r>
-          </w:p>
-          <w:p>
-            <w:pPr>
-              <w:spacing w:before="20" w:after="20"/>
-            </w:pPr>
-            <w:r>
-              <w:rPr>
-                <w:rFonts w:ascii="Aptos" w:hAnsi="Aptos"/>
-                <w:sz w:val="22"/>
-              </w:rPr>
-              <w:t>15. Od 60% - dst+</w:t>
-            </w:r>
-          </w:p>
-          <w:p>
-            <w:pPr>
-              <w:spacing w:before="20" w:after="20"/>
-            </w:pPr>
-            <w:r>
-              <w:rPr>
-                <w:rFonts w:ascii="Aptos" w:hAnsi="Aptos"/>
-                <w:sz w:val="22"/>
-              </w:rPr>
-              <w:t>16. Od 70% - db</w:t>
-            </w:r>
-          </w:p>
-          <w:p>
-            <w:pPr>
-              <w:spacing w:before="20" w:after="20"/>
-            </w:pPr>
-            <w:r>
-              <w:rPr>
-                <w:rFonts w:ascii="Aptos" w:hAnsi="Aptos"/>
-                <w:sz w:val="22"/>
-              </w:rPr>
-              <w:t>17. Od 80% - db+</w:t>
-            </w:r>
-          </w:p>
-          <w:p>
-            <w:pPr>
-              <w:spacing w:before="20" w:after="20"/>
-            </w:pPr>
-            <w:r>
-              <w:rPr>
-                <w:rFonts w:ascii="Aptos" w:hAnsi="Aptos"/>
-                <w:sz w:val="22"/>
-              </w:rPr>
-              <w:t>18. Od 90% - bdb</w:t>
+              <w:t>1. kolokwium końcowe</w:t>
             </w:r>
           </w:p>
         </w:tc>
@@ -1738,211 +1612,19 @@
                 <w:rFonts w:ascii="Aptos" w:hAnsi="Aptos"/>
                 <w:sz w:val="22"/>
               </w:rPr>
-              <w:t>1. Studium przypadków</w:t>
-            </w:r>
-          </w:p>
-          <w:p>
-            <w:pPr>
-              <w:spacing w:before="20" w:after="20"/>
-            </w:pPr>
-            <w:r>
-              <w:rPr>
-                <w:rFonts w:ascii="Aptos" w:hAnsi="Aptos"/>
-                <w:sz w:val="22"/>
-              </w:rPr>
-              <w:t>2. Zadania problemowe</w:t>
-            </w:r>
-          </w:p>
-          <w:p>
-            <w:pPr>
-              <w:spacing w:before="20" w:after="20"/>
-            </w:pPr>
-            <w:r>
-              <w:rPr>
-                <w:rFonts w:ascii="Aptos" w:hAnsi="Aptos"/>
-                <w:sz w:val="22"/>
-              </w:rPr>
-              <w:t>3. Kryteria oceny</w:t>
-            </w:r>
-          </w:p>
-          <w:p>
-            <w:pPr>
-              <w:spacing w:before="20" w:after="20"/>
-            </w:pPr>
-            <w:r>
-              <w:rPr>
-                <w:rFonts w:ascii="Aptos" w:hAnsi="Aptos"/>
-                <w:sz w:val="22"/>
-              </w:rPr>
-              <w:t>4. Kolokwium pisemne.</w:t>
-            </w:r>
-          </w:p>
-          <w:p>
-            <w:pPr>
-              <w:spacing w:before="20" w:after="20"/>
-            </w:pPr>
-            <w:r>
-              <w:rPr>
-                <w:rFonts w:ascii="Aptos" w:hAnsi="Aptos"/>
-                <w:sz w:val="22"/>
-              </w:rPr>
-              <w:t>5. Skala ocen:</w:t>
-            </w:r>
-          </w:p>
-          <w:p>
-            <w:pPr>
-              <w:spacing w:before="20" w:after="20"/>
-            </w:pPr>
-            <w:r>
-              <w:rPr>
-                <w:rFonts w:ascii="Aptos" w:hAnsi="Aptos"/>
-                <w:sz w:val="22"/>
-              </w:rPr>
-              <w:t>6. Poniżej 50% - ndst</w:t>
-            </w:r>
-          </w:p>
-          <w:p>
-            <w:pPr>
-              <w:spacing w:before="20" w:after="20"/>
-            </w:pPr>
-            <w:r>
-              <w:rPr>
-                <w:rFonts w:ascii="Aptos" w:hAnsi="Aptos"/>
-                <w:sz w:val="22"/>
-              </w:rPr>
-              <w:t>7. Od 50% - dst</w:t>
-            </w:r>
-          </w:p>
-          <w:p>
-            <w:pPr>
-              <w:spacing w:before="20" w:after="20"/>
-            </w:pPr>
-            <w:r>
-              <w:rPr>
-                <w:rFonts w:ascii="Aptos" w:hAnsi="Aptos"/>
-                <w:sz w:val="22"/>
-              </w:rPr>
-              <w:t>8. Od 60% - dst+</w:t>
-            </w:r>
-          </w:p>
-          <w:p>
-            <w:pPr>
-              <w:spacing w:before="20" w:after="20"/>
-            </w:pPr>
-            <w:r>
-              <w:rPr>
-                <w:rFonts w:ascii="Aptos" w:hAnsi="Aptos"/>
-                <w:sz w:val="22"/>
-              </w:rPr>
-              <w:t>9. Od 70% - db</w:t>
-            </w:r>
-          </w:p>
-          <w:p>
-            <w:pPr>
-              <w:spacing w:before="20" w:after="20"/>
-            </w:pPr>
-            <w:r>
-              <w:rPr>
-                <w:rFonts w:ascii="Aptos" w:hAnsi="Aptos"/>
-                <w:sz w:val="22"/>
-              </w:rPr>
-              <w:t>10. Od 80% - db+</w:t>
-            </w:r>
-          </w:p>
-          <w:p>
-            <w:pPr>
-              <w:spacing w:before="20" w:after="20"/>
-            </w:pPr>
-            <w:r>
-              <w:rPr>
-                <w:rFonts w:ascii="Aptos" w:hAnsi="Aptos"/>
-                <w:sz w:val="22"/>
-              </w:rPr>
-              <w:t>11. Od 90% - bdb</w:t>
-            </w:r>
-          </w:p>
-          <w:p>
-            <w:pPr>
-              <w:spacing w:before="20" w:after="20"/>
-            </w:pPr>
-            <w:r>
-              <w:rPr>
-                <w:rFonts w:ascii="Aptos" w:hAnsi="Aptos"/>
-                <w:sz w:val="22"/>
-              </w:rPr>
-              <w:t>12. Skala ocen:</w:t>
-            </w:r>
-          </w:p>
-          <w:p>
-            <w:pPr>
-              <w:spacing w:before="20" w:after="20"/>
-            </w:pPr>
-            <w:r>
-              <w:rPr>
-                <w:rFonts w:ascii="Aptos" w:hAnsi="Aptos"/>
-                <w:sz w:val="22"/>
-              </w:rPr>
-              <w:t>13. Poniżej 50% - ndst</w:t>
-            </w:r>
-          </w:p>
-          <w:p>
-            <w:pPr>
-              <w:spacing w:before="20" w:after="20"/>
-            </w:pPr>
-            <w:r>
-              <w:rPr>
-                <w:rFonts w:ascii="Aptos" w:hAnsi="Aptos"/>
-                <w:sz w:val="22"/>
-              </w:rPr>
-              <w:t>14. Od 50% - dst</w:t>
-            </w:r>
-          </w:p>
-          <w:p>
-            <w:pPr>
-              <w:spacing w:before="20" w:after="20"/>
-            </w:pPr>
-            <w:r>
-              <w:rPr>
-                <w:rFonts w:ascii="Aptos" w:hAnsi="Aptos"/>
-                <w:sz w:val="22"/>
-              </w:rPr>
-              <w:t>15. Od 60% - dst+</w:t>
-            </w:r>
-          </w:p>
-          <w:p>
-            <w:pPr>
-              <w:spacing w:before="20" w:after="20"/>
-            </w:pPr>
-            <w:r>
-              <w:rPr>
-                <w:rFonts w:ascii="Aptos" w:hAnsi="Aptos"/>
-                <w:sz w:val="22"/>
-              </w:rPr>
-              <w:t>16. Od 70% - db</w:t>
-            </w:r>
-          </w:p>
-          <w:p>
-            <w:pPr>
-              <w:spacing w:before="20" w:after="20"/>
-            </w:pPr>
-            <w:r>
-              <w:rPr>
-                <w:rFonts w:ascii="Aptos" w:hAnsi="Aptos"/>
-                <w:sz w:val="22"/>
-              </w:rPr>
-              <w:t>17. Od 80% - db+</w:t>
-            </w:r>
-          </w:p>
-          <w:p>
-            <w:pPr>
-              <w:spacing w:before="20" w:after="20"/>
-            </w:pPr>
-            <w:r>
-              <w:rPr>
-                <w:rFonts w:ascii="Aptos" w:hAnsi="Aptos"/>
-                <w:sz w:val="22"/>
-              </w:rPr>
-              <w:t>18. Od 90% - bdb</w:t>
+              <w:t>1. kolokwium końcowe</w:t>
+            </w:r>
+          </w:p>
+          <w:p>
+            <w:pPr>
+              <w:spacing w:before="20" w:after="20"/>
+            </w:pPr>
+            <w:r>
+              <w:rPr>
+                <w:rFonts w:ascii="Aptos" w:hAnsi="Aptos"/>
+                <w:sz w:val="22"/>
+              </w:rPr>
+              <w:t>2. raport z wykonanego zadania</w:t>
             </w:r>
           </w:p>
         </w:tc>
@@ -5258,7 +4940,7 @@
                 <w:i w:val="0"/>
                 <w:sz w:val="22"/>
               </w:rPr>
-              <w:t>Studium przypadków; Zadania problemowe; Kryteria oceny; Kolokwium pisemne.; Skala ocen:; Poniżej 50% - ndst; Od 50% - dst; Od 60% - dst+; Od 70% - db; Od 80% - db+; Od 90% - bdb; Skala ocen:; Poniżej 50% - ndst; Od 50% - dst; Od 60% - dst+; Od 70% - db; Od 80% - db+; Od 90% - bdb</w:t>
+              <w:t>kolokwium końcowe; raport z wykonanego zadania</w:t>
             </w:r>
           </w:p>
         </w:tc>
@@ -5316,7 +4998,7 @@
                 <w:i w:val="0"/>
                 <w:sz w:val="22"/>
               </w:rPr>
-              <w:t>Studium przypadków; Zadania problemowe; Kryteria oceny; Kolokwium pisemne.; Skala ocen:; Poniżej 50% - ndst; Od 50% - dst; Od 60% - dst+; Od 70% - db; Od 80% - db+; Od 90% - bdb; Skala ocen:; Poniżej 50% - ndst; Od 50% - dst; Od 60% - dst+; Od 70% - db; Od 80% - db+; Od 90% - bdb</w:t>
+              <w:t>kolokwium końcowe; raport z wykonanego zadania</w:t>
             </w:r>
           </w:p>
         </w:tc>
@@ -5374,7 +5056,7 @@
                 <w:i w:val="0"/>
                 <w:sz w:val="22"/>
               </w:rPr>
-              <w:t>Studium przypadków; Zadania problemowe; Kryteria oceny; Kolokwium pisemne.; Skala ocen:; Poniżej 50% - ndst; Od 50% - dst; Od 60% - dst+; Od 70% - db; Od 80% - db+; Od 90% - bdb; Skala ocen:; Poniżej 50% - ndst; Od 50% - dst; Od 60% - dst+; Od 70% - db; Od 80% - db+; Od 90% - bdb</w:t>
+              <w:t>kolokwium końcowe; raport z wykonanego zadania</w:t>
             </w:r>
           </w:p>
         </w:tc>
@@ -5432,7 +5114,7 @@
                 <w:i w:val="0"/>
                 <w:sz w:val="22"/>
               </w:rPr>
-              <w:t>Studium przypadków; Zadania problemowe; Kryteria oceny; Kolokwium pisemne.; Skala ocen:; Poniżej 50% - ndst; Od 50% - dst; Od 60% - dst+; Od 70% - db; Od 80% - db+; Od 90% - bdb; Skala ocen:; Poniżej 50% - ndst; Od 50% - dst; Od 60% - dst+; Od 70% - db; Od 80% - db+; Od 90% - bdb</w:t>
+              <w:t>kolokwium końcowe; raport z wykonanego zadania</w:t>
             </w:r>
           </w:p>
         </w:tc>
@@ -5490,7 +5172,7 @@
                 <w:i w:val="0"/>
                 <w:sz w:val="22"/>
               </w:rPr>
-              <w:t>Studium przypadków; Zadania problemowe; Kryteria oceny; Kolokwium pisemne.; Skala ocen:; Poniżej 50% - ndst; Od 50% - dst; Od 60% - dst+; Od 70% - db; Od 80% - db+; Od 90% - bdb; Skala ocen:; Poniżej 50% - ndst; Od 50% - dst; Od 60% - dst+; Od 70% - db; Od 80% - db+; Od 90% - bdb</w:t>
+              <w:t>kolokwium końcowe; raport z wykonanego zadania</w:t>
             </w:r>
           </w:p>
         </w:tc>
@@ -5548,7 +5230,7 @@
                 <w:i w:val="0"/>
                 <w:sz w:val="22"/>
               </w:rPr>
-              <w:t>Studium przypadków; Zadania problemowe; Kryteria oceny; Kolokwium pisemne.; Skala ocen:; Poniżej 50% - ndst; Od 50% - dst; Od 60% - dst+; Od 70% - db; Od 80% - db+; Od 90% - bdb; Skala ocen:; Poniżej 50% - ndst; Od 50% - dst; Od 60% - dst+; Od 70% - db; Od 80% - db+; Od 90% - bdb</w:t>
+              <w:t>kolokwium końcowe; raport z wykonanego zadania</w:t>
             </w:r>
           </w:p>
         </w:tc>
@@ -5606,7 +5288,7 @@
                 <w:i w:val="0"/>
                 <w:sz w:val="22"/>
               </w:rPr>
-              <w:t>Studium przypadków; Zadania problemowe; Kryteria oceny; Kolokwium pisemne.; Skala ocen:; Poniżej 50% - ndst; Od 50% - dst; Od 60% - dst+; Od 70% - db; Od 80% - db+; Od 90% - bdb; Skala ocen:; Poniżej 50% - ndst; Od 50% - dst; Od 60% - dst+; Od 70% - db; Od 80% - db+; Od 90% - bdb</w:t>
+              <w:t>kolokwium końcowe; raport z wykonanego zadania</w:t>
             </w:r>
           </w:p>
         </w:tc>
@@ -5664,7 +5346,7 @@
                 <w:i w:val="0"/>
                 <w:sz w:val="22"/>
               </w:rPr>
-              <w:t>Studium przypadków; Zadania problemowe; Kryteria oceny; Kolokwium pisemne.; Skala ocen:; Poniżej 50% - ndst; Od 50% - dst; Od 60% - dst+; Od 70% - db; Od 80% - db+; Od 90% - bdb; Skala ocen:; Poniżej 50% - ndst; Od 50% - dst; Od 60% - dst+; Od 70% - db; Od 80% - db+; Od 90% - bdb</w:t>
+              <w:t>kolokwium końcowe; raport z wykonanego zadania</w:t>
             </w:r>
           </w:p>
         </w:tc>
@@ -5722,7 +5404,7 @@
                 <w:i w:val="0"/>
                 <w:sz w:val="22"/>
               </w:rPr>
-              <w:t>Studium przypadków; Zadania problemowe; Kryteria oceny; Kolokwium pisemne.; Skala ocen:; Poniżej 50% - ndst; Od 50% - dst; Od 60% - dst+; Od 70% - db; Od 80% - db+; Od 90% - bdb; Skala ocen:; Poniżej 50% - ndst; Od 50% - dst; Od 60% - dst+; Od 70% - db; Od 80% - db+; Od 90% - bdb</w:t>
+              <w:t>kolokwium końcowe; raport z wykonanego zadania</w:t>
             </w:r>
           </w:p>
         </w:tc>
@@ -5780,7 +5462,7 @@
                 <w:i w:val="0"/>
                 <w:sz w:val="22"/>
               </w:rPr>
-              <w:t>Studium przypadków; Zadania problemowe; Kryteria oceny; Kolokwium pisemne.; Skala ocen:; Poniżej 50% - ndst; Od 50% - dst; Od 60% - dst+; Od 70% - db; Od 80% - db+; Od 90% - bdb; Skala ocen:; Poniżej 50% - ndst; Od 50% - dst; Od 60% - dst+; Od 70% - db; Od 80% - db+; Od 90% - bdb</w:t>
+              <w:t>kolokwium końcowe; raport z wykonanego zadania</w:t>
             </w:r>
           </w:p>
         </w:tc>
@@ -5838,7 +5520,7 @@
                 <w:i w:val="0"/>
                 <w:sz w:val="22"/>
               </w:rPr>
-              <w:t>Studium przypadków; Zadania problemowe; Kryteria oceny; Kolokwium pisemne.; Skala ocen:; Poniżej 50% - ndst; Od 50% - dst; Od 60% - dst+; Od 70% - db; Od 80% - db+; Od 90% - bdb; Skala ocen:; Poniżej 50% - ndst; Od 50% - dst; Od 60% - dst+; Od 70% - db; Od 80% - db+; Od 90% - bdb</w:t>
+              <w:t>kolokwium końcowe; raport z wykonanego zadania</w:t>
             </w:r>
           </w:p>
         </w:tc>
@@ -5896,7 +5578,7 @@
                 <w:i w:val="0"/>
                 <w:sz w:val="22"/>
               </w:rPr>
-              <w:t>Studium przypadków; Zadania problemowe; Kryteria oceny; Kolokwium pisemne.; Skala ocen:; Poniżej 50% - ndst; Od 50% - dst; Od 60% - dst+; Od 70% - db; Od 80% - db+; Od 90% - bdb; Skala ocen:; Poniżej 50% - ndst; Od 50% - dst; Od 60% - dst+; Od 70% - db; Od 80% - db+; Od 90% - bdb</w:t>
+              <w:t>kolokwium końcowe; raport z wykonanego zadania</w:t>
             </w:r>
           </w:p>
         </w:tc>
@@ -5954,7 +5636,7 @@
                 <w:i w:val="0"/>
                 <w:sz w:val="22"/>
               </w:rPr>
-              <w:t>Studium przypadków; Zadania problemowe; Kryteria oceny; Kolokwium pisemne.; Skala ocen:; Poniżej 50% - ndst; Od 50% - dst; Od 60% - dst+; Od 70% - db; Od 80% - db+; Od 90% - bdb; Skala ocen:; Poniżej 50% - ndst; Od 50% - dst; Od 60% - dst+; Od 70% - db; Od 80% - db+; Od 90% - bdb</w:t>
+              <w:t>kolokwium końcowe; raport z wykonanego zadania</w:t>
             </w:r>
           </w:p>
         </w:tc>
@@ -6012,7 +5694,7 @@
                 <w:i w:val="0"/>
                 <w:sz w:val="22"/>
               </w:rPr>
-              <w:t>Studium przypadków; Zadania problemowe; Kryteria oceny; Kolokwium pisemne.; Skala ocen:; Poniżej 50% - ndst; Od 50% - dst; Od 60% - dst+; Od 70% - db; Od 80% - db+; Od 90% - bdb; Skala ocen:; Poniżej 50% - ndst; Od 50% - dst; Od 60% - dst+; Od 70% - db; Od 80% - db+; Od 90% - bdb</w:t>
+              <w:t>kolokwium końcowe; raport z wykonanego zadania</w:t>
             </w:r>
           </w:p>
         </w:tc>
@@ -6070,7 +5752,7 @@
                 <w:i w:val="0"/>
                 <w:sz w:val="22"/>
               </w:rPr>
-              <w:t>Studium przypadków; Zadania problemowe; Kryteria oceny; Kolokwium pisemne.; Skala ocen:; Poniżej 50% - ndst; Od 50% - dst; Od 60% - dst+; Od 70% - db; Od 80% - db+; Od 90% - bdb; Skala ocen:; Poniżej 50% - ndst; Od 50% - dst; Od 60% - dst+; Od 70% - db; Od 80% - db+; Od 90% - bdb</w:t>
+              <w:t>kolokwium końcowe; raport z wykonanego zadania</w:t>
             </w:r>
           </w:p>
         </w:tc>
@@ -6128,7 +5810,7 @@
                 <w:i w:val="0"/>
                 <w:sz w:val="22"/>
               </w:rPr>
-              <w:t>Studium przypadków; Zadania problemowe; Kryteria oceny; Kolokwium pisemne.; Skala ocen:; Poniżej 50% - ndst; Od 50% - dst; Od 60% - dst+; Od 70% - db; Od 80% - db+; Od 90% - bdb; Skala ocen:; Poniżej 50% - ndst; Od 50% - dst; Od 60% - dst+; Od 70% - db; Od 80% - db+; Od 90% - bdb</w:t>
+              <w:t>kolokwium końcowe; raport z wykonanego zadania</w:t>
             </w:r>
           </w:p>
         </w:tc>
@@ -6186,7 +5868,7 @@
                 <w:i w:val="0"/>
                 <w:sz w:val="22"/>
               </w:rPr>
-              <w:t>Studium przypadków; Zadania problemowe; Kryteria oceny; Kolokwium pisemne.; Skala ocen:; Poniżej 50% - ndst; Od 50% - dst; Od 60% - dst+; Od 70% - db; Od 80% - db+; Od 90% - bdb; Skala ocen:; Poniżej 50% - ndst; Od 50% - dst; Od 60% - dst+; Od 70% - db; Od 80% - db+; Od 90% - bdb</w:t>
+              <w:t>kolokwium końcowe; raport z wykonanego zadania</w:t>
             </w:r>
           </w:p>
         </w:tc>
@@ -6244,7 +5926,7 @@
                 <w:i w:val="0"/>
                 <w:sz w:val="22"/>
               </w:rPr>
-              <w:t>Studium przypadków; Zadania problemowe; Kryteria oceny; Kolokwium pisemne.; Skala ocen:; Poniżej 50% - ndst; Od 50% - dst; Od 60% - dst+; Od 70% - db; Od 80% - db+; Od 90% - bdb; Skala ocen:; Poniżej 50% - ndst; Od 50% - dst; Od 60% - dst+; Od 70% - db; Od 80% - db+; Od 90% - bdb</w:t>
+              <w:t>kolokwium końcowe; raport z wykonanego zadania</w:t>
             </w:r>
           </w:p>
         </w:tc>
@@ -6302,7 +5984,7 @@
                 <w:i w:val="0"/>
                 <w:sz w:val="22"/>
               </w:rPr>
-              <w:t>Studium przypadków; Zadania problemowe; Kryteria oceny; Kolokwium pisemne.; Skala ocen:; Poniżej 50% - ndst; Od 50% - dst; Od 60% - dst+; Od 70% - db; Od 80% - db+; Od 90% - bdb; Skala ocen:; Poniżej 50% - ndst; Od 50% - dst; Od 60% - dst+; Od 70% - db; Od 80% - db+; Od 90% - bdb</w:t>
+              <w:t>kolokwium końcowe; raport z wykonanego zadania</w:t>
             </w:r>
           </w:p>
         </w:tc>
@@ -6360,7 +6042,7 @@
                 <w:i w:val="0"/>
                 <w:sz w:val="22"/>
               </w:rPr>
-              <w:t>Studium przypadków; Zadania problemowe; Kryteria oceny; Kolokwium pisemne.; Skala ocen:; Poniżej 50% - ndst; Od 50% - dst; Od 60% - dst+; Od 70% - db; Od 80% - db+; Od 90% - bdb; Skala ocen:; Poniżej 50% - ndst; Od 50% - dst; Od 60% - dst+; Od 70% - db; Od 80% - db+; Od 90% - bdb</w:t>
+              <w:t>kolokwium końcowe; raport z wykonanego zadania</w:t>
             </w:r>
           </w:p>
         </w:tc>
@@ -6418,7 +6100,7 @@
                 <w:i w:val="0"/>
                 <w:sz w:val="22"/>
               </w:rPr>
-              <w:t>Studium przypadków; Zadania problemowe; Kryteria oceny; Kolokwium pisemne.; Skala ocen:; Poniżej 50% - ndst; Od 50% - dst; Od 60% - dst+; Od 70% - db; Od 80% - db+; Od 90% - bdb; Skala ocen:; Poniżej 50% - ndst; Od 50% - dst; Od 60% - dst+; Od 70% - db; Od 80% - db+; Od 90% - bdb</w:t>
+              <w:t>kolokwium końcowe; raport z wykonanego zadania</w:t>
             </w:r>
           </w:p>
         </w:tc>
@@ -6476,7 +6158,7 @@
                 <w:i w:val="0"/>
                 <w:sz w:val="22"/>
               </w:rPr>
-              <w:t>Studium przypadków; Zadania problemowe; Kryteria oceny; Kolokwium pisemne.; Skala ocen:; Poniżej 50% - ndst; Od 50% - dst; Od 60% - dst+; Od 70% - db; Od 80% - db+; Od 90% - bdb; Skala ocen:; Poniżej 50% - ndst; Od 50% - dst; Od 60% - dst+; Od 70% - db; Od 80% - db+; Od 90% - bdb</w:t>
+              <w:t>kolokwium końcowe; raport z wykonanego zadania</w:t>
             </w:r>
           </w:p>
         </w:tc>
@@ -6534,7 +6216,7 @@
                 <w:i w:val="0"/>
                 <w:sz w:val="22"/>
               </w:rPr>
-              <w:t>Studium przypadków; Zadania problemowe; Kryteria oceny; Kolokwium pisemne.; Skala ocen:; Poniżej 50% - ndst; Od 50% - dst; Od 60% - dst+; Od 70% - db; Od 80% - db+; Od 90% - bdb; Skala ocen:; Poniżej 50% - ndst; Od 50% - dst; Od 60% - dst+; Od 70% - db; Od 80% - db+; Od 90% - bdb</w:t>
+              <w:t>kolokwium końcowe; raport z wykonanego zadania</w:t>
             </w:r>
           </w:p>
         </w:tc>
@@ -6592,7 +6274,7 @@
                 <w:i w:val="0"/>
                 <w:sz w:val="22"/>
               </w:rPr>
-              <w:t>Studium przypadków; Zadania problemowe; Kryteria oceny; Kolokwium pisemne.; Skala ocen:; Poniżej 50% - ndst; Od 50% - dst; Od 60% - dst+; Od 70% - db; Od 80% - db+; Od 90% - bdb; Skala ocen:; Poniżej 50% - ndst; Od 50% - dst; Od 60% - dst+; Od 70% - db; Od 80% - db+; Od 90% - bdb</w:t>
+              <w:t>kolokwium końcowe; raport z wykonanego zadania</w:t>
             </w:r>
           </w:p>
         </w:tc>
@@ -6650,7 +6332,7 @@
                 <w:i w:val="0"/>
                 <w:sz w:val="22"/>
               </w:rPr>
-              <w:t>Studium przypadków; Zadania problemowe; Kryteria oceny; Kolokwium pisemne.; Skala ocen:; Poniżej 50% - ndst; Od 50% - dst; Od 60% - dst+; Od 70% - db; Od 80% - db+; Od 90% - bdb; Skala ocen:; Poniżej 50% - ndst; Od 50% - dst; Od 60% - dst+; Od 70% - db; Od 80% - db+; Od 90% - bdb</w:t>
+              <w:t>kolokwium końcowe; raport z wykonanego zadania</w:t>
             </w:r>
           </w:p>
         </w:tc>
@@ -6708,7 +6390,7 @@
                 <w:i w:val="0"/>
                 <w:sz w:val="22"/>
               </w:rPr>
-              <w:t>Studium przypadków; Zadania problemowe; Kryteria oceny; Kolokwium pisemne.; Skala ocen:; Poniżej 50% - ndst; Od 50% - dst; Od 60% - dst+; Od 70% - db; Od 80% - db+; Od 90% - bdb; Skala ocen:; Poniżej 50% - ndst; Od 50% - dst; Od 60% - dst+; Od 70% - db; Od 80% - db+; Od 90% - bdb</w:t>
+              <w:t>kolokwium końcowe; raport z wykonanego zadania</w:t>
             </w:r>
           </w:p>
         </w:tc>
@@ -6766,7 +6448,7 @@
                 <w:i w:val="0"/>
                 <w:sz w:val="22"/>
               </w:rPr>
-              <w:t>Studium przypadków; Zadania problemowe; Kryteria oceny; Kolokwium pisemne.; Skala ocen:; Poniżej 50% - ndst; Od 50% - dst; Od 60% - dst+; Od 70% - db; Od 80% - db+; Od 90% - bdb; Skala ocen:; Poniżej 50% - ndst; Od 50% - dst; Od 60% - dst+; Od 70% - db; Od 80% - db+; Od 90% - bdb</w:t>
+              <w:t>kolokwium końcowe; raport z wykonanego zadania</w:t>
             </w:r>
           </w:p>
         </w:tc>
@@ -6824,7 +6506,7 @@
                 <w:i w:val="0"/>
                 <w:sz w:val="22"/>
               </w:rPr>
-              <w:t>Studium przypadków; Zadania problemowe; Kryteria oceny; Kolokwium pisemne.; Skala ocen:; Poniżej 50% - ndst; Od 50% - dst; Od 60% - dst+; Od 70% - db; Od 80% - db+; Od 90% - bdb; Skala ocen:; Poniżej 50% - ndst; Od 50% - dst; Od 60% - dst+; Od 70% - db; Od 80% - db+; Od 90% - bdb</w:t>
+              <w:t>kolokwium końcowe; raport z wykonanego zadania</w:t>
             </w:r>
           </w:p>
         </w:tc>
@@ -6882,7 +6564,7 @@
                 <w:i w:val="0"/>
                 <w:sz w:val="22"/>
               </w:rPr>
-              <w:t>Studium przypadków; Zadania problemowe; Kryteria oceny; Kolokwium pisemne.; Skala ocen:; Poniżej 50% - ndst; Od 50% - dst; Od 60% - dst+; Od 70% - db; Od 80% - db+; Od 90% - bdb; Skala ocen:; Poniżej 50% - ndst; Od 50% - dst; Od 60% - dst+; Od 70% - db; Od 80% - db+; Od 90% - bdb</w:t>
+              <w:t>kolokwium końcowe; raport z wykonanego zadania</w:t>
             </w:r>
           </w:p>
         </w:tc>
@@ -6940,7 +6622,7 @@
                 <w:i w:val="0"/>
                 <w:sz w:val="22"/>
               </w:rPr>
-              <w:t>Studium przypadków; Zadania problemowe; Kryteria oceny; Kolokwium pisemne.; Skala ocen:; Poniżej 50% - ndst; Od 50% - dst; Od 60% - dst+; Od 70% - db; Od 80% - db+; Od 90% - bdb; Skala ocen:; Poniżej 50% - ndst; Od 50% - dst; Od 60% - dst+; Od 70% - db; Od 80% - db+; Od 90% - bdb</w:t>
+              <w:t>kolokwium końcowe; raport z wykonanego zadania</w:t>
             </w:r>
           </w:p>
         </w:tc>
@@ -6998,7 +6680,7 @@
                 <w:i w:val="0"/>
                 <w:sz w:val="22"/>
               </w:rPr>
-              <w:t>Studium przypadków; Zadania problemowe; Kryteria oceny; Kolokwium pisemne.; Skala ocen:; Poniżej 50% - ndst; Od 50% - dst; Od 60% - dst+; Od 70% - db; Od 80% - db+; Od 90% - bdb; Skala ocen:; Poniżej 50% - ndst; Od 50% - dst; Od 60% - dst+; Od 70% - db; Od 80% - db+; Od 90% - bdb</w:t>
+              <w:t>kolokwium końcowe; raport z wykonanego zadania</w:t>
             </w:r>
           </w:p>
         </w:tc>
@@ -7056,7 +6738,7 @@
                 <w:i w:val="0"/>
                 <w:sz w:val="22"/>
               </w:rPr>
-              <w:t>Studium przypadków; Zadania problemowe; Kryteria oceny; Kolokwium pisemne.; Skala ocen:; Poniżej 50% - ndst; Od 50% - dst; Od 60% - dst+; Od 70% - db; Od 80% - db+; Od 90% - bdb; Skala ocen:; Poniżej 50% - ndst; Od 50% - dst; Od 60% - dst+; Od 70% - db; Od 80% - db+; Od 90% - bdb</w:t>
+              <w:t>kolokwium końcowe; raport z wykonanego zadania</w:t>
             </w:r>
           </w:p>
         </w:tc>
@@ -7114,7 +6796,7 @@
                 <w:i w:val="0"/>
                 <w:sz w:val="22"/>
               </w:rPr>
-              <w:t>Studium przypadków; Zadania problemowe; Kryteria oceny; Kolokwium pisemne.; Skala ocen:; Poniżej 50% - ndst; Od 50% - dst; Od 60% - dst+; Od 70% - db; Od 80% - db+; Od 90% - bdb; Skala ocen:; Poniżej 50% - ndst; Od 50% - dst; Od 60% - dst+; Od 70% - db; Od 80% - db+; Od 90% - bdb</w:t>
+              <w:t>kolokwium końcowe; raport z wykonanego zadania</w:t>
             </w:r>
           </w:p>
         </w:tc>
@@ -7172,7 +6854,7 @@
                 <w:i w:val="0"/>
                 <w:sz w:val="22"/>
               </w:rPr>
-              <w:t>Studium przypadków; Zadania problemowe; Kryteria oceny; Kolokwium pisemne.; Skala ocen:; Poniżej 50% - ndst; Od 50% - dst; Od 60% - dst+; Od 70% - db; Od 80% - db+; Od 90% - bdb; Skala ocen:; Poniżej 50% - ndst; Od 50% - dst; Od 60% - dst+; Od 70% - db; Od 80% - db+; Od 90% - bdb</w:t>
+              <w:t>kolokwium końcowe; raport z wykonanego zadania</w:t>
             </w:r>
           </w:p>
         </w:tc>
@@ -7230,7 +6912,7 @@
                 <w:i w:val="0"/>
                 <w:sz w:val="22"/>
               </w:rPr>
-              <w:t>Studium przypadków; Zadania problemowe; Kryteria oceny; Kolokwium pisemne.; Skala ocen:; Poniżej 50% - ndst; Od 50% - dst; Od 60% - dst+; Od 70% - db; Od 80% - db+; Od 90% - bdb; Skala ocen:; Poniżej 50% - ndst; Od 50% - dst; Od 60% - dst+; Od 70% - db; Od 80% - db+; Od 90% - bdb</w:t>
+              <w:t>kolokwium końcowe; raport z wykonanego zadania</w:t>
             </w:r>
           </w:p>
         </w:tc>
@@ -7288,7 +6970,7 @@
                 <w:i w:val="0"/>
                 <w:sz w:val="22"/>
               </w:rPr>
-              <w:t>Studium przypadków; Zadania problemowe; Kryteria oceny; Kolokwium pisemne.; Skala ocen:; Poniżej 50% - ndst; Od 50% - dst; Od 60% - dst+; Od 70% - db; Od 80% - db+; Od 90% - bdb; Skala ocen:; Poniżej 50% - ndst; Od 50% - dst; Od 60% - dst+; Od 70% - db; Od 80% - db+; Od 90% - bdb</w:t>
+              <w:t>kolokwium końcowe; raport z wykonanego zadania</w:t>
             </w:r>
           </w:p>
         </w:tc>
@@ -7346,7 +7028,7 @@
                 <w:i w:val="0"/>
                 <w:sz w:val="22"/>
               </w:rPr>
-              <w:t>Studium przypadków; Zadania problemowe; Kryteria oceny; Kolokwium pisemne.; Skala ocen:; Poniżej 50% - ndst; Od 50% - dst; Od 60% - dst+; Od 70% - db; Od 80% - db+; Od 90% - bdb; Skala ocen:; Poniżej 50% - ndst; Od 50% - dst; Od 60% - dst+; Od 70% - db; Od 80% - db+; Od 90% - bdb</w:t>
+              <w:t>kolokwium końcowe; raport z wykonanego zadania</w:t>
             </w:r>
           </w:p>
         </w:tc>
@@ -7404,7 +7086,7 @@
                 <w:i w:val="0"/>
                 <w:sz w:val="22"/>
               </w:rPr>
-              <w:t>Studium przypadków; Zadania problemowe; Kryteria oceny; Kolokwium pisemne.; Skala ocen:; Poniżej 50% - ndst; Od 50% - dst; Od 60% - dst+; Od 70% - db; Od 80% - db+; Od 90% - bdb; Skala ocen:; Poniżej 50% - ndst; Od 50% - dst; Od 60% - dst+; Od 70% - db; Od 80% - db+; Od 90% - bdb</w:t>
+              <w:t>kolokwium końcowe; raport z wykonanego zadania</w:t>
             </w:r>
           </w:p>
         </w:tc>
@@ -7462,7 +7144,7 @@
                 <w:i w:val="0"/>
                 <w:sz w:val="22"/>
               </w:rPr>
-              <w:t>Studium przypadków; Zadania problemowe; Kryteria oceny; Kolokwium pisemne.; Skala ocen:; Poniżej 50% - ndst; Od 50% - dst; Od 60% - dst+; Od 70% - db; Od 80% - db+; Od 90% - bdb; Skala ocen:; Poniżej 50% - ndst; Od 50% - dst; Od 60% - dst+; Od 70% - db; Od 80% - db+; Od 90% - bdb</w:t>
+              <w:t>kolokwium końcowe; raport z wykonanego zadania</w:t>
             </w:r>
           </w:p>
         </w:tc>
@@ -7520,7 +7202,7 @@
                 <w:i w:val="0"/>
                 <w:sz w:val="22"/>
               </w:rPr>
-              <w:t>Studium przypadków; Zadania problemowe; Kryteria oceny; Kolokwium pisemne.; Skala ocen:; Poniżej 50% - ndst; Od 50% - dst; Od 60% - dst+; Od 70% - db; Od 80% - db+; Od 90% - bdb; Skala ocen:; Poniżej 50% - ndst; Od 50% - dst; Od 60% - dst+; Od 70% - db; Od 80% - db+; Od 90% - bdb</w:t>
+              <w:t>kolokwium końcowe; raport z wykonanego zadania</w:t>
             </w:r>
           </w:p>
         </w:tc>
@@ -7578,7 +7260,7 @@
                 <w:i w:val="0"/>
                 <w:sz w:val="22"/>
               </w:rPr>
-              <w:t>Studium przypadków; Zadania problemowe; Kryteria oceny; Kolokwium pisemne.; Skala ocen:; Poniżej 50% - ndst; Od 50% - dst; Od 60% - dst+; Od 70% - db; Od 80% - db+; Od 90% - bdb; Skala ocen:; Poniżej 50% - ndst; Od 50% - dst; Od 60% - dst+; Od 70% - db; Od 80% - db+; Od 90% - bdb</w:t>
+              <w:t>kolokwium końcowe; raport z wykonanego zadania</w:t>
             </w:r>
           </w:p>
         </w:tc>
@@ -7636,7 +7318,7 @@
                 <w:i w:val="0"/>
                 <w:sz w:val="22"/>
               </w:rPr>
-              <w:t>Studium przypadków; Zadania problemowe; Kryteria oceny; Kolokwium pisemne.; Skala ocen:; Poniżej 50% - ndst; Od 50% - dst; Od 60% - dst+; Od 70% - db; Od 80% - db+; Od 90% - bdb; Skala ocen:; Poniżej 50% - ndst; Od 50% - dst; Od 60% - dst+; Od 70% - db; Od 80% - db+; Od 90% - bdb</w:t>
+              <w:t>kolokwium końcowe; raport z wykonanego zadania</w:t>
             </w:r>
           </w:p>
         </w:tc>
@@ -7694,7 +7376,7 @@
                 <w:i w:val="0"/>
                 <w:sz w:val="22"/>
               </w:rPr>
-              <w:t>Studium przypadków; Zadania problemowe; Kryteria oceny; Kolokwium pisemne.; Skala ocen:; Poniżej 50% - ndst; Od 50% - dst; Od 60% - dst+; Od 70% - db; Od 80% - db+; Od 90% - bdb; Skala ocen:; Poniżej 50% - ndst; Od 50% - dst; Od 60% - dst+; Od 70% - db; Od 80% - db+; Od 90% - bdb</w:t>
+              <w:t>kolokwium końcowe; raport z wykonanego zadania</w:t>
             </w:r>
           </w:p>
         </w:tc>
@@ -7752,7 +7434,7 @@
                 <w:i w:val="0"/>
                 <w:sz w:val="22"/>
               </w:rPr>
-              <w:t>Studium przypadków; Zadania problemowe; Kryteria oceny; Kolokwium pisemne.; Skala ocen:; Poniżej 50% - ndst; Od 50% - dst; Od 60% - dst+; Od 70% - db; Od 80% - db+; Od 90% - bdb; Skala ocen:; Poniżej 50% - ndst; Od 50% - dst; Od 60% - dst+; Od 70% - db; Od 80% - db+; Od 90% - bdb</w:t>
+              <w:t>kolokwium końcowe; raport z wykonanego zadania</w:t>
             </w:r>
           </w:p>
         </w:tc>
@@ -7810,7 +7492,7 @@
                 <w:i w:val="0"/>
                 <w:sz w:val="22"/>
               </w:rPr>
-              <w:t>Studium przypadków; Zadania problemowe; Kryteria oceny; Kolokwium pisemne.; Skala ocen:; Poniżej 50% - ndst; Od 50% - dst; Od 60% - dst+; Od 70% - db; Od 80% - db+; Od 90% - bdb; Skala ocen:; Poniżej 50% - ndst; Od 50% - dst; Od 60% - dst+; Od 70% - db; Od 80% - db+; Od 90% - bdb</w:t>
+              <w:t>kolokwium końcowe; raport z wykonanego zadania</w:t>
             </w:r>
           </w:p>
         </w:tc>
@@ -7868,7 +7550,7 @@
                 <w:i w:val="0"/>
                 <w:sz w:val="22"/>
               </w:rPr>
-              <w:t>Studium przypadków; Zadania problemowe; Kryteria oceny; Kolokwium pisemne.; Skala ocen:; Poniżej 50% - ndst; Od 50% - dst; Od 60% - dst+; Od 70% - db; Od 80% - db+; Od 90% - bdb; Skala ocen:; Poniżej 50% - ndst; Od 50% - dst; Od 60% - dst+; Od 70% - db; Od 80% - db+; Od 90% - bdb</w:t>
+              <w:t>kolokwium końcowe; raport z wykonanego zadania</w:t>
             </w:r>
           </w:p>
         </w:tc>
@@ -7926,7 +7608,7 @@
                 <w:i w:val="0"/>
                 <w:sz w:val="22"/>
               </w:rPr>
-              <w:t>Studium przypadków; Zadania problemowe; Kryteria oceny; Kolokwium pisemne.; Skala ocen:; Poniżej 50% - ndst; Od 50% - dst; Od 60% - dst+; Od 70% - db; Od 80% - db+; Od 90% - bdb; Skala ocen:; Poniżej 50% - ndst; Od 50% - dst; Od 60% - dst+; Od 70% - db; Od 80% - db+; Od 90% - bdb</w:t>
+              <w:t>kolokwium końcowe; raport z wykonanego zadania</w:t>
             </w:r>
           </w:p>
         </w:tc>
@@ -7984,7 +7666,7 @@
                 <w:i w:val="0"/>
                 <w:sz w:val="22"/>
               </w:rPr>
-              <w:t>Studium przypadków; Zadania problemowe; Kryteria oceny; Kolokwium pisemne.; Skala ocen:; Poniżej 50% - ndst; Od 50% - dst; Od 60% - dst+; Od 70% - db; Od 80% - db+; Od 90% - bdb; Skala ocen:; Poniżej 50% - ndst; Od 50% - dst; Od 60% - dst+; Od 70% - db; Od 80% - db+; Od 90% - bdb</w:t>
+              <w:t>kolokwium końcowe; raport z wykonanego zadania</w:t>
             </w:r>
           </w:p>
         </w:tc>
@@ -8042,7 +7724,7 @@
                 <w:i w:val="0"/>
                 <w:sz w:val="22"/>
               </w:rPr>
-              <w:t>Studium przypadków; Zadania problemowe; Kryteria oceny; Kolokwium pisemne.; Skala ocen:; Poniżej 50% - ndst; Od 50% - dst; Od 60% - dst+; Od 70% - db; Od 80% - db+; Od 90% - bdb; Skala ocen:; Poniżej 50% - ndst; Od 50% - dst; Od 60% - dst+; Od 70% - db; Od 80% - db+; Od 90% - bdb</w:t>
+              <w:t>kolokwium końcowe; raport z wykonanego zadania</w:t>
             </w:r>
           </w:p>
         </w:tc>
@@ -8100,7 +7782,7 @@
                 <w:i w:val="0"/>
                 <w:sz w:val="22"/>
               </w:rPr>
-              <w:t>Studium przypadków; Zadania problemowe; Kryteria oceny; Kolokwium pisemne.; Skala ocen:; Poniżej 50% - ndst; Od 50% - dst; Od 60% - dst+; Od 70% - db; Od 80% - db+; Od 90% - bdb; Skala ocen:; Poniżej 50% - ndst; Od 50% - dst; Od 60% - dst+; Od 70% - db; Od 80% - db+; Od 90% - bdb</w:t>
+              <w:t>kolokwium końcowe; raport z wykonanego zadania</w:t>
             </w:r>
           </w:p>
         </w:tc>
@@ -8158,7 +7840,7 @@
                 <w:i w:val="0"/>
                 <w:sz w:val="22"/>
               </w:rPr>
-              <w:t>Studium przypadków; Zadania problemowe; Kryteria oceny; Kolokwium pisemne.; Skala ocen:; Poniżej 50% - ndst; Od 50% - dst; Od 60% - dst+; Od 70% - db; Od 80% - db+; Od 90% - bdb; Skala ocen:; Poniżej 50% - ndst; Od 50% - dst; Od 60% - dst+; Od 70% - db; Od 80% - db+; Od 90% - bdb</w:t>
+              <w:t>kolokwium końcowe; raport z wykonanego zadania</w:t>
             </w:r>
           </w:p>
         </w:tc>
@@ -8216,7 +7898,7 @@
                 <w:i w:val="0"/>
                 <w:sz w:val="22"/>
               </w:rPr>
-              <w:t>Studium przypadków; Zadania problemowe; Kryteria oceny; Kolokwium pisemne.; Skala ocen:; Poniżej 50% - ndst; Od 50% - dst; Od 60% - dst+; Od 70% - db; Od 80% - db+; Od 90% - bdb; Skala ocen:; Poniżej 50% - ndst; Od 50% - dst; Od 60% - dst+; Od 70% - db; Od 80% - db+; Od 90% - bdb</w:t>
+              <w:t>kolokwium końcowe; raport z wykonanego zadania</w:t>
             </w:r>
           </w:p>
         </w:tc>
@@ -8274,7 +7956,7 @@
                 <w:i w:val="0"/>
                 <w:sz w:val="22"/>
               </w:rPr>
-              <w:t>Studium przypadków; Zadania problemowe; Kryteria oceny; Kolokwium pisemne.; Skala ocen:; Poniżej 50% - ndst; Od 50% - dst; Od 60% - dst+; Od 70% - db; Od 80% - db+; Od 90% - bdb; Skala ocen:; Poniżej 50% - ndst; Od 50% - dst; Od 60% - dst+; Od 70% - db; Od 80% - db+; Od 90% - bdb</w:t>
+              <w:t>kolokwium końcowe; raport z wykonanego zadania</w:t>
             </w:r>
           </w:p>
         </w:tc>
@@ -8332,7 +8014,7 @@
                 <w:i w:val="0"/>
                 <w:sz w:val="22"/>
               </w:rPr>
-              <w:t>Studium przypadków; Zadania problemowe; Kryteria oceny; Kolokwium pisemne.; Skala ocen:; Poniżej 50% - ndst; Od 50% - dst; Od 60% - dst+; Od 70% - db; Od 80% - db+; Od 90% - bdb; Skala ocen:; Poniżej 50% - ndst; Od 50% - dst; Od 60% - dst+; Od 70% - db; Od 80% - db+; Od 90% - bdb</w:t>
+              <w:t>kolokwium końcowe; raport z wykonanego zadania</w:t>
             </w:r>
           </w:p>
         </w:tc>
@@ -8390,7 +8072,7 @@
                 <w:i w:val="0"/>
                 <w:sz w:val="22"/>
               </w:rPr>
-              <w:t>Studium przypadków; Zadania problemowe; Kryteria oceny; Kolokwium pisemne.; Skala ocen:; Poniżej 50% - ndst; Od 50% - dst; Od 60% - dst+; Od 70% - db; Od 80% - db+; Od 90% - bdb; Skala ocen:; Poniżej 50% - ndst; Od 50% - dst; Od 60% - dst+; Od 70% - db; Od 80% - db+; Od 90% - bdb</w:t>
+              <w:t>kolokwium końcowe; raport z wykonanego zadania</w:t>
             </w:r>
           </w:p>
         </w:tc>
@@ -8448,7 +8130,7 @@
                 <w:i w:val="0"/>
                 <w:sz w:val="22"/>
               </w:rPr>
-              <w:t>Studium przypadków; Zadania problemowe; Kryteria oceny; Kolokwium pisemne.; Skala ocen:; Poniżej 50% - ndst; Od 50% - dst; Od 60% - dst+; Od 70% - db; Od 80% - db+; Od 90% - bdb; Skala ocen:; Poniżej 50% - ndst; Od 50% - dst; Od 60% - dst+; Od 70% - db; Od 80% - db+; Od 90% - bdb</w:t>
+              <w:t>kolokwium końcowe; raport z wykonanego zadania</w:t>
             </w:r>
           </w:p>
         </w:tc>
@@ -8506,7 +8188,7 @@
                 <w:i w:val="0"/>
                 <w:sz w:val="22"/>
               </w:rPr>
-              <w:t>Studium przypadków; Zadania problemowe; Kryteria oceny; Kolokwium pisemne.; Skala ocen:; Poniżej 50% - ndst; Od 50% - dst; Od 60% - dst+; Od 70% - db; Od 80% - db+; Od 90% - bdb; Skala ocen:; Poniżej 50% - ndst; Od 50% - dst; Od 60% - dst+; Od 70% - db; Od 80% - db+; Od 90% - bdb</w:t>
+              <w:t>kolokwium końcowe; raport z wykonanego zadania</w:t>
             </w:r>
           </w:p>
         </w:tc>
@@ -8564,7 +8246,7 @@
                 <w:i w:val="0"/>
                 <w:sz w:val="22"/>
               </w:rPr>
-              <w:t>Studium przypadków; Zadania problemowe; Kryteria oceny; Kolokwium pisemne.; Skala ocen:; Poniżej 50% - ndst; Od 50% - dst; Od 60% - dst+; Od 70% - db; Od 80% - db+; Od 90% - bdb; Skala ocen:; Poniżej 50% - ndst; Od 50% - dst; Od 60% - dst+; Od 70% - db; Od 80% - db+; Od 90% - bdb</w:t>
+              <w:t>kolokwium końcowe; raport z wykonanego zadania</w:t>
             </w:r>
           </w:p>
         </w:tc>
@@ -8622,7 +8304,7 @@
                 <w:i w:val="0"/>
                 <w:sz w:val="22"/>
               </w:rPr>
-              <w:t>Studium przypadków; Zadania problemowe; Kryteria oceny; Kolokwium pisemne.; Skala ocen:; Poniżej 50% - ndst; Od 50% - dst; Od 60% - dst+; Od 70% - db; Od 80% - db+; Od 90% - bdb; Skala ocen:; Poniżej 50% - ndst; Od 50% - dst; Od 60% - dst+; Od 70% - db; Od 80% - db+; Od 90% - bdb</w:t>
+              <w:t>kolokwium końcowe; raport z wykonanego zadania</w:t>
             </w:r>
           </w:p>
         </w:tc>
@@ -8680,7 +8362,7 @@
                 <w:i w:val="0"/>
                 <w:sz w:val="22"/>
               </w:rPr>
-              <w:t>Studium przypadków; Zadania problemowe; Kryteria oceny; Kolokwium pisemne.; Skala ocen:; Poniżej 50% - ndst; Od 50% - dst; Od 60% - dst+; Od 70% - db; Od 80% - db+; Od 90% - bdb; Skala ocen:; Poniżej 50% - ndst; Od 50% - dst; Od 60% - dst+; Od 70% - db; Od 80% - db+; Od 90% - bdb</w:t>
+              <w:t>kolokwium końcowe; raport z wykonanego zadania</w:t>
             </w:r>
           </w:p>
         </w:tc>
@@ -8738,7 +8420,7 @@
                 <w:i w:val="0"/>
                 <w:sz w:val="22"/>
               </w:rPr>
-              <w:t>Studium przypadków; Zadania problemowe; Kryteria oceny; Kolokwium pisemne.; Skala ocen:; Poniżej 50% - ndst; Od 50% - dst; Od 60% - dst+; Od 70% - db; Od 80% - db+; Od 90% - bdb; Skala ocen:; Poniżej 50% - ndst; Od 50% - dst; Od 60% - dst+; Od 70% - db; Od 80% - db+; Od 90% - bdb</w:t>
+              <w:t>kolokwium końcowe; raport z wykonanego zadania</w:t>
             </w:r>
           </w:p>
         </w:tc>
@@ -8796,7 +8478,7 @@
                 <w:i w:val="0"/>
                 <w:sz w:val="22"/>
               </w:rPr>
-              <w:t>Studium przypadków; Zadania problemowe; Kryteria oceny; Kolokwium pisemne.; Skala ocen:; Poniżej 50% - ndst; Od 50% - dst; Od 60% - dst+; Od 70% - db; Od 80% - db+; Od 90% - bdb; Skala ocen:; Poniżej 50% - ndst; Od 50% - dst; Od 60% - dst+; Od 70% - db; Od 80% - db+; Od 90% - bdb</w:t>
+              <w:t>kolokwium końcowe; raport z wykonanego zadania</w:t>
             </w:r>
           </w:p>
         </w:tc>
@@ -8854,7 +8536,7 @@
                 <w:i w:val="0"/>
                 <w:sz w:val="22"/>
               </w:rPr>
-              <w:t>Studium przypadków; Zadania problemowe; Kryteria oceny; Kolokwium pisemne.; Skala ocen:; Poniżej 50% - ndst; Od 50% - dst; Od 60% - dst+; Od 70% - db; Od 80% - db+; Od 90% - bdb; Skala ocen:; Poniżej 50% - ndst; Od 50% - dst; Od 60% - dst+; Od 70% - db; Od 80% - db+; Od 90% - bdb</w:t>
+              <w:t>kolokwium końcowe; raport z wykonanego zadania</w:t>
             </w:r>
           </w:p>
         </w:tc>
@@ -8912,7 +8594,7 @@
                 <w:i w:val="0"/>
                 <w:sz w:val="22"/>
               </w:rPr>
-              <w:t>Studium przypadków; Zadania problemowe; Kryteria oceny; Kolokwium pisemne.; Skala ocen:; Poniżej 50% - ndst; Od 50% - dst; Od 60% - dst+; Od 70% - db; Od 80% - db+; Od 90% - bdb; Skala ocen:; Poniżej 50% - ndst; Od 50% - dst; Od 60% - dst+; Od 70% - db; Od 80% - db+; Od 90% - bdb</w:t>
+              <w:t>kolokwium końcowe; raport z wykonanego zadania</w:t>
             </w:r>
           </w:p>
         </w:tc>
@@ -8970,7 +8652,7 @@
                 <w:i w:val="0"/>
                 <w:sz w:val="22"/>
               </w:rPr>
-              <w:t>Studium przypadków; Zadania problemowe; Kryteria oceny; Kolokwium pisemne.; Skala ocen:; Poniżej 50% - ndst; Od 50% - dst; Od 60% - dst+; Od 70% - db; Od 80% - db+; Od 90% - bdb; Skala ocen:; Poniżej 50% - ndst; Od 50% - dst; Od 60% - dst+; Od 70% - db; Od 80% - db+; Od 90% - bdb</w:t>
+              <w:t>kolokwium końcowe; raport z wykonanego zadania</w:t>
             </w:r>
           </w:p>
         </w:tc>
@@ -9028,7 +8710,7 @@
                 <w:i w:val="0"/>
                 <w:sz w:val="22"/>
               </w:rPr>
-              <w:t>Studium przypadków; Zadania problemowe; Kryteria oceny; Kolokwium pisemne.; Skala ocen:; Poniżej 50% - ndst; Od 50% - dst; Od 60% - dst+; Od 70% - db; Od 80% - db+; Od 90% - bdb; Skala ocen:; Poniżej 50% - ndst; Od 50% - dst; Od 60% - dst+; Od 70% - db; Od 80% - db+; Od 90% - bdb</w:t>
+              <w:t>kolokwium końcowe; raport z wykonanego zadania</w:t>
             </w:r>
           </w:p>
         </w:tc>
@@ -9086,7 +8768,7 @@
                 <w:i w:val="0"/>
                 <w:sz w:val="22"/>
               </w:rPr>
-              <w:t>Studium przypadków; Zadania problemowe; Kryteria oceny; Kolokwium pisemne.; Skala ocen:; Poniżej 50% - ndst; Od 50% - dst; Od 60% - dst+; Od 70% - db; Od 80% - db+; Od 90% - bdb; Skala ocen:; Poniżej 50% - ndst; Od 50% - dst; Od 60% - dst+; Od 70% - db; Od 80% - db+; Od 90% - bdb</w:t>
+              <w:t>kolokwium końcowe; raport z wykonanego zadania</w:t>
             </w:r>
           </w:p>
         </w:tc>
@@ -9144,7 +8826,7 @@
                 <w:i w:val="0"/>
                 <w:sz w:val="22"/>
               </w:rPr>
-              <w:t>Studium przypadków; Zadania problemowe; Kryteria oceny; Kolokwium pisemne.; Skala ocen:; Poniżej 50% - ndst; Od 50% - dst; Od 60% - dst+; Od 70% - db; Od 80% - db+; Od 90% - bdb; Skala ocen:; Poniżej 50% - ndst; Od 50% - dst; Od 60% - dst+; Od 70% - db; Od 80% - db+; Od 90% - bdb</w:t>
+              <w:t>kolokwium końcowe; raport z wykonanego zadania</w:t>
             </w:r>
           </w:p>
         </w:tc>
@@ -9202,7 +8884,7 @@
                 <w:i w:val="0"/>
                 <w:sz w:val="22"/>
               </w:rPr>
-              <w:t>Studium przypadków; Zadania problemowe; Kryteria oceny; Kolokwium pisemne.; Skala ocen:; Poniżej 50% - ndst; Od 50% - dst; Od 60% - dst+; Od 70% - db; Od 80% - db+; Od 90% - bdb; Skala ocen:; Poniżej 50% - ndst; Od 50% - dst; Od 60% - dst+; Od 70% - db; Od 80% - db+; Od 90% - bdb</w:t>
+              <w:t>kolokwium końcowe; raport z wykonanego zadania</w:t>
             </w:r>
           </w:p>
         </w:tc>
@@ -9260,7 +8942,7 @@
                 <w:i w:val="0"/>
                 <w:sz w:val="22"/>
               </w:rPr>
-              <w:t>Studium przypadków; Zadania problemowe; Kryteria oceny; Kolokwium pisemne.; Skala ocen:; Poniżej 50% - ndst; Od 50% - dst; Od 60% - dst+; Od 70% - db; Od 80% - db+; Od 90% - bdb; Skala ocen:; Poniżej 50% - ndst; Od 50% - dst; Od 60% - dst+; Od 70% - db; Od 80% - db+; Od 90% - bdb</w:t>
+              <w:t>kolokwium końcowe; raport z wykonanego zadania</w:t>
             </w:r>
           </w:p>
         </w:tc>
@@ -9318,7 +9000,7 @@
                 <w:i w:val="0"/>
                 <w:sz w:val="22"/>
               </w:rPr>
-              <w:t>Studium przypadków; Zadania problemowe; Kryteria oceny; Kolokwium pisemne.; Skala ocen:; Poniżej 50% - ndst; Od 50% - dst; Od 60% - dst+; Od 70% - db; Od 80% - db+; Od 90% - bdb; Skala ocen:; Poniżej 50% - ndst; Od 50% - dst; Od 60% - dst+; Od 70% - db; Od 80% - db+; Od 90% - bdb</w:t>
+              <w:t>kolokwium końcowe; raport z wykonanego zadania</w:t>
             </w:r>
           </w:p>
         </w:tc>
@@ -9376,7 +9058,7 @@
                 <w:i w:val="0"/>
                 <w:sz w:val="22"/>
               </w:rPr>
-              <w:t>Studium przypadków; Zadania problemowe; Kryteria oceny; Kolokwium pisemne.; Skala ocen:; Poniżej 50% - ndst; Od 50% - dst; Od 60% - dst+; Od 70% - db; Od 80% - db+; Od 90% - bdb; Skala ocen:; Poniżej 50% - ndst; Od 50% - dst; Od 60% - dst+; Od 70% - db; Od 80% - db+; Od 90% - bdb</w:t>
+              <w:t>kolokwium końcowe; raport z wykonanego zadania</w:t>
             </w:r>
           </w:p>
         </w:tc>
@@ -9434,7 +9116,7 @@
                 <w:i w:val="0"/>
                 <w:sz w:val="22"/>
               </w:rPr>
-              <w:t>Studium przypadków; Zadania problemowe; Kryteria oceny; Kolokwium pisemne.; Skala ocen:; Poniżej 50% - ndst; Od 50% - dst; Od 60% - dst+; Od 70% - db; Od 80% - db+; Od 90% - bdb; Skala ocen:; Poniżej 50% - ndst; Od 50% - dst; Od 60% - dst+; Od 70% - db; Od 80% - db+; Od 90% - bdb</w:t>
+              <w:t>kolokwium końcowe; raport z wykonanego zadania</w:t>
             </w:r>
           </w:p>
         </w:tc>
@@ -9492,7 +9174,7 @@
                 <w:i w:val="0"/>
                 <w:sz w:val="22"/>
               </w:rPr>
-              <w:t>Studium przypadków; Zadania problemowe; Kryteria oceny; Kolokwium pisemne.; Skala ocen:; Poniżej 50% - ndst; Od 50% - dst; Od 60% - dst+; Od 70% - db; Od 80% - db+; Od 90% - bdb; Skala ocen:; Poniżej 50% - ndst; Od 50% - dst; Od 60% - dst+; Od 70% - db; Od 80% - db+; Od 90% - bdb</w:t>
+              <w:t>kolokwium końcowe; raport z wykonanego zadania</w:t>
             </w:r>
           </w:p>
         </w:tc>
@@ -9550,7 +9232,7 @@
                 <w:i w:val="0"/>
                 <w:sz w:val="22"/>
               </w:rPr>
-              <w:t>Studium przypadków; Zadania problemowe; Kryteria oceny; Kolokwium pisemne.; Skala ocen:; Poniżej 50% - ndst; Od 50% - dst; Od 60% - dst+; Od 70% - db; Od 80% - db+; Od 90% - bdb; Skala ocen:; Poniżej 50% - ndst; Od 50% - dst; Od 60% - dst+; Od 70% - db; Od 80% - db+; Od 90% - bdb</w:t>
+              <w:t>kolokwium końcowe; raport z wykonanego zadania</w:t>
             </w:r>
           </w:p>
         </w:tc>
@@ -9608,7 +9290,7 @@
                 <w:i w:val="0"/>
                 <w:sz w:val="22"/>
               </w:rPr>
-              <w:t>Studium przypadków; Zadania problemowe; Kryteria oceny; Kolokwium pisemne.; Skala ocen:; Poniżej 50% - ndst; Od 50% - dst; Od 60% - dst+; Od 70% - db; Od 80% - db+; Od 90% - bdb; Skala ocen:; Poniżej 50% - ndst; Od 50% - dst; Od 60% - dst+; Od 70% - db; Od 80% - db+; Od 90% - bdb</w:t>
+              <w:t>kolokwium końcowe; raport z wykonanego zadania</w:t>
             </w:r>
           </w:p>
         </w:tc>
@@ -9666,7 +9348,7 @@
                 <w:i w:val="0"/>
                 <w:sz w:val="22"/>
               </w:rPr>
-              <w:t>Studium przypadków; Zadania problemowe; Kryteria oceny; Kolokwium pisemne.; Skala ocen:; Poniżej 50% - ndst; Od 50% - dst; Od 60% - dst+; Od 70% - db; Od 80% - db+; Od 90% - bdb; Skala ocen:; Poniżej 50% - ndst; Od 50% - dst; Od 60% - dst+; Od 70% - db; Od 80% - db+; Od 90% - bdb</w:t>
+              <w:t>kolokwium końcowe; raport z wykonanego zadania</w:t>
             </w:r>
           </w:p>
         </w:tc>
@@ -9724,7 +9406,7 @@
                 <w:i w:val="0"/>
                 <w:sz w:val="22"/>
               </w:rPr>
-              <w:t>Studium przypadków; Zadania problemowe; Kryteria oceny; Kolokwium pisemne.; Skala ocen:; Poniżej 50% - ndst; Od 50% - dst; Od 60% - dst+; Od 70% - db; Od 80% - db+; Od 90% - bdb; Skala ocen:; Poniżej 50% - ndst; Od 50% - dst; Od 60% - dst+; Od 70% - db; Od 80% - db+; Od 90% - bdb</w:t>
+              <w:t>kolokwium końcowe; raport z wykonanego zadania</w:t>
             </w:r>
           </w:p>
         </w:tc>
@@ -9782,7 +9464,7 @@
                 <w:i w:val="0"/>
                 <w:sz w:val="22"/>
               </w:rPr>
-              <w:t>Studium przypadków; Zadania problemowe; Kryteria oceny; Kolokwium pisemne.; Skala ocen:; Poniżej 50% - ndst; Od 50% - dst; Od 60% - dst+; Od 70% - db; Od 80% - db+; Od 90% - bdb; Skala ocen:; Poniżej 50% - ndst; Od 50% - dst; Od 60% - dst+; Od 70% - db; Od 80% - db+; Od 90% - bdb</w:t>
+              <w:t>kolokwium końcowe; raport z wykonanego zadania</w:t>
             </w:r>
           </w:p>
         </w:tc>
@@ -9840,7 +9522,7 @@
                 <w:i w:val="0"/>
                 <w:sz w:val="22"/>
               </w:rPr>
-              <w:t>Studium przypadków; Zadania problemowe; Kryteria oceny; Kolokwium pisemne.; Skala ocen:; Poniżej 50% - ndst; Od 50% - dst; Od 60% - dst+; Od 70% - db; Od 80% - db+; Od 90% - bdb; Skala ocen:; Poniżej 50% - ndst; Od 50% - dst; Od 60% - dst+; Od 70% - db; Od 80% - db+; Od 90% - bdb</w:t>
+              <w:t>kolokwium końcowe; raport z wykonanego zadania</w:t>
             </w:r>
           </w:p>
         </w:tc>
@@ -9898,7 +9580,7 @@
                 <w:i w:val="0"/>
                 <w:sz w:val="22"/>
               </w:rPr>
-              <w:t>Studium przypadków; Zadania problemowe; Kryteria oceny; Kolokwium pisemne.; Skala ocen:; Poniżej 50% - ndst; Od 50% - dst; Od 60% - dst+; Od 70% - db; Od 80% - db+; Od 90% - bdb; Skala ocen:; Poniżej 50% - ndst; Od 50% - dst; Od 60% - dst+; Od 70% - db; Od 80% - db+; Od 90% - bdb</w:t>
+              <w:t>kolokwium końcowe; raport z wykonanego zadania</w:t>
             </w:r>
           </w:p>
         </w:tc>
@@ -9956,7 +9638,7 @@
                 <w:i w:val="0"/>
                 <w:sz w:val="22"/>
               </w:rPr>
-              <w:t>Studium przypadków; Zadania problemowe; Kryteria oceny; Kolokwium pisemne.; Skala ocen:; Poniżej 50% - ndst; Od 50% - dst; Od 60% - dst+; Od 70% - db; Od 80% - db+; Od 90% - bdb; Skala ocen:; Poniżej 50% - ndst; Od 50% - dst; Od 60% - dst+; Od 70% - db; Od 80% - db+; Od 90% - bdb</w:t>
+              <w:t>kolokwium końcowe; raport z wykonanego zadania</w:t>
             </w:r>
           </w:p>
         </w:tc>
@@ -10014,7 +9696,7 @@
                 <w:i w:val="0"/>
                 <w:sz w:val="22"/>
               </w:rPr>
-              <w:t>Studium przypadków; Zadania problemowe; Kryteria oceny; Kolokwium pisemne.; Skala ocen:; Poniżej 50% - ndst; Od 50% - dst; Od 60% - dst+; Od 70% - db; Od 80% - db+; Od 90% - bdb; Skala ocen:; Poniżej 50% - ndst; Od 50% - dst; Od 60% - dst+; Od 70% - db; Od 80% - db+; Od 90% - bdb</w:t>
+              <w:t>kolokwium końcowe; raport z wykonanego zadania</w:t>
             </w:r>
           </w:p>
         </w:tc>
@@ -10072,7 +9754,7 @@
                 <w:i w:val="0"/>
                 <w:sz w:val="22"/>
               </w:rPr>
-              <w:t>Studium przypadków; Zadania problemowe; Kryteria oceny; Kolokwium pisemne.; Skala ocen:; Poniżej 50% - ndst; Od 50% - dst; Od 60% - dst+; Od 70% - db; Od 80% - db+; Od 90% - bdb; Skala ocen:; Poniżej 50% - ndst; Od 50% - dst; Od 60% - dst+; Od 70% - db; Od 80% - db+; Od 90% - bdb</w:t>
+              <w:t>kolokwium końcowe; raport z wykonanego zadania</w:t>
             </w:r>
           </w:p>
         </w:tc>
@@ -10130,7 +9812,7 @@
                 <w:i w:val="0"/>
                 <w:sz w:val="22"/>
               </w:rPr>
-              <w:t>Studium przypadków; Zadania problemowe; Kryteria oceny; Kolokwium pisemne.; Skala ocen:; Poniżej 50% - ndst; Od 50% - dst; Od 60% - dst+; Od 70% - db; Od 80% - db+; Od 90% - bdb; Skala ocen:; Poniżej 50% - ndst; Od 50% - dst; Od 60% - dst+; Od 70% - db; Od 80% - db+; Od 90% - bdb</w:t>
+              <w:t>kolokwium końcowe; raport z wykonanego zadania</w:t>
             </w:r>
           </w:p>
         </w:tc>
@@ -10188,7 +9870,7 @@
                 <w:i w:val="0"/>
                 <w:sz w:val="22"/>
               </w:rPr>
-              <w:t>Studium przypadków; Zadania problemowe; Kryteria oceny; Kolokwium pisemne.; Skala ocen:; Poniżej 50% - ndst; Od 50% - dst; Od 60% - dst+; Od 70% - db; Od 80% - db+; Od 90% - bdb; Skala ocen:; Poniżej 50% - ndst; Od 50% - dst; Od 60% - dst+; Od 70% - db; Od 80% - db+; Od 90% - bdb</w:t>
+              <w:t>kolokwium końcowe; raport z wykonanego zadania</w:t>
             </w:r>
           </w:p>
         </w:tc>
@@ -10246,7 +9928,7 @@
                 <w:i w:val="0"/>
                 <w:sz w:val="22"/>
               </w:rPr>
-              <w:t>Studium przypadków; Zadania problemowe; Kryteria oceny; Kolokwium pisemne.; Skala ocen:; Poniżej 50% - ndst; Od 50% - dst; Od 60% - dst+; Od 70% - db; Od 80% - db+; Od 90% - bdb; Skala ocen:; Poniżej 50% - ndst; Od 50% - dst; Od 60% - dst+; Od 70% - db; Od 80% - db+; Od 90% - bdb</w:t>
+              <w:t>kolokwium końcowe; raport z wykonanego zadania</w:t>
             </w:r>
           </w:p>
         </w:tc>
@@ -10304,7 +9986,7 @@
                 <w:i w:val="0"/>
                 <w:sz w:val="22"/>
               </w:rPr>
-              <w:t>Studium przypadków; Zadania problemowe; Kryteria oceny; Kolokwium pisemne.; Skala ocen:; Poniżej 50% - ndst; Od 50% - dst; Od 60% - dst+; Od 70% - db; Od 80% - db+; Od 90% - bdb; Skala ocen:; Poniżej 50% - ndst; Od 50% - dst; Od 60% - dst+; Od 70% - db; Od 80% - db+; Od 90% - bdb</w:t>
+              <w:t>kolokwium końcowe; raport z wykonanego zadania</w:t>
             </w:r>
           </w:p>
         </w:tc>
@@ -10362,7 +10044,7 @@
                 <w:i w:val="0"/>
                 <w:sz w:val="22"/>
               </w:rPr>
-              <w:t>Studium przypadków; Zadania problemowe; Kryteria oceny; Kolokwium pisemne.; Skala ocen:; Poniżej 50% - ndst; Od 50% - dst; Od 60% - dst+; Od 70% - db; Od 80% - db+; Od 90% - bdb; Skala ocen:; Poniżej 50% - ndst; Od 50% - dst; Od 60% - dst+; Od 70% - db; Od 80% - db+; Od 90% - bdb</w:t>
+              <w:t>kolokwium końcowe; raport z wykonanego zadania</w:t>
             </w:r>
           </w:p>
         </w:tc>
@@ -10420,7 +10102,7 @@
                 <w:i w:val="0"/>
                 <w:sz w:val="22"/>
               </w:rPr>
-              <w:t>Studium przypadków; Zadania problemowe; Kryteria oceny; Kolokwium pisemne.; Skala ocen:; Poniżej 50% - ndst; Od 50% - dst; Od 60% - dst+; Od 70% - db; Od 80% - db+; Od 90% - bdb; Skala ocen:; Poniżej 50% - ndst; Od 50% - dst; Od 60% - dst+; Od 70% - db; Od 80% - db+; Od 90% - bdb</w:t>
+              <w:t>kolokwium końcowe; raport z wykonanego zadania</w:t>
             </w:r>
           </w:p>
         </w:tc>
@@ -10478,7 +10160,7 @@
                 <w:i w:val="0"/>
                 <w:sz w:val="22"/>
               </w:rPr>
-              <w:t>Studium przypadków; Zadania problemowe; Kryteria oceny; Kolokwium pisemne.; Skala ocen:; Poniżej 50% - ndst; Od 50% - dst; Od 60% - dst+; Od 70% - db; Od 80% - db+; Od 90% - bdb; Skala ocen:; Poniżej 50% - ndst; Od 50% - dst; Od 60% - dst+; Od 70% - db; Od 80% - db+; Od 90% - bdb</w:t>
+              <w:t>kolokwium końcowe; raport z wykonanego zadania</w:t>
             </w:r>
           </w:p>
         </w:tc>
@@ -10536,7 +10218,7 @@
                 <w:i w:val="0"/>
                 <w:sz w:val="22"/>
               </w:rPr>
-              <w:t>Studium przypadków; Zadania problemowe; Kryteria oceny; Kolokwium pisemne.; Skala ocen:; Poniżej 50% - ndst; Od 50% - dst; Od 60% - dst+; Od 70% - db; Od 80% - db+; Od 90% - bdb; Skala ocen:; Poniżej 50% - ndst; Od 50% - dst; Od 60% - dst+; Od 70% - db; Od 80% - db+; Od 90% - bdb</w:t>
+              <w:t>kolokwium końcowe; raport z wykonanego zadania</w:t>
             </w:r>
           </w:p>
         </w:tc>
@@ -10594,7 +10276,7 @@
                 <w:i w:val="0"/>
                 <w:sz w:val="22"/>
               </w:rPr>
-              <w:t>Studium przypadków; Zadania problemowe; Kryteria oceny; Kolokwium pisemne.; Skala ocen:; Poniżej 50% - ndst; Od 50% - dst; Od 60% - dst+; Od 70% - db; Od 80% - db+; Od 90% - bdb; Skala ocen:; Poniżej 50% - ndst; Od 50% - dst; Od 60% - dst+; Od 70% - db; Od 80% - db+; Od 90% - bdb</w:t>
+              <w:t>kolokwium końcowe; raport z wykonanego zadania</w:t>
             </w:r>
           </w:p>
         </w:tc>
@@ -10652,7 +10334,7 @@
                 <w:i w:val="0"/>
                 <w:sz w:val="22"/>
               </w:rPr>
-              <w:t>Studium przypadków; Zadania problemowe; Kryteria oceny; Kolokwium pisemne.; Skala ocen:; Poniżej 50% - ndst; Od 50% - dst; Od 60% - dst+; Od 70% - db; Od 80% - db+; Od 90% - bdb; Skala ocen:; Poniżej 50% - ndst; Od 50% - dst; Od 60% - dst+; Od 70% - db; Od 80% - db+; Od 90% - bdb</w:t>
+              <w:t>kolokwium końcowe; raport z wykonanego zadania</w:t>
             </w:r>
           </w:p>
         </w:tc>
@@ -10710,7 +10392,7 @@
                 <w:i w:val="0"/>
                 <w:sz w:val="22"/>
               </w:rPr>
-              <w:t>Studium przypadków; Zadania problemowe; Kryteria oceny; Kolokwium pisemne.; Skala ocen:; Poniżej 50% - ndst; Od 50% - dst; Od 60% - dst+; Od 70% - db; Od 80% - db+; Od 90% - bdb; Skala ocen:; Poniżej 50% - ndst; Od 50% - dst; Od 60% - dst+; Od 70% - db; Od 80% - db+; Od 90% - bdb</w:t>
+              <w:t>kolokwium końcowe; raport z wykonanego zadania</w:t>
             </w:r>
           </w:p>
         </w:tc>
@@ -10768,7 +10450,7 @@
                 <w:i w:val="0"/>
                 <w:sz w:val="22"/>
               </w:rPr>
-              <w:t>Studium przypadków; Zadania problemowe; Kryteria oceny; Kolokwium pisemne.; Skala ocen:; Poniżej 50% - ndst; Od 50% - dst; Od 60% - dst+; Od 70% - db; Od 80% - db+; Od 90% - bdb; Skala ocen:; Poniżej 50% - ndst; Od 50% - dst; Od 60% - dst+; Od 70% - db; Od 80% - db+; Od 90% - bdb</w:t>
+              <w:t>kolokwium końcowe; raport z wykonanego zadania</w:t>
             </w:r>
           </w:p>
         </w:tc>
@@ -10826,7 +10508,7 @@
                 <w:i w:val="0"/>
                 <w:sz w:val="22"/>
               </w:rPr>
-              <w:t>Studium przypadków; Zadania problemowe; Kryteria oceny; Kolokwium pisemne.; Skala ocen:; Poniżej 50% - ndst; Od 50% - dst; Od 60% - dst+; Od 70% - db; Od 80% - db+; Od 90% - bdb; Skala ocen:; Poniżej 50% - ndst; Od 50% - dst; Od 60% - dst+; Od 70% - db; Od 80% - db+; Od 90% - bdb</w:t>
+              <w:t>kolokwium końcowe; raport z wykonanego zadania</w:t>
             </w:r>
           </w:p>
         </w:tc>
@@ -10884,7 +10566,7 @@
                 <w:i w:val="0"/>
                 <w:sz w:val="22"/>
               </w:rPr>
-              <w:t>Studium przypadków; Zadania problemowe; Kryteria oceny; Kolokwium pisemne.; Skala ocen:; Poniżej 50% - ndst; Od 50% - dst; Od 60% - dst+; Od 70% - db; Od 80% - db+; Od 90% - bdb; Skala ocen:; Poniżej 50% - ndst; Od 50% - dst; Od 60% - dst+; Od 70% - db; Od 80% - db+; Od 90% - bdb</w:t>
+              <w:t>kolokwium końcowe; raport z wykonanego zadania</w:t>
             </w:r>
           </w:p>
         </w:tc>
@@ -10942,7 +10624,7 @@
                 <w:i w:val="0"/>
                 <w:sz w:val="22"/>
               </w:rPr>
-              <w:t>Studium przypadków; Zadania problemowe; Kryteria oceny; Kolokwium pisemne.; Skala ocen:; Poniżej 50% - ndst; Od 50% - dst; Od 60% - dst+; Od 70% - db; Od 80% - db+; Od 90% - bdb; Skala ocen:; Poniżej 50% - ndst; Od 50% - dst; Od 60% - dst+; Od 70% - db; Od 80% - db+; Od 90% - bdb</w:t>
+              <w:t>kolokwium końcowe; raport z wykonanego zadania</w:t>
             </w:r>
           </w:p>
         </w:tc>
@@ -11000,7 +10682,7 @@
                 <w:i w:val="0"/>
                 <w:sz w:val="22"/>
               </w:rPr>
-              <w:t>Studium przypadków; Zadania problemowe; Kryteria oceny; Kolokwium pisemne.; Skala ocen:; Poniżej 50% - ndst; Od 50% - dst; Od 60% - dst+; Od 70% - db; Od 80% - db+; Od 90% - bdb; Skala ocen:; Poniżej 50% - ndst; Od 50% - dst; Od 60% - dst+; Od 70% - db; Od 80% - db+; Od 90% - bdb</w:t>
+              <w:t>kolokwium końcowe; raport z wykonanego zadania</w:t>
             </w:r>
           </w:p>
         </w:tc>
@@ -11058,7 +10740,7 @@
                 <w:i w:val="0"/>
                 <w:sz w:val="22"/>
               </w:rPr>
-              <w:t>Studium przypadków; Zadania problemowe; Kryteria oceny; Kolokwium pisemne.; Skala ocen:; Poniżej 50% - ndst; Od 50% - dst; Od 60% - dst+; Od 70% - db; Od 80% - db+; Od 90% - bdb; Skala ocen:; Poniżej 50% - ndst; Od 50% - dst; Od 60% - dst+; Od 70% - db; Od 80% - db+; Od 90% - bdb</w:t>
+              <w:t>kolokwium końcowe; raport z wykonanego zadania</w:t>
             </w:r>
           </w:p>
         </w:tc>
@@ -11116,7 +10798,7 @@
                 <w:i w:val="0"/>
                 <w:sz w:val="22"/>
               </w:rPr>
-              <w:t>Studium przypadków; Zadania problemowe; Kryteria oceny; Kolokwium pisemne.; Skala ocen:; Poniżej 50% - ndst; Od 50% - dst; Od 60% - dst+; Od 70% - db; Od 80% - db+; Od 90% - bdb; Skala ocen:; Poniżej 50% - ndst; Od 50% - dst; Od 60% - dst+; Od 70% - db; Od 80% - db+; Od 90% - bdb</w:t>
+              <w:t>kolokwium końcowe; raport z wykonanego zadania</w:t>
             </w:r>
           </w:p>
         </w:tc>
@@ -11174,7 +10856,7 @@
                 <w:i w:val="0"/>
                 <w:sz w:val="22"/>
               </w:rPr>
-              <w:t>Studium przypadków; Zadania problemowe; Kryteria oceny; Kolokwium pisemne.; Skala ocen:; Poniżej 50% - ndst; Od 50% - dst; Od 60% - dst+; Od 70% - db; Od 80% - db+; Od 90% - bdb; Skala ocen:; Poniżej 50% - ndst; Od 50% - dst; Od 60% - dst+; Od 70% - db; Od 80% - db+; Od 90% - bdb</w:t>
+              <w:t>kolokwium końcowe; raport z wykonanego zadania</w:t>
             </w:r>
           </w:p>
         </w:tc>
@@ -11232,7 +10914,7 @@
                 <w:i w:val="0"/>
                 <w:sz w:val="22"/>
               </w:rPr>
-              <w:t>Studium przypadków; Zadania problemowe; Kryteria oceny; Kolokwium pisemne.; Skala ocen:; Poniżej 50% - ndst; Od 50% - dst; Od 60% - dst+; Od 70% - db; Od 80% - db+; Od 90% - bdb; Skala ocen:; Poniżej 50% - ndst; Od 50% - dst; Od 60% - dst+; Od 70% - db; Od 80% - db+; Od 90% - bdb</w:t>
+              <w:t>kolokwium końcowe; raport z wykonanego zadania</w:t>
             </w:r>
           </w:p>
         </w:tc>
@@ -11290,7 +10972,7 @@
                 <w:i w:val="0"/>
                 <w:sz w:val="22"/>
               </w:rPr>
-              <w:t>Studium przypadków; Zadania problemowe; Kryteria oceny; Kolokwium pisemne.; Skala ocen:; Poniżej 50% - ndst; Od 50% - dst; Od 60% - dst+; Od 70% - db; Od 80% - db+; Od 90% - bdb; Skala ocen:; Poniżej 50% - ndst; Od 50% - dst; Od 60% - dst+; Od 70% - db; Od 80% - db+; Od 90% - bdb</w:t>
+              <w:t>kolokwium końcowe; raport z wykonanego zadania</w:t>
             </w:r>
           </w:p>
         </w:tc>
@@ -11348,7 +11030,7 @@
                 <w:i w:val="0"/>
                 <w:sz w:val="22"/>
               </w:rPr>
-              <w:t>Studium przypadków; Zadania problemowe; Kryteria oceny; Kolokwium pisemne.; Skala ocen:; Poniżej 50% - ndst; Od 50% - dst; Od 60% - dst+; Od 70% - db; Od 80% - db+; Od 90% - bdb; Skala ocen:; Poniżej 50% - ndst; Od 50% - dst; Od 60% - dst+; Od 70% - db; Od 80% - db+; Od 90% - bdb</w:t>
+              <w:t>kolokwium końcowe; raport z wykonanego zadania</w:t>
             </w:r>
           </w:p>
         </w:tc>
@@ -11406,7 +11088,7 @@
                 <w:i w:val="0"/>
                 <w:sz w:val="22"/>
               </w:rPr>
-              <w:t>Studium przypadków; Zadania problemowe; Kryteria oceny; Kolokwium pisemne.; Skala ocen:; Poniżej 50% - ndst; Od 50% - dst; Od 60% - dst+; Od 70% - db; Od 80% - db+; Od 90% - bdb; Skala ocen:; Poniżej 50% - ndst; Od 50% - dst; Od 60% - dst+; Od 70% - db; Od 80% - db+; Od 90% - bdb</w:t>
+              <w:t>kolokwium końcowe; raport z wykonanego zadania</w:t>
             </w:r>
           </w:p>
         </w:tc>
@@ -11464,7 +11146,7 @@
                 <w:i w:val="0"/>
                 <w:sz w:val="22"/>
               </w:rPr>
-              <w:t>Studium przypadków; Zadania problemowe; Kryteria oceny; Kolokwium pisemne.; Skala ocen:; Poniżej 50% - ndst; Od 50% - dst; Od 60% - dst+; Od 70% - db; Od 80% - db+; Od 90% - bdb; Skala ocen:; Poniżej 50% - ndst; Od 50% - dst; Od 60% - dst+; Od 70% - db; Od 80% - db+; Od 90% - bdb</w:t>
+              <w:t>kolokwium końcowe; raport z wykonanego zadania</w:t>
             </w:r>
           </w:p>
         </w:tc>
@@ -11522,7 +11204,7 @@
                 <w:i w:val="0"/>
                 <w:sz w:val="22"/>
               </w:rPr>
-              <w:t>Studium przypadków; Zadania problemowe; Kryteria oceny; Kolokwium pisemne.; Skala ocen:; Poniżej 50% - ndst; Od 50% - dst; Od 60% - dst+; Od 70% - db; Od 80% - db+; Od 90% - bdb; Skala ocen:; Poniżej 50% - ndst; Od 50% - dst; Od 60% - dst+; Od 70% - db; Od 80% - db+; Od 90% - bdb</w:t>
+              <w:t>kolokwium końcowe; raport z wykonanego zadania</w:t>
             </w:r>
           </w:p>
         </w:tc>
@@ -11580,7 +11262,7 @@
                 <w:i w:val="0"/>
                 <w:sz w:val="22"/>
               </w:rPr>
-              <w:t>Studium przypadków; Zadania problemowe; Kryteria oceny; Kolokwium pisemne.; Skala ocen:; Poniżej 50% - ndst; Od 50% - dst; Od 60% - dst+; Od 70% - db; Od 80% - db+; Od 90% - bdb; Skala ocen:; Poniżej 50% - ndst; Od 50% - dst; Od 60% - dst+; Od 70% - db; Od 80% - db+; Od 90% - bdb</w:t>
+              <w:t>kolokwium końcowe; raport z wykonanego zadania</w:t>
             </w:r>
           </w:p>
         </w:tc>
@@ -11638,7 +11320,7 @@
                 <w:i w:val="0"/>
                 <w:sz w:val="22"/>
               </w:rPr>
-              <w:t>Studium przypadków; Zadania problemowe; Kryteria oceny; Kolokwium pisemne.; Skala ocen:; Poniżej 50% - ndst; Od 50% - dst; Od 60% - dst+; Od 70% - db; Od 80% - db+; Od 90% - bdb; Skala ocen:; Poniżej 50% - ndst; Od 50% - dst; Od 60% - dst+; Od 70% - db; Od 80% - db+; Od 90% - bdb</w:t>
+              <w:t>kolokwium końcowe; raport z wykonanego zadania</w:t>
             </w:r>
           </w:p>
         </w:tc>
@@ -11696,7 +11378,7 @@
                 <w:i w:val="0"/>
                 <w:sz w:val="22"/>
               </w:rPr>
-              <w:t>Studium przypadków; Zadania problemowe; Kryteria oceny; Kolokwium pisemne.; Skala ocen:; Poniżej 50% - ndst; Od 50% - dst; Od 60% - dst+; Od 70% - db; Od 80% - db+; Od 90% - bdb; Skala ocen:; Poniżej 50% - ndst; Od 50% - dst; Od 60% - dst+; Od 70% - db; Od 80% - db+; Od 90% - bdb</w:t>
+              <w:t>kolokwium końcowe; raport z wykonanego zadania</w:t>
             </w:r>
           </w:p>
         </w:tc>
@@ -11754,7 +11436,7 @@
                 <w:i w:val="0"/>
                 <w:sz w:val="22"/>
               </w:rPr>
-              <w:t>Studium przypadków; Zadania problemowe; Kryteria oceny; Kolokwium pisemne.; Skala ocen:; Poniżej 50% - ndst; Od 50% - dst; Od 60% - dst+; Od 70% - db; Od 80% - db+; Od 90% - bdb; Skala ocen:; Poniżej 50% - ndst; Od 50% - dst; Od 60% - dst+; Od 70% - db; Od 80% - db+; Od 90% - bdb</w:t>
+              <w:t>kolokwium końcowe; raport z wykonanego zadania</w:t>
             </w:r>
           </w:p>
         </w:tc>
@@ -11812,7 +11494,7 @@
                 <w:i w:val="0"/>
                 <w:sz w:val="22"/>
               </w:rPr>
-              <w:t>Studium przypadków; Zadania problemowe; Kryteria oceny; Kolokwium pisemne.; Skala ocen:; Poniżej 50% - ndst; Od 50% - dst; Od 60% - dst+; Od 70% - db; Od 80% - db+; Od 90% - bdb; Skala ocen:; Poniżej 50% - ndst; Od 50% - dst; Od 60% - dst+; Od 70% - db; Od 80% - db+; Od 90% - bdb</w:t>
+              <w:t>kolokwium końcowe; raport z wykonanego zadania</w:t>
             </w:r>
           </w:p>
         </w:tc>
@@ -11870,7 +11552,7 @@
                 <w:i w:val="0"/>
                 <w:sz w:val="22"/>
               </w:rPr>
-              <w:t>Studium przypadków; Zadania problemowe; Kryteria oceny; Kolokwium pisemne.; Skala ocen:; Poniżej 50% - ndst; Od 50% - dst; Od 60% - dst+; Od 70% - db; Od 80% - db+; Od 90% - bdb; Skala ocen:; Poniżej 50% - ndst; Od 50% - dst; Od 60% - dst+; Od 70% - db; Od 80% - db+; Od 90% - bdb</w:t>
+              <w:t>kolokwium końcowe; raport z wykonanego zadania</w:t>
             </w:r>
           </w:p>
         </w:tc>
@@ -11928,7 +11610,7 @@
                 <w:i w:val="0"/>
                 <w:sz w:val="22"/>
               </w:rPr>
-              <w:t>Studium przypadków; Zadania problemowe; Kryteria oceny; Kolokwium pisemne.; Skala ocen:; Poniżej 50% - ndst; Od 50% - dst; Od 60% - dst+; Od 70% - db; Od 80% - db+; Od 90% - bdb; Skala ocen:; Poniżej 50% - ndst; Od 50% - dst; Od 60% - dst+; Od 70% - db; Od 80% - db+; Od 90% - bdb</w:t>
+              <w:t>kolokwium końcowe; raport z wykonanego zadania</w:t>
             </w:r>
           </w:p>
         </w:tc>
@@ -11986,7 +11668,7 @@
                 <w:i w:val="0"/>
                 <w:sz w:val="22"/>
               </w:rPr>
-              <w:t>Studium przypadków; Zadania problemowe; Kryteria oceny; Kolokwium pisemne.; Skala ocen:; Poniżej 50% - ndst; Od 50% - dst; Od 60% - dst+; Od 70% - db; Od 80% - db+; Od 90% - bdb; Skala ocen:; Poniżej 50% - ndst; Od 50% - dst; Od 60% - dst+; Od 70% - db; Od 80% - db+; Od 90% - bdb</w:t>
+              <w:t>kolokwium końcowe; raport z wykonanego zadania</w:t>
             </w:r>
           </w:p>
         </w:tc>
@@ -12044,7 +11726,7 @@
                 <w:i w:val="0"/>
                 <w:sz w:val="22"/>
               </w:rPr>
-              <w:t>Studium przypadków; Zadania problemowe; Kryteria oceny; Kolokwium pisemne.; Skala ocen:; Poniżej 50% - ndst; Od 50% - dst; Od 60% - dst+; Od 70% - db; Od 80% - db+; Od 90% - bdb; Skala ocen:; Poniżej 50% - ndst; Od 50% - dst; Od 60% - dst+; Od 70% - db; Od 80% - db+; Od 90% - bdb</w:t>
+              <w:t>kolokwium końcowe; raport z wykonanego zadania</w:t>
             </w:r>
           </w:p>
         </w:tc>
@@ -12102,7 +11784,7 @@
                 <w:i w:val="0"/>
                 <w:sz w:val="22"/>
               </w:rPr>
-              <w:t>Studium przypadków; Zadania problemowe; Kryteria oceny; Kolokwium pisemne.; Skala ocen:; Poniżej 50% - ndst; Od 50% - dst; Od 60% - dst+; Od 70% - db; Od 80% - db+; Od 90% - bdb; Skala ocen:; Poniżej 50% - ndst; Od 50% - dst; Od 60% - dst+; Od 70% - db; Od 80% - db+; Od 90% - bdb</w:t>
+              <w:t>kolokwium końcowe; raport z wykonanego zadania</w:t>
             </w:r>
           </w:p>
         </w:tc>
@@ -12160,7 +11842,7 @@
                 <w:i w:val="0"/>
                 <w:sz w:val="22"/>
               </w:rPr>
-              <w:t>Studium przypadków; Zadania problemowe; Kryteria oceny; Kolokwium pisemne.; Skala ocen:; Poniżej 50% - ndst; Od 50% - dst; Od 60% - dst+; Od 70% - db; Od 80% - db+; Od 90% - bdb; Skala ocen:; Poniżej 50% - ndst; Od 50% - dst; Od 60% - dst+; Od 70% - db; Od 80% - db+; Od 90% - bdb</w:t>
+              <w:t>kolokwium końcowe; raport z wykonanego zadania</w:t>
             </w:r>
           </w:p>
         </w:tc>
@@ -12218,7 +11900,7 @@
                 <w:i w:val="0"/>
                 <w:sz w:val="22"/>
               </w:rPr>
-              <w:t>Studium przypadków; Zadania problemowe; Kryteria oceny; Kolokwium pisemne.; Skala ocen:; Poniżej 50% - ndst; Od 50% - dst; Od 60% - dst+; Od 70% - db; Od 80% - db+; Od 90% - bdb; Skala ocen:; Poniżej 50% - ndst; Od 50% - dst; Od 60% - dst+; Od 70% - db; Od 80% - db+; Od 90% - bdb</w:t>
+              <w:t>kolokwium końcowe; raport z wykonanego zadania</w:t>
             </w:r>
           </w:p>
         </w:tc>
@@ -12276,7 +11958,7 @@
                 <w:i w:val="0"/>
                 <w:sz w:val="22"/>
               </w:rPr>
-              <w:t>Studium przypadków; Zadania problemowe; Kryteria oceny; Kolokwium pisemne.; Skala ocen:; Poniżej 50% - ndst; Od 50% - dst; Od 60% - dst+; Od 70% - db; Od 80% - db+; Od 90% - bdb; Skala ocen:; Poniżej 50% - ndst; Od 50% - dst; Od 60% - dst+; Od 70% - db; Od 80% - db+; Od 90% - bdb</w:t>
+              <w:t>kolokwium końcowe; raport z wykonanego zadania</w:t>
             </w:r>
           </w:p>
         </w:tc>
@@ -12334,7 +12016,7 @@
                 <w:i w:val="0"/>
                 <w:sz w:val="22"/>
               </w:rPr>
-              <w:t>Studium przypadków; Zadania problemowe; Kryteria oceny; Kolokwium pisemne.; Skala ocen:; Poniżej 50% - ndst; Od 50% - dst; Od 60% - dst+; Od 70% - db; Od 80% - db+; Od 90% - bdb; Skala ocen:; Poniżej 50% - ndst; Od 50% - dst; Od 60% - dst+; Od 70% - db; Od 80% - db+; Od 90% - bdb</w:t>
+              <w:t>kolokwium końcowe; raport z wykonanego zadania</w:t>
             </w:r>
           </w:p>
         </w:tc>
@@ -12392,7 +12074,7 @@
                 <w:i w:val="0"/>
                 <w:sz w:val="22"/>
               </w:rPr>
-              <w:t>Studium przypadków; Zadania problemowe; Kryteria oceny; Kolokwium pisemne.; Skala ocen:; Poniżej 50% - ndst; Od 50% - dst; Od 60% - dst+; Od 70% - db; Od 80% - db+; Od 90% - bdb; Skala ocen:; Poniżej 50% - ndst; Od 50% - dst; Od 60% - dst+; Od 70% - db; Od 80% - db+; Od 90% - bdb</w:t>
+              <w:t>kolokwium końcowe; raport z wykonanego zadania</w:t>
             </w:r>
           </w:p>
         </w:tc>
@@ -12450,7 +12132,7 @@
                 <w:i w:val="0"/>
                 <w:sz w:val="22"/>
               </w:rPr>
-              <w:t>Studium przypadków; Zadania problemowe; Kryteria oceny; Kolokwium pisemne.; Skala ocen:; Poniżej 50% - ndst; Od 50% - dst; Od 60% - dst+; Od 70% - db; Od 80% - db+; Od 90% - bdb; Skala ocen:; Poniżej 50% - ndst; Od 50% - dst; Od 60% - dst+; Od 70% - db; Od 80% - db+; Od 90% - bdb</w:t>
+              <w:t>kolokwium końcowe; raport z wykonanego zadania</w:t>
             </w:r>
           </w:p>
         </w:tc>
@@ -12508,7 +12190,7 @@
                 <w:i w:val="0"/>
                 <w:sz w:val="22"/>
               </w:rPr>
-              <w:t>Studium przypadków; Zadania problemowe; Kryteria oceny; Kolokwium pisemne.; Skala ocen:; Poniżej 50% - ndst; Od 50% - dst; Od 60% - dst+; Od 70% - db; Od 80% - db+; Od 90% - bdb; Skala ocen:; Poniżej 50% - ndst; Od 50% - dst; Od 60% - dst+; Od 70% - db; Od 80% - db+; Od 90% - bdb</w:t>
+              <w:t>kolokwium końcowe; raport z wykonanego zadania</w:t>
             </w:r>
           </w:p>
         </w:tc>
@@ -12566,7 +12248,7 @@
                 <w:i w:val="0"/>
                 <w:sz w:val="22"/>
               </w:rPr>
-              <w:t>Studium przypadków; Zadania problemowe; Kryteria oceny; Kolokwium pisemne.; Skala ocen:; Poniżej 50% - ndst; Od 50% - dst; Od 60% - dst+; Od 70% - db; Od 80% - db+; Od 90% - bdb; Skala ocen:; Poniżej 50% - ndst; Od 50% - dst; Od 60% - dst+; Od 70% - db; Od 80% - db+; Od 90% - bdb</w:t>
+              <w:t>kolokwium końcowe; raport z wykonanego zadania</w:t>
             </w:r>
           </w:p>
         </w:tc>
@@ -12624,7 +12306,7 @@
                 <w:i w:val="0"/>
                 <w:sz w:val="22"/>
               </w:rPr>
-              <w:t>Studium przypadków; Zadania problemowe; Kryteria oceny; Kolokwium pisemne.; Skala ocen:; Poniżej 50% - ndst; Od 50% - dst; Od 60% - dst+; Od 70% - db; Od 80% - db+; Od 90% - bdb; Skala ocen:; Poniżej 50% - ndst; Od 50% - dst; Od 60% - dst+; Od 70% - db; Od 80% - db+; Od 90% - bdb</w:t>
+              <w:t>kolokwium końcowe; raport z wykonanego zadania</w:t>
             </w:r>
           </w:p>
         </w:tc>
@@ -12682,7 +12364,7 @@
                 <w:i w:val="0"/>
                 <w:sz w:val="22"/>
               </w:rPr>
-              <w:t>Studium przypadków; Zadania problemowe; Kryteria oceny; Kolokwium pisemne.; Skala ocen:; Poniżej 50% - ndst; Od 50% - dst; Od 60% - dst+; Od 70% - db; Od 80% - db+; Od 90% - bdb; Skala ocen:; Poniżej 50% - ndst; Od 50% - dst; Od 60% - dst+; Od 70% - db; Od 80% - db+; Od 90% - bdb</w:t>
+              <w:t>kolokwium końcowe; raport z wykonanego zadania</w:t>
             </w:r>
           </w:p>
         </w:tc>
@@ -12740,7 +12422,7 @@
                 <w:i w:val="0"/>
                 <w:sz w:val="22"/>
               </w:rPr>
-              <w:t>Studium przypadków; Zadania problemowe; Kryteria oceny; Kolokwium pisemne.; Skala ocen:; Poniżej 50% - ndst; Od 50% - dst; Od 60% - dst+; Od 70% - db; Od 80% - db+; Od 90% - bdb; Skala ocen:; Poniżej 50% - ndst; Od 50% - dst; Od 60% - dst+; Od 70% - db; Od 80% - db+; Od 90% - bdb</w:t>
+              <w:t>kolokwium końcowe; raport z wykonanego zadania</w:t>
             </w:r>
           </w:p>
         </w:tc>
@@ -12798,7 +12480,7 @@
                 <w:i w:val="0"/>
                 <w:sz w:val="22"/>
               </w:rPr>
-              <w:t>Studium przypadków; Zadania problemowe; Kryteria oceny; Kolokwium pisemne.; Skala ocen:; Poniżej 50% - ndst; Od 50% - dst; Od 60% - dst+; Od 70% - db; Od 80% - db+; Od 90% - bdb; Skala ocen:; Poniżej 50% - ndst; Od 50% - dst; Od 60% - dst+; Od 70% - db; Od 80% - db+; Od 90% - bdb</w:t>
+              <w:t>kolokwium końcowe; raport z wykonanego zadania</w:t>
             </w:r>
           </w:p>
         </w:tc>
@@ -12856,7 +12538,7 @@
                 <w:i w:val="0"/>
                 <w:sz w:val="22"/>
               </w:rPr>
-              <w:t>Studium przypadków; Zadania problemowe; Kryteria oceny; Kolokwium pisemne.; Skala ocen:; Poniżej 50% - ndst; Od 50% - dst; Od 60% - dst+; Od 70% - db; Od 80% - db+; Od 90% - bdb; Skala ocen:; Poniżej 50% - ndst; Od 50% - dst; Od 60% - dst+; Od 70% - db; Od 80% - db+; Od 90% - bdb</w:t>
+              <w:t>kolokwium końcowe; raport z wykonanego zadania</w:t>
             </w:r>
           </w:p>
         </w:tc>
@@ -12914,7 +12596,7 @@
                 <w:i w:val="0"/>
                 <w:sz w:val="22"/>
               </w:rPr>
-              <w:t>Studium przypadków; Zadania problemowe; Kryteria oceny; Kolokwium pisemne.; Skala ocen:; Poniżej 50% - ndst; Od 50% - dst; Od 60% - dst+; Od 70% - db; Od 80% - db+; Od 90% - bdb; Skala ocen:; Poniżej 50% - ndst; Od 50% - dst; Od 60% - dst+; Od 70% - db; Od 80% - db+; Od 90% - bdb</w:t>
+              <w:t>kolokwium końcowe; raport z wykonanego zadania</w:t>
             </w:r>
           </w:p>
         </w:tc>
@@ -12972,7 +12654,7 @@
                 <w:i w:val="0"/>
                 <w:sz w:val="22"/>
               </w:rPr>
-              <w:t>Studium przypadków; Zadania problemowe; Kryteria oceny; Kolokwium pisemne.; Skala ocen:; Poniżej 50% - ndst; Od 50% - dst; Od 60% - dst+; Od 70% - db; Od 80% - db+; Od 90% - bdb; Skala ocen:; Poniżej 50% - ndst; Od 50% - dst; Od 60% - dst+; Od 70% - db; Od 80% - db+; Od 90% - bdb</w:t>
+              <w:t>kolokwium końcowe; raport z wykonanego zadania</w:t>
             </w:r>
           </w:p>
         </w:tc>
@@ -13030,7 +12712,7 @@
                 <w:i w:val="0"/>
                 <w:sz w:val="22"/>
               </w:rPr>
-              <w:t>Studium przypadków; Zadania problemowe; Kryteria oceny; Kolokwium pisemne.; Skala ocen:; Poniżej 50% - ndst; Od 50% - dst; Od 60% - dst+; Od 70% - db; Od 80% - db+; Od 90% - bdb; Skala ocen:; Poniżej 50% - ndst; Od 50% - dst; Od 60% - dst+; Od 70% - db; Od 80% - db+; Od 90% - bdb</w:t>
+              <w:t>kolokwium końcowe; raport z wykonanego zadania</w:t>
             </w:r>
           </w:p>
         </w:tc>
@@ -13088,7 +12770,7 @@
                 <w:i w:val="0"/>
                 <w:sz w:val="22"/>
               </w:rPr>
-              <w:t>Studium przypadków; Zadania problemowe; Kryteria oceny; Kolokwium pisemne.; Skala ocen:; Poniżej 50% - ndst; Od 50% - dst; Od 60% - dst+; Od 70% - db; Od 80% - db+; Od 90% - bdb; Skala ocen:; Poniżej 50% - ndst; Od 50% - dst; Od 60% - dst+; Od 70% - db; Od 80% - db+; Od 90% - bdb</w:t>
+              <w:t>kolokwium końcowe; raport z wykonanego zadania</w:t>
             </w:r>
           </w:p>
         </w:tc>
@@ -13146,7 +12828,7 @@
                 <w:i w:val="0"/>
                 <w:sz w:val="22"/>
               </w:rPr>
-              <w:t>Studium przypadków; Zadania problemowe; Kryteria oceny; Kolokwium pisemne.; Skala ocen:; Poniżej 50% - ndst; Od 50% - dst; Od 60% - dst+; Od 70% - db; Od 80% - db+; Od 90% - bdb; Skala ocen:; Poniżej 50% - ndst; Od 50% - dst; Od 60% - dst+; Od 70% - db; Od 80% - db+; Od 90% - bdb</w:t>
+              <w:t>kolokwium końcowe; raport z wykonanego zadania</w:t>
             </w:r>
           </w:p>
         </w:tc>
@@ -13204,7 +12886,7 @@
                 <w:i w:val="0"/>
                 <w:sz w:val="22"/>
               </w:rPr>
-              <w:t>Studium przypadków; Zadania problemowe; Kryteria oceny; Kolokwium pisemne.; Skala ocen:; Poniżej 50% - ndst; Od 50% - dst; Od 60% - dst+; Od 70% - db; Od 80% - db+; Od 90% - bdb; Skala ocen:; Poniżej 50% - ndst; Od 50% - dst; Od 60% - dst+; Od 70% - db; Od 80% - db+; Od 90% - bdb</w:t>
+              <w:t>kolokwium końcowe; raport z wykonanego zadania</w:t>
             </w:r>
           </w:p>
         </w:tc>
@@ -13262,7 +12944,7 @@
                 <w:i w:val="0"/>
                 <w:sz w:val="22"/>
               </w:rPr>
-              <w:t>Studium przypadków; Zadania problemowe; Kryteria oceny; Kolokwium pisemne.; Skala ocen:; Poniżej 50% - ndst; Od 50% - dst; Od 60% - dst+; Od 70% - db; Od 80% - db+; Od 90% - bdb; Skala ocen:; Poniżej 50% - ndst; Od 50% - dst; Od 60% - dst+; Od 70% - db; Od 80% - db+; Od 90% - bdb</w:t>
+              <w:t>kolokwium końcowe; raport z wykonanego zadania</w:t>
             </w:r>
           </w:p>
         </w:tc>
@@ -13320,7 +13002,7 @@
                 <w:i w:val="0"/>
                 <w:sz w:val="22"/>
               </w:rPr>
-              <w:t>Studium przypadków; Zadania problemowe; Kryteria oceny; Kolokwium pisemne.; Skala ocen:; Poniżej 50% - ndst; Od 50% - dst; Od 60% - dst+; Od 70% - db; Od 80% - db+; Od 90% - bdb; Skala ocen:; Poniżej 50% - ndst; Od 50% - dst; Od 60% - dst+; Od 70% - db; Od 80% - db+; Od 90% - bdb</w:t>
+              <w:t>kolokwium końcowe; raport z wykonanego zadania</w:t>
             </w:r>
           </w:p>
         </w:tc>
@@ -13378,7 +13060,7 @@
                 <w:i w:val="0"/>
                 <w:sz w:val="22"/>
               </w:rPr>
-              <w:t>Studium przypadków; Zadania problemowe; Kryteria oceny; Kolokwium pisemne.; Skala ocen:; Poniżej 50% - ndst; Od 50% - dst; Od 60% - dst+; Od 70% - db; Od 80% - db+; Od 90% - bdb; Skala ocen:; Poniżej 50% - ndst; Od 50% - dst; Od 60% - dst+; Od 70% - db; Od 80% - db+; Od 90% - bdb</w:t>
+              <w:t>kolokwium końcowe; raport z wykonanego zadania</w:t>
             </w:r>
           </w:p>
         </w:tc>
@@ -13436,7 +13118,7 @@
                 <w:i w:val="0"/>
                 <w:sz w:val="22"/>
               </w:rPr>
-              <w:t>Studium przypadków; Zadania problemowe; Kryteria oceny; Kolokwium pisemne.; Skala ocen:; Poniżej 50% - ndst; Od 50% - dst; Od 60% - dst+; Od 70% - db; Od 80% - db+; Od 90% - bdb; Skala ocen:; Poniżej 50% - ndst; Od 50% - dst; Od 60% - dst+; Od 70% - db; Od 80% - db+; Od 90% - bdb</w:t>
+              <w:t>kolokwium końcowe; raport z wykonanego zadania</w:t>
             </w:r>
           </w:p>
         </w:tc>
@@ -13494,7 +13176,7 @@
                 <w:i w:val="0"/>
                 <w:sz w:val="22"/>
               </w:rPr>
-              <w:t>Studium przypadków; Zadania problemowe; Kryteria oceny; Kolokwium pisemne.; Skala ocen:; Poniżej 50% - ndst; Od 50% - dst; Od 60% - dst+; Od 70% - db; Od 80% - db+; Od 90% - bdb; Skala ocen:; Poniżej 50% - ndst; Od 50% - dst; Od 60% - dst+; Od 70% - db; Od 80% - db+; Od 90% - bdb</w:t>
+              <w:t>kolokwium końcowe; raport z wykonanego zadania</w:t>
             </w:r>
           </w:p>
         </w:tc>
@@ -13552,7 +13234,7 @@
                 <w:i w:val="0"/>
                 <w:sz w:val="22"/>
               </w:rPr>
-              <w:t>Studium przypadków; Zadania problemowe; Kryteria oceny; Kolokwium pisemne.; Skala ocen:; Poniżej 50% - ndst; Od 50% - dst; Od 60% - dst+; Od 70% - db; Od 80% - db+; Od 90% - bdb; Skala ocen:; Poniżej 50% - ndst; Od 50% - dst; Od 60% - dst+; Od 70% - db; Od 80% - db+; Od 90% - bdb</w:t>
+              <w:t>kolokwium końcowe; raport z wykonanego zadania</w:t>
             </w:r>
           </w:p>
         </w:tc>
@@ -13610,7 +13292,7 @@
                 <w:i w:val="0"/>
                 <w:sz w:val="22"/>
               </w:rPr>
-              <w:t>Studium przypadków; Zadania problemowe; Kryteria oceny; Kolokwium pisemne.; Skala ocen:; Poniżej 50% - ndst; Od 50% - dst; Od 60% - dst+; Od 70% - db; Od 80% - db+; Od 90% - bdb; Skala ocen:; Poniżej 50% - ndst; Od 50% - dst; Od 60% - dst+; Od 70% - db; Od 80% - db+; Od 90% - bdb</w:t>
+              <w:t>kolokwium końcowe; raport z wykonanego zadania</w:t>
             </w:r>
           </w:p>
         </w:tc>
@@ -13668,7 +13350,7 @@
                 <w:i w:val="0"/>
                 <w:sz w:val="22"/>
               </w:rPr>
-              <w:t>Studium przypadków; Zadania problemowe; Kryteria oceny; Kolokwium pisemne.; Skala ocen:; Poniżej 50% - ndst; Od 50% - dst; Od 60% - dst+; Od 70% - db; Od 80% - db+; Od 90% - bdb; Skala ocen:; Poniżej 50% - ndst; Od 50% - dst; Od 60% - dst+; Od 70% - db; Od 80% - db+; Od 90% - bdb</w:t>
+              <w:t>kolokwium końcowe; raport z wykonanego zadania</w:t>
             </w:r>
           </w:p>
         </w:tc>
@@ -13726,7 +13408,7 @@
                 <w:i w:val="0"/>
                 <w:sz w:val="22"/>
               </w:rPr>
-              <w:t>Studium przypadków; Zadania problemowe; Kryteria oceny; Kolokwium pisemne.; Skala ocen:; Poniżej 50% - ndst; Od 50% - dst; Od 60% - dst+; Od 70% - db; Od 80% - db+; Od 90% - bdb; Skala ocen:; Poniżej 50% - ndst; Od 50% - dst; Od 60% - dst+; Od 70% - db; Od 80% - db+; Od 90% - bdb</w:t>
+              <w:t>kolokwium końcowe; raport z wykonanego zadania</w:t>
             </w:r>
           </w:p>
         </w:tc>
@@ -13784,7 +13466,7 @@
                 <w:i w:val="0"/>
                 <w:sz w:val="22"/>
               </w:rPr>
-              <w:t>Studium przypadków; Zadania problemowe; Kryteria oceny; Kolokwium pisemne.; Skala ocen:; Poniżej 50% - ndst; Od 50% - dst; Od 60% - dst+; Od 70% - db; Od 80% - db+; Od 90% - bdb; Skala ocen:; Poniżej 50% - ndst; Od 50% - dst; Od 60% - dst+; Od 70% - db; Od 80% - db+; Od 90% - bdb</w:t>
+              <w:t>kolokwium końcowe; raport z wykonanego zadania</w:t>
             </w:r>
           </w:p>
         </w:tc>
@@ -13842,7 +13524,7 @@
                 <w:i w:val="0"/>
                 <w:sz w:val="22"/>
               </w:rPr>
-              <w:t>Studium przypadków; Zadania problemowe; Kryteria oceny; Kolokwium pisemne.; Skala ocen:; Poniżej 50% - ndst; Od 50% - dst; Od 60% - dst+; Od 70% - db; Od 80% - db+; Od 90% - bdb; Skala ocen:; Poniżej 50% - ndst; Od 50% - dst; Od 60% - dst+; Od 70% - db; Od 80% - db+; Od 90% - bdb</w:t>
+              <w:t>kolokwium końcowe; raport z wykonanego zadania</w:t>
             </w:r>
           </w:p>
         </w:tc>
@@ -13900,7 +13582,7 @@
                 <w:i w:val="0"/>
                 <w:sz w:val="22"/>
               </w:rPr>
-              <w:t>Studium przypadków; Zadania problemowe; Kryteria oceny; Kolokwium pisemne.; Skala ocen:; Poniżej 50% - ndst; Od 50% - dst; Od 60% - dst+; Od 70% - db; Od 80% - db+; Od 90% - bdb; Skala ocen:; Poniżej 50% - ndst; Od 50% - dst; Od 60% - dst+; Od 70% - db; Od 80% - db+; Od 90% - bdb</w:t>
+              <w:t>kolokwium końcowe; raport z wykonanego zadania</w:t>
             </w:r>
           </w:p>
         </w:tc>
@@ -13958,7 +13640,7 @@
                 <w:i w:val="0"/>
                 <w:sz w:val="22"/>
               </w:rPr>
-              <w:t>Studium przypadków; Zadania problemowe; Kryteria oceny; Kolokwium pisemne.; Skala ocen:; Poniżej 50% - ndst; Od 50% - dst; Od 60% - dst+; Od 70% - db; Od 80% - db+; Od 90% - bdb; Skala ocen:; Poniżej 50% - ndst; Od 50% - dst; Od 60% - dst+; Od 70% - db; Od 80% - db+; Od 90% - bdb</w:t>
+              <w:t>kolokwium końcowe; raport z wykonanego zadania</w:t>
             </w:r>
           </w:p>
         </w:tc>
@@ -14016,7 +13698,7 @@
                 <w:i w:val="0"/>
                 <w:sz w:val="22"/>
               </w:rPr>
-              <w:t>Studium przypadków; Zadania problemowe; Kryteria oceny; Kolokwium pisemne.; Skala ocen:; Poniżej 50% - ndst; Od 50% - dst; Od 60% - dst+; Od 70% - db; Od 80% - db+; Od 90% - bdb; Skala ocen:; Poniżej 50% - ndst; Od 50% - dst; Od 60% - dst+; Od 70% - db; Od 80% - db+; Od 90% - bdb</w:t>
+              <w:t>kolokwium końcowe; raport z wykonanego zadania</w:t>
             </w:r>
           </w:p>
         </w:tc>
@@ -14074,7 +13756,7 @@
                 <w:i w:val="0"/>
                 <w:sz w:val="22"/>
               </w:rPr>
-              <w:t>Studium przypadków; Zadania problemowe; Kryteria oceny; Kolokwium pisemne.; Skala ocen:; Poniżej 50% - ndst; Od 50% - dst; Od 60% - dst+; Od 70% - db; Od 80% - db+; Od 90% - bdb; Skala ocen:; Poniżej 50% - ndst; Od 50% - dst; Od 60% - dst+; Od 70% - db; Od 80% - db+; Od 90% - bdb</w:t>
+              <w:t>kolokwium końcowe; raport z wykonanego zadania</w:t>
             </w:r>
           </w:p>
         </w:tc>
@@ -14132,7 +13814,7 @@
                 <w:i w:val="0"/>
                 <w:sz w:val="22"/>
               </w:rPr>
-              <w:t>Studium przypadków; Zadania problemowe; Kryteria oceny; Kolokwium pisemne.; Skala ocen:; Poniżej 50% - ndst; Od 50% - dst; Od 60% - dst+; Od 70% - db; Od 80% - db+; Od 90% - bdb; Skala ocen:; Poniżej 50% - ndst; Od 50% - dst; Od 60% - dst+; Od 70% - db; Od 80% - db+; Od 90% - bdb</w:t>
+              <w:t>kolokwium końcowe; raport z wykonanego zadania</w:t>
             </w:r>
           </w:p>
         </w:tc>
@@ -14190,7 +13872,7 @@
                 <w:i w:val="0"/>
                 <w:sz w:val="22"/>
               </w:rPr>
-              <w:t>Studium przypadków; Zadania problemowe; Kryteria oceny; Kolokwium pisemne.; Skala ocen:; Poniżej 50% - ndst; Od 50% - dst; Od 60% - dst+; Od 70% - db; Od 80% - db+; Od 90% - bdb; Skala ocen:; Poniżej 50% - ndst; Od 50% - dst; Od 60% - dst+; Od 70% - db; Od 80% - db+; Od 90% - bdb</w:t>
+              <w:t>kolokwium końcowe; raport z wykonanego zadania</w:t>
             </w:r>
           </w:p>
         </w:tc>
@@ -14248,7 +13930,7 @@
                 <w:i w:val="0"/>
                 <w:sz w:val="22"/>
               </w:rPr>
-              <w:t>Studium przypadków; Zadania problemowe; Kryteria oceny; Kolokwium pisemne.; Skala ocen:; Poniżej 50% - ndst; Od 50% - dst; Od 60% - dst+; Od 70% - db; Od 80% - db+; Od 90% - bdb; Skala ocen:; Poniżej 50% - ndst; Od 50% - dst; Od 60% - dst+; Od 70% - db; Od 80% - db+; Od 90% - bdb</w:t>
+              <w:t>kolokwium końcowe; raport z wykonanego zadania</w:t>
             </w:r>
           </w:p>
         </w:tc>
@@ -14306,7 +13988,7 @@
                 <w:i w:val="0"/>
                 <w:sz w:val="22"/>
               </w:rPr>
-              <w:t>Studium przypadków; Zadania problemowe; Kryteria oceny; Kolokwium pisemne.; Skala ocen:; Poniżej 50% - ndst; Od 50% - dst; Od 60% - dst+; Od 70% - db; Od 80% - db+; Od 90% - bdb; Skala ocen:; Poniżej 50% - ndst; Od 50% - dst; Od 60% - dst+; Od 70% - db; Od 80% - db+; Od 90% - bdb</w:t>
+              <w:t>kolokwium końcowe; raport z wykonanego zadania</w:t>
             </w:r>
           </w:p>
         </w:tc>
@@ -14364,7 +14046,7 @@
                 <w:i w:val="0"/>
                 <w:sz w:val="22"/>
               </w:rPr>
-              <w:t>Studium przypadków; Zadania problemowe; Kryteria oceny; Kolokwium pisemne.; Skala ocen:; Poniżej 50% - ndst; Od 50% - dst; Od 60% - dst+; Od 70% - db; Od 80% - db+; Od 90% - bdb; Skala ocen:; Poniżej 50% - ndst; Od 50% - dst; Od 60% - dst+; Od 70% - db; Od 80% - db+; Od 90% - bdb</w:t>
+              <w:t>kolokwium końcowe; raport z wykonanego zadania</w:t>
             </w:r>
           </w:p>
         </w:tc>
@@ -14422,7 +14104,7 @@
                 <w:i w:val="0"/>
                 <w:sz w:val="22"/>
               </w:rPr>
-              <w:t>Studium przypadków; Zadania problemowe; Kryteria oceny; Kolokwium pisemne.; Skala ocen:; Poniżej 50% - ndst; Od 50% - dst; Od 60% - dst+; Od 70% - db; Od 80% - db+; Od 90% - bdb; Skala ocen:; Poniżej 50% - ndst; Od 50% - dst; Od 60% - dst+; Od 70% - db; Od 80% - db+; Od 90% - bdb</w:t>
+              <w:t>kolokwium końcowe; raport z wykonanego zadania</w:t>
             </w:r>
           </w:p>
         </w:tc>
@@ -14480,7 +14162,7 @@
                 <w:i w:val="0"/>
                 <w:sz w:val="22"/>
               </w:rPr>
-              <w:t>Studium przypadków; Zadania problemowe; Kryteria oceny; Kolokwium pisemne.; Skala ocen:; Poniżej 50% - ndst; Od 50% - dst; Od 60% - dst+; Od 70% - db; Od 80% - db+; Od 90% - bdb; Skala ocen:; Poniżej 50% - ndst; Od 50% - dst; Od 60% - dst+; Od 70% - db; Od 80% - db+; Od 90% - bdb</w:t>
+              <w:t>kolokwium końcowe; raport z wykonanego zadania</w:t>
             </w:r>
           </w:p>
         </w:tc>
@@ -14538,7 +14220,7 @@
                 <w:i w:val="0"/>
                 <w:sz w:val="22"/>
               </w:rPr>
-              <w:t>Studium przypadków; Zadania problemowe; Kryteria oceny; Kolokwium pisemne.; Skala ocen:; Poniżej 50% - ndst; Od 50% - dst; Od 60% - dst+; Od 70% - db; Od 80% - db+; Od 90% - bdb; Skala ocen:; Poniżej 50% - ndst; Od 50% - dst; Od 60% - dst+; Od 70% - db; Od 80% - db+; Od 90% - bdb</w:t>
+              <w:t>kolokwium końcowe; raport z wykonanego zadania</w:t>
             </w:r>
           </w:p>
         </w:tc>
@@ -14596,7 +14278,7 @@
                 <w:i w:val="0"/>
                 <w:sz w:val="22"/>
               </w:rPr>
-              <w:t>Studium przypadków; Zadania problemowe; Kryteria oceny; Kolokwium pisemne.; Skala ocen:; Poniżej 50% - ndst; Od 50% - dst; Od 60% - dst+; Od 70% - db; Od 80% - db+; Od 90% - bdb; Skala ocen:; Poniżej 50% - ndst; Od 50% - dst; Od 60% - dst+; Od 70% - db; Od 80% - db+; Od 90% - bdb</w:t>
+              <w:t>kolokwium końcowe; raport z wykonanego zadania</w:t>
             </w:r>
           </w:p>
         </w:tc>
@@ -14654,7 +14336,7 @@
                 <w:i w:val="0"/>
                 <w:sz w:val="22"/>
               </w:rPr>
-              <w:t>Studium przypadków; Zadania problemowe; Kryteria oceny; Kolokwium pisemne.; Skala ocen:; Poniżej 50% - ndst; Od 50% - dst; Od 60% - dst+; Od 70% - db; Od 80% - db+; Od 90% - bdb; Skala ocen:; Poniżej 50% - ndst; Od 50% - dst; Od 60% - dst+; Od 70% - db; Od 80% - db+; Od 90% - bdb</w:t>
+              <w:t>kolokwium końcowe; raport z wykonanego zadania</w:t>
             </w:r>
           </w:p>
         </w:tc>
@@ -14712,7 +14394,7 @@
                 <w:i w:val="0"/>
                 <w:sz w:val="22"/>
               </w:rPr>
-              <w:t>Studium przypadków; Zadania problemowe; Kryteria oceny; Kolokwium pisemne.; Skala ocen:; Poniżej 50% - ndst; Od 50% - dst; Od 60% - dst+; Od 70% - db; Od 80% - db+; Od 90% - bdb; Skala ocen:; Poniżej 50% - ndst; Od 50% - dst; Od 60% - dst+; Od 70% - db; Od 80% - db+; Od 90% - bdb</w:t>
+              <w:t>kolokwium końcowe; raport z wykonanego zadania</w:t>
             </w:r>
           </w:p>
         </w:tc>
@@ -14770,7 +14452,7 @@
                 <w:i w:val="0"/>
                 <w:sz w:val="22"/>
               </w:rPr>
-              <w:t>Studium przypadków; Zadania problemowe; Kryteria oceny; Kolokwium pisemne.; Skala ocen:; Poniżej 50% - ndst; Od 50% - dst; Od 60% - dst+; Od 70% - db; Od 80% - db+; Od 90% - bdb; Skala ocen:; Poniżej 50% - ndst; Od 50% - dst; Od 60% - dst+; Od 70% - db; Od 80% - db+; Od 90% - bdb</w:t>
+              <w:t>kolokwium końcowe; raport z wykonanego zadania</w:t>
             </w:r>
           </w:p>
         </w:tc>
@@ -14828,7 +14510,7 @@
                 <w:i w:val="0"/>
                 <w:sz w:val="22"/>
               </w:rPr>
-              <w:t>Studium przypadków; Zadania problemowe; Kryteria oceny; Kolokwium pisemne.; Skala ocen:; Poniżej 50% - ndst; Od 50% - dst; Od 60% - dst+; Od 70% - db; Od 80% - db+; Od 90% - bdb; Skala ocen:; Poniżej 50% - ndst; Od 50% - dst; Od 60% - dst+; Od 70% - db; Od 80% - db+; Od 90% - bdb</w:t>
+              <w:t>kolokwium końcowe; raport z wykonanego zadania</w:t>
             </w:r>
           </w:p>
         </w:tc>
@@ -14886,7 +14568,7 @@
                 <w:i w:val="0"/>
                 <w:sz w:val="22"/>
               </w:rPr>
-              <w:t>Studium przypadków; Zadania problemowe; Kryteria oceny; Kolokwium pisemne.; Skala ocen:; Poniżej 50% - ndst; Od 50% - dst; Od 60% - dst+; Od 70% - db; Od 80% - db+; Od 90% - bdb; Skala ocen:; Poniżej 50% - ndst; Od 50% - dst; Od 60% - dst+; Od 70% - db; Od 80% - db+; Od 90% - bdb</w:t>
+              <w:t>kolokwium końcowe; raport z wykonanego zadania</w:t>
             </w:r>
           </w:p>
         </w:tc>
@@ -14944,7 +14626,7 @@
                 <w:i w:val="0"/>
                 <w:sz w:val="22"/>
               </w:rPr>
-              <w:t>Studium przypadków; Zadania problemowe; Kryteria oceny; Kolokwium pisemne.; Skala ocen:; Poniżej 50% - ndst; Od 50% - dst; Od 60% - dst+; Od 70% - db; Od 80% - db+; Od 90% - bdb; Skala ocen:; Poniżej 50% - ndst; Od 50% - dst; Od 60% - dst+; Od 70% - db; Od 80% - db+; Od 90% - bdb</w:t>
+              <w:t>kolokwium końcowe; raport z wykonanego zadania</w:t>
             </w:r>
           </w:p>
         </w:tc>
@@ -15002,7 +14684,7 @@
                 <w:i w:val="0"/>
                 <w:sz w:val="22"/>
               </w:rPr>
-              <w:t>Studium przypadków; Zadania problemowe; Kryteria oceny; Kolokwium pisemne.; Skala ocen:; Poniżej 50% - ndst; Od 50% - dst; Od 60% - dst+; Od 70% - db; Od 80% - db+; Od 90% - bdb; Skala ocen:; Poniżej 50% - ndst; Od 50% - dst; Od 60% - dst+; Od 70% - db; Od 80% - db+; Od 90% - bdb</w:t>
+              <w:t>kolokwium końcowe; raport z wykonanego zadania</w:t>
             </w:r>
           </w:p>
         </w:tc>
@@ -15060,7 +14742,7 @@
                 <w:i w:val="0"/>
                 <w:sz w:val="22"/>
               </w:rPr>
-              <w:t>Studium przypadków; Zadania problemowe; Kryteria oceny; Kolokwium pisemne.; Skala ocen:; Poniżej 50% - ndst; Od 50% - dst; Od 60% - dst+; Od 70% - db; Od 80% - db+; Od 90% - bdb; Skala ocen:; Poniżej 50% - ndst; Od 50% - dst; Od 60% - dst+; Od 70% - db; Od 80% - db+; Od 90% - bdb</w:t>
+              <w:t>kolokwium końcowe; raport z wykonanego zadania</w:t>
             </w:r>
           </w:p>
         </w:tc>
@@ -15118,7 +14800,7 @@
                 <w:i w:val="0"/>
                 <w:sz w:val="22"/>
               </w:rPr>
-              <w:t>Studium przypadków; Zadania problemowe; Kryteria oceny; Kolokwium pisemne.; Skala ocen:; Poniżej 50% - ndst; Od 50% - dst; Od 60% - dst+; Od 70% - db; Od 80% - db+; Od 90% - bdb; Skala ocen:; Poniżej 50% - ndst; Od 50% - dst; Od 60% - dst+; Od 70% - db; Od 80% - db+; Od 90% - bdb</w:t>
+              <w:t>kolokwium końcowe; raport z wykonanego zadania</w:t>
             </w:r>
           </w:p>
         </w:tc>
@@ -15176,7 +14858,7 @@
                 <w:i w:val="0"/>
                 <w:sz w:val="22"/>
               </w:rPr>
-              <w:t>Studium przypadków; Zadania problemowe; Kryteria oceny; Kolokwium pisemne.; Skala ocen:; Poniżej 50% - ndst; Od 50% - dst; Od 60% - dst+; Od 70% - db; Od 80% - db+; Od 90% - bdb; Skala ocen:; Poniżej 50% - ndst; Od 50% - dst; Od 60% - dst+; Od 70% - db; Od 80% - db+; Od 90% - bdb</w:t>
+              <w:t>kolokwium końcowe; raport z wykonanego zadania</w:t>
             </w:r>
           </w:p>
         </w:tc>
@@ -15234,7 +14916,7 @@
                 <w:i w:val="0"/>
                 <w:sz w:val="22"/>
               </w:rPr>
-              <w:t>Studium przypadków; Zadania problemowe; Kryteria oceny; Kolokwium pisemne.; Skala ocen:; Poniżej 50% - ndst; Od 50% - dst; Od 60% - dst+; Od 70% - db; Od 80% - db+; Od 90% - bdb; Skala ocen:; Poniżej 50% - ndst; Od 50% - dst; Od 60% - dst+; Od 70% - db; Od 80% - db+; Od 90% - bdb</w:t>
+              <w:t>kolokwium końcowe; raport z wykonanego zadania</w:t>
             </w:r>
           </w:p>
         </w:tc>
@@ -15292,7 +14974,7 @@
                 <w:i w:val="0"/>
                 <w:sz w:val="22"/>
               </w:rPr>
-              <w:t>Studium przypadków; Zadania problemowe; Kryteria oceny; Kolokwium pisemne.; Skala ocen:; Poniżej 50% - ndst; Od 50% - dst; Od 60% - dst+; Od 70% - db; Od 80% - db+; Od 90% - bdb; Skala ocen:; Poniżej 50% - ndst; Od 50% - dst; Od 60% - dst+; Od 70% - db; Od 80% - db+; Od 90% - bdb</w:t>
+              <w:t>kolokwium końcowe; raport z wykonanego zadania</w:t>
             </w:r>
           </w:p>
         </w:tc>
@@ -15350,7 +15032,7 @@
                 <w:i w:val="0"/>
                 <w:sz w:val="22"/>
               </w:rPr>
-              <w:t>Studium przypadków; Zadania problemowe; Kryteria oceny; Kolokwium pisemne.; Skala ocen:; Poniżej 50% - ndst; Od 50% - dst; Od 60% - dst+; Od 70% - db; Od 80% - db+; Od 90% - bdb; Skala ocen:; Poniżej 50% - ndst; Od 50% - dst; Od 60% - dst+; Od 70% - db; Od 80% - db+; Od 90% - bdb</w:t>
+              <w:t>kolokwium końcowe; raport z wykonanego zadania</w:t>
             </w:r>
           </w:p>
         </w:tc>
@@ -15408,7 +15090,7 @@
                 <w:i w:val="0"/>
                 <w:sz w:val="22"/>
               </w:rPr>
-              <w:t>Studium przypadków; Zadania problemowe; Kryteria oceny; Kolokwium pisemne.; Skala ocen:; Poniżej 50% - ndst; Od 50% - dst; Od 60% - dst+; Od 70% - db; Od 80% - db+; Od 90% - bdb; Skala ocen:; Poniżej 50% - ndst; Od 50% - dst; Od 60% - dst+; Od 70% - db; Od 80% - db+; Od 90% - bdb</w:t>
+              <w:t>kolokwium końcowe; raport z wykonanego zadania</w:t>
             </w:r>
           </w:p>
         </w:tc>
@@ -15466,7 +15148,7 @@
                 <w:i w:val="0"/>
                 <w:sz w:val="22"/>
               </w:rPr>
-              <w:t>Studium przypadków; Zadania problemowe; Kryteria oceny; Kolokwium pisemne.; Skala ocen:; Poniżej 50% - ndst; Od 50% - dst; Od 60% - dst+; Od 70% - db; Od 80% - db+; Od 90% - bdb; Skala ocen:; Poniżej 50% - ndst; Od 50% - dst; Od 60% - dst+; Od 70% - db; Od 80% - db+; Od 90% - bdb</w:t>
+              <w:t>kolokwium końcowe; raport z wykonanego zadania</w:t>
             </w:r>
           </w:p>
         </w:tc>
@@ -15524,7 +15206,7 @@
                 <w:i w:val="0"/>
                 <w:sz w:val="22"/>
               </w:rPr>
-              <w:t>Studium przypadków; Zadania problemowe; Kryteria oceny; Kolokwium pisemne.; Skala ocen:; Poniżej 50% - ndst; Od 50% - dst; Od 60% - dst+; Od 70% - db; Od 80% - db+; Od 90% - bdb; Skala ocen:; Poniżej 50% - ndst; Od 50% - dst; Od 60% - dst+; Od 70% - db; Od 80% - db+; Od 90% - bdb</w:t>
+              <w:t>kolokwium końcowe; raport z wykonanego zadania</w:t>
             </w:r>
           </w:p>
         </w:tc>
@@ -15582,7 +15264,7 @@
                 <w:i w:val="0"/>
                 <w:sz w:val="22"/>
               </w:rPr>
-              <w:t>Studium przypadków; Zadania problemowe; Kryteria oceny; Kolokwium pisemne.; Skala ocen:; Poniżej 50% - ndst; Od 50% - dst; Od 60% - dst+; Od 70% - db; Od 80% - db+; Od 90% - bdb; Skala ocen:; Poniżej 50% - ndst; Od 50% - dst; Od 60% - dst+; Od 70% - db; Od 80% - db+; Od 90% - bdb</w:t>
+              <w:t>kolokwium końcowe; raport z wykonanego zadania</w:t>
             </w:r>
           </w:p>
         </w:tc>
@@ -15640,7 +15322,7 @@
                 <w:i w:val="0"/>
                 <w:sz w:val="22"/>
               </w:rPr>
-              <w:t>Studium przypadków; Zadania problemowe; Kryteria oceny; Kolokwium pisemne.; Skala ocen:; Poniżej 50% - ndst; Od 50% - dst; Od 60% - dst+; Od 70% - db; Od 80% - db+; Od 90% - bdb; Skala ocen:; Poniżej 50% - ndst; Od 50% - dst; Od 60% - dst+; Od 70% - db; Od 80% - db+; Od 90% - bdb</w:t>
+              <w:t>kolokwium końcowe; raport z wykonanego zadania</w:t>
             </w:r>
           </w:p>
         </w:tc>
@@ -15698,7 +15380,7 @@
                 <w:i w:val="0"/>
                 <w:sz w:val="22"/>
               </w:rPr>
-              <w:t>Studium przypadków; Zadania problemowe; Kryteria oceny; Kolokwium pisemne.; Skala ocen:; Poniżej 50% - ndst; Od 50% - dst; Od 60% - dst+; Od 70% - db; Od 80% - db+; Od 90% - bdb; Skala ocen:; Poniżej 50% - ndst; Od 50% - dst; Od 60% - dst+; Od 70% - db; Od 80% - db+; Od 90% - bdb</w:t>
+              <w:t>kolokwium końcowe; raport z wykonanego zadania</w:t>
             </w:r>
           </w:p>
         </w:tc>
@@ -15756,7 +15438,7 @@
                 <w:i w:val="0"/>
                 <w:sz w:val="22"/>
               </w:rPr>
-              <w:t>Studium przypadków; Zadania problemowe; Kryteria oceny; Kolokwium pisemne.; Skala ocen:; Poniżej 50% - ndst; Od 50% - dst; Od 60% - dst+; Od 70% - db; Od 80% - db+; Od 90% - bdb; Skala ocen:; Poniżej 50% - ndst; Od 50% - dst; Od 60% - dst+; Od 70% - db; Od 80% - db+; Od 90% - bdb</w:t>
+              <w:t>kolokwium końcowe; raport z wykonanego zadania</w:t>
             </w:r>
           </w:p>
         </w:tc>
@@ -15814,7 +15496,7 @@
                 <w:i w:val="0"/>
                 <w:sz w:val="22"/>
               </w:rPr>
-              <w:t>Studium przypadków; Zadania problemowe; Kryteria oceny; Kolokwium pisemne.; Skala ocen:; Poniżej 50% - ndst; Od 50% - dst; Od 60% - dst+; Od 70% - db; Od 80% - db+; Od 90% - bdb; Skala ocen:; Poniżej 50% - ndst; Od 50% - dst; Od 60% - dst+; Od 70% - db; Od 80% - db+; Od 90% - bdb</w:t>
+              <w:t>kolokwium końcowe; raport z wykonanego zadania</w:t>
             </w:r>
           </w:p>
         </w:tc>
@@ -15872,7 +15554,7 @@
                 <w:i w:val="0"/>
                 <w:sz w:val="22"/>
               </w:rPr>
-              <w:t>Studium przypadków; Zadania problemowe; Kryteria oceny; Kolokwium pisemne.; Skala ocen:; Poniżej 50% - ndst; Od 50% - dst; Od 60% - dst+; Od 70% - db; Od 80% - db+; Od 90% - bdb; Skala ocen:; Poniżej 50% - ndst; Od 50% - dst; Od 60% - dst+; Od 70% - db; Od 80% - db+; Od 90% - bdb</w:t>
+              <w:t>kolokwium końcowe; raport z wykonanego zadania</w:t>
             </w:r>
           </w:p>
         </w:tc>
@@ -15930,7 +15612,7 @@
                 <w:i w:val="0"/>
                 <w:sz w:val="22"/>
               </w:rPr>
-              <w:t>Studium przypadków; Zadania problemowe; Kryteria oceny; Kolokwium pisemne.; Skala ocen:; Poniżej 50% - ndst; Od 50% - dst; Od 60% - dst+; Od 70% - db; Od 80% - db+; Od 90% - bdb; Skala ocen:; Poniżej 50% - ndst; Od 50% - dst; Od 60% - dst+; Od 70% - db; Od 80% - db+; Od 90% - bdb</w:t>
+              <w:t>kolokwium końcowe; raport z wykonanego zadania</w:t>
             </w:r>
           </w:p>
         </w:tc>
@@ -15988,7 +15670,7 @@
                 <w:i w:val="0"/>
                 <w:sz w:val="22"/>
               </w:rPr>
-              <w:t>Studium przypadków; Zadania problemowe; Kryteria oceny; Kolokwium pisemne.; Skala ocen:; Poniżej 50% - ndst; Od 50% - dst; Od 60% - dst+; Od 70% - db; Od 80% - db+; Od 90% - bdb; Skala ocen:; Poniżej 50% - ndst; Od 50% - dst; Od 60% - dst+; Od 70% - db; Od 80% - db+; Od 90% - bdb</w:t>
+              <w:t>kolokwium końcowe; raport z wykonanego zadania</w:t>
             </w:r>
           </w:p>
         </w:tc>
@@ -16046,7 +15728,7 @@
                 <w:i w:val="0"/>
                 <w:sz w:val="22"/>
               </w:rPr>
-              <w:t>Studium przypadków; Zadania problemowe; Kryteria oceny; Kolokwium pisemne.; Skala ocen:; Poniżej 50% - ndst; Od 50% - dst; Od 60% - dst+; Od 70% - db; Od 80% - db+; Od 90% - bdb; Skala ocen:; Poniżej 50% - ndst; Od 50% - dst; Od 60% - dst+; Od 70% - db; Od 80% - db+; Od 90% - bdb</w:t>
+              <w:t>kolokwium końcowe; raport z wykonanego zadania</w:t>
             </w:r>
           </w:p>
         </w:tc>
@@ -16104,7 +15786,7 @@
                 <w:i w:val="0"/>
                 <w:sz w:val="22"/>
               </w:rPr>
-              <w:t>Studium przypadków; Zadania problemowe; Kryteria oceny; Kolokwium pisemne.; Skala ocen:; Poniżej 50% - ndst; Od 50% - dst; Od 60% - dst+; Od 70% - db; Od 80% - db+; Od 90% - bdb; Skala ocen:; Poniżej 50% - ndst; Od 50% - dst; Od 60% - dst+; Od 70% - db; Od 80% - db+; Od 90% - bdb</w:t>
+              <w:t>kolokwium końcowe; raport z wykonanego zadania</w:t>
             </w:r>
           </w:p>
         </w:tc>
@@ -16162,7 +15844,7 @@
                 <w:i w:val="0"/>
                 <w:sz w:val="22"/>
               </w:rPr>
-              <w:t>Studium przypadków; Zadania problemowe; Kryteria oceny; Kolokwium pisemne.; Skala ocen:; Poniżej 50% - ndst; Od 50% - dst; Od 60% - dst+; Od 70% - db; Od 80% - db+; Od 90% - bdb; Skala ocen:; Poniżej 50% - ndst; Od 50% - dst; Od 60% - dst+; Od 70% - db; Od 80% - db+; Od 90% - bdb</w:t>
+              <w:t>kolokwium końcowe; raport z wykonanego zadania</w:t>
             </w:r>
           </w:p>
         </w:tc>
@@ -16220,7 +15902,7 @@
                 <w:i w:val="0"/>
                 <w:sz w:val="22"/>
               </w:rPr>
-              <w:t>Studium przypadków; Zadania problemowe; Kryteria oceny; Kolokwium pisemne.; Skala ocen:; Poniżej 50% - ndst; Od 50% - dst; Od 60% - dst+; Od 70% - db; Od 80% - db+; Od 90% - bdb; Skala ocen:; Poniżej 50% - ndst; Od 50% - dst; Od 60% - dst+; Od 70% - db; Od 80% - db+; Od 90% - bdb</w:t>
+              <w:t>kolokwium końcowe; raport z wykonanego zadania</w:t>
             </w:r>
           </w:p>
         </w:tc>
@@ -16278,7 +15960,7 @@
                 <w:i w:val="0"/>
                 <w:sz w:val="22"/>
               </w:rPr>
-              <w:t>Studium przypadków; Zadania problemowe; Kryteria oceny; Kolokwium pisemne.; Skala ocen:; Poniżej 50% - ndst; Od 50% - dst; Od 60% - dst+; Od 70% - db; Od 80% - db+; Od 90% - bdb; Skala ocen:; Poniżej 50% - ndst; Od 50% - dst; Od 60% - dst+; Od 70% - db; Od 80% - db+; Od 90% - bdb</w:t>
+              <w:t>kolokwium końcowe; raport z wykonanego zadania</w:t>
             </w:r>
           </w:p>
         </w:tc>
@@ -16336,7 +16018,7 @@
                 <w:i w:val="0"/>
                 <w:sz w:val="22"/>
               </w:rPr>
-              <w:t>Studium przypadków; Zadania problemowe; Kryteria oceny; Kolokwium pisemne.; Skala ocen:; Poniżej 50% - ndst; Od 50% - dst; Od 60% - dst+; Od 70% - db; Od 80% - db+; Od 90% - bdb; Skala ocen:; Poniżej 50% - ndst; Od 50% - dst; Od 60% - dst+; Od 70% - db; Od 80% - db+; Od 90% - bdb</w:t>
+              <w:t>kolokwium końcowe; raport z wykonanego zadania</w:t>
             </w:r>
           </w:p>
         </w:tc>
@@ -16394,7 +16076,7 @@
                 <w:i w:val="0"/>
                 <w:sz w:val="22"/>
               </w:rPr>
-              <w:t>Studium przypadków; Zadania problemowe; Kryteria oceny; Kolokwium pisemne.; Skala ocen:; Poniżej 50% - ndst; Od 50% - dst; Od 60% - dst+; Od 70% - db; Od 80% - db+; Od 90% - bdb; Skala ocen:; Poniżej 50% - ndst; Od 50% - dst; Od 60% - dst+; Od 70% - db; Od 80% - db+; Od 90% - bdb</w:t>
+              <w:t>kolokwium końcowe; raport z wykonanego zadania</w:t>
             </w:r>
           </w:p>
         </w:tc>
@@ -16452,7 +16134,7 @@
                 <w:i w:val="0"/>
                 <w:sz w:val="22"/>
               </w:rPr>
-              <w:t>Studium przypadków; Zadania problemowe; Kryteria oceny; Kolokwium pisemne.; Skala ocen:; Poniżej 50% - ndst; Od 50% - dst; Od 60% - dst+; Od 70% - db; Od 80% - db+; Od 90% - bdb; Skala ocen:; Poniżej 50% - ndst; Od 50% - dst; Od 60% - dst+; Od 70% - db; Od 80% - db+; Od 90% - bdb</w:t>
+              <w:t>kolokwium końcowe; raport z wykonanego zadania</w:t>
             </w:r>
           </w:p>
         </w:tc>
@@ -16510,7 +16192,7 @@
                 <w:i w:val="0"/>
                 <w:sz w:val="22"/>
               </w:rPr>
-              <w:t>Studium przypadków; Zadania problemowe; Kryteria oceny; Kolokwium pisemne.; Skala ocen:; Poniżej 50% - ndst; Od 50% - dst; Od 60% - dst+; Od 70% - db; Od 80% - db+; Od 90% - bdb; Skala ocen:; Poniżej 50% - ndst; Od 50% - dst; Od 60% - dst+; Od 70% - db; Od 80% - db+; Od 90% - bdb</w:t>
+              <w:t>kolokwium końcowe; raport z wykonanego zadania</w:t>
             </w:r>
           </w:p>
         </w:tc>
@@ -16568,7 +16250,7 @@
                 <w:i w:val="0"/>
                 <w:sz w:val="22"/>
               </w:rPr>
-              <w:t>Studium przypadków; Zadania problemowe; Kryteria oceny; Kolokwium pisemne.; Skala ocen:; Poniżej 50% - ndst; Od 50% - dst; Od 60% - dst+; Od 70% - db; Od 80% - db+; Od 90% - bdb; Skala ocen:; Poniżej 50% - ndst; Od 50% - dst; Od 60% - dst+; Od 70% - db; Od 80% - db+; Od 90% - bdb</w:t>
+              <w:t>kolokwium końcowe; raport z wykonanego zadania</w:t>
             </w:r>
           </w:p>
         </w:tc>
@@ -16626,7 +16308,7 @@
                 <w:i w:val="0"/>
                 <w:sz w:val="22"/>
               </w:rPr>
-              <w:t>Studium przypadków; Zadania problemowe; Kryteria oceny; Kolokwium pisemne.; Skala ocen:; Poniżej 50% - ndst; Od 50% - dst; Od 60% - dst+; Od 70% - db; Od 80% - db+; Od 90% - bdb; Skala ocen:; Poniżej 50% - ndst; Od 50% - dst; Od 60% - dst+; Od 70% - db; Od 80% - db+; Od 90% - bdb</w:t>
+              <w:t>kolokwium końcowe; raport z wykonanego zadania</w:t>
             </w:r>
           </w:p>
         </w:tc>
@@ -16684,7 +16366,7 @@
                 <w:i w:val="0"/>
                 <w:sz w:val="22"/>
               </w:rPr>
-              <w:t>Studium przypadków; Zadania problemowe; Kryteria oceny; Kolokwium pisemne.; Skala ocen:; Poniżej 50% - ndst; Od 50% - dst; Od 60% - dst+; Od 70% - db; Od 80% - db+; Od 90% - bdb; Skala ocen:; Poniżej 50% - ndst; Od 50% - dst; Od 60% - dst+; Od 70% - db; Od 80% - db+; Od 90% - bdb</w:t>
+              <w:t>kolokwium końcowe; raport z wykonanego zadania</w:t>
             </w:r>
           </w:p>
         </w:tc>
@@ -16742,7 +16424,7 @@
                 <w:i w:val="0"/>
                 <w:sz w:val="22"/>
               </w:rPr>
-              <w:t>Studium przypadków; Zadania problemowe; Kryteria oceny; Kolokwium pisemne.; Skala ocen:; Poniżej 50% - ndst; Od 50% - dst; Od 60% - dst+; Od 70% - db; Od 80% - db+; Od 90% - bdb; Skala ocen:; Poniżej 50% - ndst; Od 50% - dst; Od 60% - dst+; Od 70% - db; Od 80% - db+; Od 90% - bdb</w:t>
+              <w:t>kolokwium końcowe; raport z wykonanego zadania</w:t>
             </w:r>
           </w:p>
         </w:tc>
@@ -16800,7 +16482,7 @@
                 <w:i w:val="0"/>
                 <w:sz w:val="22"/>
               </w:rPr>
-              <w:t>Studium przypadków; Zadania problemowe; Kryteria oceny; Kolokwium pisemne.; Skala ocen:; Poniżej 50% - ndst; Od 50% - dst; Od 60% - dst+; Od 70% - db; Od 80% - db+; Od 90% - bdb; Skala ocen:; Poniżej 50% - ndst; Od 50% - dst; Od 60% - dst+; Od 70% - db; Od 80% - db+; Od 90% - bdb</w:t>
+              <w:t>kolokwium końcowe; raport z wykonanego zadania</w:t>
             </w:r>
           </w:p>
         </w:tc>
@@ -16858,7 +16540,7 @@
                 <w:i w:val="0"/>
                 <w:sz w:val="22"/>
               </w:rPr>
-              <w:t>Studium przypadków; Zadania problemowe; Kryteria oceny; Kolokwium pisemne.; Skala ocen:; Poniżej 50% - ndst; Od 50% - dst; Od 60% - dst+; Od 70% - db; Od 80% - db+; Od 90% - bdb; Skala ocen:; Poniżej 50% - ndst; Od 50% - dst; Od 60% - dst+; Od 70% - db; Od 80% - db+; Od 90% - bdb</w:t>
+              <w:t>kolokwium końcowe; raport z wykonanego zadania</w:t>
             </w:r>
           </w:p>
         </w:tc>
@@ -16916,7 +16598,7 @@
                 <w:i w:val="0"/>
                 <w:sz w:val="22"/>
               </w:rPr>
-              <w:t>Studium przypadków; Zadania problemowe; Kryteria oceny; Kolokwium pisemne.; Skala ocen:; Poniżej 50% - ndst; Od 50% - dst; Od 60% - dst+; Od 70% - db; Od 80% - db+; Od 90% - bdb; Skala ocen:; Poniżej 50% - ndst; Od 50% - dst; Od 60% - dst+; Od 70% - db; Od 80% - db+; Od 90% - bdb</w:t>
+              <w:t>kolokwium końcowe; raport z wykonanego zadania</w:t>
             </w:r>
           </w:p>
         </w:tc>
@@ -16974,7 +16656,7 @@
                 <w:i w:val="0"/>
                 <w:sz w:val="22"/>
               </w:rPr>
-              <w:t>Studium przypadków; Zadania problemowe; Kryteria oceny; Kolokwium pisemne.; Skala ocen:; Poniżej 50% - ndst; Od 50% - dst; Od 60% - dst+; Od 70% - db; Od 80% - db+; Od 90% - bdb; Skala ocen:; Poniżej 50% - ndst; Od 50% - dst; Od 60% - dst+; Od 70% - db; Od 80% - db+; Od 90% - bdb</w:t>
+              <w:t>kolokwium końcowe; raport z wykonanego zadania</w:t>
             </w:r>
           </w:p>
         </w:tc>
@@ -17032,7 +16714,7 @@
                 <w:i w:val="0"/>
                 <w:sz w:val="22"/>
               </w:rPr>
-              <w:t>Studium przypadków; Zadania problemowe; Kryteria oceny; Kolokwium pisemne.; Skala ocen:; Poniżej 50% - ndst; Od 50% - dst; Od 60% - dst+; Od 70% - db; Od 80% - db+; Od 90% - bdb; Skala ocen:; Poniżej 50% - ndst; Od 50% - dst; Od 60% - dst+; Od 70% - db; Od 80% - db+; Od 90% - bdb</w:t>
+              <w:t>kolokwium końcowe; raport z wykonanego zadania</w:t>
             </w:r>
           </w:p>
         </w:tc>
@@ -17090,7 +16772,7 @@
                 <w:i w:val="0"/>
                 <w:sz w:val="22"/>
               </w:rPr>
-              <w:t>Studium przypadków; Zadania problemowe; Kryteria oceny; Kolokwium pisemne.; Skala ocen:; Poniżej 50% - ndst; Od 50% - dst; Od 60% - dst+; Od 70% - db; Od 80% - db+; Od 90% - bdb; Skala ocen:; Poniżej 50% - ndst; Od 50% - dst; Od 60% - dst+; Od 70% - db; Od 80% - db+; Od 90% - bdb</w:t>
+              <w:t>kolokwium końcowe; raport z wykonanego zadania</w:t>
             </w:r>
           </w:p>
         </w:tc>
@@ -17148,7 +16830,7 @@
                 <w:i w:val="0"/>
                 <w:sz w:val="22"/>
               </w:rPr>
-              <w:t>Studium przypadków; Zadania problemowe; Kryteria oceny; Kolokwium pisemne.; Skala ocen:; Poniżej 50% - ndst; Od 50% - dst; Od 60% - dst+; Od 70% - db; Od 80% - db+; Od 90% - bdb; Skala ocen:; Poniżej 50% - ndst; Od 50% - dst; Od 60% - dst+; Od 70% - db; Od 80% - db+; Od 90% - bdb</w:t>
+              <w:t>kolokwium końcowe; raport z wykonanego zadania</w:t>
             </w:r>
           </w:p>
         </w:tc>
@@ -17206,7 +16888,7 @@
                 <w:i w:val="0"/>
                 <w:sz w:val="22"/>
               </w:rPr>
-              <w:t>Studium przypadków; Zadania problemowe; Kryteria oceny; Kolokwium pisemne.; Skala ocen:; Poniżej 50% - ndst; Od 50% - dst; Od 60% - dst+; Od 70% - db; Od 80% - db+; Od 90% - bdb; Skala ocen:; Poniżej 50% - ndst; Od 50% - dst; Od 60% - dst+; Od 70% - db; Od 80% - db+; Od 90% - bdb</w:t>
+              <w:t>kolokwium końcowe; raport z wykonanego zadania</w:t>
             </w:r>
           </w:p>
         </w:tc>
@@ -17264,7 +16946,7 @@
                 <w:i w:val="0"/>
                 <w:sz w:val="22"/>
               </w:rPr>
-              <w:t>Studium przypadków; Zadania problemowe; Kryteria oceny; Kolokwium pisemne.; Skala ocen:; Poniżej 50% - ndst; Od 50% - dst; Od 60% - dst+; Od 70% - db; Od 80% - db+; Od 90% - bdb; Skala ocen:; Poniżej 50% - ndst; Od 50% - dst; Od 60% - dst+; Od 70% - db; Od 80% - db+; Od 90% - bdb</w:t>
+              <w:t>kolokwium końcowe; raport z wykonanego zadania</w:t>
             </w:r>
           </w:p>
         </w:tc>
@@ -17322,7 +17004,7 @@
                 <w:i w:val="0"/>
                 <w:sz w:val="22"/>
               </w:rPr>
-              <w:t>Studium przypadków; Zadania problemowe; Kryteria oceny; Kolokwium pisemne.; Skala ocen:; Poniżej 50% - ndst; Od 50% - dst; Od 60% - dst+; Od 70% - db; Od 80% - db+; Od 90% - bdb; Skala ocen:; Poniżej 50% - ndst; Od 50% - dst; Od 60% - dst+; Od 70% - db; Od 80% - db+; Od 90% - bdb</w:t>
+              <w:t>kolokwium końcowe; raport z wykonanego zadania</w:t>
             </w:r>
           </w:p>
         </w:tc>
@@ -17380,7 +17062,7 @@
                 <w:i w:val="0"/>
                 <w:sz w:val="22"/>
               </w:rPr>
-              <w:t>Studium przypadków; Zadania problemowe; Kryteria oceny; Kolokwium pisemne.; Skala ocen:; Poniżej 50% - ndst; Od 50% - dst; Od 60% - dst+; Od 70% - db; Od 80% - db+; Od 90% - bdb; Skala ocen:; Poniżej 50% - ndst; Od 50% - dst; Od 60% - dst+; Od 70% - db; Od 80% - db+; Od 90% - bdb</w:t>
+              <w:t>kolokwium końcowe; raport z wykonanego zadania</w:t>
             </w:r>
           </w:p>
         </w:tc>
@@ -17438,7 +17120,7 @@
                 <w:i w:val="0"/>
                 <w:sz w:val="22"/>
               </w:rPr>
-              <w:t>Studium przypadków; Zadania problemowe; Kryteria oceny; Kolokwium pisemne.; Skala ocen:; Poniżej 50% - ndst; Od 50% - dst; Od 60% - dst+; Od 70% - db; Od 80% - db+; Od 90% - bdb; Skala ocen:; Poniżej 50% - ndst; Od 50% - dst; Od 60% - dst+; Od 70% - db; Od 80% - db+; Od 90% - bdb</w:t>
+              <w:t>kolokwium końcowe; raport z wykonanego zadania</w:t>
             </w:r>
           </w:p>
         </w:tc>
@@ -17496,7 +17178,7 @@
                 <w:i w:val="0"/>
                 <w:sz w:val="22"/>
               </w:rPr>
-              <w:t>Studium przypadków; Zadania problemowe; Kryteria oceny; Kolokwium pisemne.; Skala ocen:; Poniżej 50% - ndst; Od 50% - dst; Od 60% - dst+; Od 70% - db; Od 80% - db+; Od 90% - bdb; Skala ocen:; Poniżej 50% - ndst; Od 50% - dst; Od 60% - dst+; Od 70% - db; Od 80% - db+; Od 90% - bdb</w:t>
+              <w:t>kolokwium końcowe; raport z wykonanego zadania</w:t>
             </w:r>
           </w:p>
         </w:tc>
@@ -17554,7 +17236,7 @@
                 <w:i w:val="0"/>
                 <w:sz w:val="22"/>
               </w:rPr>
-              <w:t>Studium przypadków; Zadania problemowe; Kryteria oceny; Kolokwium pisemne.; Skala ocen:; Poniżej 50% - ndst; Od 50% - dst; Od 60% - dst+; Od 70% - db; Od 80% - db+; Od 90% - bdb; Skala ocen:; Poniżej 50% - ndst; Od 50% - dst; Od 60% - dst+; Od 70% - db; Od 80% - db+; Od 90% - bdb</w:t>
+              <w:t>kolokwium końcowe; raport z wykonanego zadania</w:t>
             </w:r>
           </w:p>
         </w:tc>
@@ -17612,7 +17294,7 @@
                 <w:i w:val="0"/>
                 <w:sz w:val="22"/>
               </w:rPr>
-              <w:t>Studium przypadków; Zadania problemowe; Kryteria oceny; Kolokwium pisemne.; Skala ocen:; Poniżej 50% - ndst; Od 50% - dst; Od 60% - dst+; Od 70% - db; Od 80% - db+; Od 90% - bdb; Skala ocen:; Poniżej 50% - ndst; Od 50% - dst; Od 60% - dst+; Od 70% - db; Od 80% - db+; Od 90% - bdb</w:t>
+              <w:t>kolokwium końcowe; raport z wykonanego zadania</w:t>
             </w:r>
           </w:p>
         </w:tc>
@@ -17670,7 +17352,7 @@
                 <w:i w:val="0"/>
                 <w:sz w:val="22"/>
               </w:rPr>
-              <w:t>Studium przypadków; Zadania problemowe; Kryteria oceny; Kolokwium pisemne.; Skala ocen:; Poniżej 50% - ndst; Od 50% - dst; Od 60% - dst+; Od 70% - db; Od 80% - db+; Od 90% - bdb; Skala ocen:; Poniżej 50% - ndst; Od 50% - dst; Od 60% - dst+; Od 70% - db; Od 80% - db+; Od 90% - bdb</w:t>
+              <w:t>kolokwium końcowe; raport z wykonanego zadania</w:t>
             </w:r>
           </w:p>
         </w:tc>
@@ -17728,7 +17410,7 @@
                 <w:i w:val="0"/>
                 <w:sz w:val="22"/>
               </w:rPr>
-              <w:t>Studium przypadków; Zadania problemowe; Kryteria oceny; Kolokwium pisemne.; Skala ocen:; Poniżej 50% - ndst; Od 50% - dst; Od 60% - dst+; Od 70% - db; Od 80% - db+; Od 90% - bdb; Skala ocen:; Poniżej 50% - ndst; Od 50% - dst; Od 60% - dst+; Od 70% - db; Od 80% - db+; Od 90% - bdb</w:t>
+              <w:t>kolokwium końcowe; raport z wykonanego zadania</w:t>
             </w:r>
           </w:p>
         </w:tc>
@@ -17786,7 +17468,7 @@
                 <w:i w:val="0"/>
                 <w:sz w:val="22"/>
               </w:rPr>
-              <w:t>Studium przypadków; Zadania problemowe; Kryteria oceny; Kolokwium pisemne.; Skala ocen:; Poniżej 50% - ndst; Od 50% - dst; Od 60% - dst+; Od 70% - db; Od 80% - db+; Od 90% - bdb; Skala ocen:; Poniżej 50% - ndst; Od 50% - dst; Od 60% - dst+; Od 70% - db; Od 80% - db+; Od 90% - bdb</w:t>
+              <w:t>kolokwium końcowe; raport z wykonanego zadania</w:t>
             </w:r>
           </w:p>
         </w:tc>
@@ -17844,7 +17526,7 @@
                 <w:i w:val="0"/>
                 <w:sz w:val="22"/>
               </w:rPr>
-              <w:t>Studium przypadków; Zadania problemowe; Kryteria oceny; Kolokwium pisemne.; Skala ocen:; Poniżej 50% - ndst; Od 50% - dst; Od 60% - dst+; Od 70% - db; Od 80% - db+; Od 90% - bdb; Skala ocen:; Poniżej 50% - ndst; Od 50% - dst; Od 60% - dst+; Od 70% - db; Od 80% - db+; Od 90% - bdb</w:t>
+              <w:t>kolokwium końcowe; raport z wykonanego zadania</w:t>
             </w:r>
           </w:p>
         </w:tc>
@@ -17902,7 +17584,7 @@
                 <w:i w:val="0"/>
                 <w:sz w:val="22"/>
               </w:rPr>
-              <w:t>Studium przypadków; Zadania problemowe; Kryteria oceny; Kolokwium pisemne.; Skala ocen:; Poniżej 50% - ndst; Od 50% - dst; Od 60% - dst+; Od 70% - db; Od 80% - db+; Od 90% - bdb; Skala ocen:; Poniżej 50% - ndst; Od 50% - dst; Od 60% - dst+; Od 70% - db; Od 80% - db+; Od 90% - bdb</w:t>
+              <w:t>kolokwium końcowe; raport z wykonanego zadania</w:t>
             </w:r>
           </w:p>
         </w:tc>
@@ -17960,7 +17642,7 @@
                 <w:i w:val="0"/>
                 <w:sz w:val="22"/>
               </w:rPr>
-              <w:t>Studium przypadków; Zadania problemowe; Kryteria oceny; Kolokwium pisemne.; Skala ocen:; Poniżej 50% - ndst; Od 50% - dst; Od 60% - dst+; Od 70% - db; Od 80% - db+; Od 90% - bdb; Skala ocen:; Poniżej 50% - ndst; Od 50% - dst; Od 60% - dst+; Od 70% - db; Od 80% - db+; Od 90% - bdb</w:t>
+              <w:t>kolokwium końcowe; raport z wykonanego zadania</w:t>
             </w:r>
           </w:p>
         </w:tc>
@@ -18018,7 +17700,7 @@
                 <w:i w:val="0"/>
                 <w:sz w:val="22"/>
               </w:rPr>
-              <w:t>Studium przypadków; Zadania problemowe; Kryteria oceny; Kolokwium pisemne.; Skala ocen:; Poniżej 50% - ndst; Od 50% - dst; Od 60% - dst+; Od 70% - db; Od 80% - db+; Od 90% - bdb; Skala ocen:; Poniżej 50% - ndst; Od 50% - dst; Od 60% - dst+; Od 70% - db; Od 80% - db+; Od 90% - bdb</w:t>
+              <w:t>kolokwium końcowe; raport z wykonanego zadania</w:t>
             </w:r>
           </w:p>
         </w:tc>
@@ -18076,7 +17758,7 @@
                 <w:i w:val="0"/>
                 <w:sz w:val="22"/>
               </w:rPr>
-              <w:t>Studium przypadków; Zadania problemowe; Kryteria oceny; Kolokwium pisemne.; Skala ocen:; Poniżej 50% - ndst; Od 50% - dst; Od 60% - dst+; Od 70% - db; Od 80% - db+; Od 90% - bdb; Skala ocen:; Poniżej 50% - ndst; Od 50% - dst; Od 60% - dst+; Od 70% - db; Od 80% - db+; Od 90% - bdb</w:t>
+              <w:t>kolokwium końcowe; raport z wykonanego zadania</w:t>
             </w:r>
           </w:p>
         </w:tc>
@@ -18134,7 +17816,7 @@
                 <w:i w:val="0"/>
                 <w:sz w:val="22"/>
               </w:rPr>
-              <w:t>Studium przypadków; Zadania problemowe; Kryteria oceny; Kolokwium pisemne.; Skala ocen:; Poniżej 50% - ndst; Od 50% - dst; Od 60% - dst+; Od 70% - db; Od 80% - db+; Od 90% - bdb; Skala ocen:; Poniżej 50% - ndst; Od 50% - dst; Od 60% - dst+; Od 70% - db; Od 80% - db+; Od 90% - bdb</w:t>
+              <w:t>kolokwium końcowe; raport z wykonanego zadania</w:t>
             </w:r>
           </w:p>
         </w:tc>
@@ -18192,7 +17874,7 @@
                 <w:i w:val="0"/>
                 <w:sz w:val="22"/>
               </w:rPr>
-              <w:t>Studium przypadków; Zadania problemowe; Kryteria oceny; Kolokwium pisemne.; Skala ocen:; Poniżej 50% - ndst; Od 50% - dst; Od 60% - dst+; Od 70% - db; Od 80% - db+; Od 90% - bdb; Skala ocen:; Poniżej 50% - ndst; Od 50% - dst; Od 60% - dst+; Od 70% - db; Od 80% - db+; Od 90% - bdb</w:t>
+              <w:t>kolokwium końcowe; raport z wykonanego zadania</w:t>
             </w:r>
           </w:p>
         </w:tc>
@@ -18250,7 +17932,7 @@
                 <w:i w:val="0"/>
                 <w:sz w:val="22"/>
               </w:rPr>
-              <w:t>Studium przypadków; Zadania problemowe; Kryteria oceny; Kolokwium pisemne.; Skala ocen:; Poniżej 50% - ndst; Od 50% - dst; Od 60% - dst+; Od 70% - db; Od 80% - db+; Od 90% - bdb; Skala ocen:; Poniżej 50% - ndst; Od 50% - dst; Od 60% - dst+; Od 70% - db; Od 80% - db+; Od 90% - bdb</w:t>
+              <w:t>kolokwium końcowe; raport z wykonanego zadania</w:t>
             </w:r>
           </w:p>
         </w:tc>
@@ -18308,7 +17990,7 @@
                 <w:i w:val="0"/>
                 <w:sz w:val="22"/>
               </w:rPr>
-              <w:t>Studium przypadków; Zadania problemowe; Kryteria oceny; Kolokwium pisemne.; Skala ocen:; Poniżej 50% - ndst; Od 50% - dst; Od 60% - dst+; Od 70% - db; Od 80% - db+; Od 90% - bdb; Skala ocen:; Poniżej 50% - ndst; Od 50% - dst; Od 60% - dst+; Od 70% - db; Od 80% - db+; Od 90% - bdb</w:t>
+              <w:t>kolokwium końcowe; raport z wykonanego zadania</w:t>
             </w:r>
           </w:p>
         </w:tc>
@@ -18366,7 +18048,7 @@
                 <w:i w:val="0"/>
                 <w:sz w:val="22"/>
               </w:rPr>
-              <w:t>Studium przypadków; Zadania problemowe; Kryteria oceny; Kolokwium pisemne.; Skala ocen:; Poniżej 50% - ndst; Od 50% - dst; Od 60% - dst+; Od 70% - db; Od 80% - db+; Od 90% - bdb; Skala ocen:; Poniżej 50% - ndst; Od 50% - dst; Od 60% - dst+; Od 70% - db; Od 80% - db+; Od 90% - bdb</w:t>
+              <w:t>kolokwium końcowe; raport z wykonanego zadania</w:t>
             </w:r>
           </w:p>
         </w:tc>
@@ -18424,7 +18106,7 @@
                 <w:i w:val="0"/>
                 <w:sz w:val="22"/>
               </w:rPr>
-              <w:t>Studium przypadków; Zadania problemowe; Kryteria oceny; Kolokwium pisemne.; Skala ocen:; Poniżej 50% - ndst; Od 50% - dst; Od 60% - dst+; Od 70% - db; Od 80% - db+; Od 90% - bdb; Skala ocen:; Poniżej 50% - ndst; Od 50% - dst; Od 60% - dst+; Od 70% - db; Od 80% - db+; Od 90% - bdb</w:t>
+              <w:t>kolokwium końcowe; raport z wykonanego zadania</w:t>
             </w:r>
           </w:p>
         </w:tc>
@@ -18482,7 +18164,7 @@
                 <w:i w:val="0"/>
                 <w:sz w:val="22"/>
               </w:rPr>
-              <w:t>Studium przypadków; Zadania problemowe; Kryteria oceny; Kolokwium pisemne.; Skala ocen:; Poniżej 50% - ndst; Od 50% - dst; Od 60% - dst+; Od 70% - db; Od 80% - db+; Od 90% - bdb; Skala ocen:; Poniżej 50% - ndst; Od 50% - dst; Od 60% - dst+; Od 70% - db; Od 80% - db+; Od 90% - bdb</w:t>
+              <w:t>kolokwium końcowe; raport z wykonanego zadania</w:t>
             </w:r>
           </w:p>
         </w:tc>
@@ -18540,7 +18222,7 @@
                 <w:i w:val="0"/>
                 <w:sz w:val="22"/>
               </w:rPr>
-              <w:t>Studium przypadków; Zadania problemowe; Kryteria oceny; Kolokwium pisemne.; Skala ocen:; Poniżej 50% - ndst; Od 50% - dst; Od 60% - dst+; Od 70% - db; Od 80% - db+; Od 90% - bdb; Skala ocen:; Poniżej 50% - ndst; Od 50% - dst; Od 60% - dst+; Od 70% - db; Od 80% - db+; Od 90% - bdb</w:t>
+              <w:t>kolokwium końcowe; raport z wykonanego zadania</w:t>
             </w:r>
           </w:p>
         </w:tc>
@@ -18598,7 +18280,7 @@
                 <w:i w:val="0"/>
                 <w:sz w:val="22"/>
               </w:rPr>
-              <w:t>Studium przypadków; Zadania problemowe; Kryteria oceny; Kolokwium pisemne.; Skala ocen:; Poniżej 50% - ndst; Od 50% - dst; Od 60% - dst+; Od 70% - db; Od 80% - db+; Od 90% - bdb; Skala ocen:; Poniżej 50% - ndst; Od 50% - dst; Od 60% - dst+; Od 70% - db; Od 80% - db+; Od 90% - bdb</w:t>
+              <w:t>kolokwium końcowe; raport z wykonanego zadania</w:t>
             </w:r>
           </w:p>
         </w:tc>
@@ -18656,7 +18338,7 @@
                 <w:i w:val="0"/>
                 <w:sz w:val="22"/>
               </w:rPr>
-              <w:t>Studium przypadków; Zadania problemowe; Kryteria oceny; Kolokwium pisemne.; Skala ocen:; Poniżej 50% - ndst; Od 50% - dst; Od 60% - dst+; Od 70% - db; Od 80% - db+; Od 90% - bdb; Skala ocen:; Poniżej 50% - ndst; Od 50% - dst; Od 60% - dst+; Od 70% - db; Od 80% - db+; Od 90% - bdb</w:t>
+              <w:t>kolokwium końcowe; raport z wykonanego zadania</w:t>
             </w:r>
           </w:p>
         </w:tc>
@@ -18714,7 +18396,7 @@
                 <w:i w:val="0"/>
                 <w:sz w:val="22"/>
               </w:rPr>
-              <w:t>Studium przypadków; Zadania problemowe; Kryteria oceny; Kolokwium pisemne.; Skala ocen:; Poniżej 50% - ndst; Od 50% - dst; Od 60% - dst+; Od 70% - db; Od 80% - db+; Od 90% - bdb; Skala ocen:; Poniżej 50% - ndst; Od 50% - dst; Od 60% - dst+; Od 70% - db; Od 80% - db+; Od 90% - bdb</w:t>
+              <w:t>kolokwium końcowe; raport z wykonanego zadania</w:t>
             </w:r>
           </w:p>
         </w:tc>
@@ -18772,7 +18454,7 @@
                 <w:i w:val="0"/>
                 <w:sz w:val="22"/>
               </w:rPr>
-              <w:t>Studium przypadków; Zadania problemowe; Kryteria oceny; Kolokwium pisemne.; Skala ocen:; Poniżej 50% - ndst; Od 50% - dst; Od 60% - dst+; Od 70% - db; Od 80% - db+; Od 90% - bdb; Skala ocen:; Poniżej 50% - ndst; Od 50% - dst; Od 60% - dst+; Od 70% - db; Od 80% - db+; Od 90% - bdb</w:t>
+              <w:t>kolokwium końcowe; raport z wykonanego zadania</w:t>
             </w:r>
           </w:p>
         </w:tc>
@@ -18830,7 +18512,7 @@
                 <w:i w:val="0"/>
                 <w:sz w:val="22"/>
               </w:rPr>
-              <w:t>Studium przypadków; Zadania problemowe; Kryteria oceny; Kolokwium pisemne.; Skala ocen:; Poniżej 50% - ndst; Od 50% - dst; Od 60% - dst+; Od 70% - db; Od 80% - db+; Od 90% - bdb; Skala ocen:; Poniżej 50% - ndst; Od 50% - dst; Od 60% - dst+; Od 70% - db; Od 80% - db+; Od 90% - bdb</w:t>
+              <w:t>kolokwium końcowe; raport z wykonanego zadania</w:t>
             </w:r>
           </w:p>
         </w:tc>
@@ -18888,7 +18570,7 @@
                 <w:i w:val="0"/>
                 <w:sz w:val="22"/>
               </w:rPr>
-              <w:t>Studium przypadków; Zadania problemowe; Kryteria oceny; Kolokwium pisemne.; Skala ocen:; Poniżej 50% - ndst; Od 50% - dst; Od 60% - dst+; Od 70% - db; Od 80% - db+; Od 90% - bdb; Skala ocen:; Poniżej 50% - ndst; Od 50% - dst; Od 60% - dst+; Od 70% - db; Od 80% - db+; Od 90% - bdb</w:t>
+              <w:t>kolokwium końcowe; raport z wykonanego zadania</w:t>
             </w:r>
           </w:p>
         </w:tc>
@@ -18946,7 +18628,7 @@
                 <w:i w:val="0"/>
                 <w:sz w:val="22"/>
               </w:rPr>
-              <w:t>Studium przypadków; Zadania problemowe; Kryteria oceny; Kolokwium pisemne.; Skala ocen:; Poniżej 50% - ndst; Od 50% - dst; Od 60% - dst+; Od 70% - db; Od 80% - db+; Od 90% - bdb; Skala ocen:; Poniżej 50% - ndst; Od 50% - dst; Od 60% - dst+; Od 70% - db; Od 80% - db+; Od 90% - bdb</w:t>
+              <w:t>kolokwium końcowe; raport z wykonanego zadania</w:t>
             </w:r>
           </w:p>
         </w:tc>
@@ -19004,7 +18686,7 @@
                 <w:i w:val="0"/>
                 <w:sz w:val="22"/>
               </w:rPr>
-              <w:t>Studium przypadków; Zadania problemowe; Kryteria oceny; Kolokwium pisemne.; Skala ocen:; Poniżej 50% - ndst; Od 50% - dst; Od 60% - dst+; Od 70% - db; Od 80% - db+; Od 90% - bdb; Skala ocen:; Poniżej 50% - ndst; Od 50% - dst; Od 60% - dst+; Od 70% - db; Od 80% - db+; Od 90% - bdb</w:t>
+              <w:t>kolokwium końcowe; raport z wykonanego zadania</w:t>
             </w:r>
           </w:p>
         </w:tc>
@@ -19062,7 +18744,7 @@
                 <w:i w:val="0"/>
                 <w:sz w:val="22"/>
               </w:rPr>
-              <w:t>Studium przypadków; Zadania problemowe; Kryteria oceny; Kolokwium pisemne.; Skala ocen:; Poniżej 50% - ndst; Od 50% - dst; Od 60% - dst+; Od 70% - db; Od 80% - db+; Od 90% - bdb; Skala ocen:; Poniżej 50% - ndst; Od 50% - dst; Od 60% - dst+; Od 70% - db; Od 80% - db+; Od 90% - bdb</w:t>
+              <w:t>kolokwium końcowe; raport z wykonanego zadania</w:t>
             </w:r>
           </w:p>
         </w:tc>
@@ -19120,7 +18802,7 @@
                 <w:i w:val="0"/>
                 <w:sz w:val="22"/>
               </w:rPr>
-              <w:t>Studium przypadków; Zadania problemowe; Kryteria oceny; Kolokwium pisemne.; Skala ocen:; Poniżej 50% - ndst; Od 50% - dst; Od 60% - dst+; Od 70% - db; Od 80% - db+; Od 90% - bdb; Skala ocen:; Poniżej 50% - ndst; Od 50% - dst; Od 60% - dst+; Od 70% - db; Od 80% - db+; Od 90% - bdb</w:t>
+              <w:t>kolokwium końcowe; raport z wykonanego zadania</w:t>
             </w:r>
           </w:p>
         </w:tc>
@@ -19178,7 +18860,7 @@
                 <w:i w:val="0"/>
                 <w:sz w:val="22"/>
               </w:rPr>
-              <w:t>Studium przypadków; Zadania problemowe; Kryteria oceny; Kolokwium pisemne.; Skala ocen:; Poniżej 50% - ndst; Od 50% - dst; Od 60% - dst+; Od 70% - db; Od 80% - db+; Od 90% - bdb; Skala ocen:; Poniżej 50% - ndst; Od 50% - dst; Od 60% - dst+; Od 70% - db; Od 80% - db+; Od 90% - bdb</w:t>
+              <w:t>kolokwium końcowe; raport z wykonanego zadania</w:t>
             </w:r>
           </w:p>
         </w:tc>
@@ -19236,7 +18918,7 @@
                 <w:i w:val="0"/>
                 <w:sz w:val="22"/>
               </w:rPr>
-              <w:t>Studium przypadków; Zadania problemowe; Kryteria oceny; Kolokwium pisemne.; Skala ocen:; Poniżej 50% - ndst; Od 50% - dst; Od 60% - dst+; Od 70% - db; Od 80% - db+; Od 90% - bdb; Skala ocen:; Poniżej 50% - ndst; Od 50% - dst; Od 60% - dst+; Od 70% - db; Od 80% - db+; Od 90% - bdb</w:t>
+              <w:t>kolokwium końcowe; raport z wykonanego zadania</w:t>
             </w:r>
           </w:p>
         </w:tc>
@@ -19294,7 +18976,7 @@
                 <w:i w:val="0"/>
                 <w:sz w:val="22"/>
               </w:rPr>
-              <w:t>Studium przypadków; Zadania problemowe; Kryteria oceny; Kolokwium pisemne.; Skala ocen:; Poniżej 50% - ndst; Od 50% - dst; Od 60% - dst+; Od 70% - db; Od 80% - db+; Od 90% - bdb; Skala ocen:; Poniżej 50% - ndst; Od 50% - dst; Od 60% - dst+; Od 70% - db; Od 80% - db+; Od 90% - bdb</w:t>
+              <w:t>kolokwium końcowe; raport z wykonanego zadania</w:t>
             </w:r>
           </w:p>
         </w:tc>
@@ -19352,7 +19034,7 @@
                 <w:i w:val="0"/>
                 <w:sz w:val="22"/>
               </w:rPr>
-              <w:t>Studium przypadków; Zadania problemowe; Kryteria oceny; Kolokwium pisemne.; Skala ocen:; Poniżej 50% - ndst; Od 50% - dst; Od 60% - dst+; Od 70% - db; Od 80% - db+; Od 90% - bdb; Skala ocen:; Poniżej 50% - ndst; Od 50% - dst; Od 60% - dst+; Od 70% - db; Od 80% - db+; Od 90% - bdb</w:t>
+              <w:t>kolokwium końcowe; raport z wykonanego zadania</w:t>
             </w:r>
           </w:p>
         </w:tc>
@@ -19410,7 +19092,7 @@
                 <w:i w:val="0"/>
                 <w:sz w:val="22"/>
               </w:rPr>
-              <w:t>Studium przypadków; Zadania problemowe; Kryteria oceny; Kolokwium pisemne.; Skala ocen:; Poniżej 50% - ndst; Od 50% - dst; Od 60% - dst+; Od 70% - db; Od 80% - db+; Od 90% - bdb; Skala ocen:; Poniżej 50% - ndst; Od 50% - dst; Od 60% - dst+; Od 70% - db; Od 80% - db+; Od 90% - bdb</w:t>
+              <w:t>kolokwium końcowe; raport z wykonanego zadania</w:t>
             </w:r>
           </w:p>
         </w:tc>
@@ -19468,7 +19150,7 @@
                 <w:i w:val="0"/>
                 <w:sz w:val="22"/>
               </w:rPr>
-              <w:t>Studium przypadków; Zadania problemowe; Kryteria oceny; Kolokwium pisemne.; Skala ocen:; Poniżej 50% - ndst; Od 50% - dst; Od 60% - dst+; Od 70% - db; Od 80% - db+; Od 90% - bdb; Skala ocen:; Poniżej 50% - ndst; Od 50% - dst; Od 60% - dst+; Od 70% - db; Od 80% - db+; Od 90% - bdb</w:t>
+              <w:t>kolokwium końcowe; raport z wykonanego zadania</w:t>
             </w:r>
           </w:p>
         </w:tc>
@@ -19526,7 +19208,7 @@
                 <w:i w:val="0"/>
                 <w:sz w:val="22"/>
               </w:rPr>
-              <w:t>Studium przypadków; Zadania problemowe; Kryteria oceny; Kolokwium pisemne.; Skala ocen:; Poniżej 50% - ndst; Od 50% - dst; Od 60% - dst+; Od 70% - db; Od 80% - db+; Od 90% - bdb; Skala ocen:; Poniżej 50% - ndst; Od 50% - dst; Od 60% - dst+; Od 70% - db; Od 80% - db+; Od 90% - bdb</w:t>
+              <w:t>kolokwium końcowe; raport z wykonanego zadania</w:t>
             </w:r>
           </w:p>
         </w:tc>
@@ -19584,7 +19266,7 @@
                 <w:i w:val="0"/>
                 <w:sz w:val="22"/>
               </w:rPr>
-              <w:t>Studium przypadków; Zadania problemowe; Kryteria oceny; Kolokwium pisemne.; Skala ocen:; Poniżej 50% - ndst; Od 50% - dst; Od 60% - dst+; Od 70% - db; Od 80% - db+; Od 90% - bdb; Skala ocen:; Poniżej 50% - ndst; Od 50% - dst; Od 60% - dst+; Od 70% - db; Od 80% - db+; Od 90% - bdb</w:t>
+              <w:t>kolokwium końcowe; raport z wykonanego zadania</w:t>
             </w:r>
           </w:p>
         </w:tc>
@@ -19642,7 +19324,7 @@
                 <w:i w:val="0"/>
                 <w:sz w:val="22"/>
               </w:rPr>
-              <w:t>Studium przypadków; Zadania problemowe; Kryteria oceny; Kolokwium pisemne.; Skala ocen:; Poniżej 50% - ndst; Od 50% - dst; Od 60% - dst+; Od 70% - db; Od 80% - db+; Od 90% - bdb; Skala ocen:; Poniżej 50% - ndst; Od 50% - dst; Od 60% - dst+; Od 70% - db; Od 80% - db+; Od 90% - bdb</w:t>
+              <w:t>kolokwium końcowe; raport z wykonanego zadania</w:t>
             </w:r>
           </w:p>
         </w:tc>
@@ -19700,7 +19382,7 @@
                 <w:i w:val="0"/>
                 <w:sz w:val="22"/>
               </w:rPr>
-              <w:t>Studium przypadków; Zadania problemowe; Kryteria oceny; Kolokwium pisemne.; Skala ocen:; Poniżej 50% - ndst; Od 50% - dst; Od 60% - dst+; Od 70% - db; Od 80% - db+; Od 90% - bdb; Skala ocen:; Poniżej 50% - ndst; Od 50% - dst; Od 60% - dst+; Od 70% - db; Od 80% - db+; Od 90% - bdb</w:t>
+              <w:t>kolokwium końcowe; raport z wykonanego zadania</w:t>
             </w:r>
           </w:p>
         </w:tc>
@@ -19758,7 +19440,7 @@
                 <w:i w:val="0"/>
                 <w:sz w:val="22"/>
               </w:rPr>
-              <w:t>Studium przypadków; Zadania problemowe; Kryteria oceny; Kolokwium pisemne.; Skala ocen:; Poniżej 50% - ndst; Od 50% - dst; Od 60% - dst+; Od 70% - db; Od 80% - db+; Od 90% - bdb; Skala ocen:; Poniżej 50% - ndst; Od 50% - dst; Od 60% - dst+; Od 70% - db; Od 80% - db+; Od 90% - bdb</w:t>
+              <w:t>kolokwium końcowe; raport z wykonanego zadania</w:t>
             </w:r>
           </w:p>
         </w:tc>
@@ -19816,7 +19498,7 @@
                 <w:i w:val="0"/>
                 <w:sz w:val="22"/>
               </w:rPr>
-              <w:t>Studium przypadków; Zadania problemowe; Kryteria oceny; Kolokwium pisemne.; Skala ocen:; Poniżej 50% - ndst; Od 50% - dst; Od 60% - dst+; Od 70% - db; Od 80% - db+; Od 90% - bdb; Skala ocen:; Poniżej 50% - ndst; Od 50% - dst; Od 60% - dst+; Od 70% - db; Od 80% - db+; Od 90% - bdb</w:t>
+              <w:t>kolokwium końcowe; raport z wykonanego zadania</w:t>
             </w:r>
           </w:p>
         </w:tc>
@@ -19874,7 +19556,7 @@
                 <w:i w:val="0"/>
                 <w:sz w:val="22"/>
               </w:rPr>
-              <w:t>Studium przypadków; Zadania problemowe; Kryteria oceny; Kolokwium pisemne.; Skala ocen:; Poniżej 50% - ndst; Od 50% - dst; Od 60% - dst+; Od 70% - db; Od 80% - db+; Od 90% - bdb; Skala ocen:; Poniżej 50% - ndst; Od 50% - dst; Od 60% - dst+; Od 70% - db; Od 80% - db+; Od 90% - bdb</w:t>
+              <w:t>kolokwium końcowe; raport z wykonanego zadania</w:t>
             </w:r>
           </w:p>
         </w:tc>
@@ -19932,7 +19614,7 @@
                 <w:i w:val="0"/>
                 <w:sz w:val="22"/>
               </w:rPr>
-              <w:t>Studium przypadków; Zadania problemowe; Kryteria oceny; Kolokwium pisemne.; Skala ocen:; Poniżej 50% - ndst; Od 50% - dst; Od 60% - dst+; Od 70% - db; Od 80% - db+; Od 90% - bdb; Skala ocen:; Poniżej 50% - ndst; Od 50% - dst; Od 60% - dst+; Od 70% - db; Od 80% - db+; Od 90% - bdb</w:t>
+              <w:t>kolokwium końcowe; raport z wykonanego zadania</w:t>
             </w:r>
           </w:p>
         </w:tc>
@@ -19990,7 +19672,7 @@
                 <w:i w:val="0"/>
                 <w:sz w:val="22"/>
               </w:rPr>
-              <w:t>Studium przypadków; Zadania problemowe; Kryteria oceny; Kolokwium pisemne.; Skala ocen:; Poniżej 50% - ndst; Od 50% - dst; Od 60% - dst+; Od 70% - db; Od 80% - db+; Od 90% - bdb; Skala ocen:; Poniżej 50% - ndst; Od 50% - dst; Od 60% - dst+; Od 70% - db; Od 80% - db+; Od 90% - bdb</w:t>
+              <w:t>kolokwium końcowe; raport z wykonanego zadania</w:t>
             </w:r>
           </w:p>
         </w:tc>
@@ -20048,7 +19730,7 @@
                 <w:i w:val="0"/>
                 <w:sz w:val="22"/>
               </w:rPr>
-              <w:t>Studium przypadków; Zadania problemowe; Kryteria oceny; Kolokwium pisemne.; Skala ocen:; Poniżej 50% - ndst; Od 50% - dst; Od 60% - dst+; Od 70% - db; Od 80% - db+; Od 90% - bdb; Skala ocen:; Poniżej 50% - ndst; Od 50% - dst; Od 60% - dst+; Od 70% - db; Od 80% - db+; Od 90% - bdb</w:t>
+              <w:t>kolokwium końcowe; raport z wykonanego zadania</w:t>
             </w:r>
           </w:p>
         </w:tc>
@@ -20106,7 +19788,7 @@
                 <w:i w:val="0"/>
                 <w:sz w:val="22"/>
               </w:rPr>
-              <w:t>Studium przypadków; Zadania problemowe; Kryteria oceny; Kolokwium pisemne.; Skala ocen:; Poniżej 50% - ndst; Od 50% - dst; Od 60% - dst+; Od 70% - db; Od 80% - db+; Od 90% - bdb; Skala ocen:; Poniżej 50% - ndst; Od 50% - dst; Od 60% - dst+; Od 70% - db; Od 80% - db+; Od 90% - bdb</w:t>
+              <w:t>kolokwium końcowe; raport z wykonanego zadania</w:t>
             </w:r>
           </w:p>
         </w:tc>
@@ -20164,7 +19846,7 @@
                 <w:i w:val="0"/>
                 <w:sz w:val="22"/>
               </w:rPr>
-              <w:t>Studium przypadków; Zadania problemowe; Kryteria oceny; Kolokwium pisemne.; Skala ocen:; Poniżej 50% - ndst; Od 50% - dst; Od 60% - dst+; Od 70% - db; Od 80% - db+; Od 90% - bdb; Skala ocen:; Poniżej 50% - ndst; Od 50% - dst; Od 60% - dst+; Od 70% - db; Od 80% - db+; Od 90% - bdb</w:t>
+              <w:t>kolokwium końcowe; raport z wykonanego zadania</w:t>
             </w:r>
           </w:p>
         </w:tc>
@@ -20222,7 +19904,7 @@
                 <w:i w:val="0"/>
                 <w:sz w:val="22"/>
               </w:rPr>
-              <w:t>Studium przypadków; Zadania problemowe; Kryteria oceny; Kolokwium pisemne.; Skala ocen:; Poniżej 50% - ndst; Od 50% - dst; Od 60% - dst+; Od 70% - db; Od 80% - db+; Od 90% - bdb; Skala ocen:; Poniżej 50% - ndst; Od 50% - dst; Od 60% - dst+; Od 70% - db; Od 80% - db+; Od 90% - bdb</w:t>
+              <w:t>kolokwium końcowe; raport z wykonanego zadania</w:t>
             </w:r>
           </w:p>
         </w:tc>
@@ -20280,7 +19962,7 @@
                 <w:i w:val="0"/>
                 <w:sz w:val="22"/>
               </w:rPr>
-              <w:t>Studium przypadków; Zadania problemowe; Kryteria oceny; Kolokwium pisemne.; Skala ocen:; Poniżej 50% - ndst; Od 50% - dst; Od 60% - dst+; Od 70% - db; Od 80% - db+; Od 90% - bdb; Skala ocen:; Poniżej 50% - ndst; Od 50% - dst; Od 60% - dst+; Od 70% - db; Od 80% - db+; Od 90% - bdb</w:t>
+              <w:t>kolokwium końcowe; raport z wykonanego zadania</w:t>
             </w:r>
           </w:p>
         </w:tc>
@@ -20338,7 +20020,7 @@
                 <w:i w:val="0"/>
                 <w:sz w:val="22"/>
               </w:rPr>
-              <w:t>Studium przypadków; Zadania problemowe; Kryteria oceny; Kolokwium pisemne.; Skala ocen:; Poniżej 50% - ndst; Od 50% - dst; Od 60% - dst+; Od 70% - db; Od 80% - db+; Od 90% - bdb; Skala ocen:; Poniżej 50% - ndst; Od 50% - dst; Od 60% - dst+; Od 70% - db; Od 80% - db+; Od 90% - bdb</w:t>
+              <w:t>kolokwium końcowe; raport z wykonanego zadania</w:t>
             </w:r>
           </w:p>
         </w:tc>
@@ -20396,7 +20078,7 @@
                 <w:i w:val="0"/>
                 <w:sz w:val="22"/>
               </w:rPr>
-              <w:t>Studium przypadków; Zadania problemowe; Kryteria oceny; Kolokwium pisemne.; Skala ocen:; Poniżej 50% - ndst; Od 50% - dst; Od 60% - dst+; Od 70% - db; Od 80% - db+; Od 90% - bdb; Skala ocen:; Poniżej 50% - ndst; Od 50% - dst; Od 60% - dst+; Od 70% - db; Od 80% - db+; Od 90% - bdb</w:t>
+              <w:t>kolokwium końcowe; raport z wykonanego zadania</w:t>
             </w:r>
           </w:p>
         </w:tc>
@@ -20454,7 +20136,7 @@
                 <w:i w:val="0"/>
                 <w:sz w:val="22"/>
               </w:rPr>
-              <w:t>Studium przypadków; Zadania problemowe; Kryteria oceny; Kolokwium pisemne.; Skala ocen:; Poniżej 50% - ndst; Od 50% - dst; Od 60% - dst+; Od 70% - db; Od 80% - db+; Od 90% - bdb; Skala ocen:; Poniżej 50% - ndst; Od 50% - dst; Od 60% - dst+; Od 70% - db; Od 80% - db+; Od 90% - bdb</w:t>
+              <w:t>kolokwium końcowe; raport z wykonanego zadania</w:t>
             </w:r>
           </w:p>
         </w:tc>
@@ -20512,7 +20194,7 @@
                 <w:i w:val="0"/>
                 <w:sz w:val="22"/>
               </w:rPr>
-              <w:t>Studium przypadków; Zadania problemowe; Kryteria oceny; Kolokwium pisemne.; Skala ocen:; Poniżej 50% - ndst; Od 50% - dst; Od 60% - dst+; Od 70% - db; Od 80% - db+; Od 90% - bdb; Skala ocen:; Poniżej 50% - ndst; Od 50% - dst; Od 60% - dst+; Od 70% - db; Od 80% - db+; Od 90% - bdb</w:t>
+              <w:t>kolokwium końcowe; raport z wykonanego zadania</w:t>
             </w:r>
           </w:p>
         </w:tc>
@@ -20570,7 +20252,7 @@
                 <w:i w:val="0"/>
                 <w:sz w:val="22"/>
               </w:rPr>
-              <w:t>Studium przypadków; Zadania problemowe; Kryteria oceny; Kolokwium pisemne.; Skala ocen:; Poniżej 50% - ndst; Od 50% - dst; Od 60% - dst+; Od 70% - db; Od 80% - db+; Od 90% - bdb; Skala ocen:; Poniżej 50% - ndst; Od 50% - dst; Od 60% - dst+; Od 70% - db; Od 80% - db+; Od 90% - bdb</w:t>
+              <w:t>kolokwium końcowe; raport z wykonanego zadania</w:t>
             </w:r>
           </w:p>
         </w:tc>
@@ -20628,7 +20310,7 @@
                 <w:i w:val="0"/>
                 <w:sz w:val="22"/>
               </w:rPr>
-              <w:t>Studium przypadków; Zadania problemowe; Kryteria oceny; Kolokwium pisemne.; Skala ocen:; Poniżej 50% - ndst; Od 50% - dst; Od 60% - dst+; Od 70% - db; Od 80% - db+; Od 90% - bdb; Skala ocen:; Poniżej 50% - ndst; Od 50% - dst; Od 60% - dst+; Od 70% - db; Od 80% - db+; Od 90% - bdb</w:t>
+              <w:t>kolokwium końcowe; raport z wykonanego zadania</w:t>
             </w:r>
           </w:p>
         </w:tc>
@@ -20686,7 +20368,7 @@
                 <w:i w:val="0"/>
                 <w:sz w:val="22"/>
               </w:rPr>
-              <w:t>Studium przypadków; Zadania problemowe; Kryteria oceny; Kolokwium pisemne.; Skala ocen:; Poniżej 50% - ndst; Od 50% - dst; Od 60% - dst+; Od 70% - db; Od 80% - db+; Od 90% - bdb; Skala ocen:; Poniżej 50% - ndst; Od 50% - dst; Od 60% - dst+; Od 70% - db; Od 80% - db+; Od 90% - bdb</w:t>
+              <w:t>kolokwium końcowe; raport z wykonanego zadania</w:t>
             </w:r>
           </w:p>
         </w:tc>
@@ -20744,7 +20426,7 @@
                 <w:i w:val="0"/>
                 <w:sz w:val="22"/>
               </w:rPr>
-              <w:t>Studium przypadków; Zadania problemowe; Kryteria oceny; Kolokwium pisemne.; Skala ocen:; Poniżej 50% - ndst; Od 50% - dst; Od 60% - dst+; Od 70% - db; Od 80% - db+; Od 90% - bdb; Skala ocen:; Poniżej 50% - ndst; Od 50% - dst; Od 60% - dst+; Od 70% - db; Od 80% - db+; Od 90% - bdb</w:t>
+              <w:t>kolokwium końcowe; raport z wykonanego zadania</w:t>
             </w:r>
           </w:p>
         </w:tc>
@@ -20802,7 +20484,7 @@
                 <w:i w:val="0"/>
                 <w:sz w:val="22"/>
               </w:rPr>
-              <w:t>Studium przypadków; Zadania problemowe; Kryteria oceny; Kolokwium pisemne.; Skala ocen:; Poniżej 50% - ndst; Od 50% - dst; Od 60% - dst+; Od 70% - db; Od 80% - db+; Od 90% - bdb; Skala ocen:; Poniżej 50% - ndst; Od 50% - dst; Od 60% - dst+; Od 70% - db; Od 80% - db+; Od 90% - bdb</w:t>
+              <w:t>kolokwium końcowe; raport z wykonanego zadania</w:t>
             </w:r>
           </w:p>
         </w:tc>
@@ -20860,7 +20542,7 @@
                 <w:i w:val="0"/>
                 <w:sz w:val="22"/>
               </w:rPr>
-              <w:t>Studium przypadków; Zadania problemowe; Kryteria oceny; Kolokwium pisemne.; Skala ocen:; Poniżej 50% - ndst; Od 50% - dst; Od 60% - dst+; Od 70% - db; Od 80% - db+; Od 90% - bdb; Skala ocen:; Poniżej 50% - ndst; Od 50% - dst; Od 60% - dst+; Od 70% - db; Od 80% - db+; Od 90% - bdb</w:t>
+              <w:t>kolokwium końcowe; raport z wykonanego zadania</w:t>
             </w:r>
           </w:p>
         </w:tc>
@@ -20918,7 +20600,7 @@
                 <w:i w:val="0"/>
                 <w:sz w:val="22"/>
               </w:rPr>
-              <w:t>Studium przypadków; Zadania problemowe; Kryteria oceny; Kolokwium pisemne.; Skala ocen:; Poniżej 50% - ndst; Od 50% - dst; Od 60% - dst+; Od 70% - db; Od 80% - db+; Od 90% - bdb; Skala ocen:; Poniżej 50% - ndst; Od 50% - dst; Od 60% - dst+; Od 70% - db; Od 80% - db+; Od 90% - bdb</w:t>
+              <w:t>kolokwium końcowe; raport z wykonanego zadania</w:t>
             </w:r>
           </w:p>
         </w:tc>
@@ -20976,7 +20658,7 @@
                 <w:i w:val="0"/>
                 <w:sz w:val="22"/>
               </w:rPr>
-              <w:t>Studium przypadków; Zadania problemowe; Kryteria oceny; Kolokwium pisemne.; Skala ocen:; Poniżej 50% - ndst; Od 50% - dst; Od 60% - dst+; Od 70% - db; Od 80% - db+; Od 90% - bdb; Skala ocen:; Poniżej 50% - ndst; Od 50% - dst; Od 60% - dst+; Od 70% - db; Od 80% - db+; Od 90% - bdb</w:t>
+              <w:t>kolokwium końcowe; raport z wykonanego zadania</w:t>
             </w:r>
           </w:p>
         </w:tc>
@@ -21034,7 +20716,7 @@
                 <w:i w:val="0"/>
                 <w:sz w:val="22"/>
               </w:rPr>
-              <w:t>Studium przypadków; Zadania problemowe; Kryteria oceny; Kolokwium pisemne.; Skala ocen:; Poniżej 50% - ndst; Od 50% - dst; Od 60% - dst+; Od 70% - db; Od 80% - db+; Od 90% - bdb; Skala ocen:; Poniżej 50% - ndst; Od 50% - dst; Od 60% - dst+; Od 70% - db; Od 80% - db+; Od 90% - bdb</w:t>
+              <w:t>kolokwium końcowe; raport z wykonanego zadania</w:t>
             </w:r>
           </w:p>
         </w:tc>
@@ -21092,7 +20774,7 @@
                 <w:i w:val="0"/>
                 <w:sz w:val="22"/>
               </w:rPr>
-              <w:t>Studium przypadków; Zadania problemowe; Kryteria oceny; Kolokwium pisemne.; Skala ocen:; Poniżej 50% - ndst; Od 50% - dst; Od 60% - dst+; Od 70% - db; Od 80% - db+; Od 90% - bdb; Skala ocen:; Poniżej 50% - ndst; Od 50% - dst; Od 60% - dst+; Od 70% - db; Od 80% - db+; Od 90% - bdb</w:t>
+              <w:t>kolokwium końcowe; raport z wykonanego zadania</w:t>
             </w:r>
           </w:p>
         </w:tc>
@@ -21150,7 +20832,7 @@
                 <w:i w:val="0"/>
                 <w:sz w:val="22"/>
               </w:rPr>
-              <w:t>Studium przypadków; Zadania problemowe; Kryteria oceny; Kolokwium pisemne.; Skala ocen:; Poniżej 50% - ndst; Od 50% - dst; Od 60% - dst+; Od 70% - db; Od 80% - db+; Od 90% - bdb; Skala ocen:; Poniżej 50% - ndst; Od 50% - dst; Od 60% - dst+; Od 70% - db; Od 80% - db+; Od 90% - bdb</w:t>
+              <w:t>kolokwium końcowe; raport z wykonanego zadania</w:t>
             </w:r>
           </w:p>
         </w:tc>
@@ -21208,7 +20890,7 @@
                 <w:i w:val="0"/>
                 <w:sz w:val="22"/>
               </w:rPr>
-              <w:t>Studium przypadków; Zadania problemowe; Kryteria oceny; Kolokwium pisemne.; Skala ocen:; Poniżej 50% - ndst; Od 50% - dst; Od 60% - dst+; Od 70% - db; Od 80% - db+; Od 90% - bdb; Skala ocen:; Poniżej 50% - ndst; Od 50% - dst; Od 60% - dst+; Od 70% - db; Od 80% - db+; Od 90% - bdb</w:t>
+              <w:t>kolokwium końcowe; raport z wykonanego zadania</w:t>
             </w:r>
           </w:p>
         </w:tc>
@@ -21266,7 +20948,7 @@
                 <w:i w:val="0"/>
                 <w:sz w:val="22"/>
               </w:rPr>
-              <w:t>Studium przypadków; Zadania problemowe; Kryteria oceny; Kolokwium pisemne.; Skala ocen:; Poniżej 50% - ndst; Od 50% - dst; Od 60% - dst+; Od 70% - db; Od 80% - db+; Od 90% - bdb; Skala ocen:; Poniżej 50% - ndst; Od 50% - dst; Od 60% - dst+; Od 70% - db; Od 80% - db+; Od 90% - bdb</w:t>
+              <w:t>kolokwium końcowe; raport z wykonanego zadania</w:t>
             </w:r>
           </w:p>
         </w:tc>
@@ -21324,7 +21006,7 @@
                 <w:i w:val="0"/>
                 <w:sz w:val="22"/>
               </w:rPr>
-              <w:t>Studium przypadków; Zadania problemowe; Kryteria oceny; Kolokwium pisemne.; Skala ocen:; Poniżej 50% - ndst; Od 50% - dst; Od 60% - dst+; Od 70% - db; Od 80% - db+; Od 90% - bdb; Skala ocen:; Poniżej 50% - ndst; Od 50% - dst; Od 60% - dst+; Od 70% - db; Od 80% - db+; Od 90% - bdb</w:t>
+              <w:t>kolokwium końcowe; raport z wykonanego zadania</w:t>
             </w:r>
           </w:p>
         </w:tc>
@@ -21382,7 +21064,7 @@
                 <w:i w:val="0"/>
                 <w:sz w:val="22"/>
               </w:rPr>
-              <w:t>Studium przypadków; Zadania problemowe; Kryteria oceny; Kolokwium pisemne.; Skala ocen:; Poniżej 50% - ndst; Od 50% - dst; Od 60% - dst+; Od 70% - db; Od 80% - db+; Od 90% - bdb; Skala ocen:; Poniżej 50% - ndst; Od 50% - dst; Od 60% - dst+; Od 70% - db; Od 80% - db+; Od 90% - bdb</w:t>
+              <w:t>kolokwium końcowe; raport z wykonanego zadania</w:t>
             </w:r>
           </w:p>
         </w:tc>
@@ -21440,7 +21122,7 @@
                 <w:i w:val="0"/>
                 <w:sz w:val="22"/>
               </w:rPr>
-              <w:t>Studium przypadków; Zadania problemowe; Kryteria oceny; Kolokwium pisemne.; Skala ocen:; Poniżej 50% - ndst; Od 50% - dst; Od 60% - dst+; Od 70% - db; Od 80% - db+; Od 90% - bdb; Skala ocen:; Poniżej 50% - ndst; Od 50% - dst; Od 60% - dst+; Od 70% - db; Od 80% - db+; Od 90% - bdb</w:t>
+              <w:t>kolokwium końcowe; raport z wykonanego zadania</w:t>
             </w:r>
           </w:p>
         </w:tc>
@@ -21498,7 +21180,7 @@
                 <w:i w:val="0"/>
                 <w:sz w:val="22"/>
               </w:rPr>
-              <w:t>Studium przypadków; Zadania problemowe; Kryteria oceny; Kolokwium pisemne.; Skala ocen:; Poniżej 50% - ndst; Od 50% - dst; Od 60% - dst+; Od 70% - db; Od 80% - db+; Od 90% - bdb; Skala ocen:; Poniżej 50% - ndst; Od 50% - dst; Od 60% - dst+; Od 70% - db; Od 80% - db+; Od 90% - bdb</w:t>
+              <w:t>kolokwium końcowe; raport z wykonanego zadania</w:t>
             </w:r>
           </w:p>
         </w:tc>
@@ -21556,7 +21238,7 @@
                 <w:i w:val="0"/>
                 <w:sz w:val="22"/>
               </w:rPr>
-              <w:t>Studium przypadków; Zadania problemowe; Kryteria oceny; Kolokwium pisemne.; Skala ocen:; Poniżej 50% - ndst; Od 50% - dst; Od 60% - dst+; Od 70% - db; Od 80% - db+; Od 90% - bdb; Skala ocen:; Poniżej 50% - ndst; Od 50% - dst; Od 60% - dst+; Od 70% - db; Od 80% - db+; Od 90% - bdb</w:t>
+              <w:t>kolokwium końcowe; raport z wykonanego zadania</w:t>
             </w:r>
           </w:p>
         </w:tc>
@@ -21614,7 +21296,7 @@
                 <w:i w:val="0"/>
                 <w:sz w:val="22"/>
               </w:rPr>
-              <w:t>Studium przypadków; Zadania problemowe; Kryteria oceny; Kolokwium pisemne.; Skala ocen:; Poniżej 50% - ndst; Od 50% - dst; Od 60% - dst+; Od 70% - db; Od 80% - db+; Od 90% - bdb; Skala ocen:; Poniżej 50% - ndst; Od 50% - dst; Od 60% - dst+; Od 70% - db; Od 80% - db+; Od 90% - bdb</w:t>
+              <w:t>kolokwium końcowe; raport z wykonanego zadania</w:t>
             </w:r>
           </w:p>
         </w:tc>
@@ -21672,7 +21354,7 @@
                 <w:i w:val="0"/>
                 <w:sz w:val="22"/>
               </w:rPr>
-              <w:t>Studium przypadków; Zadania problemowe; Kryteria oceny; Kolokwium pisemne.; Skala ocen:; Poniżej 50% - ndst; Od 50% - dst; Od 60% - dst+; Od 70% - db; Od 80% - db+; Od 90% - bdb; Skala ocen:; Poniżej 50% - ndst; Od 50% - dst; Od 60% - dst+; Od 70% - db; Od 80% - db+; Od 90% - bdb</w:t>
+              <w:t>kolokwium końcowe; raport z wykonanego zadania</w:t>
             </w:r>
           </w:p>
         </w:tc>
@@ -21730,7 +21412,7 @@
                 <w:i w:val="0"/>
                 <w:sz w:val="22"/>
               </w:rPr>
-              <w:t>Studium przypadków; Zadania problemowe; Kryteria oceny; Kolokwium pisemne.; Skala ocen:; Poniżej 50% - ndst; Od 50% - dst; Od 60% - dst+; Od 70% - db; Od 80% - db+; Od 90% - bdb; Skala ocen:; Poniżej 50% - ndst; Od 50% - dst; Od 60% - dst+; Od 70% - db; Od 80% - db+; Od 90% - bdb</w:t>
+              <w:t>kolokwium końcowe; raport z wykonanego zadania</w:t>
             </w:r>
           </w:p>
         </w:tc>
@@ -21788,7 +21470,7 @@
                 <w:i w:val="0"/>
                 <w:sz w:val="22"/>
               </w:rPr>
-              <w:t>Studium przypadków; Zadania problemowe; Kryteria oceny; Kolokwium pisemne.; Skala ocen:; Poniżej 50% - ndst; Od 50% - dst; Od 60% - dst+; Od 70% - db; Od 80% - db+; Od 90% - bdb; Skala ocen:; Poniżej 50% - ndst; Od 50% - dst; Od 60% - dst+; Od 70% - db; Od 80% - db+; Od 90% - bdb</w:t>
+              <w:t>kolokwium końcowe; raport z wykonanego zadania</w:t>
             </w:r>
           </w:p>
         </w:tc>
@@ -21846,7 +21528,7 @@
                 <w:i w:val="0"/>
                 <w:sz w:val="22"/>
               </w:rPr>
-              <w:t>Studium przypadków; Zadania problemowe; Kryteria oceny; Kolokwium pisemne.; Skala ocen:; Poniżej 50% - ndst; Od 50% - dst; Od 60% - dst+; Od 70% - db; Od 80% - db+; Od 90% - bdb; Skala ocen:; Poniżej 50% - ndst; Od 50% - dst; Od 60% - dst+; Od 70% - db; Od 80% - db+; Od 90% - bdb</w:t>
+              <w:t>kolokwium końcowe; raport z wykonanego zadania</w:t>
             </w:r>
           </w:p>
         </w:tc>
@@ -21904,7 +21586,7 @@
                 <w:i w:val="0"/>
                 <w:sz w:val="22"/>
               </w:rPr>
-              <w:t>Studium przypadków; Zadania problemowe; Kryteria oceny; Kolokwium pisemne.; Skala ocen:; Poniżej 50% - ndst; Od 50% - dst; Od 60% - dst+; Od 70% - db; Od 80% - db+; Od 90% - bdb; Skala ocen:; Poniżej 50% - ndst; Od 50% - dst; Od 60% - dst+; Od 70% - db; Od 80% - db+; Od 90% - bdb</w:t>
+              <w:t>kolokwium końcowe; raport z wykonanego zadania</w:t>
             </w:r>
           </w:p>
         </w:tc>
@@ -21962,7 +21644,7 @@
                 <w:i w:val="0"/>
                 <w:sz w:val="22"/>
               </w:rPr>
-              <w:t>Studium przypadków; Zadania problemowe; Kryteria oceny; Kolokwium pisemne.; Skala ocen:; Poniżej 50% - ndst; Od 50% - dst; Od 60% - dst+; Od 70% - db; Od 80% - db+; Od 90% - bdb; Skala ocen:; Poniżej 50% - ndst; Od 50% - dst; Od 60% - dst+; Od 70% - db; Od 80% - db+; Od 90% - bdb</w:t>
+              <w:t>kolokwium końcowe; raport z wykonanego zadania</w:t>
             </w:r>
           </w:p>
         </w:tc>
@@ -22020,7 +21702,7 @@
                 <w:i w:val="0"/>
                 <w:sz w:val="22"/>
               </w:rPr>
-              <w:t>Studium przypadków; Zadania problemowe; Kryteria oceny; Kolokwium pisemne.; Skala ocen:; Poniżej 50% - ndst; Od 50% - dst; Od 60% - dst+; Od 70% - db; Od 80% - db+; Od 90% - bdb; Skala ocen:; Poniżej 50% - ndst; Od 50% - dst; Od 60% - dst+; Od 70% - db; Od 80% - db+; Od 90% - bdb</w:t>
+              <w:t>kolokwium końcowe; raport z wykonanego zadania</w:t>
             </w:r>
           </w:p>
         </w:tc>
@@ -22078,7 +21760,7 @@
                 <w:i w:val="0"/>
                 <w:sz w:val="22"/>
               </w:rPr>
-              <w:t>Studium przypadków; Zadania problemowe; Kryteria oceny; Kolokwium pisemne.; Skala ocen:; Poniżej 50% - ndst; Od 50% - dst; Od 60% - dst+; Od 70% - db; Od 80% - db+; Od 90% - bdb; Skala ocen:; Poniżej 50% - ndst; Od 50% - dst; Od 60% - dst+; Od 70% - db; Od 80% - db+; Od 90% - bdb</w:t>
+              <w:t>kolokwium końcowe; raport z wykonanego zadania</w:t>
             </w:r>
           </w:p>
         </w:tc>
@@ -22136,7 +21818,7 @@
                 <w:i w:val="0"/>
                 <w:sz w:val="22"/>
               </w:rPr>
-              <w:t>Studium przypadków; Zadania problemowe; Kryteria oceny; Kolokwium pisemne.; Skala ocen:; Poniżej 50% - ndst; Od 50% - dst; Od 60% - dst+; Od 70% - db; Od 80% - db+; Od 90% - bdb; Skala ocen:; Poniżej 50% - ndst; Od 50% - dst; Od 60% - dst+; Od 70% - db; Od 80% - db+; Od 90% - bdb</w:t>
+              <w:t>kolokwium końcowe; raport z wykonanego zadania</w:t>
             </w:r>
           </w:p>
         </w:tc>
@@ -22194,7 +21876,7 @@
                 <w:i w:val="0"/>
                 <w:sz w:val="22"/>
               </w:rPr>
-              <w:t>Studium przypadków; Zadania problemowe; Kryteria oceny; Kolokwium pisemne.; Skala ocen:; Poniżej 50% - ndst; Od 50% - dst; Od 60% - dst+; Od 70% - db; Od 80% - db+; Od 90% - bdb; Skala ocen:; Poniżej 50% - ndst; Od 50% - dst; Od 60% - dst+; Od 70% - db; Od 80% - db+; Od 90% - bdb</w:t>
+              <w:t>kolokwium końcowe; raport z wykonanego zadania</w:t>
             </w:r>
           </w:p>
         </w:tc>
@@ -22252,7 +21934,7 @@
                 <w:i w:val="0"/>
                 <w:sz w:val="22"/>
               </w:rPr>
-              <w:t>Studium przypadków; Zadania problemowe; Kryteria oceny; Kolokwium pisemne.; Skala ocen:; Poniżej 50% - ndst; Od 50% - dst; Od 60% - dst+; Od 70% - db; Od 80% - db+; Od 90% - bdb; Skala ocen:; Poniżej 50% - ndst; Od 50% - dst; Od 60% - dst+; Od 70% - db; Od 80% - db+; Od 90% - bdb</w:t>
+              <w:t>kolokwium końcowe; raport z wykonanego zadania</w:t>
             </w:r>
           </w:p>
         </w:tc>
@@ -22310,7 +21992,7 @@
                 <w:i w:val="0"/>
                 <w:sz w:val="22"/>
               </w:rPr>
-              <w:t>Studium przypadków; Zadania problemowe; Kryteria oceny; Kolokwium pisemne.; Skala ocen:; Poniżej 50% - ndst; Od 50% - dst; Od 60% - dst+; Od 70% - db; Od 80% - db+; Od 90% - bdb; Skala ocen:; Poniżej 50% - ndst; Od 50% - dst; Od 60% - dst+; Od 70% - db; Od 80% - db+; Od 90% - bdb</w:t>
+              <w:t>kolokwium końcowe; raport z wykonanego zadania</w:t>
             </w:r>
           </w:p>
         </w:tc>
@@ -22368,7 +22050,7 @@
                 <w:i w:val="0"/>
                 <w:sz w:val="22"/>
               </w:rPr>
-              <w:t>Studium przypadków; Zadania problemowe; Kryteria oceny; Kolokwium pisemne.; Skala ocen:; Poniżej 50% - ndst; Od 50% - dst; Od 60% - dst+; Od 70% - db; Od 80% - db+; Od 90% - bdb; Skala ocen:; Poniżej 50% - ndst; Od 50% - dst; Od 60% - dst+; Od 70% - db; Od 80% - db+; Od 90% - bdb</w:t>
+              <w:t>kolokwium końcowe; raport z wykonanego zadania</w:t>
             </w:r>
           </w:p>
         </w:tc>
@@ -22426,7 +22108,7 @@
                 <w:i w:val="0"/>
                 <w:sz w:val="22"/>
               </w:rPr>
-              <w:t>Studium przypadków; Zadania problemowe; Kryteria oceny; Kolokwium pisemne.; Skala ocen:; Poniżej 50% - ndst; Od 50% - dst; Od 60% - dst+; Od 70% - db; Od 80% - db+; Od 90% - bdb; Skala ocen:; Poniżej 50% - ndst; Od 50% - dst; Od 60% - dst+; Od 70% - db; Od 80% - db+; Od 90% - bdb</w:t>
+              <w:t>kolokwium końcowe; raport z wykonanego zadania</w:t>
             </w:r>
           </w:p>
         </w:tc>
@@ -22484,7 +22166,7 @@
                 <w:i w:val="0"/>
                 <w:sz w:val="22"/>
               </w:rPr>
-              <w:t>Studium przypadków; Zadania problemowe; Kryteria oceny; Kolokwium pisemne.; Skala ocen:; Poniżej 50% - ndst; Od 50% - dst; Od 60% - dst+; Od 70% - db; Od 80% - db+; Od 90% - bdb; Skala ocen:; Poniżej 50% - ndst; Od 50% - dst; Od 60% - dst+; Od 70% - db; Od 80% - db+; Od 90% - bdb</w:t>
+              <w:t>kolokwium końcowe; raport z wykonanego zadania</w:t>
             </w:r>
           </w:p>
         </w:tc>
@@ -22542,7 +22224,7 @@
                 <w:i w:val="0"/>
                 <w:sz w:val="22"/>
               </w:rPr>
-              <w:t>Studium przypadków; Zadania problemowe; Kryteria oceny; Kolokwium pisemne.; Skala ocen:; Poniżej 50% - ndst; Od 50% - dst; Od 60% - dst+; Od 70% - db; Od 80% - db+; Od 90% - bdb; Skala ocen:; Poniżej 50% - ndst; Od 50% - dst; Od 60% - dst+; Od 70% - db; Od 80% - db+; Od 90% - bdb</w:t>
+              <w:t>kolokwium końcowe; raport z wykonanego zadania</w:t>
             </w:r>
           </w:p>
         </w:tc>
@@ -22600,7 +22282,7 @@
                 <w:i w:val="0"/>
                 <w:sz w:val="22"/>
               </w:rPr>
-              <w:t>Studium przypadków; Zadania problemowe; Kryteria oceny; Kolokwium pisemne.; Skala ocen:; Poniżej 50% - ndst; Od 50% - dst; Od 60% - dst+; Od 70% - db; Od 80% - db+; Od 90% - bdb; Skala ocen:; Poniżej 50% - ndst; Od 50% - dst; Od 60% - dst+; Od 70% - db; Od 80% - db+; Od 90% - bdb</w:t>
+              <w:t>kolokwium końcowe; raport z wykonanego zadania</w:t>
             </w:r>
           </w:p>
         </w:tc>
@@ -22658,7 +22340,7 @@
                 <w:i w:val="0"/>
                 <w:sz w:val="22"/>
               </w:rPr>
-              <w:t>Studium przypadków; Zadania problemowe; Kryteria oceny; Kolokwium pisemne.; Skala ocen:; Poniżej 50% - ndst; Od 50% - dst; Od 60% - dst+; Od 70% - db; Od 80% - db+; Od 90% - bdb; Skala ocen:; Poniżej 50% - ndst; Od 50% - dst; Od 60% - dst+; Od 70% - db; Od 80% - db+; Od 90% - bdb</w:t>
+              <w:t>kolokwium końcowe; raport z wykonanego zadania</w:t>
             </w:r>
           </w:p>
         </w:tc>
@@ -22716,7 +22398,7 @@
                 <w:i w:val="0"/>
                 <w:sz w:val="22"/>
               </w:rPr>
-              <w:t>Studium przypadków; Zadania problemowe; Kryteria oceny; Kolokwium pisemne.; Skala ocen:; Poniżej 50% - ndst; Od 50% - dst; Od 60% - dst+; Od 70% - db; Od 80% - db+; Od 90% - bdb; Skala ocen:; Poniżej 50% - ndst; Od 50% - dst; Od 60% - dst+; Od 70% - db; Od 80% - db+; Od 90% - bdb</w:t>
+              <w:t>kolokwium końcowe; raport z wykonanego zadania</w:t>
             </w:r>
           </w:p>
         </w:tc>
@@ -22879,7 +22561,7 @@
                 <w:i w:val="0"/>
                 <w:sz w:val="22"/>
               </w:rPr>
-              <w:t>Studium przypadków; Zadania problemowe; Kryteria oceny; Kolokwium pisemne.; Skala ocen:; Poniżej 50% - ndst; Od 50% - dst; Od 60% - dst+; Od 70% - db; Od 80% - db+; Od 90% - bdb; Skala ocen:; Poniżej 50% - ndst; Od 50% - dst; Od 60% - dst+; Od 70% - db; Od 80% - db+; Od 90% - bdb</w:t>
+              <w:t>kolokwium końcowe; raport z wykonanego zadania</w:t>
             </w:r>
           </w:p>
         </w:tc>
@@ -22937,7 +22619,7 @@
                 <w:i w:val="0"/>
                 <w:sz w:val="22"/>
               </w:rPr>
-              <w:t>Studium przypadków; Zadania problemowe; Kryteria oceny; Kolokwium pisemne.; Skala ocen:; Poniżej 50% - ndst; Od 50% - dst; Od 60% - dst+; Od 70% - db; Od 80% - db+; Od 90% - bdb; Skala ocen:; Poniżej 50% - ndst; Od 50% - dst; Od 60% - dst+; Od 70% - db; Od 80% - db+; Od 90% - bdb</w:t>
+              <w:t>kolokwium końcowe; raport z wykonanego zadania</w:t>
             </w:r>
           </w:p>
         </w:tc>
@@ -22995,7 +22677,7 @@
                 <w:i w:val="0"/>
                 <w:sz w:val="22"/>
               </w:rPr>
-              <w:t>Studium przypadków; Zadania problemowe; Kryteria oceny; Kolokwium pisemne.; Skala ocen:; Poniżej 50% - ndst; Od 50% - dst; Od 60% - dst+; Od 70% - db; Od 80% - db+; Od 90% - bdb; Skala ocen:; Poniżej 50% - ndst; Od 50% - dst; Od 60% - dst+; Od 70% - db; Od 80% - db+; Od 90% - bdb</w:t>
+              <w:t>kolokwium końcowe; raport z wykonanego zadania</w:t>
             </w:r>
           </w:p>
         </w:tc>
@@ -23053,7 +22735,7 @@
                 <w:i w:val="0"/>
                 <w:sz w:val="22"/>
               </w:rPr>
-              <w:t>Studium przypadków; Zadania problemowe; Kryteria oceny; Kolokwium pisemne.; Skala ocen:; Poniżej 50% - ndst; Od 50% - dst; Od 60% - dst+; Od 70% - db; Od 80% - db+; Od 90% - bdb; Skala ocen:; Poniżej 50% - ndst; Od 50% - dst; Od 60% - dst+; Od 70% - db; Od 80% - db+; Od 90% - bdb</w:t>
+              <w:t>kolokwium końcowe; raport z wykonanego zadania</w:t>
             </w:r>
           </w:p>
         </w:tc>
@@ -23111,7 +22793,7 @@
                 <w:i w:val="0"/>
                 <w:sz w:val="22"/>
               </w:rPr>
-              <w:t>Studium przypadków; Zadania problemowe; Kryteria oceny; Kolokwium pisemne.; Skala ocen:; Poniżej 50% - ndst; Od 50% - dst; Od 60% - dst+; Od 70% - db; Od 80% - db+; Od 90% - bdb; Skala ocen:; Poniżej 50% - ndst; Od 50% - dst; Od 60% - dst+; Od 70% - db; Od 80% - db+; Od 90% - bdb</w:t>
+              <w:t>kolokwium końcowe; raport z wykonanego zadania</w:t>
             </w:r>
           </w:p>
         </w:tc>
@@ -23169,7 +22851,7 @@
                 <w:i w:val="0"/>
                 <w:sz w:val="22"/>
               </w:rPr>
-              <w:t>Studium przypadków; Zadania problemowe; Kryteria oceny; Kolokwium pisemne.; Skala ocen:; Poniżej 50% - ndst; Od 50% - dst; Od 60% - dst+; Od 70% - db; Od 80% - db+; Od 90% - bdb; Skala ocen:; Poniżej 50% - ndst; Od 50% - dst; Od 60% - dst+; Od 70% - db; Od 80% - db+; Od 90% - bdb</w:t>
+              <w:t>kolokwium końcowe; raport z wykonanego zadania</w:t>
             </w:r>
           </w:p>
         </w:tc>
@@ -23227,7 +22909,7 @@
                 <w:i w:val="0"/>
                 <w:sz w:val="22"/>
               </w:rPr>
-              <w:t>Studium przypadków; Zadania problemowe; Kryteria oceny; Kolokwium pisemne.; Skala ocen:; Poniżej 50% - ndst; Od 50% - dst; Od 60% - dst+; Od 70% - db; Od 80% - db+; Od 90% - bdb; Skala ocen:; Poniżej 50% - ndst; Od 50% - dst; Od 60% - dst+; Od 70% - db; Od 80% - db+; Od 90% - bdb</w:t>
+              <w:t>kolokwium końcowe; raport z wykonanego zadania</w:t>
             </w:r>
           </w:p>
         </w:tc>
@@ -23285,7 +22967,7 @@
                 <w:i w:val="0"/>
                 <w:sz w:val="22"/>
               </w:rPr>
-              <w:t>Studium przypadków; Zadania problemowe; Kryteria oceny; Kolokwium pisemne.; Skala ocen:; Poniżej 50% - ndst; Od 50% - dst; Od 60% - dst+; Od 70% - db; Od 80% - db+; Od 90% - bdb; Skala ocen:; Poniżej 50% - ndst; Od 50% - dst; Od 60% - dst+; Od 70% - db; Od 80% - db+; Od 90% - bdb</w:t>
+              <w:t>kolokwium końcowe; raport z wykonanego zadania</w:t>
             </w:r>
           </w:p>
         </w:tc>
@@ -23343,7 +23025,7 @@
                 <w:i w:val="0"/>
                 <w:sz w:val="22"/>
               </w:rPr>
-              <w:t>Studium przypadków; Zadania problemowe; Kryteria oceny; Kolokwium pisemne.; Skala ocen:; Poniżej 50% - ndst; Od 50% - dst; Od 60% - dst+; Od 70% - db; Od 80% - db+; Od 90% - bdb; Skala ocen:; Poniżej 50% - ndst; Od 50% - dst; Od 60% - dst+; Od 70% - db; Od 80% - db+; Od 90% - bdb</w:t>
+              <w:t>kolokwium końcowe; raport z wykonanego zadania</w:t>
             </w:r>
           </w:p>
         </w:tc>
@@ -23401,7 +23083,7 @@
                 <w:i w:val="0"/>
                 <w:sz w:val="22"/>
               </w:rPr>
-              <w:t>Studium przypadków; Zadania problemowe; Kryteria oceny; Kolokwium pisemne.; Skala ocen:; Poniżej 50% - ndst; Od 50% - dst; Od 60% - dst+; Od 70% - db; Od 80% - db+; Od 90% - bdb; Skala ocen:; Poniżej 50% - ndst; Od 50% - dst; Od 60% - dst+; Od 70% - db; Od 80% - db+; Od 90% - bdb</w:t>
+              <w:t>kolokwium końcowe; raport z wykonanego zadania</w:t>
             </w:r>
           </w:p>
         </w:tc>
@@ -23459,7 +23141,7 @@
                 <w:i w:val="0"/>
                 <w:sz w:val="22"/>
               </w:rPr>
-              <w:t>Studium przypadków; Zadania problemowe; Kryteria oceny; Kolokwium pisemne.; Skala ocen:; Poniżej 50% - ndst; Od 50% - dst; Od 60% - dst+; Od 70% - db; Od 80% - db+; Od 90% - bdb; Skala ocen:; Poniżej 50% - ndst; Od 50% - dst; Od 60% - dst+; Od 70% - db; Od 80% - db+; Od 90% - bdb</w:t>
+              <w:t>kolokwium końcowe; raport z wykonanego zadania</w:t>
             </w:r>
           </w:p>
         </w:tc>
@@ -23517,7 +23199,7 @@
                 <w:i w:val="0"/>
                 <w:sz w:val="22"/>
               </w:rPr>
-              <w:t>Studium przypadków; Zadania problemowe; Kryteria oceny; Kolokwium pisemne.; Skala ocen:; Poniżej 50% - ndst; Od 50% - dst; Od 60% - dst+; Od 70% - db; Od 80% - db+; Od 90% - bdb; Skala ocen:; Poniżej 50% - ndst; Od 50% - dst; Od 60% - dst+; Od 70% - db; Od 80% - db+; Od 90% - bdb</w:t>
+              <w:t>kolokwium końcowe; raport z wykonanego zadania</w:t>
             </w:r>
           </w:p>
         </w:tc>
@@ -23575,7 +23257,7 @@
                 <w:i w:val="0"/>
                 <w:sz w:val="22"/>
               </w:rPr>
-              <w:t>Studium przypadków; Zadania problemowe; Kryteria oceny; Kolokwium pisemne.; Skala ocen:; Poniżej 50% - ndst; Od 50% - dst; Od 60% - dst+; Od 70% - db; Od 80% - db+; Od 90% - bdb; Skala ocen:; Poniżej 50% - ndst; Od 50% - dst; Od 60% - dst+; Od 70% - db; Od 80% - db+; Od 90% - bdb</w:t>
+              <w:t>kolokwium końcowe; raport z wykonanego zadania</w:t>
             </w:r>
           </w:p>
         </w:tc>
@@ -23633,7 +23315,7 @@
                 <w:i w:val="0"/>
                 <w:sz w:val="22"/>
               </w:rPr>
-              <w:t>Studium przypadków; Zadania problemowe; Kryteria oceny; Kolokwium pisemne.; Skala ocen:; Poniżej 50% - ndst; Od 50% - dst; Od 60% - dst+; Od 70% - db; Od 80% - db+; Od 90% - bdb; Skala ocen:; Poniżej 50% - ndst; Od 50% - dst; Od 60% - dst+; Od 70% - db; Od 80% - db+; Od 90% - bdb</w:t>
+              <w:t>kolokwium końcowe; raport z wykonanego zadania</w:t>
             </w:r>
           </w:p>
         </w:tc>
@@ -23691,7 +23373,7 @@
                 <w:i w:val="0"/>
                 <w:sz w:val="22"/>
               </w:rPr>
-              <w:t>Studium przypadków; Zadania problemowe; Kryteria oceny; Kolokwium pisemne.; Skala ocen:; Poniżej 50% - ndst; Od 50% - dst; Od 60% - dst+; Od 70% - db; Od 80% - db+; Od 90% - bdb; Skala ocen:; Poniżej 50% - ndst; Od 50% - dst; Od 60% - dst+; Od 70% - db; Od 80% - db+; Od 90% - bdb</w:t>
+              <w:t>kolokwium końcowe; raport z wykonanego zadania</w:t>
             </w:r>
           </w:p>
         </w:tc>
@@ -23749,7 +23431,7 @@
                 <w:i w:val="0"/>
                 <w:sz w:val="22"/>
               </w:rPr>
-              <w:t>Studium przypadków; Zadania problemowe; Kryteria oceny; Kolokwium pisemne.; Skala ocen:; Poniżej 50% - ndst; Od 50% - dst; Od 60% - dst+; Od 70% - db; Od 80% - db+; Od 90% - bdb; Skala ocen:; Poniżej 50% - ndst; Od 50% - dst; Od 60% - dst+; Od 70% - db; Od 80% - db+; Od 90% - bdb</w:t>
+              <w:t>kolokwium końcowe; raport z wykonanego zadania</w:t>
             </w:r>
           </w:p>
         </w:tc>
@@ -23807,7 +23489,7 @@
                 <w:i w:val="0"/>
                 <w:sz w:val="22"/>
               </w:rPr>
-              <w:t>Studium przypadków; Zadania problemowe; Kryteria oceny; Kolokwium pisemne.; Skala ocen:; Poniżej 50% - ndst; Od 50% - dst; Od 60% - dst+; Od 70% - db; Od 80% - db+; Od 90% - bdb; Skala ocen:; Poniżej 50% - ndst; Od 50% - dst; Od 60% - dst+; Od 70% - db; Od 80% - db+; Od 90% - bdb</w:t>
+              <w:t>kolokwium końcowe; raport z wykonanego zadania</w:t>
             </w:r>
           </w:p>
         </w:tc>
@@ -23865,7 +23547,7 @@
                 <w:i w:val="0"/>
                 <w:sz w:val="22"/>
               </w:rPr>
-              <w:t>Studium przypadków; Zadania problemowe; Kryteria oceny; Kolokwium pisemne.; Skala ocen:; Poniżej 50% - ndst; Od 50% - dst; Od 60% - dst+; Od 70% - db; Od 80% - db+; Od 90% - bdb; Skala ocen:; Poniżej 50% - ndst; Od 50% - dst; Od 60% - dst+; Od 70% - db; Od 80% - db+; Od 90% - bdb</w:t>
+              <w:t>kolokwium końcowe; raport z wykonanego zadania</w:t>
             </w:r>
           </w:p>
         </w:tc>
@@ -23923,7 +23605,7 @@
                 <w:i w:val="0"/>
                 <w:sz w:val="22"/>
               </w:rPr>
-              <w:t>Studium przypadków; Zadania problemowe; Kryteria oceny; Kolokwium pisemne.; Skala ocen:; Poniżej 50% - ndst; Od 50% - dst; Od 60% - dst+; Od 70% - db; Od 80% - db+; Od 90% - bdb; Skala ocen:; Poniżej 50% - ndst; Od 50% - dst; Od 60% - dst+; Od 70% - db; Od 80% - db+; Od 90% - bdb</w:t>
+              <w:t>kolokwium końcowe; raport z wykonanego zadania</w:t>
             </w:r>
           </w:p>
         </w:tc>
@@ -23981,7 +23663,7 @@
                 <w:i w:val="0"/>
                 <w:sz w:val="22"/>
               </w:rPr>
-              <w:t>Studium przypadków; Zadania problemowe; Kryteria oceny; Kolokwium pisemne.; Skala ocen:; Poniżej 50% - ndst; Od 50% - dst; Od 60% - dst+; Od 70% - db; Od 80% - db+; Od 90% - bdb; Skala ocen:; Poniżej 50% - ndst; Od 50% - dst; Od 60% - dst+; Od 70% - db; Od 80% - db+; Od 90% - bdb</w:t>
+              <w:t>kolokwium końcowe; raport z wykonanego zadania</w:t>
             </w:r>
           </w:p>
         </w:tc>
@@ -24039,7 +23721,7 @@
                 <w:i w:val="0"/>
                 <w:sz w:val="22"/>
               </w:rPr>
-              <w:t>Studium przypadków; Zadania problemowe; Kryteria oceny; Kolokwium pisemne.; Skala ocen:; Poniżej 50% - ndst; Od 50% - dst; Od 60% - dst+; Od 70% - db; Od 80% - db+; Od 90% - bdb; Skala ocen:; Poniżej 50% - ndst; Od 50% - dst; Od 60% - dst+; Od 70% - db; Od 80% - db+; Od 90% - bdb</w:t>
+              <w:t>kolokwium końcowe; raport z wykonanego zadania</w:t>
             </w:r>
           </w:p>
         </w:tc>
@@ -24097,7 +23779,7 @@
                 <w:i w:val="0"/>
                 <w:sz w:val="22"/>
               </w:rPr>
-              <w:t>Studium przypadków; Zadania problemowe; Kryteria oceny; Kolokwium pisemne.; Skala ocen:; Poniżej 50% - ndst; Od 50% - dst; Od 60% - dst+; Od 70% - db; Od 80% - db+; Od 90% - bdb; Skala ocen:; Poniżej 50% - ndst; Od 50% - dst; Od 60% - dst+; Od 70% - db; Od 80% - db+; Od 90% - bdb</w:t>
+              <w:t>kolokwium końcowe; raport z wykonanego zadania</w:t>
             </w:r>
           </w:p>
         </w:tc>
@@ -24155,7 +23837,7 @@
                 <w:i w:val="0"/>
                 <w:sz w:val="22"/>
               </w:rPr>
-              <w:t>Studium przypadków; Zadania problemowe; Kryteria oceny; Kolokwium pisemne.; Skala ocen:; Poniżej 50% - ndst; Od 50% - dst; Od 60% - dst+; Od 70% - db; Od 80% - db+; Od 90% - bdb; Skala ocen:; Poniżej 50% - ndst; Od 50% - dst; Od 60% - dst+; Od 70% - db; Od 80% - db+; Od 90% - bdb</w:t>
+              <w:t>kolokwium końcowe; raport z wykonanego zadania</w:t>
             </w:r>
           </w:p>
         </w:tc>
@@ -24213,7 +23895,7 @@
                 <w:i w:val="0"/>
                 <w:sz w:val="22"/>
               </w:rPr>
-              <w:t>Studium przypadków; Zadania problemowe; Kryteria oceny; Kolokwium pisemne.; Skala ocen:; Poniżej 50% - ndst; Od 50% - dst; Od 60% - dst+; Od 70% - db; Od 80% - db+; Od 90% - bdb; Skala ocen:; Poniżej 50% - ndst; Od 50% - dst; Od 60% - dst+; Od 70% - db; Od 80% - db+; Od 90% - bdb</w:t>
+              <w:t>kolokwium końcowe; raport z wykonanego zadania</w:t>
             </w:r>
           </w:p>
         </w:tc>
@@ -24271,7 +23953,7 @@
                 <w:i w:val="0"/>
                 <w:sz w:val="22"/>
               </w:rPr>
-              <w:t>Studium przypadków; Zadania problemowe; Kryteria oceny; Kolokwium pisemne.; Skala ocen:; Poniżej 50% - ndst; Od 50% - dst; Od 60% - dst+; Od 70% - db; Od 80% - db+; Od 90% - bdb; Skala ocen:; Poniżej 50% - ndst; Od 50% - dst; Od 60% - dst+; Od 70% - db; Od 80% - db+; Od 90% - bdb</w:t>
+              <w:t>kolokwium końcowe; raport z wykonanego zadania</w:t>
             </w:r>
           </w:p>
         </w:tc>
@@ -24329,7 +24011,7 @@
                 <w:i w:val="0"/>
                 <w:sz w:val="22"/>
               </w:rPr>
-              <w:t>Studium przypadków; Zadania problemowe; Kryteria oceny; Kolokwium pisemne.; Skala ocen:; Poniżej 50% - ndst; Od 50% - dst; Od 60% - dst+; Od 70% - db; Od 80% - db+; Od 90% - bdb; Skala ocen:; Poniżej 50% - ndst; Od 50% - dst; Od 60% - dst+; Od 70% - db; Od 80% - db+; Od 90% - bdb</w:t>
+              <w:t>kolokwium końcowe; raport z wykonanego zadania</w:t>
             </w:r>
           </w:p>
         </w:tc>
@@ -24387,7 +24069,7 @@
                 <w:i w:val="0"/>
                 <w:sz w:val="22"/>
               </w:rPr>
-              <w:t>Studium przypadków; Zadania problemowe; Kryteria oceny; Kolokwium pisemne.; Skala ocen:; Poniżej 50% - ndst; Od 50% - dst; Od 60% - dst+; Od 70% - db; Od 80% - db+; Od 90% - bdb; Skala ocen:; Poniżej 50% - ndst; Od 50% - dst; Od 60% - dst+; Od 70% - db; Od 80% - db+; Od 90% - bdb</w:t>
+              <w:t>kolokwium końcowe; raport z wykonanego zadania</w:t>
             </w:r>
           </w:p>
         </w:tc>
@@ -24445,7 +24127,7 @@
                 <w:i w:val="0"/>
                 <w:sz w:val="22"/>
               </w:rPr>
-              <w:t>Studium przypadków; Zadania problemowe; Kryteria oceny; Kolokwium pisemne.; Skala ocen:; Poniżej 50% - ndst; Od 50% - dst; Od 60% - dst+; Od 70% - db; Od 80% - db+; Od 90% - bdb; Skala ocen:; Poniżej 50% - ndst; Od 50% - dst; Od 60% - dst+; Od 70% - db; Od 80% - db+; Od 90% - bdb</w:t>
+              <w:t>kolokwium końcowe; raport z wykonanego zadania</w:t>
             </w:r>
           </w:p>
         </w:tc>
@@ -24503,7 +24185,7 @@
                 <w:i w:val="0"/>
                 <w:sz w:val="22"/>
               </w:rPr>
-              <w:t>Studium przypadków; Zadania problemowe; Kryteria oceny; Kolokwium pisemne.; Skala ocen:; Poniżej 50% - ndst; Od 50% - dst; Od 60% - dst+; Od 70% - db; Od 80% - db+; Od 90% - bdb; Skala ocen:; Poniżej 50% - ndst; Od 50% - dst; Od 60% - dst+; Od 70% - db; Od 80% - db+; Od 90% - bdb</w:t>
+              <w:t>kolokwium końcowe; raport z wykonanego zadania</w:t>
             </w:r>
           </w:p>
         </w:tc>
@@ -24561,7 +24243,7 @@
                 <w:i w:val="0"/>
                 <w:sz w:val="22"/>
               </w:rPr>
-              <w:t>Studium przypadków; Zadania problemowe; Kryteria oceny; Kolokwium pisemne.; Skala ocen:; Poniżej 50% - ndst; Od 50% - dst; Od 60% - dst+; Od 70% - db; Od 80% - db+; Od 90% - bdb; Skala ocen:; Poniżej 50% - ndst; Od 50% - dst; Od 60% - dst+; Od 70% - db; Od 80% - db+; Od 90% - bdb</w:t>
+              <w:t>kolokwium końcowe; raport z wykonanego zadania</w:t>
             </w:r>
           </w:p>
         </w:tc>
@@ -24619,7 +24301,7 @@
                 <w:i w:val="0"/>
                 <w:sz w:val="22"/>
               </w:rPr>
-              <w:t>Studium przypadków; Zadania problemowe; Kryteria oceny; Kolokwium pisemne.; Skala ocen:; Poniżej 50% - ndst; Od 50% - dst; Od 60% - dst+; Od 70% - db; Od 80% - db+; Od 90% - bdb; Skala ocen:; Poniżej 50% - ndst; Od 50% - dst; Od 60% - dst+; Od 70% - db; Od 80% - db+; Od 90% - bdb</w:t>
+              <w:t>kolokwium końcowe; raport z wykonanego zadania</w:t>
             </w:r>
           </w:p>
         </w:tc>
@@ -24677,7 +24359,7 @@
                 <w:i w:val="0"/>
                 <w:sz w:val="22"/>
               </w:rPr>
-              <w:t>Studium przypadków; Zadania problemowe; Kryteria oceny; Kolokwium pisemne.; Skala ocen:; Poniżej 50% - ndst; Od 50% - dst; Od 60% - dst+; Od 70% - db; Od 80% - db+; Od 90% - bdb; Skala ocen:; Poniżej 50% - ndst; Od 50% - dst; Od 60% - dst+; Od 70% - db; Od 80% - db+; Od 90% - bdb</w:t>
+              <w:t>kolokwium końcowe; raport z wykonanego zadania</w:t>
             </w:r>
           </w:p>
         </w:tc>
@@ -24735,7 +24417,7 @@
                 <w:i w:val="0"/>
                 <w:sz w:val="22"/>
               </w:rPr>
-              <w:t>Studium przypadków; Zadania problemowe; Kryteria oceny; Kolokwium pisemne.; Skala ocen:; Poniżej 50% - ndst; Od 50% - dst; Od 60% - dst+; Od 70% - db; Od 80% - db+; Od 90% - bdb; Skala ocen:; Poniżej 50% - ndst; Od 50% - dst; Od 60% - dst+; Od 70% - db; Od 80% - db+; Od 90% - bdb</w:t>
+              <w:t>kolokwium końcowe; raport z wykonanego zadania</w:t>
             </w:r>
           </w:p>
         </w:tc>
@@ -24793,7 +24475,7 @@
                 <w:i w:val="0"/>
                 <w:sz w:val="22"/>
               </w:rPr>
-              <w:t>Studium przypadków; Zadania problemowe; Kryteria oceny; Kolokwium pisemne.; Skala ocen:; Poniżej 50% - ndst; Od 50% - dst; Od 60% - dst+; Od 70% - db; Od 80% - db+; Od 90% - bdb; Skala ocen:; Poniżej 50% - ndst; Od 50% - dst; Od 60% - dst+; Od 70% - db; Od 80% - db+; Od 90% - bdb</w:t>
+              <w:t>kolokwium końcowe; raport z wykonanego zadania</w:t>
             </w:r>
           </w:p>
         </w:tc>
@@ -24851,7 +24533,7 @@
                 <w:i w:val="0"/>
                 <w:sz w:val="22"/>
               </w:rPr>
-              <w:t>Studium przypadków; Zadania problemowe; Kryteria oceny; Kolokwium pisemne.; Skala ocen:; Poniżej 50% - ndst; Od 50% - dst; Od 60% - dst+; Od 70% - db; Od 80% - db+; Od 90% - bdb; Skala ocen:; Poniżej 50% - ndst; Od 50% - dst; Od 60% - dst+; Od 70% - db; Od 80% - db+; Od 90% - bdb</w:t>
+              <w:t>kolokwium końcowe; raport z wykonanego zadania</w:t>
             </w:r>
           </w:p>
         </w:tc>
@@ -24909,7 +24591,7 @@
                 <w:i w:val="0"/>
                 <w:sz w:val="22"/>
               </w:rPr>
-              <w:t>Studium przypadków; Zadania problemowe; Kryteria oceny; Kolokwium pisemne.; Skala ocen:; Poniżej 50% - ndst; Od 50% - dst; Od 60% - dst+; Od 70% - db; Od 80% - db+; Od 90% - bdb; Skala ocen:; Poniżej 50% - ndst; Od 50% - dst; Od 60% - dst+; Od 70% - db; Od 80% - db+; Od 90% - bdb</w:t>
+              <w:t>kolokwium końcowe; raport z wykonanego zadania</w:t>
             </w:r>
           </w:p>
         </w:tc>
@@ -24967,7 +24649,7 @@
                 <w:i w:val="0"/>
                 <w:sz w:val="22"/>
               </w:rPr>
-              <w:t>Studium przypadków; Zadania problemowe; Kryteria oceny; Kolokwium pisemne.; Skala ocen:; Poniżej 50% - ndst; Od 50% - dst; Od 60% - dst+; Od 70% - db; Od 80% - db+; Od 90% - bdb; Skala ocen:; Poniżej 50% - ndst; Od 50% - dst; Od 60% - dst+; Od 70% - db; Od 80% - db+; Od 90% - bdb</w:t>
+              <w:t>kolokwium końcowe; raport z wykonanego zadania</w:t>
             </w:r>
           </w:p>
         </w:tc>
@@ -25025,7 +24707,7 @@
                 <w:i w:val="0"/>
                 <w:sz w:val="22"/>
               </w:rPr>
-              <w:t>Studium przypadków; Zadania problemowe; Kryteria oceny; Kolokwium pisemne.; Skala ocen:; Poniżej 50% - ndst; Od 50% - dst; Od 60% - dst+; Od 70% - db; Od 80% - db+; Od 90% - bdb; Skala ocen:; Poniżej 50% - ndst; Od 50% - dst; Od 60% - dst+; Od 70% - db; Od 80% - db+; Od 90% - bdb</w:t>
+              <w:t>kolokwium końcowe; raport z wykonanego zadania</w:t>
             </w:r>
           </w:p>
         </w:tc>
@@ -25083,7 +24765,7 @@
                 <w:i w:val="0"/>
                 <w:sz w:val="22"/>
               </w:rPr>
-              <w:t>Studium przypadków; Zadania problemowe; Kryteria oceny; Kolokwium pisemne.; Skala ocen:; Poniżej 50% - ndst; Od 50% - dst; Od 60% - dst+; Od 70% - db; Od 80% - db+; Od 90% - bdb; Skala ocen:; Poniżej 50% - ndst; Od 50% - dst; Od 60% - dst+; Od 70% - db; Od 80% - db+; Od 90% - bdb</w:t>
+              <w:t>kolokwium końcowe; raport z wykonanego zadania</w:t>
             </w:r>
           </w:p>
         </w:tc>
@@ -25141,7 +24823,7 @@
                 <w:i w:val="0"/>
                 <w:sz w:val="22"/>
               </w:rPr>
-              <w:t>Studium przypadków; Zadania problemowe; Kryteria oceny; Kolokwium pisemne.; Skala ocen:; Poniżej 50% - ndst; Od 50% - dst; Od 60% - dst+; Od 70% - db; Od 80% - db+; Od 90% - bdb; Skala ocen:; Poniżej 50% - ndst; Od 50% - dst; Od 60% - dst+; Od 70% - db; Od 80% - db+; Od 90% - bdb</w:t>
+              <w:t>kolokwium końcowe; raport z wykonanego zadania</w:t>
             </w:r>
           </w:p>
         </w:tc>
@@ -25199,7 +24881,7 @@
                 <w:i w:val="0"/>
                 <w:sz w:val="22"/>
               </w:rPr>
-              <w:t>Studium przypadków; Zadania problemowe; Kryteria oceny; Kolokwium pisemne.; Skala ocen:; Poniżej 50% - ndst; Od 50% - dst; Od 60% - dst+; Od 70% - db; Od 80% - db+; Od 90% - bdb; Skala ocen:; Poniżej 50% - ndst; Od 50% - dst; Od 60% - dst+; Od 70% - db; Od 80% - db+; Od 90% - bdb</w:t>
+              <w:t>kolokwium końcowe; raport z wykonanego zadania</w:t>
             </w:r>
           </w:p>
         </w:tc>
@@ -25257,7 +24939,7 @@
                 <w:i w:val="0"/>
                 <w:sz w:val="22"/>
               </w:rPr>
-              <w:t>Studium przypadków; Zadania problemowe; Kryteria oceny; Kolokwium pisemne.; Skala ocen:; Poniżej 50% - ndst; Od 50% - dst; Od 60% - dst+; Od 70% - db; Od 80% - db+; Od 90% - bdb; Skala ocen:; Poniżej 50% - ndst; Od 50% - dst; Od 60% - dst+; Od 70% - db; Od 80% - db+; Od 90% - bdb</w:t>
+              <w:t>kolokwium końcowe; raport z wykonanego zadania</w:t>
             </w:r>
           </w:p>
         </w:tc>
@@ -25315,7 +24997,7 @@
                 <w:i w:val="0"/>
                 <w:sz w:val="22"/>
               </w:rPr>
-              <w:t>Studium przypadków; Zadania problemowe; Kryteria oceny; Kolokwium pisemne.; Skala ocen:; Poniżej 50% - ndst; Od 50% - dst; Od 60% - dst+; Od 70% - db; Od 80% - db+; Od 90% - bdb; Skala ocen:; Poniżej 50% - ndst; Od 50% - dst; Od 60% - dst+; Od 70% - db; Od 80% - db+; Od 90% - bdb</w:t>
+              <w:t>kolokwium końcowe; raport z wykonanego zadania</w:t>
             </w:r>
           </w:p>
         </w:tc>
@@ -25373,7 +25055,7 @@
                 <w:i w:val="0"/>
                 <w:sz w:val="22"/>
               </w:rPr>
-              <w:t>Studium przypadków; Zadania problemowe; Kryteria oceny; Kolokwium pisemne.; Skala ocen:; Poniżej 50% - ndst; Od 50% - dst; Od 60% - dst+; Od 70% - db; Od 80% - db+; Od 90% - bdb; Skala ocen:; Poniżej 50% - ndst; Od 50% - dst; Od 60% - dst+; Od 70% - db; Od 80% - db+; Od 90% - bdb</w:t>
+              <w:t>kolokwium końcowe; raport z wykonanego zadania</w:t>
             </w:r>
           </w:p>
         </w:tc>
@@ -25431,7 +25113,7 @@
                 <w:i w:val="0"/>
                 <w:sz w:val="22"/>
               </w:rPr>
-              <w:t>Studium przypadków; Zadania problemowe; Kryteria oceny; Kolokwium pisemne.; Skala ocen:; Poniżej 50% - ndst; Od 50% - dst; Od 60% - dst+; Od 70% - db; Od 80% - db+; Od 90% - bdb; Skala ocen:; Poniżej 50% - ndst; Od 50% - dst; Od 60% - dst+; Od 70% - db; Od 80% - db+; Od 90% - bdb</w:t>
+              <w:t>kolokwium końcowe; raport z wykonanego zadania</w:t>
             </w:r>
           </w:p>
         </w:tc>
@@ -25489,7 +25171,7 @@
                 <w:i w:val="0"/>
                 <w:sz w:val="22"/>
               </w:rPr>
-              <w:t>Studium przypadków; Zadania problemowe; Kryteria oceny; Kolokwium pisemne.; Skala ocen:; Poniżej 50% - ndst; Od 50% - dst; Od 60% - dst+; Od 70% - db; Od 80% - db+; Od 90% - bdb; Skala ocen:; Poniżej 50% - ndst; Od 50% - dst; Od 60% - dst+; Od 70% - db; Od 80% - db+; Od 90% - bdb</w:t>
+              <w:t>kolokwium końcowe; raport z wykonanego zadania</w:t>
             </w:r>
           </w:p>
         </w:tc>
@@ -25547,7 +25229,7 @@
                 <w:i w:val="0"/>
                 <w:sz w:val="22"/>
               </w:rPr>
-              <w:t>Studium przypadków; Zadania problemowe; Kryteria oceny; Kolokwium pisemne.; Skala ocen:; Poniżej 50% - ndst; Od 50% - dst; Od 60% - dst+; Od 70% - db; Od 80% - db+; Od 90% - bdb; Skala ocen:; Poniżej 50% - ndst; Od 50% - dst; Od 60% - dst+; Od 70% - db; Od 80% - db+; Od 90% - bdb</w:t>
+              <w:t>kolokwium końcowe; raport z wykonanego zadania</w:t>
             </w:r>
           </w:p>
         </w:tc>
@@ -25605,7 +25287,7 @@
                 <w:i w:val="0"/>
                 <w:sz w:val="22"/>
               </w:rPr>
-              <w:t>Studium przypadków; Zadania problemowe; Kryteria oceny; Kolokwium pisemne.; Skala ocen:; Poniżej 50% - ndst; Od 50% - dst; Od 60% - dst+; Od 70% - db; Od 80% - db+; Od 90% - bdb; Skala ocen:; Poniżej 50% - ndst; Od 50% - dst; Od 60% - dst+; Od 70% - db; Od 80% - db+; Od 90% - bdb</w:t>
+              <w:t>kolokwium końcowe; raport z wykonanego zadania</w:t>
             </w:r>
           </w:p>
         </w:tc>
@@ -25663,7 +25345,7 @@
                 <w:i w:val="0"/>
                 <w:sz w:val="22"/>
               </w:rPr>
-              <w:t>Studium przypadków; Zadania problemowe; Kryteria oceny; Kolokwium pisemne.; Skala ocen:; Poniżej 50% - ndst; Od 50% - dst; Od 60% - dst+; Od 70% - db; Od 80% - db+; Od 90% - bdb; Skala ocen:; Poniżej 50% - ndst; Od 50% - dst; Od 60% - dst+; Od 70% - db; Od 80% - db+; Od 90% - bdb</w:t>
+              <w:t>kolokwium końcowe; raport z wykonanego zadania</w:t>
             </w:r>
           </w:p>
         </w:tc>
@@ -25721,7 +25403,7 @@
                 <w:i w:val="0"/>
                 <w:sz w:val="22"/>
               </w:rPr>
-              <w:t>Studium przypadków; Zadania problemowe; Kryteria oceny; Kolokwium pisemne.; Skala ocen:; Poniżej 50% - ndst; Od 50% - dst; Od 60% - dst+; Od 70% - db; Od 80% - db+; Od 90% - bdb; Skala ocen:; Poniżej 50% - ndst; Od 50% - dst; Od 60% - dst+; Od 70% - db; Od 80% - db+; Od 90% - bdb</w:t>
+              <w:t>kolokwium końcowe; raport z wykonanego zadania</w:t>
             </w:r>
           </w:p>
         </w:tc>
@@ -25779,7 +25461,7 @@
                 <w:i w:val="0"/>
                 <w:sz w:val="22"/>
               </w:rPr>
-              <w:t>Studium przypadków; Zadania problemowe; Kryteria oceny; Kolokwium pisemne.; Skala ocen:; Poniżej 50% - ndst; Od 50% - dst; Od 60% - dst+; Od 70% - db; Od 80% - db+; Od 90% - bdb; Skala ocen:; Poniżej 50% - ndst; Od 50% - dst; Od 60% - dst+; Od 70% - db; Od 80% - db+; Od 90% - bdb</w:t>
+              <w:t>kolokwium końcowe; raport z wykonanego zadania</w:t>
             </w:r>
           </w:p>
         </w:tc>
@@ -25837,7 +25519,7 @@
                 <w:i w:val="0"/>
                 <w:sz w:val="22"/>
               </w:rPr>
-              <w:t>Studium przypadków; Zadania problemowe; Kryteria oceny; Kolokwium pisemne.; Skala ocen:; Poniżej 50% - ndst; Od 50% - dst; Od 60% - dst+; Od 70% - db; Od 80% - db+; Od 90% - bdb; Skala ocen:; Poniżej 50% - ndst; Od 50% - dst; Od 60% - dst+; Od 70% - db; Od 80% - db+; Od 90% - bdb</w:t>
+              <w:t>kolokwium końcowe; raport z wykonanego zadania</w:t>
             </w:r>
           </w:p>
         </w:tc>
@@ -25895,7 +25577,7 @@
                 <w:i w:val="0"/>
                 <w:sz w:val="22"/>
               </w:rPr>
-              <w:t>Studium przypadków; Zadania problemowe; Kryteria oceny; Kolokwium pisemne.; Skala ocen:; Poniżej 50% - ndst; Od 50% - dst; Od 60% - dst+; Od 70% - db; Od 80% - db+; Od 90% - bdb; Skala ocen:; Poniżej 50% - ndst; Od 50% - dst; Od 60% - dst+; Od 70% - db; Od 80% - db+; Od 90% - bdb</w:t>
+              <w:t>kolokwium końcowe; raport z wykonanego zadania</w:t>
             </w:r>
           </w:p>
         </w:tc>
@@ -25953,7 +25635,7 @@
                 <w:i w:val="0"/>
                 <w:sz w:val="22"/>
               </w:rPr>
-              <w:t>Studium przypadków; Zadania problemowe; Kryteria oceny; Kolokwium pisemne.; Skala ocen:; Poniżej 50% - ndst; Od 50% - dst; Od 60% - dst+; Od 70% - db; Od 80% - db+; Od 90% - bdb; Skala ocen:; Poniżej 50% - ndst; Od 50% - dst; Od 60% - dst+; Od 70% - db; Od 80% - db+; Od 90% - bdb</w:t>
+              <w:t>kolokwium końcowe; raport z wykonanego zadania</w:t>
             </w:r>
           </w:p>
         </w:tc>
@@ -26011,7 +25693,7 @@
                 <w:i w:val="0"/>
                 <w:sz w:val="22"/>
               </w:rPr>
-              <w:t>Studium przypadków; Zadania problemowe; Kryteria oceny; Kolokwium pisemne.; Skala ocen:; Poniżej 50% - ndst; Od 50% - dst; Od 60% - dst+; Od 70% - db; Od 80% - db+; Od 90% - bdb; Skala ocen:; Poniżej 50% - ndst; Od 50% - dst; Od 60% - dst+; Od 70% - db; Od 80% - db+; Od 90% - bdb</w:t>
+              <w:t>kolokwium końcowe; raport z wykonanego zadania</w:t>
             </w:r>
           </w:p>
         </w:tc>
@@ -26069,7 +25751,7 @@
                 <w:i w:val="0"/>
                 <w:sz w:val="22"/>
               </w:rPr>
-              <w:t>Studium przypadków; Zadania problemowe; Kryteria oceny; Kolokwium pisemne.; Skala ocen:; Poniżej 50% - ndst; Od 50% - dst; Od 60% - dst+; Od 70% - db; Od 80% - db+; Od 90% - bdb; Skala ocen:; Poniżej 50% - ndst; Od 50% - dst; Od 60% - dst+; Od 70% - db; Od 80% - db+; Od 90% - bdb</w:t>
+              <w:t>kolokwium końcowe; raport z wykonanego zadania</w:t>
             </w:r>
           </w:p>
         </w:tc>
@@ -26127,7 +25809,7 @@
                 <w:i w:val="0"/>
                 <w:sz w:val="22"/>
               </w:rPr>
-              <w:t>Studium przypadków; Zadania problemowe; Kryteria oceny; Kolokwium pisemne.; Skala ocen:; Poniżej 50% - ndst; Od 50% - dst; Od 60% - dst+; Od 70% - db; Od 80% - db+; Od 90% - bdb; Skala ocen:; Poniżej 50% - ndst; Od 50% - dst; Od 60% - dst+; Od 70% - db; Od 80% - db+; Od 90% - bdb</w:t>
+              <w:t>kolokwium końcowe; raport z wykonanego zadania</w:t>
             </w:r>
           </w:p>
         </w:tc>
@@ -26185,7 +25867,7 @@
                 <w:i w:val="0"/>
                 <w:sz w:val="22"/>
               </w:rPr>
-              <w:t>Studium przypadków; Zadania problemowe; Kryteria oceny; Kolokwium pisemne.; Skala ocen:; Poniżej 50% - ndst; Od 50% - dst; Od 60% - dst+; Od 70% - db; Od 80% - db+; Od 90% - bdb; Skala ocen:; Poniżej 50% - ndst; Od 50% - dst; Od 60% - dst+; Od 70% - db; Od 80% - db+; Od 90% - bdb</w:t>
+              <w:t>kolokwium końcowe; raport z wykonanego zadania</w:t>
             </w:r>
           </w:p>
         </w:tc>
@@ -26243,7 +25925,7 @@
                 <w:i w:val="0"/>
                 <w:sz w:val="22"/>
               </w:rPr>
-              <w:t>Studium przypadków; Zadania problemowe; Kryteria oceny; Kolokwium pisemne.; Skala ocen:; Poniżej 50% - ndst; Od 50% - dst; Od 60% - dst+; Od 70% - db; Od 80% - db+; Od 90% - bdb; Skala ocen:; Poniżej 50% - ndst; Od 50% - dst; Od 60% - dst+; Od 70% - db; Od 80% - db+; Od 90% - bdb</w:t>
+              <w:t>kolokwium końcowe; raport z wykonanego zadania</w:t>
             </w:r>
           </w:p>
         </w:tc>
@@ -26301,7 +25983,7 @@
                 <w:i w:val="0"/>
                 <w:sz w:val="22"/>
               </w:rPr>
-              <w:t>Studium przypadków; Zadania problemowe; Kryteria oceny; Kolokwium pisemne.; Skala ocen:; Poniżej 50% - ndst; Od 50% - dst; Od 60% - dst+; Od 70% - db; Od 80% - db+; Od 90% - bdb; Skala ocen:; Poniżej 50% - ndst; Od 50% - dst; Od 60% - dst+; Od 70% - db; Od 80% - db+; Od 90% - bdb</w:t>
+              <w:t>kolokwium końcowe; raport z wykonanego zadania</w:t>
             </w:r>
           </w:p>
         </w:tc>
@@ -26359,7 +26041,7 @@
                 <w:i w:val="0"/>
                 <w:sz w:val="22"/>
               </w:rPr>
-              <w:t>Studium przypadków; Zadania problemowe; Kryteria oceny; Kolokwium pisemne.; Skala ocen:; Poniżej 50% - ndst; Od 50% - dst; Od 60% - dst+; Od 70% - db; Od 80% - db+; Od 90% - bdb; Skala ocen:; Poniżej 50% - ndst; Od 50% - dst; Od 60% - dst+; Od 70% - db; Od 80% - db+; Od 90% - bdb</w:t>
+              <w:t>kolokwium końcowe; raport z wykonanego zadania</w:t>
             </w:r>
           </w:p>
         </w:tc>
@@ -26417,7 +26099,7 @@
                 <w:i w:val="0"/>
                 <w:sz w:val="22"/>
               </w:rPr>
-              <w:t>Studium przypadków; Zadania problemowe; Kryteria oceny; Kolokwium pisemne.; Skala ocen:; Poniżej 50% - ndst; Od 50% - dst; Od 60% - dst+; Od 70% - db; Od 80% - db+; Od 90% - bdb; Skala ocen:; Poniżej 50% - ndst; Od 50% - dst; Od 60% - dst+; Od 70% - db; Od 80% - db+; Od 90% - bdb</w:t>
+              <w:t>kolokwium końcowe; raport z wykonanego zadania</w:t>
             </w:r>
           </w:p>
         </w:tc>
@@ -26475,7 +26157,7 @@
                 <w:i w:val="0"/>
                 <w:sz w:val="22"/>
               </w:rPr>
-              <w:t>Studium przypadków; Zadania problemowe; Kryteria oceny; Kolokwium pisemne.; Skala ocen:; Poniżej 50% - ndst; Od 50% - dst; Od 60% - dst+; Od 70% - db; Od 80% - db+; Od 90% - bdb; Skala ocen:; Poniżej 50% - ndst; Od 50% - dst; Od 60% - dst+; Od 70% - db; Od 80% - db+; Od 90% - bdb</w:t>
+              <w:t>kolokwium końcowe; raport z wykonanego zadania</w:t>
             </w:r>
           </w:p>
         </w:tc>
@@ -26533,7 +26215,7 @@
                 <w:i w:val="0"/>
                 <w:sz w:val="22"/>
               </w:rPr>
-              <w:t>Studium przypadków; Zadania problemowe; Kryteria oceny; Kolokwium pisemne.; Skala ocen:; Poniżej 50% - ndst; Od 50% - dst; Od 60% - dst+; Od 70% - db; Od 80% - db+; Od 90% - bdb; Skala ocen:; Poniżej 50% - ndst; Od 50% - dst; Od 60% - dst+; Od 70% - db; Od 80% - db+; Od 90% - bdb</w:t>
+              <w:t>kolokwium końcowe; raport z wykonanego zadania</w:t>
             </w:r>
           </w:p>
         </w:tc>
@@ -26591,7 +26273,7 @@
                 <w:i w:val="0"/>
                 <w:sz w:val="22"/>
               </w:rPr>
-              <w:t>Studium przypadków; Zadania problemowe; Kryteria oceny; Kolokwium pisemne.; Skala ocen:; Poniżej 50% - ndst; Od 50% - dst; Od 60% - dst+; Od 70% - db; Od 80% - db+; Od 90% - bdb; Skala ocen:; Poniżej 50% - ndst; Od 50% - dst; Od 60% - dst+; Od 70% - db; Od 80% - db+; Od 90% - bdb</w:t>
+              <w:t>kolokwium końcowe; raport z wykonanego zadania</w:t>
             </w:r>
           </w:p>
         </w:tc>
@@ -26649,7 +26331,7 @@
                 <w:i w:val="0"/>
                 <w:sz w:val="22"/>
               </w:rPr>
-              <w:t>Studium przypadków; Zadania problemowe; Kryteria oceny; Kolokwium pisemne.; Skala ocen:; Poniżej 50% - ndst; Od 50% - dst; Od 60% - dst+; Od 70% - db; Od 80% - db+; Od 90% - bdb; Skala ocen:; Poniżej 50% - ndst; Od 50% - dst; Od 60% - dst+; Od 70% - db; Od 80% - db+; Od 90% - bdb</w:t>
+              <w:t>kolokwium końcowe; raport z wykonanego zadania</w:t>
             </w:r>
           </w:p>
         </w:tc>
@@ -26707,7 +26389,7 @@
                 <w:i w:val="0"/>
                 <w:sz w:val="22"/>
               </w:rPr>
-              <w:t>Studium przypadków; Zadania problemowe; Kryteria oceny; Kolokwium pisemne.; Skala ocen:; Poniżej 50% - ndst; Od 50% - dst; Od 60% - dst+; Od 70% - db; Od 80% - db+; Od 90% - bdb; Skala ocen:; Poniżej 50% - ndst; Od 50% - dst; Od 60% - dst+; Od 70% - db; Od 80% - db+; Od 90% - bdb</w:t>
+              <w:t>kolokwium końcowe; raport z wykonanego zadania</w:t>
             </w:r>
           </w:p>
         </w:tc>
@@ -26765,7 +26447,7 @@
                 <w:i w:val="0"/>
                 <w:sz w:val="22"/>
               </w:rPr>
-              <w:t>Studium przypadków; Zadania problemowe; Kryteria oceny; Kolokwium pisemne.; Skala ocen:; Poniżej 50% - ndst; Od 50% - dst; Od 60% - dst+; Od 70% - db; Od 80% - db+; Od 90% - bdb; Skala ocen:; Poniżej 50% - ndst; Od 50% - dst; Od 60% - dst+; Od 70% - db; Od 80% - db+; Od 90% - bdb</w:t>
+              <w:t>kolokwium końcowe; raport z wykonanego zadania</w:t>
             </w:r>
           </w:p>
         </w:tc>
@@ -26823,7 +26505,7 @@
                 <w:i w:val="0"/>
                 <w:sz w:val="22"/>
               </w:rPr>
-              <w:t>Studium przypadków; Zadania problemowe; Kryteria oceny; Kolokwium pisemne.; Skala ocen:; Poniżej 50% - ndst; Od 50% - dst; Od 60% - dst+; Od 70% - db; Od 80% - db+; Od 90% - bdb; Skala ocen:; Poniżej 50% - ndst; Od 50% - dst; Od 60% - dst+; Od 70% - db; Od 80% - db+; Od 90% - bdb</w:t>
+              <w:t>kolokwium końcowe; raport z wykonanego zadania</w:t>
             </w:r>
           </w:p>
         </w:tc>
@@ -26881,7 +26563,7 @@
                 <w:i w:val="0"/>
                 <w:sz w:val="22"/>
               </w:rPr>
-              <w:t>Studium przypadków; Zadania problemowe; Kryteria oceny; Kolokwium pisemne.; Skala ocen:; Poniżej 50% - ndst; Od 50% - dst; Od 60% - dst+; Od 70% - db; Od 80% - db+; Od 90% - bdb; Skala ocen:; Poniżej 50% - ndst; Od 50% - dst; Od 60% - dst+; Od 70% - db; Od 80% - db+; Od 90% - bdb</w:t>
+              <w:t>kolokwium końcowe; raport z wykonanego zadania</w:t>
             </w:r>
           </w:p>
         </w:tc>
@@ -26939,7 +26621,7 @@
                 <w:i w:val="0"/>
                 <w:sz w:val="22"/>
               </w:rPr>
-              <w:t>Studium przypadków; Zadania problemowe; Kryteria oceny; Kolokwium pisemne.; Skala ocen:; Poniżej 50% - ndst; Od 50% - dst; Od 60% - dst+; Od 70% - db; Od 80% - db+; Od 90% - bdb; Skala ocen:; Poniżej 50% - ndst; Od 50% - dst; Od 60% - dst+; Od 70% - db; Od 80% - db+; Od 90% - bdb</w:t>
+              <w:t>kolokwium końcowe; raport z wykonanego zadania</w:t>
             </w:r>
           </w:p>
         </w:tc>
@@ -26997,7 +26679,7 @@
                 <w:i w:val="0"/>
                 <w:sz w:val="22"/>
               </w:rPr>
-              <w:t>Studium przypadków; Zadania problemowe; Kryteria oceny; Kolokwium pisemne.; Skala ocen:; Poniżej 50% - ndst; Od 50% - dst; Od 60% - dst+; Od 70% - db; Od 80% - db+; Od 90% - bdb; Skala ocen:; Poniżej 50% - ndst; Od 50% - dst; Od 60% - dst+; Od 70% - db; Od 80% - db+; Od 90% - bdb</w:t>
+              <w:t>kolokwium końcowe; raport z wykonanego zadania</w:t>
             </w:r>
           </w:p>
         </w:tc>
@@ -27055,7 +26737,7 @@
                 <w:i w:val="0"/>
                 <w:sz w:val="22"/>
               </w:rPr>
-              <w:t>Studium przypadków; Zadania problemowe; Kryteria oceny; Kolokwium pisemne.; Skala ocen:; Poniżej 50% - ndst; Od 50% - dst; Od 60% - dst+; Od 70% - db; Od 80% - db+; Od 90% - bdb; Skala ocen:; Poniżej 50% - ndst; Od 50% - dst; Od 60% - dst+; Od 70% - db; Od 80% - db+; Od 90% - bdb</w:t>
+              <w:t>kolokwium końcowe; raport z wykonanego zadania</w:t>
             </w:r>
           </w:p>
         </w:tc>
@@ -27113,7 +26795,7 @@
                 <w:i w:val="0"/>
                 <w:sz w:val="22"/>
               </w:rPr>
-              <w:t>Studium przypadków; Zadania problemowe; Kryteria oceny; Kolokwium pisemne.; Skala ocen:; Poniżej 50% - ndst; Od 50% - dst; Od 60% - dst+; Od 70% - db; Od 80% - db+; Od 90% - bdb; Skala ocen:; Poniżej 50% - ndst; Od 50% - dst; Od 60% - dst+; Od 70% - db; Od 80% - db+; Od 90% - bdb</w:t>
+              <w:t>kolokwium końcowe; raport z wykonanego zadania</w:t>
             </w:r>
           </w:p>
         </w:tc>
@@ -27171,7 +26853,7 @@
                 <w:i w:val="0"/>
                 <w:sz w:val="22"/>
               </w:rPr>
-              <w:t>Studium przypadków; Zadania problemowe; Kryteria oceny; Kolokwium pisemne.; Skala ocen:; Poniżej 50% - ndst; Od 50% - dst; Od 60% - dst+; Od 70% - db; Od 80% - db+; Od 90% - bdb; Skala ocen:; Poniżej 50% - ndst; Od 50% - dst; Od 60% - dst+; Od 70% - db; Od 80% - db+; Od 90% - bdb</w:t>
+              <w:t>kolokwium końcowe; raport z wykonanego zadania</w:t>
             </w:r>
           </w:p>
         </w:tc>
@@ -27229,7 +26911,7 @@
                 <w:i w:val="0"/>
                 <w:sz w:val="22"/>
               </w:rPr>
-              <w:t>Studium przypadków; Zadania problemowe; Kryteria oceny; Kolokwium pisemne.; Skala ocen:; Poniżej 50% - ndst; Od 50% - dst; Od 60% - dst+; Od 70% - db; Od 80% - db+; Od 90% - bdb; Skala ocen:; Poniżej 50% - ndst; Od 50% - dst; Od 60% - dst+; Od 70% - db; Od 80% - db+; Od 90% - bdb</w:t>
+              <w:t>kolokwium końcowe; raport z wykonanego zadania</w:t>
             </w:r>
           </w:p>
         </w:tc>
@@ -27287,7 +26969,7 @@
                 <w:i w:val="0"/>
                 <w:sz w:val="22"/>
               </w:rPr>
-              <w:t>Studium przypadków; Zadania problemowe; Kryteria oceny; Kolokwium pisemne.; Skala ocen:; Poniżej 50% - ndst; Od 50% - dst; Od 60% - dst+; Od 70% - db; Od 80% - db+; Od 90% - bdb; Skala ocen:; Poniżej 50% - ndst; Od 50% - dst; Od 60% - dst+; Od 70% - db; Od 80% - db+; Od 90% - bdb</w:t>
+              <w:t>kolokwium końcowe; raport z wykonanego zadania</w:t>
             </w:r>
           </w:p>
         </w:tc>
@@ -27345,7 +27027,7 @@
                 <w:i w:val="0"/>
                 <w:sz w:val="22"/>
               </w:rPr>
-              <w:t>Studium przypadków; Zadania problemowe; Kryteria oceny; Kolokwium pisemne.; Skala ocen:; Poniżej 50% - ndst; Od 50% - dst; Od 60% - dst+; Od 70% - db; Od 80% - db+; Od 90% - bdb; Skala ocen:; Poniżej 50% - ndst; Od 50% - dst; Od 60% - dst+; Od 70% - db; Od 80% - db+; Od 90% - bdb</w:t>
+              <w:t>kolokwium końcowe; raport z wykonanego zadania</w:t>
             </w:r>
           </w:p>
         </w:tc>
@@ -27403,7 +27085,7 @@
                 <w:i w:val="0"/>
                 <w:sz w:val="22"/>
               </w:rPr>
-              <w:t>Studium przypadków; Zadania problemowe; Kryteria oceny; Kolokwium pisemne.; Skala ocen:; Poniżej 50% - ndst; Od 50% - dst; Od 60% - dst+; Od 70% - db; Od 80% - db+; Od 90% - bdb; Skala ocen:; Poniżej 50% - ndst; Od 50% - dst; Od 60% - dst+; Od 70% - db; Od 80% - db+; Od 90% - bdb</w:t>
+              <w:t>kolokwium końcowe; raport z wykonanego zadania</w:t>
             </w:r>
           </w:p>
         </w:tc>
@@ -27461,7 +27143,7 @@
                 <w:i w:val="0"/>
                 <w:sz w:val="22"/>
               </w:rPr>
-              <w:t>Studium przypadków; Zadania problemowe; Kryteria oceny; Kolokwium pisemne.; Skala ocen:; Poniżej 50% - ndst; Od 50% - dst; Od 60% - dst+; Od 70% - db; Od 80% - db+; Od 90% - bdb; Skala ocen:; Poniżej 50% - ndst; Od 50% - dst; Od 60% - dst+; Od 70% - db; Od 80% - db+; Od 90% - bdb</w:t>
+              <w:t>kolokwium końcowe; raport z wykonanego zadania</w:t>
             </w:r>
           </w:p>
         </w:tc>
@@ -27519,7 +27201,7 @@
                 <w:i w:val="0"/>
                 <w:sz w:val="22"/>
               </w:rPr>
-              <w:t>Studium przypadków; Zadania problemowe; Kryteria oceny; Kolokwium pisemne.; Skala ocen:; Poniżej 50% - ndst; Od 50% - dst; Od 60% - dst+; Od 70% - db; Od 80% - db+; Od 90% - bdb; Skala ocen:; Poniżej 50% - ndst; Od 50% - dst; Od 60% - dst+; Od 70% - db; Od 80% - db+; Od 90% - bdb</w:t>
+              <w:t>kolokwium końcowe; raport z wykonanego zadania</w:t>
             </w:r>
           </w:p>
         </w:tc>
@@ -27577,7 +27259,7 @@
                 <w:i w:val="0"/>
                 <w:sz w:val="22"/>
               </w:rPr>
-              <w:t>Studium przypadków; Zadania problemowe; Kryteria oceny; Kolokwium pisemne.; Skala ocen:; Poniżej 50% - ndst; Od 50% - dst; Od 60% - dst+; Od 70% - db; Od 80% - db+; Od 90% - bdb; Skala ocen:; Poniżej 50% - ndst; Od 50% - dst; Od 60% - dst+; Od 70% - db; Od 80% - db+; Od 90% - bdb</w:t>
+              <w:t>kolokwium końcowe; raport z wykonanego zadania</w:t>
             </w:r>
           </w:p>
         </w:tc>
@@ -27635,7 +27317,7 @@
                 <w:i w:val="0"/>
                 <w:sz w:val="22"/>
               </w:rPr>
-              <w:t>Studium przypadków; Zadania problemowe; Kryteria oceny; Kolokwium pisemne.; Skala ocen:; Poniżej 50% - ndst; Od 50% - dst; Od 60% - dst+; Od 70% - db; Od 80% - db+; Od 90% - bdb; Skala ocen:; Poniżej 50% - ndst; Od 50% - dst; Od 60% - dst+; Od 70% - db; Od 80% - db+; Od 90% - bdb</w:t>
+              <w:t>kolokwium końcowe; raport z wykonanego zadania</w:t>
             </w:r>
           </w:p>
         </w:tc>
@@ -27693,7 +27375,7 @@
                 <w:i w:val="0"/>
                 <w:sz w:val="22"/>
               </w:rPr>
-              <w:t>Studium przypadków; Zadania problemowe; Kryteria oceny; Kolokwium pisemne.; Skala ocen:; Poniżej 50% - ndst; Od 50% - dst; Od 60% - dst+; Od 70% - db; Od 80% - db+; Od 90% - bdb; Skala ocen:; Poniżej 50% - ndst; Od 50% - dst; Od 60% - dst+; Od 70% - db; Od 80% - db+; Od 90% - bdb</w:t>
+              <w:t>kolokwium końcowe; raport z wykonanego zadania</w:t>
             </w:r>
           </w:p>
         </w:tc>
@@ -27751,7 +27433,7 @@
                 <w:i w:val="0"/>
                 <w:sz w:val="22"/>
               </w:rPr>
-              <w:t>Studium przypadków; Zadania problemowe; Kryteria oceny; Kolokwium pisemne.; Skala ocen:; Poniżej 50% - ndst; Od 50% - dst; Od 60% - dst+; Od 70% - db; Od 80% - db+; Od 90% - bdb; Skala ocen:; Poniżej 50% - ndst; Od 50% - dst; Od 60% - dst+; Od 70% - db; Od 80% - db+; Od 90% - bdb</w:t>
+              <w:t>kolokwium końcowe; raport z wykonanego zadania</w:t>
             </w:r>
           </w:p>
         </w:tc>
@@ -27809,7 +27491,7 @@
                 <w:i w:val="0"/>
                 <w:sz w:val="22"/>
               </w:rPr>
-              <w:t>Studium przypadków; Zadania problemowe; Kryteria oceny; Kolokwium pisemne.; Skala ocen:; Poniżej 50% - ndst; Od 50% - dst; Od 60% - dst+; Od 70% - db; Od 80% - db+; Od 90% - bdb; Skala ocen:; Poniżej 50% - ndst; Od 50% - dst; Od 60% - dst+; Od 70% - db; Od 80% - db+; Od 90% - bdb</w:t>
+              <w:t>kolokwium końcowe; raport z wykonanego zadania</w:t>
             </w:r>
           </w:p>
         </w:tc>
@@ -27867,7 +27549,7 @@
                 <w:i w:val="0"/>
                 <w:sz w:val="22"/>
               </w:rPr>
-              <w:t>Studium przypadków; Zadania problemowe; Kryteria oceny; Kolokwium pisemne.; Skala ocen:; Poniżej 50% - ndst; Od 50% - dst; Od 60% - dst+; Od 70% - db; Od 80% - db+; Od 90% - bdb; Skala ocen:; Poniżej 50% - ndst; Od 50% - dst; Od 60% - dst+; Od 70% - db; Od 80% - db+; Od 90% - bdb</w:t>
+              <w:t>kolokwium końcowe; raport z wykonanego zadania</w:t>
             </w:r>
           </w:p>
         </w:tc>
@@ -27925,7 +27607,7 @@
                 <w:i w:val="0"/>
                 <w:sz w:val="22"/>
               </w:rPr>
-              <w:t>Studium przypadków; Zadania problemowe; Kryteria oceny; Kolokwium pisemne.; Skala ocen:; Poniżej 50% - ndst; Od 50% - dst; Od 60% - dst+; Od 70% - db; Od 80% - db+; Od 90% - bdb; Skala ocen:; Poniżej 50% - ndst; Od 50% - dst; Od 60% - dst+; Od 70% - db; Od 80% - db+; Od 90% - bdb</w:t>
+              <w:t>kolokwium końcowe; raport z wykonanego zadania</w:t>
             </w:r>
           </w:p>
         </w:tc>
@@ -27983,7 +27665,7 @@
                 <w:i w:val="0"/>
                 <w:sz w:val="22"/>
               </w:rPr>
-              <w:t>Studium przypadków; Zadania problemowe; Kryteria oceny; Kolokwium pisemne.; Skala ocen:; Poniżej 50% - ndst; Od 50% - dst; Od 60% - dst+; Od 70% - db; Od 80% - db+; Od 90% - bdb; Skala ocen:; Poniżej 50% - ndst; Od 50% - dst; Od 60% - dst+; Od 70% - db; Od 80% - db+; Od 90% - bdb</w:t>
+              <w:t>kolokwium końcowe; raport z wykonanego zadania</w:t>
             </w:r>
           </w:p>
         </w:tc>
@@ -28041,7 +27723,7 @@
                 <w:i w:val="0"/>
                 <w:sz w:val="22"/>
               </w:rPr>
-              <w:t>Studium przypadków; Zadania problemowe; Kryteria oceny; Kolokwium pisemne.; Skala ocen:; Poniżej 50% - ndst; Od 50% - dst; Od 60% - dst+; Od 70% - db; Od 80% - db+; Od 90% - bdb; Skala ocen:; Poniżej 50% - ndst; Od 50% - dst; Od 60% - dst+; Od 70% - db; Od 80% - db+; Od 90% - bdb</w:t>
+              <w:t>kolokwium końcowe; raport z wykonanego zadania</w:t>
             </w:r>
           </w:p>
         </w:tc>
@@ -28099,7 +27781,7 @@
                 <w:i w:val="0"/>
                 <w:sz w:val="22"/>
               </w:rPr>
-              <w:t>Studium przypadków; Zadania problemowe; Kryteria oceny; Kolokwium pisemne.; Skala ocen:; Poniżej 50% - ndst; Od 50% - dst; Od 60% - dst+; Od 70% - db; Od 80% - db+; Od 90% - bdb; Skala ocen:; Poniżej 50% - ndst; Od 50% - dst; Od 60% - dst+; Od 70% - db; Od 80% - db+; Od 90% - bdb</w:t>
+              <w:t>kolokwium końcowe; raport z wykonanego zadania</w:t>
             </w:r>
           </w:p>
         </w:tc>
@@ -28157,7 +27839,7 @@
                 <w:i w:val="0"/>
                 <w:sz w:val="22"/>
               </w:rPr>
-              <w:t>Studium przypadków; Zadania problemowe; Kryteria oceny; Kolokwium pisemne.; Skala ocen:; Poniżej 50% - ndst; Od 50% - dst; Od 60% - dst+; Od 70% - db; Od 80% - db+; Od 90% - bdb; Skala ocen:; Poniżej 50% - ndst; Od 50% - dst; Od 60% - dst+; Od 70% - db; Od 80% - db+; Od 90% - bdb</w:t>
+              <w:t>kolokwium końcowe; raport z wykonanego zadania</w:t>
             </w:r>
           </w:p>
         </w:tc>
@@ -28215,7 +27897,7 @@
                 <w:i w:val="0"/>
                 <w:sz w:val="22"/>
               </w:rPr>
-              <w:t>Studium przypadków; Zadania problemowe; Kryteria oceny; Kolokwium pisemne.; Skala ocen:; Poniżej 50% - ndst; Od 50% - dst; Od 60% - dst+; Od 70% - db; Od 80% - db+; Od 90% - bdb; Skala ocen:; Poniżej 50% - ndst; Od 50% - dst; Od 60% - dst+; Od 70% - db; Od 80% - db+; Od 90% - bdb</w:t>
+              <w:t>kolokwium końcowe; raport z wykonanego zadania</w:t>
             </w:r>
           </w:p>
         </w:tc>
@@ -28273,7 +27955,7 @@
                 <w:i w:val="0"/>
                 <w:sz w:val="22"/>
               </w:rPr>
-              <w:t>Studium przypadków; Zadania problemowe; Kryteria oceny; Kolokwium pisemne.; Skala ocen:; Poniżej 50% - ndst; Od 50% - dst; Od 60% - dst+; Od 70% - db; Od 80% - db+; Od 90% - bdb; Skala ocen:; Poniżej 50% - ndst; Od 50% - dst; Od 60% - dst+; Od 70% - db; Od 80% - db+; Od 90% - bdb</w:t>
+              <w:t>kolokwium końcowe; raport z wykonanego zadania</w:t>
             </w:r>
           </w:p>
         </w:tc>
@@ -28331,7 +28013,7 @@
                 <w:i w:val="0"/>
                 <w:sz w:val="22"/>
               </w:rPr>
-              <w:t>Studium przypadków; Zadania problemowe; Kryteria oceny; Kolokwium pisemne.; Skala ocen:; Poniżej 50% - ndst; Od 50% - dst; Od 60% - dst+; Od 70% - db; Od 80% - db+; Od 90% - bdb; Skala ocen:; Poniżej 50% - ndst; Od 50% - dst; Od 60% - dst+; Od 70% - db; Od 80% - db+; Od 90% - bdb</w:t>
+              <w:t>kolokwium końcowe; raport z wykonanego zadania</w:t>
             </w:r>
           </w:p>
         </w:tc>
@@ -28389,7 +28071,7 @@
                 <w:i w:val="0"/>
                 <w:sz w:val="22"/>
               </w:rPr>
-              <w:t>Studium przypadków; Zadania problemowe; Kryteria oceny; Kolokwium pisemne.; Skala ocen:; Poniżej 50% - ndst; Od 50% - dst; Od 60% - dst+; Od 70% - db; Od 80% - db+; Od 90% - bdb; Skala ocen:; Poniżej 50% - ndst; Od 50% - dst; Od 60% - dst+; Od 70% - db; Od 80% - db+; Od 90% - bdb</w:t>
+              <w:t>kolokwium końcowe; raport z wykonanego zadania</w:t>
             </w:r>
           </w:p>
         </w:tc>
@@ -28447,7 +28129,7 @@
                 <w:i w:val="0"/>
                 <w:sz w:val="22"/>
               </w:rPr>
-              <w:t>Studium przypadków; Zadania problemowe; Kryteria oceny; Kolokwium pisemne.; Skala ocen:; Poniżej 50% - ndst; Od 50% - dst; Od 60% - dst+; Od 70% - db; Od 80% - db+; Od 90% - bdb; Skala ocen:; Poniżej 50% - ndst; Od 50% - dst; Od 60% - dst+; Od 70% - db; Od 80% - db+; Od 90% - bdb</w:t>
+              <w:t>kolokwium końcowe; raport z wykonanego zadania</w:t>
             </w:r>
           </w:p>
         </w:tc>
@@ -28505,7 +28187,7 @@
                 <w:i w:val="0"/>
                 <w:sz w:val="22"/>
               </w:rPr>
-              <w:t>Studium przypadków; Zadania problemowe; Kryteria oceny; Kolokwium pisemne.; Skala ocen:; Poniżej 50% - ndst; Od 50% - dst; Od 60% - dst+; Od 70% - db; Od 80% - db+; Od 90% - bdb; Skala ocen:; Poniżej 50% - ndst; Od 50% - dst; Od 60% - dst+; Od 70% - db; Od 80% - db+; Od 90% - bdb</w:t>
+              <w:t>kolokwium końcowe; raport z wykonanego zadania</w:t>
             </w:r>
           </w:p>
         </w:tc>
@@ -28563,7 +28245,7 @@
                 <w:i w:val="0"/>
                 <w:sz w:val="22"/>
               </w:rPr>
-              <w:t>Studium przypadków; Zadania problemowe; Kryteria oceny; Kolokwium pisemne.; Skala ocen:; Poniżej 50% - ndst; Od 50% - dst; Od 60% - dst+; Od 70% - db; Od 80% - db+; Od 90% - bdb; Skala ocen:; Poniżej 50% - ndst; Od 50% - dst; Od 60% - dst+; Od 70% - db; Od 80% - db+; Od 90% - bdb</w:t>
+              <w:t>kolokwium końcowe; raport z wykonanego zadania</w:t>
             </w:r>
           </w:p>
         </w:tc>
@@ -28621,7 +28303,7 @@
                 <w:i w:val="0"/>
                 <w:sz w:val="22"/>
               </w:rPr>
-              <w:t>Studium przypadków; Zadania problemowe; Kryteria oceny; Kolokwium pisemne.; Skala ocen:; Poniżej 50% - ndst; Od 50% - dst; Od 60% - dst+; Od 70% - db; Od 80% - db+; Od 90% - bdb; Skala ocen:; Poniżej 50% - ndst; Od 50% - dst; Od 60% - dst+; Od 70% - db; Od 80% - db+; Od 90% - bdb</w:t>
+              <w:t>kolokwium końcowe; raport z wykonanego zadania</w:t>
             </w:r>
           </w:p>
         </w:tc>
@@ -28679,7 +28361,7 @@
                 <w:i w:val="0"/>
                 <w:sz w:val="22"/>
               </w:rPr>
-              <w:t>Studium przypadków; Zadania problemowe; Kryteria oceny; Kolokwium pisemne.; Skala ocen:; Poniżej 50% - ndst; Od 50% - dst; Od 60% - dst+; Od 70% - db; Od 80% - db+; Od 90% - bdb; Skala ocen:; Poniżej 50% - ndst; Od 50% - dst; Od 60% - dst+; Od 70% - db; Od 80% - db+; Od 90% - bdb</w:t>
+              <w:t>kolokwium końcowe; raport z wykonanego zadania</w:t>
             </w:r>
           </w:p>
         </w:tc>
@@ -28737,7 +28419,7 @@
                 <w:i w:val="0"/>
                 <w:sz w:val="22"/>
               </w:rPr>
-              <w:t>Studium przypadków; Zadania problemowe; Kryteria oceny; Kolokwium pisemne.; Skala ocen:; Poniżej 50% - ndst; Od 50% - dst; Od 60% - dst+; Od 70% - db; Od 80% - db+; Od 90% - bdb; Skala ocen:; Poniżej 50% - ndst; Od 50% - dst; Od 60% - dst+; Od 70% - db; Od 80% - db+; Od 90% - bdb</w:t>
+              <w:t>kolokwium końcowe; raport z wykonanego zadania</w:t>
             </w:r>
           </w:p>
         </w:tc>
@@ -28795,7 +28477,7 @@
                 <w:i w:val="0"/>
                 <w:sz w:val="22"/>
               </w:rPr>
-              <w:t>Studium przypadków; Zadania problemowe; Kryteria oceny; Kolokwium pisemne.; Skala ocen:; Poniżej 50% - ndst; Od 50% - dst; Od 60% - dst+; Od 70% - db; Od 80% - db+; Od 90% - bdb; Skala ocen:; Poniżej 50% - ndst; Od 50% - dst; Od 60% - dst+; Od 70% - db; Od 80% - db+; Od 90% - bdb</w:t>
+              <w:t>kolokwium końcowe; raport z wykonanego zadania</w:t>
             </w:r>
           </w:p>
         </w:tc>
@@ -28853,7 +28535,7 @@
                 <w:i w:val="0"/>
                 <w:sz w:val="22"/>
               </w:rPr>
-              <w:t>Studium przypadków; Zadania problemowe; Kryteria oceny; Kolokwium pisemne.; Skala ocen:; Poniżej 50% - ndst; Od 50% - dst; Od 60% - dst+; Od 70% - db; Od 80% - db+; Od 90% - bdb; Skala ocen:; Poniżej 50% - ndst; Od 50% - dst; Od 60% - dst+; Od 70% - db; Od 80% - db+; Od 90% - bdb</w:t>
+              <w:t>kolokwium końcowe; raport z wykonanego zadania</w:t>
             </w:r>
           </w:p>
         </w:tc>
@@ -28911,7 +28593,7 @@
                 <w:i w:val="0"/>
                 <w:sz w:val="22"/>
               </w:rPr>
-              <w:t>Studium przypadków; Zadania problemowe; Kryteria oceny; Kolokwium pisemne.; Skala ocen:; Poniżej 50% - ndst; Od 50% - dst; Od 60% - dst+; Od 70% - db; Od 80% - db+; Od 90% - bdb; Skala ocen:; Poniżej 50% - ndst; Od 50% - dst; Od 60% - dst+; Od 70% - db; Od 80% - db+; Od 90% - bdb</w:t>
+              <w:t>kolokwium końcowe; raport z wykonanego zadania</w:t>
             </w:r>
           </w:p>
         </w:tc>
@@ -28969,7 +28651,7 @@
                 <w:i w:val="0"/>
                 <w:sz w:val="22"/>
               </w:rPr>
-              <w:t>Studium przypadków; Zadania problemowe; Kryteria oceny; Kolokwium pisemne.; Skala ocen:; Poniżej 50% - ndst; Od 50% - dst; Od 60% - dst+; Od 70% - db; Od 80% - db+; Od 90% - bdb; Skala ocen:; Poniżej 50% - ndst; Od 50% - dst; Od 60% - dst+; Od 70% - db; Od 80% - db+; Od 90% - bdb</w:t>
+              <w:t>kolokwium końcowe; raport z wykonanego zadania</w:t>
             </w:r>
           </w:p>
         </w:tc>
@@ -29027,7 +28709,7 @@
                 <w:i w:val="0"/>
                 <w:sz w:val="22"/>
               </w:rPr>
-              <w:t>Studium przypadków; Zadania problemowe; Kryteria oceny; Kolokwium pisemne.; Skala ocen:; Poniżej 50% - ndst; Od 50% - dst; Od 60% - dst+; Od 70% - db; Od 80% - db+; Od 90% - bdb; Skala ocen:; Poniżej 50% - ndst; Od 50% - dst; Od 60% - dst+; Od 70% - db; Od 80% - db+; Od 90% - bdb</w:t>
+              <w:t>kolokwium końcowe; raport z wykonanego zadania</w:t>
             </w:r>
           </w:p>
         </w:tc>
@@ -29085,7 +28767,7 @@
                 <w:i w:val="0"/>
                 <w:sz w:val="22"/>
               </w:rPr>
-              <w:t>Studium przypadków; Zadania problemowe; Kryteria oceny; Kolokwium pisemne.; Skala ocen:; Poniżej 50% - ndst; Od 50% - dst; Od 60% - dst+; Od 70% - db; Od 80% - db+; Od 90% - bdb; Skala ocen:; Poniżej 50% - ndst; Od 50% - dst; Od 60% - dst+; Od 70% - db; Od 80% - db+; Od 90% - bdb</w:t>
+              <w:t>kolokwium końcowe; raport z wykonanego zadania</w:t>
             </w:r>
           </w:p>
         </w:tc>
@@ -29143,7 +28825,7 @@
                 <w:i w:val="0"/>
                 <w:sz w:val="22"/>
               </w:rPr>
-              <w:t>Studium przypadków; Zadania problemowe; Kryteria oceny; Kolokwium pisemne.; Skala ocen:; Poniżej 50% - ndst; Od 50% - dst; Od 60% - dst+; Od 70% - db; Od 80% - db+; Od 90% - bdb; Skala ocen:; Poniżej 50% - ndst; Od 50% - dst; Od 60% - dst+; Od 70% - db; Od 80% - db+; Od 90% - bdb</w:t>
+              <w:t>kolokwium końcowe; raport z wykonanego zadania</w:t>
             </w:r>
           </w:p>
         </w:tc>
@@ -29201,7 +28883,7 @@
                 <w:i w:val="0"/>
                 <w:sz w:val="22"/>
               </w:rPr>
-              <w:t>Studium przypadków; Zadania problemowe; Kryteria oceny; Kolokwium pisemne.; Skala ocen:; Poniżej 50% - ndst; Od 50% - dst; Od 60% - dst+; Od 70% - db; Od 80% - db+; Od 90% - bdb; Skala ocen:; Poniżej 50% - ndst; Od 50% - dst; Od 60% - dst+; Od 70% - db; Od 80% - db+; Od 90% - bdb</w:t>
+              <w:t>kolokwium końcowe; raport z wykonanego zadania</w:t>
             </w:r>
           </w:p>
         </w:tc>
@@ -29259,7 +28941,7 @@
                 <w:i w:val="0"/>
                 <w:sz w:val="22"/>
               </w:rPr>
-              <w:t>Studium przypadków; Zadania problemowe; Kryteria oceny; Kolokwium pisemne.; Skala ocen:; Poniżej 50% - ndst; Od 50% - dst; Od 60% - dst+; Od 70% - db; Od 80% - db+; Od 90% - bdb; Skala ocen:; Poniżej 50% - ndst; Od 50% - dst; Od 60% - dst+; Od 70% - db; Od 80% - db+; Od 90% - bdb</w:t>
+              <w:t>kolokwium końcowe; raport z wykonanego zadania</w:t>
             </w:r>
           </w:p>
         </w:tc>
@@ -29317,7 +28999,7 @@
                 <w:i w:val="0"/>
                 <w:sz w:val="22"/>
               </w:rPr>
-              <w:t>Studium przypadków; Zadania problemowe; Kryteria oceny; Kolokwium pisemne.; Skala ocen:; Poniżej 50% - ndst; Od 50% - dst; Od 60% - dst+; Od 70% - db; Od 80% - db+; Od 90% - bdb; Skala ocen:; Poniżej 50% - ndst; Od 50% - dst; Od 60% - dst+; Od 70% - db; Od 80% - db+; Od 90% - bdb</w:t>
+              <w:t>kolokwium końcowe; raport z wykonanego zadania</w:t>
             </w:r>
           </w:p>
         </w:tc>
@@ -29375,7 +29057,7 @@
                 <w:i w:val="0"/>
                 <w:sz w:val="22"/>
               </w:rPr>
-              <w:t>Studium przypadków; Zadania problemowe; Kryteria oceny; Kolokwium pisemne.; Skala ocen:; Poniżej 50% - ndst; Od 50% - dst; Od 60% - dst+; Od 70% - db; Od 80% - db+; Od 90% - bdb; Skala ocen:; Poniżej 50% - ndst; Od 50% - dst; Od 60% - dst+; Od 70% - db; Od 80% - db+; Od 90% - bdb</w:t>
+              <w:t>kolokwium końcowe; raport z wykonanego zadania</w:t>
             </w:r>
           </w:p>
         </w:tc>
@@ -29433,7 +29115,7 @@
                 <w:i w:val="0"/>
                 <w:sz w:val="22"/>
               </w:rPr>
-              <w:t>Studium przypadków; Zadania problemowe; Kryteria oceny; Kolokwium pisemne.; Skala ocen:; Poniżej 50% - ndst; Od 50% - dst; Od 60% - dst+; Od 70% - db; Od 80% - db+; Od 90% - bdb; Skala ocen:; Poniżej 50% - ndst; Od 50% - dst; Od 60% - dst+; Od 70% - db; Od 80% - db+; Od 90% - bdb</w:t>
+              <w:t>kolokwium końcowe; raport z wykonanego zadania</w:t>
             </w:r>
           </w:p>
         </w:tc>
@@ -29491,7 +29173,7 @@
                 <w:i w:val="0"/>
                 <w:sz w:val="22"/>
               </w:rPr>
-              <w:t>Studium przypadków; Zadania problemowe; Kryteria oceny; Kolokwium pisemne.; Skala ocen:; Poniżej 50% - ndst; Od 50% - dst; Od 60% - dst+; Od 70% - db; Od 80% - db+; Od 90% - bdb; Skala ocen:; Poniżej 50% - ndst; Od 50% - dst; Od 60% - dst+; Od 70% - db; Od 80% - db+; Od 90% - bdb</w:t>
+              <w:t>kolokwium końcowe; raport z wykonanego zadania</w:t>
             </w:r>
           </w:p>
         </w:tc>
@@ -29549,7 +29231,7 @@
                 <w:i w:val="0"/>
                 <w:sz w:val="22"/>
               </w:rPr>
-              <w:t>Studium przypadków; Zadania problemowe; Kryteria oceny; Kolokwium pisemne.; Skala ocen:; Poniżej 50% - ndst; Od 50% - dst; Od 60% - dst+; Od 70% - db; Od 80% - db+; Od 90% - bdb; Skala ocen:; Poniżej 50% - ndst; Od 50% - dst; Od 60% - dst+; Od 70% - db; Od 80% - db+; Od 90% - bdb</w:t>
+              <w:t>kolokwium końcowe; raport z wykonanego zadania</w:t>
             </w:r>
           </w:p>
         </w:tc>
@@ -29607,7 +29289,7 @@
                 <w:i w:val="0"/>
                 <w:sz w:val="22"/>
               </w:rPr>
-              <w:t>Studium przypadków; Zadania problemowe; Kryteria oceny; Kolokwium pisemne.; Skala ocen:; Poniżej 50% - ndst; Od 50% - dst; Od 60% - dst+; Od 70% - db; Od 80% - db+; Od 90% - bdb; Skala ocen:; Poniżej 50% - ndst; Od 50% - dst; Od 60% - dst+; Od 70% - db; Od 80% - db+; Od 90% - bdb</w:t>
+              <w:t>kolokwium końcowe; raport z wykonanego zadania</w:t>
             </w:r>
           </w:p>
         </w:tc>
@@ -29665,7 +29347,7 @@
                 <w:i w:val="0"/>
                 <w:sz w:val="22"/>
               </w:rPr>
-              <w:t>Studium przypadków; Zadania problemowe; Kryteria oceny; Kolokwium pisemne.; Skala ocen:; Poniżej 50% - ndst; Od 50% - dst; Od 60% - dst+; Od 70% - db; Od 80% - db+; Od 90% - bdb; Skala ocen:; Poniżej 50% - ndst; Od 50% - dst; Od 60% - dst+; Od 70% - db; Od 80% - db+; Od 90% - bdb</w:t>
+              <w:t>kolokwium końcowe; raport z wykonanego zadania</w:t>
             </w:r>
           </w:p>
         </w:tc>
@@ -29723,7 +29405,7 @@
                 <w:i w:val="0"/>
                 <w:sz w:val="22"/>
               </w:rPr>
-              <w:t>Studium przypadków; Zadania problemowe; Kryteria oceny; Kolokwium pisemne.; Skala ocen:; Poniżej 50% - ndst; Od 50% - dst; Od 60% - dst+; Od 70% - db; Od 80% - db+; Od 90% - bdb; Skala ocen:; Poniżej 50% - ndst; Od 50% - dst; Od 60% - dst+; Od 70% - db; Od 80% - db+; Od 90% - bdb</w:t>
+              <w:t>kolokwium końcowe; raport z wykonanego zadania</w:t>
             </w:r>
           </w:p>
         </w:tc>
@@ -29781,7 +29463,7 @@
                 <w:i w:val="0"/>
                 <w:sz w:val="22"/>
               </w:rPr>
-              <w:t>Studium przypadków; Zadania problemowe; Kryteria oceny; Kolokwium pisemne.; Skala ocen:; Poniżej 50% - ndst; Od 50% - dst; Od 60% - dst+; Od 70% - db; Od 80% - db+; Od 90% - bdb; Skala ocen:; Poniżej 50% - ndst; Od 50% - dst; Od 60% - dst+; Od 70% - db; Od 80% - db+; Od 90% - bdb</w:t>
+              <w:t>kolokwium końcowe; raport z wykonanego zadania</w:t>
             </w:r>
           </w:p>
         </w:tc>
@@ -29839,7 +29521,7 @@
                 <w:i w:val="0"/>
                 <w:sz w:val="22"/>
               </w:rPr>
-              <w:t>Studium przypadków; Zadania problemowe; Kryteria oceny; Kolokwium pisemne.; Skala ocen:; Poniżej 50% - ndst; Od 50% - dst; Od 60% - dst+; Od 70% - db; Od 80% - db+; Od 90% - bdb; Skala ocen:; Poniżej 50% - ndst; Od 50% - dst; Od 60% - dst+; Od 70% - db; Od 80% - db+; Od 90% - bdb</w:t>
+              <w:t>kolokwium końcowe; raport z wykonanego zadania</w:t>
             </w:r>
           </w:p>
         </w:tc>
@@ -29897,7 +29579,7 @@
                 <w:i w:val="0"/>
                 <w:sz w:val="22"/>
               </w:rPr>
-              <w:t>Studium przypadków; Zadania problemowe; Kryteria oceny; Kolokwium pisemne.; Skala ocen:; Poniżej 50% - ndst; Od 50% - dst; Od 60% - dst+; Od 70% - db; Od 80% - db+; Od 90% - bdb; Skala ocen:; Poniżej 50% - ndst; Od 50% - dst; Od 60% - dst+; Od 70% - db; Od 80% - db+; Od 90% - bdb</w:t>
+              <w:t>kolokwium końcowe; raport z wykonanego zadania</w:t>
             </w:r>
           </w:p>
         </w:tc>
@@ -29955,7 +29637,7 @@
                 <w:i w:val="0"/>
                 <w:sz w:val="22"/>
               </w:rPr>
-              <w:t>Studium przypadków; Zadania problemowe; Kryteria oceny; Kolokwium pisemne.; Skala ocen:; Poniżej 50% - ndst; Od 50% - dst; Od 60% - dst+; Od 70% - db; Od 80% - db+; Od 90% - bdb; Skala ocen:; Poniżej 50% - ndst; Od 50% - dst; Od 60% - dst+; Od 70% - db; Od 80% - db+; Od 90% - bdb</w:t>
+              <w:t>kolokwium końcowe; raport z wykonanego zadania</w:t>
             </w:r>
           </w:p>
         </w:tc>
@@ -30013,7 +29695,7 @@
                 <w:i w:val="0"/>
                 <w:sz w:val="22"/>
               </w:rPr>
-              <w:t>Studium przypadków; Zadania problemowe; Kryteria oceny; Kolokwium pisemne.; Skala ocen:; Poniżej 50% - ndst; Od 50% - dst; Od 60% - dst+; Od 70% - db; Od 80% - db+; Od 90% - bdb; Skala ocen:; Poniżej 50% - ndst; Od 50% - dst; Od 60% - dst+; Od 70% - db; Od 80% - db+; Od 90% - bdb</w:t>
+              <w:t>kolokwium końcowe; raport z wykonanego zadania</w:t>
             </w:r>
           </w:p>
         </w:tc>
@@ -30071,7 +29753,7 @@
                 <w:i w:val="0"/>
                 <w:sz w:val="22"/>
               </w:rPr>
-              <w:t>Studium przypadków; Zadania problemowe; Kryteria oceny; Kolokwium pisemne.; Skala ocen:; Poniżej 50% - ndst; Od 50% - dst; Od 60% - dst+; Od 70% - db; Od 80% - db+; Od 90% - bdb; Skala ocen:; Poniżej 50% - ndst; Od 50% - dst; Od 60% - dst+; Od 70% - db; Od 80% - db+; Od 90% - bdb</w:t>
+              <w:t>kolokwium końcowe; raport z wykonanego zadania</w:t>
             </w:r>
           </w:p>
         </w:tc>
@@ -30129,7 +29811,7 @@
                 <w:i w:val="0"/>
                 <w:sz w:val="22"/>
               </w:rPr>
-              <w:t>Studium przypadków; Zadania problemowe; Kryteria oceny; Kolokwium pisemne.; Skala ocen:; Poniżej 50% - ndst; Od 50% - dst; Od 60% - dst+; Od 70% - db; Od 80% - db+; Od 90% - bdb; Skala ocen:; Poniżej 50% - ndst; Od 50% - dst; Od 60% - dst+; Od 70% - db; Od 80% - db+; Od 90% - bdb</w:t>
+              <w:t>kolokwium końcowe; raport z wykonanego zadania</w:t>
             </w:r>
           </w:p>
         </w:tc>
@@ -30187,7 +29869,7 @@
                 <w:i w:val="0"/>
                 <w:sz w:val="22"/>
               </w:rPr>
-              <w:t>Studium przypadków; Zadania problemowe; Kryteria oceny; Kolokwium pisemne.; Skala ocen:; Poniżej 50% - ndst; Od 50% - dst; Od 60% - dst+; Od 70% - db; Od 80% - db+; Od 90% - bdb; Skala ocen:; Poniżej 50% - ndst; Od 50% - dst; Od 60% - dst+; Od 70% - db; Od 80% - db+; Od 90% - bdb</w:t>
+              <w:t>kolokwium końcowe; raport z wykonanego zadania</w:t>
             </w:r>
           </w:p>
         </w:tc>
@@ -30245,7 +29927,7 @@
                 <w:i w:val="0"/>
                 <w:sz w:val="22"/>
               </w:rPr>
-              <w:t>Studium przypadków; Zadania problemowe; Kryteria oceny; Kolokwium pisemne.; Skala ocen:; Poniżej 50% - ndst; Od 50% - dst; Od 60% - dst+; Od 70% - db; Od 80% - db+; Od 90% - bdb; Skala ocen:; Poniżej 50% - ndst; Od 50% - dst; Od 60% - dst+; Od 70% - db; Od 80% - db+; Od 90% - bdb</w:t>
+              <w:t>kolokwium końcowe; raport z wykonanego zadania</w:t>
             </w:r>
           </w:p>
         </w:tc>
@@ -30303,7 +29985,7 @@
                 <w:i w:val="0"/>
                 <w:sz w:val="22"/>
               </w:rPr>
-              <w:t>Studium przypadków; Zadania problemowe; Kryteria oceny; Kolokwium pisemne.; Skala ocen:; Poniżej 50% - ndst; Od 50% - dst; Od 60% - dst+; Od 70% - db; Od 80% - db+; Od 90% - bdb; Skala ocen:; Poniżej 50% - ndst; Od 50% - dst; Od 60% - dst+; Od 70% - db; Od 80% - db+; Od 90% - bdb</w:t>
+              <w:t>kolokwium końcowe; raport z wykonanego zadania</w:t>
             </w:r>
           </w:p>
         </w:tc>
@@ -30361,7 +30043,7 @@
                 <w:i w:val="0"/>
                 <w:sz w:val="22"/>
               </w:rPr>
-              <w:t>Studium przypadków; Zadania problemowe; Kryteria oceny; Kolokwium pisemne.; Skala ocen:; Poniżej 50% - ndst; Od 50% - dst; Od 60% - dst+; Od 70% - db; Od 80% - db+; Od 90% - bdb; Skala ocen:; Poniżej 50% - ndst; Od 50% - dst; Od 60% - dst+; Od 70% - db; Od 80% - db+; Od 90% - bdb</w:t>
+              <w:t>kolokwium końcowe; raport z wykonanego zadania</w:t>
             </w:r>
           </w:p>
         </w:tc>
@@ -30419,7 +30101,7 @@
                 <w:i w:val="0"/>
                 <w:sz w:val="22"/>
               </w:rPr>
-              <w:t>Studium przypadków; Zadania problemowe; Kryteria oceny; Kolokwium pisemne.; Skala ocen:; Poniżej 50% - ndst; Od 50% - dst; Od 60% - dst+; Od 70% - db; Od 80% - db+; Od 90% - bdb; Skala ocen:; Poniżej 50% - ndst; Od 50% - dst; Od 60% - dst+; Od 70% - db; Od 80% - db+; Od 90% - bdb</w:t>
+              <w:t>kolokwium końcowe; raport z wykonanego zadania</w:t>
             </w:r>
           </w:p>
         </w:tc>
@@ -30477,7 +30159,7 @@
                 <w:i w:val="0"/>
                 <w:sz w:val="22"/>
               </w:rPr>
-              <w:t>Studium przypadków; Zadania problemowe; Kryteria oceny; Kolokwium pisemne.; Skala ocen:; Poniżej 50% - ndst; Od 50% - dst; Od 60% - dst+; Od 70% - db; Od 80% - db+; Od 90% - bdb; Skala ocen:; Poniżej 50% - ndst; Od 50% - dst; Od 60% - dst+; Od 70% - db; Od 80% - db+; Od 90% - bdb</w:t>
+              <w:t>kolokwium końcowe; raport z wykonanego zadania</w:t>
             </w:r>
           </w:p>
         </w:tc>
@@ -30535,7 +30217,7 @@
                 <w:i w:val="0"/>
                 <w:sz w:val="22"/>
               </w:rPr>
-              <w:t>Studium przypadków; Zadania problemowe; Kryteria oceny; Kolokwium pisemne.; Skala ocen:; Poniżej 50% - ndst; Od 50% - dst; Od 60% - dst+; Od 70% - db; Od 80% - db+; Od 90% - bdb; Skala ocen:; Poniżej 50% - ndst; Od 50% - dst; Od 60% - dst+; Od 70% - db; Od 80% - db+; Od 90% - bdb</w:t>
+              <w:t>kolokwium końcowe; raport z wykonanego zadania</w:t>
             </w:r>
           </w:p>
         </w:tc>
@@ -30593,7 +30275,7 @@
                 <w:i w:val="0"/>
                 <w:sz w:val="22"/>
               </w:rPr>
-              <w:t>Studium przypadków; Zadania problemowe; Kryteria oceny; Kolokwium pisemne.; Skala ocen:; Poniżej 50% - ndst; Od 50% - dst; Od 60% - dst+; Od 70% - db; Od 80% - db+; Od 90% - bdb; Skala ocen:; Poniżej 50% - ndst; Od 50% - dst; Od 60% - dst+; Od 70% - db; Od 80% - db+; Od 90% - bdb</w:t>
+              <w:t>kolokwium końcowe; raport z wykonanego zadania</w:t>
             </w:r>
           </w:p>
         </w:tc>
@@ -30651,7 +30333,7 @@
                 <w:i w:val="0"/>
                 <w:sz w:val="22"/>
               </w:rPr>
-              <w:t>Studium przypadków; Zadania problemowe; Kryteria oceny; Kolokwium pisemne.; Skala ocen:; Poniżej 50% - ndst; Od 50% - dst; Od 60% - dst+; Od 70% - db; Od 80% - db+; Od 90% - bdb; Skala ocen:; Poniżej 50% - ndst; Od 50% - dst; Od 60% - dst+; Od 70% - db; Od 80% - db+; Od 90% - bdb</w:t>
+              <w:t>kolokwium końcowe; raport z wykonanego zadania</w:t>
             </w:r>
           </w:p>
         </w:tc>
@@ -30709,7 +30391,7 @@
                 <w:i w:val="0"/>
                 <w:sz w:val="22"/>
               </w:rPr>
-              <w:t>Studium przypadków; Zadania problemowe; Kryteria oceny; Kolokwium pisemne.; Skala ocen:; Poniżej 50% - ndst; Od 50% - dst; Od 60% - dst+; Od 70% - db; Od 80% - db+; Od 90% - bdb; Skala ocen:; Poniżej 50% - ndst; Od 50% - dst; Od 60% - dst+; Od 70% - db; Od 80% - db+; Od 90% - bdb</w:t>
+              <w:t>kolokwium końcowe; raport z wykonanego zadania</w:t>
             </w:r>
           </w:p>
         </w:tc>
@@ -30767,7 +30449,7 @@
                 <w:i w:val="0"/>
                 <w:sz w:val="22"/>
               </w:rPr>
-              <w:t>Studium przypadków; Zadania problemowe; Kryteria oceny; Kolokwium pisemne.; Skala ocen:; Poniżej 50% - ndst; Od 50% - dst; Od 60% - dst+; Od 70% - db; Od 80% - db+; Od 90% - bdb; Skala ocen:; Poniżej 50% - ndst; Od 50% - dst; Od 60% - dst+; Od 70% - db; Od 80% - db+; Od 90% - bdb</w:t>
+              <w:t>kolokwium końcowe; raport z wykonanego zadania</w:t>
             </w:r>
           </w:p>
         </w:tc>
@@ -30825,7 +30507,7 @@
                 <w:i w:val="0"/>
                 <w:sz w:val="22"/>
               </w:rPr>
-              <w:t>Studium przypadków; Zadania problemowe; Kryteria oceny; Kolokwium pisemne.; Skala ocen:; Poniżej 50% - ndst; Od 50% - dst; Od 60% - dst+; Od 70% - db; Od 80% - db+; Od 90% - bdb; Skala ocen:; Poniżej 50% - ndst; Od 50% - dst; Od 60% - dst+; Od 70% - db; Od 80% - db+; Od 90% - bdb</w:t>
+              <w:t>kolokwium końcowe; raport z wykonanego zadania</w:t>
             </w:r>
           </w:p>
         </w:tc>
@@ -30883,7 +30565,7 @@
                 <w:i w:val="0"/>
                 <w:sz w:val="22"/>
               </w:rPr>
-              <w:t>Studium przypadków; Zadania problemowe; Kryteria oceny; Kolokwium pisemne.; Skala ocen:; Poniżej 50% - ndst; Od 50% - dst; Od 60% - dst+; Od 70% - db; Od 80% - db+; Od 90% - bdb; Skala ocen:; Poniżej 50% - ndst; Od 50% - dst; Od 60% - dst+; Od 70% - db; Od 80% - db+; Od 90% - bdb</w:t>
+              <w:t>kolokwium końcowe; raport z wykonanego zadania</w:t>
             </w:r>
           </w:p>
         </w:tc>
@@ -30941,7 +30623,7 @@
                 <w:i w:val="0"/>
                 <w:sz w:val="22"/>
               </w:rPr>
-              <w:t>Studium przypadków; Zadania problemowe; Kryteria oceny; Kolokwium pisemne.; Skala ocen:; Poniżej 50% - ndst; Od 50% - dst; Od 60% - dst+; Od 70% - db; Od 80% - db+; Od 90% - bdb; Skala ocen:; Poniżej 50% - ndst; Od 50% - dst; Od 60% - dst+; Od 70% - db; Od 80% - db+; Od 90% - bdb</w:t>
+              <w:t>kolokwium końcowe; raport z wykonanego zadania</w:t>
             </w:r>
           </w:p>
         </w:tc>
@@ -30999,7 +30681,7 @@
                 <w:i w:val="0"/>
                 <w:sz w:val="22"/>
               </w:rPr>
-              <w:t>Studium przypadków; Zadania problemowe; Kryteria oceny; Kolokwium pisemne.; Skala ocen:; Poniżej 50% - ndst; Od 50% - dst; Od 60% - dst+; Od 70% - db; Od 80% - db+; Od 90% - bdb; Skala ocen:; Poniżej 50% - ndst; Od 50% - dst; Od 60% - dst+; Od 70% - db; Od 80% - db+; Od 90% - bdb</w:t>
+              <w:t>kolokwium końcowe; raport z wykonanego zadania</w:t>
             </w:r>
           </w:p>
         </w:tc>
@@ -31057,7 +30739,7 @@
                 <w:i w:val="0"/>
                 <w:sz w:val="22"/>
               </w:rPr>
-              <w:t>Studium przypadków; Zadania problemowe; Kryteria oceny; Kolokwium pisemne.; Skala ocen:; Poniżej 50% - ndst; Od 50% - dst; Od 60% - dst+; Od 70% - db; Od 80% - db+; Od 90% - bdb; Skala ocen:; Poniżej 50% - ndst; Od 50% - dst; Od 60% - dst+; Od 70% - db; Od 80% - db+; Od 90% - bdb</w:t>
+              <w:t>kolokwium końcowe; raport z wykonanego zadania</w:t>
             </w:r>
           </w:p>
         </w:tc>
@@ -31115,7 +30797,7 @@
                 <w:i w:val="0"/>
                 <w:sz w:val="22"/>
               </w:rPr>
-              <w:t>Studium przypadków; Zadania problemowe; Kryteria oceny; Kolokwium pisemne.; Skala ocen:; Poniżej 50% - ndst; Od 50% - dst; Od 60% - dst+; Od 70% - db; Od 80% - db+; Od 90% - bdb; Skala ocen:; Poniżej 50% - ndst; Od 50% - dst; Od 60% - dst+; Od 70% - db; Od 80% - db+; Od 90% - bdb</w:t>
+              <w:t>kolokwium końcowe; raport z wykonanego zadania</w:t>
             </w:r>
           </w:p>
         </w:tc>
@@ -31173,7 +30855,7 @@
                 <w:i w:val="0"/>
                 <w:sz w:val="22"/>
               </w:rPr>
-              <w:t>Studium przypadków; Zadania problemowe; Kryteria oceny; Kolokwium pisemne.; Skala ocen:; Poniżej 50% - ndst; Od 50% - dst; Od 60% - dst+; Od 70% - db; Od 80% - db+; Od 90% - bdb; Skala ocen:; Poniżej 50% - ndst; Od 50% - dst; Od 60% - dst+; Od 70% - db; Od 80% - db+; Od 90% - bdb</w:t>
+              <w:t>kolokwium końcowe; raport z wykonanego zadania</w:t>
             </w:r>
           </w:p>
         </w:tc>
@@ -31231,7 +30913,7 @@
                 <w:i w:val="0"/>
                 <w:sz w:val="22"/>
               </w:rPr>
-              <w:t>Studium przypadków; Zadania problemowe; Kryteria oceny; Kolokwium pisemne.; Skala ocen:; Poniżej 50% - ndst; Od 50% - dst; Od 60% - dst+; Od 70% - db; Od 80% - db+; Od 90% - bdb; Skala ocen:; Poniżej 50% - ndst; Od 50% - dst; Od 60% - dst+; Od 70% - db; Od 80% - db+; Od 90% - bdb</w:t>
+              <w:t>kolokwium końcowe; raport z wykonanego zadania</w:t>
             </w:r>
           </w:p>
         </w:tc>
@@ -31289,7 +30971,7 @@
                 <w:i w:val="0"/>
                 <w:sz w:val="22"/>
               </w:rPr>
-              <w:t>Studium przypadków; Zadania problemowe; Kryteria oceny; Kolokwium pisemne.; Skala ocen:; Poniżej 50% - ndst; Od 50% - dst; Od 60% - dst+; Od 70% - db; Od 80% - db+; Od 90% - bdb; Skala ocen:; Poniżej 50% - ndst; Od 50% - dst; Od 60% - dst+; Od 70% - db; Od 80% - db+; Od 90% - bdb</w:t>
+              <w:t>kolokwium końcowe; raport z wykonanego zadania</w:t>
             </w:r>
           </w:p>
         </w:tc>
@@ -31347,7 +31029,7 @@
                 <w:i w:val="0"/>
                 <w:sz w:val="22"/>
               </w:rPr>
-              <w:t>Studium przypadków; Zadania problemowe; Kryteria oceny; Kolokwium pisemne.; Skala ocen:; Poniżej 50% - ndst; Od 50% - dst; Od 60% - dst+; Od 70% - db; Od 80% - db+; Od 90% - bdb; Skala ocen:; Poniżej 50% - ndst; Od 50% - dst; Od 60% - dst+; Od 70% - db; Od 80% - db+; Od 90% - bdb</w:t>
+              <w:t>kolokwium końcowe; raport z wykonanego zadania</w:t>
             </w:r>
           </w:p>
         </w:tc>
@@ -31405,7 +31087,7 @@
                 <w:i w:val="0"/>
                 <w:sz w:val="22"/>
               </w:rPr>
-              <w:t>Studium przypadków; Zadania problemowe; Kryteria oceny; Kolokwium pisemne.; Skala ocen:; Poniżej 50% - ndst; Od 50% - dst; Od 60% - dst+; Od 70% - db; Od 80% - db+; Od 90% - bdb; Skala ocen:; Poniżej 50% - ndst; Od 50% - dst; Od 60% - dst+; Od 70% - db; Od 80% - db+; Od 90% - bdb</w:t>
+              <w:t>kolokwium końcowe; raport z wykonanego zadania</w:t>
             </w:r>
           </w:p>
         </w:tc>
@@ -31463,7 +31145,7 @@
                 <w:i w:val="0"/>
                 <w:sz w:val="22"/>
               </w:rPr>
-              <w:t>Studium przypadków; Zadania problemowe; Kryteria oceny; Kolokwium pisemne.; Skala ocen:; Poniżej 50% - ndst; Od 50% - dst; Od 60% - dst+; Od 70% - db; Od 80% - db+; Od 90% - bdb; Skala ocen:; Poniżej 50% - ndst; Od 50% - dst; Od 60% - dst+; Od 70% - db; Od 80% - db+; Od 90% - bdb</w:t>
+              <w:t>kolokwium końcowe; raport z wykonanego zadania</w:t>
             </w:r>
           </w:p>
         </w:tc>
@@ -31521,7 +31203,7 @@
                 <w:i w:val="0"/>
                 <w:sz w:val="22"/>
               </w:rPr>
-              <w:t>Studium przypadków; Zadania problemowe; Kryteria oceny; Kolokwium pisemne.; Skala ocen:; Poniżej 50% - ndst; Od 50% - dst; Od 60% - dst+; Od 70% - db; Od 80% - db+; Od 90% - bdb; Skala ocen:; Poniżej 50% - ndst; Od 50% - dst; Od 60% - dst+; Od 70% - db; Od 80% - db+; Od 90% - bdb</w:t>
+              <w:t>kolokwium końcowe; raport z wykonanego zadania</w:t>
             </w:r>
           </w:p>
         </w:tc>
@@ -31579,7 +31261,7 @@
                 <w:i w:val="0"/>
                 <w:sz w:val="22"/>
               </w:rPr>
-              <w:t>Studium przypadków; Zadania problemowe; Kryteria oceny; Kolokwium pisemne.; Skala ocen:; Poniżej 50% - ndst; Od 50% - dst; Od 60% - dst+; Od 70% - db; Od 80% - db+; Od 90% - bdb; Skala ocen:; Poniżej 50% - ndst; Od 50% - dst; Od 60% - dst+; Od 70% - db; Od 80% - db+; Od 90% - bdb</w:t>
+              <w:t>kolokwium końcowe; raport z wykonanego zadania</w:t>
             </w:r>
           </w:p>
         </w:tc>
@@ -31637,7 +31319,7 @@
                 <w:i w:val="0"/>
                 <w:sz w:val="22"/>
               </w:rPr>
-              <w:t>Studium przypadków; Zadania problemowe; Kryteria oceny; Kolokwium pisemne.; Skala ocen:; Poniżej 50% - ndst; Od 50% - dst; Od 60% - dst+; Od 70% - db; Od 80% - db+; Od 90% - bdb; Skala ocen:; Poniżej 50% - ndst; Od 50% - dst; Od 60% - dst+; Od 70% - db; Od 80% - db+; Od 90% - bdb</w:t>
+              <w:t>kolokwium końcowe; raport z wykonanego zadania</w:t>
             </w:r>
           </w:p>
         </w:tc>
@@ -31695,7 +31377,7 @@
                 <w:i w:val="0"/>
                 <w:sz w:val="22"/>
               </w:rPr>
-              <w:t>Studium przypadków; Zadania problemowe; Kryteria oceny; Kolokwium pisemne.; Skala ocen:; Poniżej 50% - ndst; Od 50% - dst; Od 60% - dst+; Od 70% - db; Od 80% - db+; Od 90% - bdb; Skala ocen:; Poniżej 50% - ndst; Od 50% - dst; Od 60% - dst+; Od 70% - db; Od 80% - db+; Od 90% - bdb</w:t>
+              <w:t>kolokwium końcowe; raport z wykonanego zadania</w:t>
             </w:r>
           </w:p>
         </w:tc>
@@ -31753,7 +31435,7 @@
                 <w:i w:val="0"/>
                 <w:sz w:val="22"/>
               </w:rPr>
-              <w:t>Studium przypadków; Zadania problemowe; Kryteria oceny; Kolokwium pisemne.; Skala ocen:; Poniżej 50% - ndst; Od 50% - dst; Od 60% - dst+; Od 70% - db; Od 80% - db+; Od 90% - bdb; Skala ocen:; Poniżej 50% - ndst; Od 50% - dst; Od 60% - dst+; Od 70% - db; Od 80% - db+; Od 90% - bdb</w:t>
+              <w:t>kolokwium końcowe; raport z wykonanego zadania</w:t>
             </w:r>
           </w:p>
         </w:tc>
@@ -31811,7 +31493,7 @@
                 <w:i w:val="0"/>
                 <w:sz w:val="22"/>
               </w:rPr>
-              <w:t>Studium przypadków; Zadania problemowe; Kryteria oceny; Kolokwium pisemne.; Skala ocen:; Poniżej 50% - ndst; Od 50% - dst; Od 60% - dst+; Od 70% - db; Od 80% - db+; Od 90% - bdb; Skala ocen:; Poniżej 50% - ndst; Od 50% - dst; Od 60% - dst+; Od 70% - db; Od 80% - db+; Od 90% - bdb</w:t>
+              <w:t>kolokwium końcowe; raport z wykonanego zadania</w:t>
             </w:r>
           </w:p>
         </w:tc>
@@ -31869,7 +31551,7 @@
                 <w:i w:val="0"/>
                 <w:sz w:val="22"/>
               </w:rPr>
-              <w:t>Studium przypadków; Zadania problemowe; Kryteria oceny; Kolokwium pisemne.; Skala ocen:; Poniżej 50% - ndst; Od 50% - dst; Od 60% - dst+; Od 70% - db; Od 80% - db+; Od 90% - bdb; Skala ocen:; Poniżej 50% - ndst; Od 50% - dst; Od 60% - dst+; Od 70% - db; Od 80% - db+; Od 90% - bdb</w:t>
+              <w:t>kolokwium końcowe; raport z wykonanego zadania</w:t>
             </w:r>
           </w:p>
         </w:tc>
@@ -31927,7 +31609,7 @@
                 <w:i w:val="0"/>
                 <w:sz w:val="22"/>
               </w:rPr>
-              <w:t>Studium przypadków; Zadania problemowe; Kryteria oceny; Kolokwium pisemne.; Skala ocen:; Poniżej 50% - ndst; Od 50% - dst; Od 60% - dst+; Od 70% - db; Od 80% - db+; Od 90% - bdb; Skala ocen:; Poniżej 50% - ndst; Od 50% - dst; Od 60% - dst+; Od 70% - db; Od 80% - db+; Od 90% - bdb</w:t>
+              <w:t>kolokwium końcowe; raport z wykonanego zadania</w:t>
             </w:r>
           </w:p>
         </w:tc>
@@ -31985,7 +31667,7 @@
                 <w:i w:val="0"/>
                 <w:sz w:val="22"/>
               </w:rPr>
-              <w:t>Studium przypadków; Zadania problemowe; Kryteria oceny; Kolokwium pisemne.; Skala ocen:; Poniżej 50% - ndst; Od 50% - dst; Od 60% - dst+; Od 70% - db; Od 80% - db+; Od 90% - bdb; Skala ocen:; Poniżej 50% - ndst; Od 50% - dst; Od 60% - dst+; Od 70% - db; Od 80% - db+; Od 90% - bdb</w:t>
+              <w:t>kolokwium końcowe; raport z wykonanego zadania</w:t>
             </w:r>
           </w:p>
         </w:tc>
@@ -32043,7 +31725,7 @@
                 <w:i w:val="0"/>
                 <w:sz w:val="22"/>
               </w:rPr>
-              <w:t>Studium przypadków; Zadania problemowe; Kryteria oceny; Kolokwium pisemne.; Skala ocen:; Poniżej 50% - ndst; Od 50% - dst; Od 60% - dst+; Od 70% - db; Od 80% - db+; Od 90% - bdb; Skala ocen:; Poniżej 50% - ndst; Od 50% - dst; Od 60% - dst+; Od 70% - db; Od 80% - db+; Od 90% - bdb</w:t>
+              <w:t>kolokwium końcowe; raport z wykonanego zadania</w:t>
             </w:r>
           </w:p>
         </w:tc>
@@ -32101,7 +31783,7 @@
                 <w:i w:val="0"/>
                 <w:sz w:val="22"/>
               </w:rPr>
-              <w:t>Studium przypadków; Zadania problemowe; Kryteria oceny; Kolokwium pisemne.; Skala ocen:; Poniżej 50% - ndst; Od 50% - dst; Od 60% - dst+; Od 70% - db; Od 80% - db+; Od 90% - bdb; Skala ocen:; Poniżej 50% - ndst; Od 50% - dst; Od 60% - dst+; Od 70% - db; Od 80% - db+; Od 90% - bdb</w:t>
+              <w:t>kolokwium końcowe; raport z wykonanego zadania</w:t>
             </w:r>
           </w:p>
         </w:tc>
@@ -32159,7 +31841,7 @@
                 <w:i w:val="0"/>
                 <w:sz w:val="22"/>
               </w:rPr>
-              <w:t>Studium przypadków; Zadania problemowe; Kryteria oceny; Kolokwium pisemne.; Skala ocen:; Poniżej 50% - ndst; Od 50% - dst; Od 60% - dst+; Od 70% - db; Od 80% - db+; Od 90% - bdb; Skala ocen:; Poniżej 50% - ndst; Od 50% - dst; Od 60% - dst+; Od 70% - db; Od 80% - db+; Od 90% - bdb</w:t>
+              <w:t>kolokwium końcowe; raport z wykonanego zadania</w:t>
             </w:r>
           </w:p>
         </w:tc>
@@ -32217,7 +31899,7 @@
                 <w:i w:val="0"/>
                 <w:sz w:val="22"/>
               </w:rPr>
-              <w:t>Studium przypadków; Zadania problemowe; Kryteria oceny; Kolokwium pisemne.; Skala ocen:; Poniżej 50% - ndst; Od 50% - dst; Od 60% - dst+; Od 70% - db; Od 80% - db+; Od 90% - bdb; Skala ocen:; Poniżej 50% - ndst; Od 50% - dst; Od 60% - dst+; Od 70% - db; Od 80% - db+; Od 90% - bdb</w:t>
+              <w:t>kolokwium końcowe; raport z wykonanego zadania</w:t>
             </w:r>
           </w:p>
         </w:tc>
@@ -32275,7 +31957,7 @@
                 <w:i w:val="0"/>
                 <w:sz w:val="22"/>
               </w:rPr>
-              <w:t>Studium przypadków; Zadania problemowe; Kryteria oceny; Kolokwium pisemne.; Skala ocen:; Poniżej 50% - ndst; Od 50% - dst; Od 60% - dst+; Od 70% - db; Od 80% - db+; Od 90% - bdb; Skala ocen:; Poniżej 50% - ndst; Od 50% - dst; Od 60% - dst+; Od 70% - db; Od 80% - db+; Od 90% - bdb</w:t>
+              <w:t>kolokwium końcowe; raport z wykonanego zadania</w:t>
             </w:r>
           </w:p>
         </w:tc>
@@ -32333,7 +32015,7 @@
                 <w:i w:val="0"/>
                 <w:sz w:val="22"/>
               </w:rPr>
-              <w:t>Studium przypadków; Zadania problemowe; Kryteria oceny; Kolokwium pisemne.; Skala ocen:; Poniżej 50% - ndst; Od 50% - dst; Od 60% - dst+; Od 70% - db; Od 80% - db+; Od 90% - bdb; Skala ocen:; Poniżej 50% - ndst; Od 50% - dst; Od 60% - dst+; Od 70% - db; Od 80% - db+; Od 90% - bdb</w:t>
+              <w:t>kolokwium końcowe; raport z wykonanego zadania</w:t>
             </w:r>
           </w:p>
         </w:tc>
@@ -32391,7 +32073,7 @@
                 <w:i w:val="0"/>
                 <w:sz w:val="22"/>
               </w:rPr>
-              <w:t>Studium przypadków; Zadania problemowe; Kryteria oceny; Kolokwium pisemne.; Skala ocen:; Poniżej 50% - ndst; Od 50% - dst; Od 60% - dst+; Od 70% - db; Od 80% - db+; Od 90% - bdb; Skala ocen:; Poniżej 50% - ndst; Od 50% - dst; Od 60% - dst+; Od 70% - db; Od 80% - db+; Od 90% - bdb</w:t>
+              <w:t>kolokwium końcowe; raport z wykonanego zadania</w:t>
             </w:r>
           </w:p>
         </w:tc>
@@ -32449,7 +32131,7 @@
                 <w:i w:val="0"/>
                 <w:sz w:val="22"/>
               </w:rPr>
-              <w:t>Studium przypadków; Zadania problemowe; Kryteria oceny; Kolokwium pisemne.; Skala ocen:; Poniżej 50% - ndst; Od 50% - dst; Od 60% - dst+; Od 70% - db; Od 80% - db+; Od 90% - bdb; Skala ocen:; Poniżej 50% - ndst; Od 50% - dst; Od 60% - dst+; Od 70% - db; Od 80% - db+; Od 90% - bdb</w:t>
+              <w:t>kolokwium końcowe; raport z wykonanego zadania</w:t>
             </w:r>
           </w:p>
         </w:tc>
@@ -32507,7 +32189,7 @@
                 <w:i w:val="0"/>
                 <w:sz w:val="22"/>
               </w:rPr>
-              <w:t>Studium przypadków; Zadania problemowe; Kryteria oceny; Kolokwium pisemne.; Skala ocen:; Poniżej 50% - ndst; Od 50% - dst; Od 60% - dst+; Od 70% - db; Od 80% - db+; Od 90% - bdb; Skala ocen:; Poniżej 50% - ndst; Od 50% - dst; Od 60% - dst+; Od 70% - db; Od 80% - db+; Od 90% - bdb</w:t>
+              <w:t>kolokwium końcowe; raport z wykonanego zadania</w:t>
             </w:r>
           </w:p>
         </w:tc>
@@ -32565,7 +32247,7 @@
                 <w:i w:val="0"/>
                 <w:sz w:val="22"/>
               </w:rPr>
-              <w:t>Studium przypadków; Zadania problemowe; Kryteria oceny; Kolokwium pisemne.; Skala ocen:; Poniżej 50% - ndst; Od 50% - dst; Od 60% - dst+; Od 70% - db; Od 80% - db+; Od 90% - bdb; Skala ocen:; Poniżej 50% - ndst; Od 50% - dst; Od 60% - dst+; Od 70% - db; Od 80% - db+; Od 90% - bdb</w:t>
+              <w:t>kolokwium końcowe; raport z wykonanego zadania</w:t>
             </w:r>
           </w:p>
         </w:tc>
@@ -32623,7 +32305,7 @@
                 <w:i w:val="0"/>
                 <w:sz w:val="22"/>
               </w:rPr>
-              <w:t>Studium przypadków; Zadania problemowe; Kryteria oceny; Kolokwium pisemne.; Skala ocen:; Poniżej 50% - ndst; Od 50% - dst; Od 60% - dst+; Od 70% - db; Od 80% - db+; Od 90% - bdb; Skala ocen:; Poniżej 50% - ndst; Od 50% - dst; Od 60% - dst+; Od 70% - db; Od 80% - db+; Od 90% - bdb</w:t>
+              <w:t>kolokwium końcowe; raport z wykonanego zadania</w:t>
             </w:r>
           </w:p>
         </w:tc>
@@ -32681,7 +32363,7 @@
                 <w:i w:val="0"/>
                 <w:sz w:val="22"/>
               </w:rPr>
-              <w:t>Studium przypadków; Zadania problemowe; Kryteria oceny; Kolokwium pisemne.; Skala ocen:; Poniżej 50% - ndst; Od 50% - dst; Od 60% - dst+; Od 70% - db; Od 80% - db+; Od 90% - bdb; Skala ocen:; Poniżej 50% - ndst; Od 50% - dst; Od 60% - dst+; Od 70% - db; Od 80% - db+; Od 90% - bdb</w:t>
+              <w:t>kolokwium końcowe; raport z wykonanego zadania</w:t>
             </w:r>
           </w:p>
         </w:tc>
@@ -32739,7 +32421,7 @@
                 <w:i w:val="0"/>
                 <w:sz w:val="22"/>
               </w:rPr>
-              <w:t>Studium przypadków; Zadania problemowe; Kryteria oceny; Kolokwium pisemne.; Skala ocen:; Poniżej 50% - ndst; Od 50% - dst; Od 60% - dst+; Od 70% - db; Od 80% - db+; Od 90% - bdb; Skala ocen:; Poniżej 50% - ndst; Od 50% - dst; Od 60% - dst+; Od 70% - db; Od 80% - db+; Od 90% - bdb</w:t>
+              <w:t>kolokwium końcowe; raport z wykonanego zadania</w:t>
             </w:r>
           </w:p>
         </w:tc>
@@ -32797,7 +32479,7 @@
                 <w:i w:val="0"/>
                 <w:sz w:val="22"/>
               </w:rPr>
-              <w:t>Studium przypadków; Zadania problemowe; Kryteria oceny; Kolokwium pisemne.; Skala ocen:; Poniżej 50% - ndst; Od 50% - dst; Od 60% - dst+; Od 70% - db; Od 80% - db+; Od 90% - bdb; Skala ocen:; Poniżej 50% - ndst; Od 50% - dst; Od 60% - dst+; Od 70% - db; Od 80% - db+; Od 90% - bdb</w:t>
+              <w:t>kolokwium końcowe; raport z wykonanego zadania</w:t>
             </w:r>
           </w:p>
         </w:tc>
@@ -32855,7 +32537,7 @@
                 <w:i w:val="0"/>
                 <w:sz w:val="22"/>
               </w:rPr>
-              <w:t>Studium przypadków; Zadania problemowe; Kryteria oceny; Kolokwium pisemne.; Skala ocen:; Poniżej 50% - ndst; Od 50% - dst; Od 60% - dst+; Od 70% - db; Od 80% - db+; Od 90% - bdb; Skala ocen:; Poniżej 50% - ndst; Od 50% - dst; Od 60% - dst+; Od 70% - db; Od 80% - db+; Od 90% - bdb</w:t>
+              <w:t>kolokwium końcowe; raport z wykonanego zadania</w:t>
             </w:r>
           </w:p>
         </w:tc>
@@ -32913,7 +32595,7 @@
                 <w:i w:val="0"/>
                 <w:sz w:val="22"/>
               </w:rPr>
-              <w:t>Studium przypadków; Zadania problemowe; Kryteria oceny; Kolokwium pisemne.; Skala ocen:; Poniżej 50% - ndst; Od 50% - dst; Od 60% - dst+; Od 70% - db; Od 80% - db+; Od 90% - bdb; Skala ocen:; Poniżej 50% - ndst; Od 50% - dst; Od 60% - dst+; Od 70% - db; Od 80% - db+; Od 90% - bdb</w:t>
+              <w:t>kolokwium końcowe; raport z wykonanego zadania</w:t>
             </w:r>
           </w:p>
         </w:tc>
@@ -32971,7 +32653,7 @@
                 <w:i w:val="0"/>
                 <w:sz w:val="22"/>
               </w:rPr>
-              <w:t>Studium przypadków; Zadania problemowe; Kryteria oceny; Kolokwium pisemne.; Skala ocen:; Poniżej 50% - ndst; Od 50% - dst; Od 60% - dst+; Od 70% - db; Od 80% - db+; Od 90% - bdb; Skala ocen:; Poniżej 50% - ndst; Od 50% - dst; Od 60% - dst+; Od 70% - db; Od 80% - db+; Od 90% - bdb</w:t>
+              <w:t>kolokwium końcowe; raport z wykonanego zadania</w:t>
             </w:r>
           </w:p>
         </w:tc>
@@ -33029,7 +32711,7 @@
                 <w:i w:val="0"/>
                 <w:sz w:val="22"/>
               </w:rPr>
-              <w:t>Studium przypadków; Zadania problemowe; Kryteria oceny; Kolokwium pisemne.; Skala ocen:; Poniżej 50% - ndst; Od 50% - dst; Od 60% - dst+; Od 70% - db; Od 80% - db+; Od 90% - bdb; Skala ocen:; Poniżej 50% - ndst; Od 50% - dst; Od 60% - dst+; Od 70% - db; Od 80% - db+; Od 90% - bdb</w:t>
+              <w:t>kolokwium końcowe; raport z wykonanego zadania</w:t>
             </w:r>
           </w:p>
         </w:tc>
@@ -33087,7 +32769,7 @@
                 <w:i w:val="0"/>
                 <w:sz w:val="22"/>
               </w:rPr>
-              <w:t>Studium przypadków; Zadania problemowe; Kryteria oceny; Kolokwium pisemne.; Skala ocen:; Poniżej 50% - ndst; Od 50% - dst; Od 60% - dst+; Od 70% - db; Od 80% - db+; Od 90% - bdb; Skala ocen:; Poniżej 50% - ndst; Od 50% - dst; Od 60% - dst+; Od 70% - db; Od 80% - db+; Od 90% - bdb</w:t>
+              <w:t>kolokwium końcowe; raport z wykonanego zadania</w:t>
             </w:r>
           </w:p>
         </w:tc>
@@ -33145,7 +32827,7 @@
                 <w:i w:val="0"/>
                 <w:sz w:val="22"/>
               </w:rPr>
-              <w:t>Studium przypadków; Zadania problemowe; Kryteria oceny; Kolokwium pisemne.; Skala ocen:; Poniżej 50% - ndst; Od 50% - dst; Od 60% - dst+; Od 70% - db; Od 80% - db+; Od 90% - bdb; Skala ocen:; Poniżej 50% - ndst; Od 50% - dst; Od 60% - dst+; Od 70% - db; Od 80% - db+; Od 90% - bdb</w:t>
+              <w:t>kolokwium końcowe; raport z wykonanego zadania</w:t>
             </w:r>
           </w:p>
         </w:tc>
@@ -33203,7 +32885,7 @@
                 <w:i w:val="0"/>
                 <w:sz w:val="22"/>
               </w:rPr>
-              <w:t>Studium przypadków; Zadania problemowe; Kryteria oceny; Kolokwium pisemne.; Skala ocen:; Poniżej 50% - ndst; Od 50% - dst; Od 60% - dst+; Od 70% - db; Od 80% - db+; Od 90% - bdb; Skala ocen:; Poniżej 50% - ndst; Od 50% - dst; Od 60% - dst+; Od 70% - db; Od 80% - db+; Od 90% - bdb</w:t>
+              <w:t>kolokwium końcowe; raport z wykonanego zadania</w:t>
             </w:r>
           </w:p>
         </w:tc>
@@ -33261,7 +32943,7 @@
                 <w:i w:val="0"/>
                 <w:sz w:val="22"/>
               </w:rPr>
-              <w:t>Studium przypadków; Zadania problemowe; Kryteria oceny; Kolokwium pisemne.; Skala ocen:; Poniżej 50% - ndst; Od 50% - dst; Od 60% - dst+; Od 70% - db; Od 80% - db+; Od 90% - bdb; Skala ocen:; Poniżej 50% - ndst; Od 50% - dst; Od 60% - dst+; Od 70% - db; Od 80% - db+; Od 90% - bdb</w:t>
+              <w:t>kolokwium końcowe; raport z wykonanego zadania</w:t>
             </w:r>
           </w:p>
         </w:tc>
@@ -33319,7 +33001,7 @@
                 <w:i w:val="0"/>
                 <w:sz w:val="22"/>
               </w:rPr>
-              <w:t>Studium przypadków; Zadania problemowe; Kryteria oceny; Kolokwium pisemne.; Skala ocen:; Poniżej 50% - ndst; Od 50% - dst; Od 60% - dst+; Od 70% - db; Od 80% - db+; Od 90% - bdb; Skala ocen:; Poniżej 50% - ndst; Od 50% - dst; Od 60% - dst+; Od 70% - db; Od 80% - db+; Od 90% - bdb</w:t>
+              <w:t>kolokwium końcowe; raport z wykonanego zadania</w:t>
             </w:r>
           </w:p>
         </w:tc>
@@ -33377,7 +33059,7 @@
                 <w:i w:val="0"/>
                 <w:sz w:val="22"/>
               </w:rPr>
-              <w:t>Studium przypadków; Zadania problemowe; Kryteria oceny; Kolokwium pisemne.; Skala ocen:; Poniżej 50% - ndst; Od 50% - dst; Od 60% - dst+; Od 70% - db; Od 80% - db+; Od 90% - bdb; Skala ocen:; Poniżej 50% - ndst; Od 50% - dst; Od 60% - dst+; Od 70% - db; Od 80% - db+; Od 90% - bdb</w:t>
+              <w:t>kolokwium końcowe; raport z wykonanego zadania</w:t>
             </w:r>
           </w:p>
         </w:tc>
@@ -33435,7 +33117,7 @@
                 <w:i w:val="0"/>
                 <w:sz w:val="22"/>
               </w:rPr>
-              <w:t>Studium przypadków; Zadania problemowe; Kryteria oceny; Kolokwium pisemne.; Skala ocen:; Poniżej 50% - ndst; Od 50% - dst; Od 60% - dst+; Od 70% - db; Od 80% - db+; Od 90% - bdb; Skala ocen:; Poniżej 50% - ndst; Od 50% - dst; Od 60% - dst+; Od 70% - db; Od 80% - db+; Od 90% - bdb</w:t>
+              <w:t>kolokwium końcowe; raport z wykonanego zadania</w:t>
             </w:r>
           </w:p>
         </w:tc>
@@ -33493,7 +33175,7 @@
                 <w:i w:val="0"/>
                 <w:sz w:val="22"/>
               </w:rPr>
-              <w:t>Studium przypadków; Zadania problemowe; Kryteria oceny; Kolokwium pisemne.; Skala ocen:; Poniżej 50% - ndst; Od 50% - dst; Od 60% - dst+; Od 70% - db; Od 80% - db+; Od 90% - bdb; Skala ocen:; Poniżej 50% - ndst; Od 50% - dst; Od 60% - dst+; Od 70% - db; Od 80% - db+; Od 90% - bdb</w:t>
+              <w:t>kolokwium końcowe; raport z wykonanego zadania</w:t>
             </w:r>
           </w:p>
         </w:tc>
@@ -33551,7 +33233,7 @@
                 <w:i w:val="0"/>
                 <w:sz w:val="22"/>
               </w:rPr>
-              <w:t>Studium przypadków; Zadania problemowe; Kryteria oceny; Kolokwium pisemne.; Skala ocen:; Poniżej 50% - ndst; Od 50% - dst; Od 60% - dst+; Od 70% - db; Od 80% - db+; Od 90% - bdb; Skala ocen:; Poniżej 50% - ndst; Od 50% - dst; Od 60% - dst+; Od 70% - db; Od 80% - db+; Od 90% - bdb</w:t>
+              <w:t>kolokwium końcowe; raport z wykonanego zadania</w:t>
             </w:r>
           </w:p>
         </w:tc>
@@ -33609,7 +33291,7 @@
                 <w:i w:val="0"/>
                 <w:sz w:val="22"/>
               </w:rPr>
-              <w:t>Studium przypadków; Zadania problemowe; Kryteria oceny; Kolokwium pisemne.; Skala ocen:; Poniżej 50% - ndst; Od 50% - dst; Od 60% - dst+; Od 70% - db; Od 80% - db+; Od 90% - bdb; Skala ocen:; Poniżej 50% - ndst; Od 50% - dst; Od 60% - dst+; Od 70% - db; Od 80% - db+; Od 90% - bdb</w:t>
+              <w:t>kolokwium końcowe; raport z wykonanego zadania</w:t>
             </w:r>
           </w:p>
         </w:tc>
@@ -33667,7 +33349,7 @@
                 <w:i w:val="0"/>
                 <w:sz w:val="22"/>
               </w:rPr>
-              <w:t>Studium przypadków; Zadania problemowe; Kryteria oceny; Kolokwium pisemne.; Skala ocen:; Poniżej 50% - ndst; Od 50% - dst; Od 60% - dst+; Od 70% - db; Od 80% - db+; Od 90% - bdb; Skala ocen:; Poniżej 50% - ndst; Od 50% - dst; Od 60% - dst+; Od 70% - db; Od 80% - db+; Od 90% - bdb</w:t>
+              <w:t>kolokwium końcowe; raport z wykonanego zadania</w:t>
             </w:r>
           </w:p>
         </w:tc>
@@ -33725,7 +33407,7 @@
                 <w:i w:val="0"/>
                 <w:sz w:val="22"/>
               </w:rPr>
-              <w:t>Studium przypadków; Zadania problemowe; Kryteria oceny; Kolokwium pisemne.; Skala ocen:; Poniżej 50% - ndst; Od 50% - dst; Od 60% - dst+; Od 70% - db; Od 80% - db+; Od 90% - bdb; Skala ocen:; Poniżej 50% - ndst; Od 50% - dst; Od 60% - dst+; Od 70% - db; Od 80% - db+; Od 90% - bdb</w:t>
+              <w:t>kolokwium końcowe; raport z wykonanego zadania</w:t>
             </w:r>
           </w:p>
         </w:tc>
@@ -33783,7 +33465,7 @@
                 <w:i w:val="0"/>
                 <w:sz w:val="22"/>
               </w:rPr>
-              <w:t>Studium przypadków; Zadania problemowe; Kryteria oceny; Kolokwium pisemne.; Skala ocen:; Poniżej 50% - ndst; Od 50% - dst; Od 60% - dst+; Od 70% - db; Od 80% - db+; Od 90% - bdb; Skala ocen:; Poniżej 50% - ndst; Od 50% - dst; Od 60% - dst+; Od 70% - db; Od 80% - db+; Od 90% - bdb</w:t>
+              <w:t>kolokwium końcowe; raport z wykonanego zadania</w:t>
             </w:r>
           </w:p>
         </w:tc>
@@ -33841,7 +33523,7 @@
                 <w:i w:val="0"/>
                 <w:sz w:val="22"/>
               </w:rPr>
-              <w:t>Studium przypadków; Zadania problemowe; Kryteria oceny; Kolokwium pisemne.; Skala ocen:; Poniżej 50% - ndst; Od 50% - dst; Od 60% - dst+; Od 70% - db; Od 80% - db+; Od 90% - bdb; Skala ocen:; Poniżej 50% - ndst; Od 50% - dst; Od 60% - dst+; Od 70% - db; Od 80% - db+; Od 90% - bdb</w:t>
+              <w:t>kolokwium końcowe; raport z wykonanego zadania</w:t>
             </w:r>
           </w:p>
         </w:tc>
@@ -33899,7 +33581,7 @@
                 <w:i w:val="0"/>
                 <w:sz w:val="22"/>
               </w:rPr>
-              <w:t>Studium przypadków; Zadania problemowe; Kryteria oceny; Kolokwium pisemne.; Skala ocen:; Poniżej 50% - ndst; Od 50% - dst; Od 60% - dst+; Od 70% - db; Od 80% - db+; Od 90% - bdb; Skala ocen:; Poniżej 50% - ndst; Od 50% - dst; Od 60% - dst+; Od 70% - db; Od 80% - db+; Od 90% - bdb</w:t>
+              <w:t>kolokwium końcowe; raport z wykonanego zadania</w:t>
             </w:r>
           </w:p>
         </w:tc>
@@ -33957,7 +33639,7 @@
                 <w:i w:val="0"/>
                 <w:sz w:val="22"/>
               </w:rPr>
-              <w:t>Studium przypadków; Zadania problemowe; Kryteria oceny; Kolokwium pisemne.; Skala ocen:; Poniżej 50% - ndst; Od 50% - dst; Od 60% - dst+; Od 70% - db; Od 80% - db+; Od 90% - bdb; Skala ocen:; Poniżej 50% - ndst; Od 50% - dst; Od 60% - dst+; Od 70% - db; Od 80% - db+; Od 90% - bdb</w:t>
+              <w:t>kolokwium końcowe; raport z wykonanego zadania</w:t>
             </w:r>
           </w:p>
         </w:tc>
@@ -34015,7 +33697,7 @@
                 <w:i w:val="0"/>
                 <w:sz w:val="22"/>
               </w:rPr>
-              <w:t>Studium przypadków; Zadania problemowe; Kryteria oceny; Kolokwium pisemne.; Skala ocen:; Poniżej 50% - ndst; Od 50% - dst; Od 60% - dst+; Od 70% - db; Od 80% - db+; Od 90% - bdb; Skala ocen:; Poniżej 50% - ndst; Od 50% - dst; Od 60% - dst+; Od 70% - db; Od 80% - db+; Od 90% - bdb</w:t>
+              <w:t>kolokwium końcowe; raport z wykonanego zadania</w:t>
             </w:r>
           </w:p>
         </w:tc>
@@ -34073,7 +33755,7 @@
                 <w:i w:val="0"/>
                 <w:sz w:val="22"/>
               </w:rPr>
-              <w:t>Studium przypadków; Zadania problemowe; Kryteria oceny; Kolokwium pisemne.; Skala ocen:; Poniżej 50% - ndst; Od 50% - dst; Od 60% - dst+; Od 70% - db; Od 80% - db+; Od 90% - bdb; Skala ocen:; Poniżej 50% - ndst; Od 50% - dst; Od 60% - dst+; Od 70% - db; Od 80% - db+; Od 90% - bdb</w:t>
+              <w:t>kolokwium końcowe; raport z wykonanego zadania</w:t>
             </w:r>
           </w:p>
         </w:tc>
@@ -34131,7 +33813,7 @@
                 <w:i w:val="0"/>
                 <w:sz w:val="22"/>
               </w:rPr>
-              <w:t>Studium przypadków; Zadania problemowe; Kryteria oceny; Kolokwium pisemne.; Skala ocen:; Poniżej 50% - ndst; Od 50% - dst; Od 60% - dst+; Od 70% - db; Od 80% - db+; Od 90% - bdb; Skala ocen:; Poniżej 50% - ndst; Od 50% - dst; Od 60% - dst+; Od 70% - db; Od 80% - db+; Od 90% - bdb</w:t>
+              <w:t>kolokwium końcowe; raport z wykonanego zadania</w:t>
             </w:r>
           </w:p>
         </w:tc>
@@ -34189,7 +33871,7 @@
                 <w:i w:val="0"/>
                 <w:sz w:val="22"/>
               </w:rPr>
-              <w:t>Studium przypadków; Zadania problemowe; Kryteria oceny; Kolokwium pisemne.; Skala ocen:; Poniżej 50% - ndst; Od 50% - dst; Od 60% - dst+; Od 70% - db; Od 80% - db+; Od 90% - bdb; Skala ocen:; Poniżej 50% - ndst; Od 50% - dst; Od 60% - dst+; Od 70% - db; Od 80% - db+; Od 90% - bdb</w:t>
+              <w:t>kolokwium końcowe; raport z wykonanego zadania</w:t>
             </w:r>
           </w:p>
         </w:tc>
@@ -34247,7 +33929,7 @@
                 <w:i w:val="0"/>
                 <w:sz w:val="22"/>
               </w:rPr>
-              <w:t>Studium przypadków; Zadania problemowe; Kryteria oceny; Kolokwium pisemne.; Skala ocen:; Poniżej 50% - ndst; Od 50% - dst; Od 60% - dst+; Od 70% - db; Od 80% - db+; Od 90% - bdb; Skala ocen:; Poniżej 50% - ndst; Od 50% - dst; Od 60% - dst+; Od 70% - db; Od 80% - db+; Od 90% - bdb</w:t>
+              <w:t>kolokwium końcowe; raport z wykonanego zadania</w:t>
             </w:r>
           </w:p>
         </w:tc>
@@ -34305,7 +33987,7 @@
                 <w:i w:val="0"/>
                 <w:sz w:val="22"/>
               </w:rPr>
-              <w:t>Studium przypadków; Zadania problemowe; Kryteria oceny; Kolokwium pisemne.; Skala ocen:; Poniżej 50% - ndst; Od 50% - dst; Od 60% - dst+; Od 70% - db; Od 80% - db+; Od 90% - bdb; Skala ocen:; Poniżej 50% - ndst; Od 50% - dst; Od 60% - dst+; Od 70% - db; Od 80% - db+; Od 90% - bdb</w:t>
+              <w:t>kolokwium końcowe; raport z wykonanego zadania</w:t>
             </w:r>
           </w:p>
         </w:tc>
@@ -34363,7 +34045,7 @@
                 <w:i w:val="0"/>
                 <w:sz w:val="22"/>
               </w:rPr>
-              <w:t>Studium przypadków; Zadania problemowe; Kryteria oceny; Kolokwium pisemne.; Skala ocen:; Poniżej 50% - ndst; Od 50% - dst; Od 60% - dst+; Od 70% - db; Od 80% - db+; Od 90% - bdb; Skala ocen:; Poniżej 50% - ndst; Od 50% - dst; Od 60% - dst+; Od 70% - db; Od 80% - db+; Od 90% - bdb</w:t>
+              <w:t>kolokwium końcowe; raport z wykonanego zadania</w:t>
             </w:r>
           </w:p>
         </w:tc>
@@ -34421,7 +34103,7 @@
                 <w:i w:val="0"/>
                 <w:sz w:val="22"/>
               </w:rPr>
-              <w:t>Studium przypadków; Zadania problemowe; Kryteria oceny; Kolokwium pisemne.; Skala ocen:; Poniżej 50% - ndst; Od 50% - dst; Od 60% - dst+; Od 70% - db; Od 80% - db+; Od 90% - bdb; Skala ocen:; Poniżej 50% - ndst; Od 50% - dst; Od 60% - dst+; Od 70% - db; Od 80% - db+; Od 90% - bdb</w:t>
+              <w:t>kolokwium końcowe; raport z wykonanego zadania</w:t>
             </w:r>
           </w:p>
         </w:tc>
@@ -34479,7 +34161,7 @@
                 <w:i w:val="0"/>
                 <w:sz w:val="22"/>
               </w:rPr>
-              <w:t>Studium przypadków; Zadania problemowe; Kryteria oceny; Kolokwium pisemne.; Skala ocen:; Poniżej 50% - ndst; Od 50% - dst; Od 60% - dst+; Od 70% - db; Od 80% - db+; Od 90% - bdb; Skala ocen:; Poniżej 50% - ndst; Od 50% - dst; Od 60% - dst+; Od 70% - db; Od 80% - db+; Od 90% - bdb</w:t>
+              <w:t>kolokwium końcowe; raport z wykonanego zadania</w:t>
             </w:r>
           </w:p>
         </w:tc>
@@ -34537,7 +34219,7 @@
                 <w:i w:val="0"/>
                 <w:sz w:val="22"/>
               </w:rPr>
-              <w:t>Studium przypadków; Zadania problemowe; Kryteria oceny; Kolokwium pisemne.; Skala ocen:; Poniżej 50% - ndst; Od 50% - dst; Od 60% - dst+; Od 70% - db; Od 80% - db+; Od 90% - bdb; Skala ocen:; Poniżej 50% - ndst; Od 50% - dst; Od 60% - dst+; Od 70% - db; Od 80% - db+; Od 90% - bdb</w:t>
+              <w:t>kolokwium końcowe; raport z wykonanego zadania</w:t>
             </w:r>
           </w:p>
         </w:tc>
@@ -34595,7 +34277,7 @@
                 <w:i w:val="0"/>
                 <w:sz w:val="22"/>
               </w:rPr>
-              <w:t>Studium przypadków; Zadania problemowe; Kryteria oceny; Kolokwium pisemne.; Skala ocen:; Poniżej 50% - ndst; Od 50% - dst; Od 60% - dst+; Od 70% - db; Od 80% - db+; Od 90% - bdb; Skala ocen:; Poniżej 50% - ndst; Od 50% - dst; Od 60% - dst+; Od 70% - db; Od 80% - db+; Od 90% - bdb</w:t>
+              <w:t>kolokwium końcowe; raport z wykonanego zadania</w:t>
             </w:r>
           </w:p>
         </w:tc>
@@ -34653,7 +34335,7 @@
                 <w:i w:val="0"/>
                 <w:sz w:val="22"/>
               </w:rPr>
-              <w:t>Studium przypadków; Zadania problemowe; Kryteria oceny; Kolokwium pisemne.; Skala ocen:; Poniżej 50% - ndst; Od 50% - dst; Od 60% - dst+; Od 70% - db; Od 80% - db+; Od 90% - bdb; Skala ocen:; Poniżej 50% - ndst; Od 50% - dst; Od 60% - dst+; Od 70% - db; Od 80% - db+; Od 90% - bdb</w:t>
+              <w:t>kolokwium końcowe; raport z wykonanego zadania</w:t>
             </w:r>
           </w:p>
         </w:tc>
@@ -34711,7 +34393,7 @@
                 <w:i w:val="0"/>
                 <w:sz w:val="22"/>
               </w:rPr>
-              <w:t>Studium przypadków; Zadania problemowe; Kryteria oceny; Kolokwium pisemne.; Skala ocen:; Poniżej 50% - ndst; Od 50% - dst; Od 60% - dst+; Od 70% - db; Od 80% - db+; Od 90% - bdb; Skala ocen:; Poniżej 50% - ndst; Od 50% - dst; Od 60% - dst+; Od 70% - db; Od 80% - db+; Od 90% - bdb</w:t>
+              <w:t>kolokwium końcowe; raport z wykonanego zadania</w:t>
             </w:r>
           </w:p>
         </w:tc>
@@ -34769,7 +34451,7 @@
                 <w:i w:val="0"/>
                 <w:sz w:val="22"/>
               </w:rPr>
-              <w:t>Studium przypadków; Zadania problemowe; Kryteria oceny; Kolokwium pisemne.; Skala ocen:; Poniżej 50% - ndst; Od 50% - dst; Od 60% - dst+; Od 70% - db; Od 80% - db+; Od 90% - bdb; Skala ocen:; Poniżej 50% - ndst; Od 50% - dst; Od 60% - dst+; Od 70% - db; Od 80% - db+; Od 90% - bdb</w:t>
+              <w:t>kolokwium końcowe; raport z wykonanego zadania</w:t>
             </w:r>
           </w:p>
         </w:tc>
@@ -34827,7 +34509,7 @@
                 <w:i w:val="0"/>
                 <w:sz w:val="22"/>
               </w:rPr>
-              <w:t>Studium przypadków; Zadania problemowe; Kryteria oceny; Kolokwium pisemne.; Skala ocen:; Poniżej 50% - ndst; Od 50% - dst; Od 60% - dst+; Od 70% - db; Od 80% - db+; Od 90% - bdb; Skala ocen:; Poniżej 50% - ndst; Od 50% - dst; Od 60% - dst+; Od 70% - db; Od 80% - db+; Od 90% - bdb</w:t>
+              <w:t>kolokwium końcowe; raport z wykonanego zadania</w:t>
             </w:r>
           </w:p>
         </w:tc>
@@ -34885,7 +34567,7 @@
                 <w:i w:val="0"/>
                 <w:sz w:val="22"/>
               </w:rPr>
-              <w:t>Studium przypadków; Zadania problemowe; Kryteria oceny; Kolokwium pisemne.; Skala ocen:; Poniżej 50% - ndst; Od 50% - dst; Od 60% - dst+; Od 70% - db; Od 80% - db+; Od 90% - bdb; Skala ocen:; Poniżej 50% - ndst; Od 50% - dst; Od 60% - dst+; Od 70% - db; Od 80% - db+; Od 90% - bdb</w:t>
+              <w:t>kolokwium końcowe; raport z wykonanego zadania</w:t>
             </w:r>
           </w:p>
         </w:tc>
@@ -34943,7 +34625,7 @@
                 <w:i w:val="0"/>
                 <w:sz w:val="22"/>
               </w:rPr>
-              <w:t>Studium przypadków; Zadania problemowe; Kryteria oceny; Kolokwium pisemne.; Skala ocen:; Poniżej 50% - ndst; Od 50% - dst; Od 60% - dst+; Od 70% - db; Od 80% - db+; Od 90% - bdb; Skala ocen:; Poniżej 50% - ndst; Od 50% - dst; Od 60% - dst+; Od 70% - db; Od 80% - db+; Od 90% - bdb</w:t>
+              <w:t>kolokwium końcowe; raport z wykonanego zadania</w:t>
             </w:r>
           </w:p>
         </w:tc>
@@ -35001,7 +34683,7 @@
                 <w:i w:val="0"/>
                 <w:sz w:val="22"/>
               </w:rPr>
-              <w:t>Studium przypadków; Zadania problemowe; Kryteria oceny; Kolokwium pisemne.; Skala ocen:; Poniżej 50% - ndst; Od 50% - dst; Od 60% - dst+; Od 70% - db; Od 80% - db+; Od 90% - bdb; Skala ocen:; Poniżej 50% - ndst; Od 50% - dst; Od 60% - dst+; Od 70% - db; Od 80% - db+; Od 90% - bdb</w:t>
+              <w:t>kolokwium końcowe; raport z wykonanego zadania</w:t>
             </w:r>
           </w:p>
         </w:tc>
@@ -35059,7 +34741,7 @@
                 <w:i w:val="0"/>
                 <w:sz w:val="22"/>
               </w:rPr>
-              <w:t>Studium przypadków; Zadania problemowe; Kryteria oceny; Kolokwium pisemne.; Skala ocen:; Poniżej 50% - ndst; Od 50% - dst; Od 60% - dst+; Od 70% - db; Od 80% - db+; Od 90% - bdb; Skala ocen:; Poniżej 50% - ndst; Od 50% - dst; Od 60% - dst+; Od 70% - db; Od 80% - db+; Od 90% - bdb</w:t>
+              <w:t>kolokwium końcowe; raport z wykonanego zadania</w:t>
             </w:r>
           </w:p>
         </w:tc>
@@ -35117,7 +34799,7 @@
                 <w:i w:val="0"/>
                 <w:sz w:val="22"/>
               </w:rPr>
-              <w:t>Studium przypadków; Zadania problemowe; Kryteria oceny; Kolokwium pisemne.; Skala ocen:; Poniżej 50% - ndst; Od 50% - dst; Od 60% - dst+; Od 70% - db; Od 80% - db+; Od 90% - bdb; Skala ocen:; Poniżej 50% - ndst; Od 50% - dst; Od 60% - dst+; Od 70% - db; Od 80% - db+; Od 90% - bdb</w:t>
+              <w:t>kolokwium końcowe; raport z wykonanego zadania</w:t>
             </w:r>
           </w:p>
         </w:tc>
@@ -35175,7 +34857,7 @@
                 <w:i w:val="0"/>
                 <w:sz w:val="22"/>
               </w:rPr>
-              <w:t>Studium przypadków; Zadania problemowe; Kryteria oceny; Kolokwium pisemne.; Skala ocen:; Poniżej 50% - ndst; Od 50% - dst; Od 60% - dst+; Od 70% - db; Od 80% - db+; Od 90% - bdb; Skala ocen:; Poniżej 50% - ndst; Od 50% - dst; Od 60% - dst+; Od 70% - db; Od 80% - db+; Od 90% - bdb</w:t>
+              <w:t>kolokwium końcowe; raport z wykonanego zadania</w:t>
             </w:r>
           </w:p>
         </w:tc>
@@ -35233,7 +34915,7 @@
                 <w:i w:val="0"/>
                 <w:sz w:val="22"/>
               </w:rPr>
-              <w:t>Studium przypadków; Zadania problemowe; Kryteria oceny; Kolokwium pisemne.; Skala ocen:; Poniżej 50% - ndst; Od 50% - dst; Od 60% - dst+; Od 70% - db; Od 80% - db+; Od 90% - bdb; Skala ocen:; Poniżej 50% - ndst; Od 50% - dst; Od 60% - dst+; Od 70% - db; Od 80% - db+; Od 90% - bdb</w:t>
+              <w:t>kolokwium końcowe; raport z wykonanego zadania</w:t>
             </w:r>
           </w:p>
         </w:tc>
@@ -35291,7 +34973,7 @@
                 <w:i w:val="0"/>
                 <w:sz w:val="22"/>
               </w:rPr>
-              <w:t>Studium przypadków; Zadania problemowe; Kryteria oceny; Kolokwium pisemne.; Skala ocen:; Poniżej 50% - ndst; Od 50% - dst; Od 60% - dst+; Od 70% - db; Od 80% - db+; Od 90% - bdb; Skala ocen:; Poniżej 50% - ndst; Od 50% - dst; Od 60% - dst+; Od 70% - db; Od 80% - db+; Od 90% - bdb</w:t>
+              <w:t>kolokwium końcowe; raport z wykonanego zadania</w:t>
             </w:r>
           </w:p>
         </w:tc>
@@ -35349,7 +35031,7 @@
                 <w:i w:val="0"/>
                 <w:sz w:val="22"/>
               </w:rPr>
-              <w:t>Studium przypadków; Zadania problemowe; Kryteria oceny; Kolokwium pisemne.; Skala ocen:; Poniżej 50% - ndst; Od 50% - dst; Od 60% - dst+; Od 70% - db; Od 80% - db+; Od 90% - bdb; Skala ocen:; Poniżej 50% - ndst; Od 50% - dst; Od 60% - dst+; Od 70% - db; Od 80% - db+; Od 90% - bdb</w:t>
+              <w:t>kolokwium końcowe; raport z wykonanego zadania</w:t>
             </w:r>
           </w:p>
         </w:tc>
@@ -35511,121 +35193,121 @@
                 <w:i w:val="0"/>
                 <w:sz w:val="22"/>
               </w:rPr>
-              <w:t>Studium przypadków; Zadania problemowe; Kryteria oceny; Kolokwium pisemne.; Skala ocen:; Poniżej 50% - ndst; Od 50% - dst; Od 60% - dst+; Od 70% - db; Od 80% - db+; Od 90% - bdb; Skala ocen:; Poniżej 50% - ndst; Od 50% - dst; Od 60% - dst+; Od 70% - db; Od 80% - db+; Od 90% - bdb</w:t>
-            </w:r>
-          </w:p>
-        </w:tc>
-      </w:tr>
-      <w:tr>
-        <w:tc>
-          <w:tcPr>
-            <w:tcW w:type="dxa" w:w="3324"/>
-          </w:tcPr>
-          <w:p>
-            <w:pPr>
-              <w:spacing w:before="20" w:after="20"/>
-            </w:pPr>
-            <w:r>
-              <w:rPr>
-                <w:rFonts w:ascii="Aptos" w:hAnsi="Aptos"/>
-                <w:b w:val="0"/>
-                <w:i w:val="0"/>
-                <w:sz w:val="22"/>
-              </w:rPr>
-            </w:r>
-          </w:p>
-        </w:tc>
-        <w:tc>
-          <w:tcPr>
-            <w:tcW w:type="dxa" w:w="3324"/>
-          </w:tcPr>
-          <w:p>
-            <w:pPr>
-              <w:spacing w:before="20" w:after="20"/>
-            </w:pPr>
-            <w:r>
-              <w:rPr>
-                <w:rFonts w:ascii="Aptos" w:hAnsi="Aptos"/>
-                <w:b w:val="0"/>
-                <w:i w:val="0"/>
-                <w:sz w:val="22"/>
-              </w:rPr>
-            </w:r>
-          </w:p>
-        </w:tc>
-        <w:tc>
-          <w:tcPr>
-            <w:tcW w:type="dxa" w:w="3324"/>
-          </w:tcPr>
-          <w:p>
-            <w:pPr>
-              <w:spacing w:before="20" w:after="20"/>
-            </w:pPr>
-            <w:r>
-              <w:rPr>
-                <w:rFonts w:ascii="Aptos" w:hAnsi="Aptos"/>
-                <w:b w:val="0"/>
-                <w:i w:val="0"/>
-                <w:sz w:val="22"/>
-              </w:rPr>
-              <w:t>Studium przypadków; Zadania problemowe; Kryteria oceny; Kolokwium pisemne.; Skala ocen:; Poniżej 50% - ndst; Od 50% - dst; Od 60% - dst+; Od 70% - db; Od 80% - db+; Od 90% - bdb; Skala ocen:; Poniżej 50% - ndst; Od 50% - dst; Od 60% - dst+; Od 70% - db; Od 80% - db+; Od 90% - bdb</w:t>
-            </w:r>
-          </w:p>
-        </w:tc>
-      </w:tr>
-      <w:tr>
-        <w:tc>
-          <w:tcPr>
-            <w:tcW w:type="dxa" w:w="3324"/>
-          </w:tcPr>
-          <w:p>
-            <w:pPr>
-              <w:spacing w:before="20" w:after="20"/>
-            </w:pPr>
-            <w:r>
-              <w:rPr>
-                <w:rFonts w:ascii="Aptos" w:hAnsi="Aptos"/>
-                <w:b w:val="0"/>
-                <w:i w:val="0"/>
-                <w:sz w:val="22"/>
-              </w:rPr>
-            </w:r>
-          </w:p>
-        </w:tc>
-        <w:tc>
-          <w:tcPr>
-            <w:tcW w:type="dxa" w:w="3324"/>
-          </w:tcPr>
-          <w:p>
-            <w:pPr>
-              <w:spacing w:before="20" w:after="20"/>
-            </w:pPr>
-            <w:r>
-              <w:rPr>
-                <w:rFonts w:ascii="Aptos" w:hAnsi="Aptos"/>
-                <w:b w:val="0"/>
-                <w:i w:val="0"/>
-                <w:sz w:val="22"/>
-              </w:rPr>
-            </w:r>
-          </w:p>
-        </w:tc>
-        <w:tc>
-          <w:tcPr>
-            <w:tcW w:type="dxa" w:w="3324"/>
-          </w:tcPr>
-          <w:p>
-            <w:pPr>
-              <w:spacing w:before="20" w:after="20"/>
-            </w:pPr>
-            <w:r>
-              <w:rPr>
-                <w:rFonts w:ascii="Aptos" w:hAnsi="Aptos"/>
-                <w:b w:val="0"/>
-                <w:i w:val="0"/>
-                <w:sz w:val="22"/>
-              </w:rPr>
-              <w:t>Studium przypadków; Zadania problemowe; Kryteria oceny; Kolokwium pisemne.; Skala ocen:; Poniżej 50% - ndst; Od 50% - dst; Od 60% - dst+; Od 70% - db; Od 80% - db+; Od 90% - bdb; Skala ocen:; Poniżej 50% - ndst; Od 50% - dst; Od 60% - dst+; Od 70% - db; Od 80% - db+; Od 90% - bdb</w:t>
+              <w:t>kolokwium końcowe; raport z wykonanego zadania</w:t>
+            </w:r>
+          </w:p>
+        </w:tc>
+      </w:tr>
+      <w:tr>
+        <w:tc>
+          <w:tcPr>
+            <w:tcW w:type="dxa" w:w="3324"/>
+          </w:tcPr>
+          <w:p>
+            <w:pPr>
+              <w:spacing w:before="20" w:after="20"/>
+            </w:pPr>
+            <w:r>
+              <w:rPr>
+                <w:rFonts w:ascii="Aptos" w:hAnsi="Aptos"/>
+                <w:b w:val="0"/>
+                <w:i w:val="0"/>
+                <w:sz w:val="22"/>
+              </w:rPr>
+            </w:r>
+          </w:p>
+        </w:tc>
+        <w:tc>
+          <w:tcPr>
+            <w:tcW w:type="dxa" w:w="3324"/>
+          </w:tcPr>
+          <w:p>
+            <w:pPr>
+              <w:spacing w:before="20" w:after="20"/>
+            </w:pPr>
+            <w:r>
+              <w:rPr>
+                <w:rFonts w:ascii="Aptos" w:hAnsi="Aptos"/>
+                <w:b w:val="0"/>
+                <w:i w:val="0"/>
+                <w:sz w:val="22"/>
+              </w:rPr>
+            </w:r>
+          </w:p>
+        </w:tc>
+        <w:tc>
+          <w:tcPr>
+            <w:tcW w:type="dxa" w:w="3324"/>
+          </w:tcPr>
+          <w:p>
+            <w:pPr>
+              <w:spacing w:before="20" w:after="20"/>
+            </w:pPr>
+            <w:r>
+              <w:rPr>
+                <w:rFonts w:ascii="Aptos" w:hAnsi="Aptos"/>
+                <w:b w:val="0"/>
+                <w:i w:val="0"/>
+                <w:sz w:val="22"/>
+              </w:rPr>
+              <w:t>kolokwium końcowe; raport z wykonanego zadania</w:t>
+            </w:r>
+          </w:p>
+        </w:tc>
+      </w:tr>
+      <w:tr>
+        <w:tc>
+          <w:tcPr>
+            <w:tcW w:type="dxa" w:w="3324"/>
+          </w:tcPr>
+          <w:p>
+            <w:pPr>
+              <w:spacing w:before="20" w:after="20"/>
+            </w:pPr>
+            <w:r>
+              <w:rPr>
+                <w:rFonts w:ascii="Aptos" w:hAnsi="Aptos"/>
+                <w:b w:val="0"/>
+                <w:i w:val="0"/>
+                <w:sz w:val="22"/>
+              </w:rPr>
+            </w:r>
+          </w:p>
+        </w:tc>
+        <w:tc>
+          <w:tcPr>
+            <w:tcW w:type="dxa" w:w="3324"/>
+          </w:tcPr>
+          <w:p>
+            <w:pPr>
+              <w:spacing w:before="20" w:after="20"/>
+            </w:pPr>
+            <w:r>
+              <w:rPr>
+                <w:rFonts w:ascii="Aptos" w:hAnsi="Aptos"/>
+                <w:b w:val="0"/>
+                <w:i w:val="0"/>
+                <w:sz w:val="22"/>
+              </w:rPr>
+            </w:r>
+          </w:p>
+        </w:tc>
+        <w:tc>
+          <w:tcPr>
+            <w:tcW w:type="dxa" w:w="3324"/>
+          </w:tcPr>
+          <w:p>
+            <w:pPr>
+              <w:spacing w:before="20" w:after="20"/>
+            </w:pPr>
+            <w:r>
+              <w:rPr>
+                <w:rFonts w:ascii="Aptos" w:hAnsi="Aptos"/>
+                <w:b w:val="0"/>
+                <w:i w:val="0"/>
+                <w:sz w:val="22"/>
+              </w:rPr>
+              <w:t>kolokwium końcowe; raport z wykonanego zadania</w:t>
             </w:r>
           </w:p>
         </w:tc>

--- a/public/assets/files/niestacjonarne/TBS.docx
+++ b/public/assets/files/niestacjonarne/TBS.docx
@@ -1866,14 +1866,13 @@
       </w:tblPr>
       <w:tblGrid>
         <w:gridCol w:w="680"/>
-        <w:gridCol w:w="4536"/>
-        <w:gridCol w:w="4252"/>
+        <w:gridCol w:w="8788"/>
       </w:tblGrid>
       <w:tr>
         <w:tc>
           <w:tcPr>
             <w:tcW w:type="dxa" w:w="9468"/>
-            <w:gridSpan w:val="3"/>
+            <w:gridSpan w:val="2"/>
             <w:shd w:val="clear" w:color="auto" w:fill="D9D9D9"/>
           </w:tcPr>
           <w:p>
@@ -1915,7 +1914,7 @@
         </w:tc>
         <w:tc>
           <w:tcPr>
-            <w:tcW w:type="dxa" w:w="4536"/>
+            <w:tcW w:type="dxa" w:w="8788"/>
             <w:shd w:val="clear" w:color="auto" w:fill="D9D9D9"/>
           </w:tcPr>
           <w:p>
@@ -1929,27 +1928,7 @@
                 <w:i w:val="0"/>
                 <w:sz w:val="16"/>
               </w:rPr>
-              <w:t>Wykład</w:t>
-            </w:r>
-          </w:p>
-        </w:tc>
-        <w:tc>
-          <w:tcPr>
-            <w:tcW w:type="dxa" w:w="4252"/>
-            <w:shd w:val="clear" w:color="auto" w:fill="D9D9D9"/>
-          </w:tcPr>
-          <w:p>
-            <w:pPr>
-              <w:spacing w:before="20" w:after="20"/>
-            </w:pPr>
-            <w:r>
-              <w:rPr>
-                <w:rFonts w:ascii="Aptos" w:hAnsi="Aptos"/>
-                <w:b/>
-                <w:i w:val="0"/>
-                <w:sz w:val="16"/>
-              </w:rPr>
-              <w:t>Ćwiczenia / Laboratorium / Pracownia</w:t>
+              <w:t>Treści programowe</w:t>
             </w:r>
           </w:p>
         </w:tc>
@@ -1976,7 +1955,7 @@
         </w:tc>
         <w:tc>
           <w:tcPr>
-            <w:tcW w:type="dxa" w:w="4536"/>
+            <w:tcW w:type="dxa" w:w="8788"/>
           </w:tcPr>
           <w:p>
             <w:pPr>
@@ -1990,24 +1969,6 @@
                 <w:sz w:val="22"/>
               </w:rPr>
               <w:t>1. Wprowadzenie do testowania bezpieczeństwa</w:t>
-            </w:r>
-          </w:p>
-        </w:tc>
-        <w:tc>
-          <w:tcPr>
-            <w:tcW w:type="dxa" w:w="4252"/>
-          </w:tcPr>
-          <w:p>
-            <w:pPr>
-              <w:spacing w:before="20" w:after="20"/>
-            </w:pPr>
-            <w:r>
-              <w:rPr>
-                <w:rFonts w:ascii="Aptos" w:hAnsi="Aptos"/>
-                <w:b w:val="0"/>
-                <w:i w:val="0"/>
-                <w:sz w:val="22"/>
-              </w:rPr>
             </w:r>
           </w:p>
         </w:tc>
@@ -2034,7 +1995,7 @@
         </w:tc>
         <w:tc>
           <w:tcPr>
-            <w:tcW w:type="dxa" w:w="4536"/>
+            <w:tcW w:type="dxa" w:w="8788"/>
           </w:tcPr>
           <w:p>
             <w:pPr>
@@ -2048,24 +2009,6 @@
                 <w:sz w:val="22"/>
               </w:rPr>
               <w:t>Cel i znaczenie testowania bezpieczeństwa.</w:t>
-            </w:r>
-          </w:p>
-        </w:tc>
-        <w:tc>
-          <w:tcPr>
-            <w:tcW w:type="dxa" w:w="4252"/>
-          </w:tcPr>
-          <w:p>
-            <w:pPr>
-              <w:spacing w:before="20" w:after="20"/>
-            </w:pPr>
-            <w:r>
-              <w:rPr>
-                <w:rFonts w:ascii="Aptos" w:hAnsi="Aptos"/>
-                <w:b w:val="0"/>
-                <w:i w:val="0"/>
-                <w:sz w:val="22"/>
-              </w:rPr>
             </w:r>
           </w:p>
         </w:tc>
@@ -2092,7 +2035,7 @@
         </w:tc>
         <w:tc>
           <w:tcPr>
-            <w:tcW w:type="dxa" w:w="4536"/>
+            <w:tcW w:type="dxa" w:w="8788"/>
           </w:tcPr>
           <w:p>
             <w:pPr>
@@ -2106,24 +2049,6 @@
                 <w:sz w:val="22"/>
               </w:rPr>
               <w:t>2. Metodologia testów penetracyjnych</w:t>
-            </w:r>
-          </w:p>
-        </w:tc>
-        <w:tc>
-          <w:tcPr>
-            <w:tcW w:type="dxa" w:w="4252"/>
-          </w:tcPr>
-          <w:p>
-            <w:pPr>
-              <w:spacing w:before="20" w:after="20"/>
-            </w:pPr>
-            <w:r>
-              <w:rPr>
-                <w:rFonts w:ascii="Aptos" w:hAnsi="Aptos"/>
-                <w:b w:val="0"/>
-                <w:i w:val="0"/>
-                <w:sz w:val="22"/>
-              </w:rPr>
             </w:r>
           </w:p>
         </w:tc>
@@ -2150,7 +2075,7 @@
         </w:tc>
         <w:tc>
           <w:tcPr>
-            <w:tcW w:type="dxa" w:w="4536"/>
+            <w:tcW w:type="dxa" w:w="8788"/>
           </w:tcPr>
           <w:p>
             <w:pPr>
@@ -2164,24 +2089,6 @@
                 <w:sz w:val="22"/>
               </w:rPr>
               <w:t>Definicja testów penetracyjnych.</w:t>
-            </w:r>
-          </w:p>
-        </w:tc>
-        <w:tc>
-          <w:tcPr>
-            <w:tcW w:type="dxa" w:w="4252"/>
-          </w:tcPr>
-          <w:p>
-            <w:pPr>
-              <w:spacing w:before="20" w:after="20"/>
-            </w:pPr>
-            <w:r>
-              <w:rPr>
-                <w:rFonts w:ascii="Aptos" w:hAnsi="Aptos"/>
-                <w:b w:val="0"/>
-                <w:i w:val="0"/>
-                <w:sz w:val="22"/>
-              </w:rPr>
             </w:r>
           </w:p>
         </w:tc>
@@ -2208,7 +2115,7 @@
         </w:tc>
         <w:tc>
           <w:tcPr>
-            <w:tcW w:type="dxa" w:w="4536"/>
+            <w:tcW w:type="dxa" w:w="8788"/>
           </w:tcPr>
           <w:p>
             <w:pPr>
@@ -2222,24 +2129,6 @@
                 <w:sz w:val="22"/>
               </w:rPr>
               <w:t>Różne podejścia i metodologie.</w:t>
-            </w:r>
-          </w:p>
-        </w:tc>
-        <w:tc>
-          <w:tcPr>
-            <w:tcW w:type="dxa" w:w="4252"/>
-          </w:tcPr>
-          <w:p>
-            <w:pPr>
-              <w:spacing w:before="20" w:after="20"/>
-            </w:pPr>
-            <w:r>
-              <w:rPr>
-                <w:rFonts w:ascii="Aptos" w:hAnsi="Aptos"/>
-                <w:b w:val="0"/>
-                <w:i w:val="0"/>
-                <w:sz w:val="22"/>
-              </w:rPr>
             </w:r>
           </w:p>
         </w:tc>
@@ -2266,7 +2155,7 @@
         </w:tc>
         <w:tc>
           <w:tcPr>
-            <w:tcW w:type="dxa" w:w="4536"/>
+            <w:tcW w:type="dxa" w:w="8788"/>
           </w:tcPr>
           <w:p>
             <w:pPr>
@@ -2280,24 +2169,6 @@
                 <w:sz w:val="22"/>
               </w:rPr>
               <w:t>Etapy testów penetracyjnych: rozpoznanie, skanowanie, uzyskiwanie dostępu, utrzymanie dostępu, analiza i raportowanie.</w:t>
-            </w:r>
-          </w:p>
-        </w:tc>
-        <w:tc>
-          <w:tcPr>
-            <w:tcW w:type="dxa" w:w="4252"/>
-          </w:tcPr>
-          <w:p>
-            <w:pPr>
-              <w:spacing w:before="20" w:after="20"/>
-            </w:pPr>
-            <w:r>
-              <w:rPr>
-                <w:rFonts w:ascii="Aptos" w:hAnsi="Aptos"/>
-                <w:b w:val="0"/>
-                <w:i w:val="0"/>
-                <w:sz w:val="22"/>
-              </w:rPr>
             </w:r>
           </w:p>
         </w:tc>
@@ -2324,7 +2195,7 @@
         </w:tc>
         <w:tc>
           <w:tcPr>
-            <w:tcW w:type="dxa" w:w="4536"/>
+            <w:tcW w:type="dxa" w:w="8788"/>
           </w:tcPr>
           <w:p>
             <w:pPr>
@@ -2338,24 +2209,6 @@
                 <w:sz w:val="22"/>
               </w:rPr>
               <w:t>Ćwiczenia praktyczne: Rozpoznanie i skanowanie w rzeczywistych scenariuszach.</w:t>
-            </w:r>
-          </w:p>
-        </w:tc>
-        <w:tc>
-          <w:tcPr>
-            <w:tcW w:type="dxa" w:w="4252"/>
-          </w:tcPr>
-          <w:p>
-            <w:pPr>
-              <w:spacing w:before="20" w:after="20"/>
-            </w:pPr>
-            <w:r>
-              <w:rPr>
-                <w:rFonts w:ascii="Aptos" w:hAnsi="Aptos"/>
-                <w:b w:val="0"/>
-                <w:i w:val="0"/>
-                <w:sz w:val="22"/>
-              </w:rPr>
             </w:r>
           </w:p>
         </w:tc>
@@ -2382,7 +2235,7 @@
         </w:tc>
         <w:tc>
           <w:tcPr>
-            <w:tcW w:type="dxa" w:w="4536"/>
+            <w:tcW w:type="dxa" w:w="8788"/>
           </w:tcPr>
           <w:p>
             <w:pPr>
@@ -2396,24 +2249,6 @@
                 <w:sz w:val="22"/>
               </w:rPr>
               <w:t>3. Metasploit</w:t>
-            </w:r>
-          </w:p>
-        </w:tc>
-        <w:tc>
-          <w:tcPr>
-            <w:tcW w:type="dxa" w:w="4252"/>
-          </w:tcPr>
-          <w:p>
-            <w:pPr>
-              <w:spacing w:before="20" w:after="20"/>
-            </w:pPr>
-            <w:r>
-              <w:rPr>
-                <w:rFonts w:ascii="Aptos" w:hAnsi="Aptos"/>
-                <w:b w:val="0"/>
-                <w:i w:val="0"/>
-                <w:sz w:val="22"/>
-              </w:rPr>
             </w:r>
           </w:p>
         </w:tc>
@@ -2440,7 +2275,7 @@
         </w:tc>
         <w:tc>
           <w:tcPr>
-            <w:tcW w:type="dxa" w:w="4536"/>
+            <w:tcW w:type="dxa" w:w="8788"/>
           </w:tcPr>
           <w:p>
             <w:pPr>
@@ -2454,24 +2289,6 @@
                 <w:sz w:val="22"/>
               </w:rPr>
               <w:t>Wprowadzenie do narzędzia Metasploit.</w:t>
-            </w:r>
-          </w:p>
-        </w:tc>
-        <w:tc>
-          <w:tcPr>
-            <w:tcW w:type="dxa" w:w="4252"/>
-          </w:tcPr>
-          <w:p>
-            <w:pPr>
-              <w:spacing w:before="20" w:after="20"/>
-            </w:pPr>
-            <w:r>
-              <w:rPr>
-                <w:rFonts w:ascii="Aptos" w:hAnsi="Aptos"/>
-                <w:b w:val="0"/>
-                <w:i w:val="0"/>
-                <w:sz w:val="22"/>
-              </w:rPr>
             </w:r>
           </w:p>
         </w:tc>
@@ -2498,7 +2315,7 @@
         </w:tc>
         <w:tc>
           <w:tcPr>
-            <w:tcW w:type="dxa" w:w="4536"/>
+            <w:tcW w:type="dxa" w:w="8788"/>
           </w:tcPr>
           <w:p>
             <w:pPr>
@@ -2512,24 +2329,6 @@
                 <w:sz w:val="22"/>
               </w:rPr>
               <w:t>Konfiguracja i podstawowe funkcje.</w:t>
-            </w:r>
-          </w:p>
-        </w:tc>
-        <w:tc>
-          <w:tcPr>
-            <w:tcW w:type="dxa" w:w="4252"/>
-          </w:tcPr>
-          <w:p>
-            <w:pPr>
-              <w:spacing w:before="20" w:after="20"/>
-            </w:pPr>
-            <w:r>
-              <w:rPr>
-                <w:rFonts w:ascii="Aptos" w:hAnsi="Aptos"/>
-                <w:b w:val="0"/>
-                <w:i w:val="0"/>
-                <w:sz w:val="22"/>
-              </w:rPr>
             </w:r>
           </w:p>
         </w:tc>
@@ -2556,7 +2355,7 @@
         </w:tc>
         <w:tc>
           <w:tcPr>
-            <w:tcW w:type="dxa" w:w="4536"/>
+            <w:tcW w:type="dxa" w:w="8788"/>
           </w:tcPr>
           <w:p>
             <w:pPr>
@@ -2570,24 +2369,6 @@
                 <w:sz w:val="22"/>
               </w:rPr>
               <w:t>Przykłady wykorzystania Metasploit do testów penetracyjnych.</w:t>
-            </w:r>
-          </w:p>
-        </w:tc>
-        <w:tc>
-          <w:tcPr>
-            <w:tcW w:type="dxa" w:w="4252"/>
-          </w:tcPr>
-          <w:p>
-            <w:pPr>
-              <w:spacing w:before="20" w:after="20"/>
-            </w:pPr>
-            <w:r>
-              <w:rPr>
-                <w:rFonts w:ascii="Aptos" w:hAnsi="Aptos"/>
-                <w:b w:val="0"/>
-                <w:i w:val="0"/>
-                <w:sz w:val="22"/>
-              </w:rPr>
             </w:r>
           </w:p>
         </w:tc>
@@ -2614,7 +2395,7 @@
         </w:tc>
         <w:tc>
           <w:tcPr>
-            <w:tcW w:type="dxa" w:w="4536"/>
+            <w:tcW w:type="dxa" w:w="8788"/>
           </w:tcPr>
           <w:p>
             <w:pPr>
@@ -2628,24 +2409,6 @@
                 <w:sz w:val="22"/>
               </w:rPr>
               <w:t>Ćwiczenia praktyczne: Wykorzystanie Metasploit do eksploatacji luk w zabezpieczeniach.</w:t>
-            </w:r>
-          </w:p>
-        </w:tc>
-        <w:tc>
-          <w:tcPr>
-            <w:tcW w:type="dxa" w:w="4252"/>
-          </w:tcPr>
-          <w:p>
-            <w:pPr>
-              <w:spacing w:before="20" w:after="20"/>
-            </w:pPr>
-            <w:r>
-              <w:rPr>
-                <w:rFonts w:ascii="Aptos" w:hAnsi="Aptos"/>
-                <w:b w:val="0"/>
-                <w:i w:val="0"/>
-                <w:sz w:val="22"/>
-              </w:rPr>
             </w:r>
           </w:p>
         </w:tc>
@@ -2672,7 +2435,7 @@
         </w:tc>
         <w:tc>
           <w:tcPr>
-            <w:tcW w:type="dxa" w:w="4536"/>
+            <w:tcW w:type="dxa" w:w="8788"/>
           </w:tcPr>
           <w:p>
             <w:pPr>
@@ -2686,24 +2449,6 @@
                 <w:sz w:val="22"/>
               </w:rPr>
               <w:t>4. Bezpieczeństwo aplikacji webowych</w:t>
-            </w:r>
-          </w:p>
-        </w:tc>
-        <w:tc>
-          <w:tcPr>
-            <w:tcW w:type="dxa" w:w="4252"/>
-          </w:tcPr>
-          <w:p>
-            <w:pPr>
-              <w:spacing w:before="20" w:after="20"/>
-            </w:pPr>
-            <w:r>
-              <w:rPr>
-                <w:rFonts w:ascii="Aptos" w:hAnsi="Aptos"/>
-                <w:b w:val="0"/>
-                <w:i w:val="0"/>
-                <w:sz w:val="22"/>
-              </w:rPr>
             </w:r>
           </w:p>
         </w:tc>
@@ -2730,7 +2475,7 @@
         </w:tc>
         <w:tc>
           <w:tcPr>
-            <w:tcW w:type="dxa" w:w="4536"/>
+            <w:tcW w:type="dxa" w:w="8788"/>
           </w:tcPr>
           <w:p>
             <w:pPr>
@@ -2744,24 +2489,6 @@
                 <w:sz w:val="22"/>
               </w:rPr>
               <w:t>Najczęstsze zagrożenia i luki w zabezpieczeniach aplikacji webowych.</w:t>
-            </w:r>
-          </w:p>
-        </w:tc>
-        <w:tc>
-          <w:tcPr>
-            <w:tcW w:type="dxa" w:w="4252"/>
-          </w:tcPr>
-          <w:p>
-            <w:pPr>
-              <w:spacing w:before="20" w:after="20"/>
-            </w:pPr>
-            <w:r>
-              <w:rPr>
-                <w:rFonts w:ascii="Aptos" w:hAnsi="Aptos"/>
-                <w:b w:val="0"/>
-                <w:i w:val="0"/>
-                <w:sz w:val="22"/>
-              </w:rPr>
             </w:r>
           </w:p>
         </w:tc>
@@ -2788,7 +2515,7 @@
         </w:tc>
         <w:tc>
           <w:tcPr>
-            <w:tcW w:type="dxa" w:w="4536"/>
+            <w:tcW w:type="dxa" w:w="8788"/>
           </w:tcPr>
           <w:p>
             <w:pPr>
@@ -2802,24 +2529,6 @@
                 <w:sz w:val="22"/>
               </w:rPr>
               <w:t>Przykłady ataków i ich skutki.</w:t>
-            </w:r>
-          </w:p>
-        </w:tc>
-        <w:tc>
-          <w:tcPr>
-            <w:tcW w:type="dxa" w:w="4252"/>
-          </w:tcPr>
-          <w:p>
-            <w:pPr>
-              <w:spacing w:before="20" w:after="20"/>
-            </w:pPr>
-            <w:r>
-              <w:rPr>
-                <w:rFonts w:ascii="Aptos" w:hAnsi="Aptos"/>
-                <w:b w:val="0"/>
-                <w:i w:val="0"/>
-                <w:sz w:val="22"/>
-              </w:rPr>
             </w:r>
           </w:p>
         </w:tc>
@@ -2846,7 +2555,7 @@
         </w:tc>
         <w:tc>
           <w:tcPr>
-            <w:tcW w:type="dxa" w:w="4536"/>
+            <w:tcW w:type="dxa" w:w="8788"/>
           </w:tcPr>
           <w:p>
             <w:pPr>
@@ -2860,24 +2569,6 @@
                 <w:sz w:val="22"/>
               </w:rPr>
               <w:t>Techniki zabezpieczania aplikacji webowych.</w:t>
-            </w:r>
-          </w:p>
-        </w:tc>
-        <w:tc>
-          <w:tcPr>
-            <w:tcW w:type="dxa" w:w="4252"/>
-          </w:tcPr>
-          <w:p>
-            <w:pPr>
-              <w:spacing w:before="20" w:after="20"/>
-            </w:pPr>
-            <w:r>
-              <w:rPr>
-                <w:rFonts w:ascii="Aptos" w:hAnsi="Aptos"/>
-                <w:b w:val="0"/>
-                <w:i w:val="0"/>
-                <w:sz w:val="22"/>
-              </w:rPr>
             </w:r>
           </w:p>
         </w:tc>
@@ -2904,7 +2595,7 @@
         </w:tc>
         <w:tc>
           <w:tcPr>
-            <w:tcW w:type="dxa" w:w="4536"/>
+            <w:tcW w:type="dxa" w:w="8788"/>
           </w:tcPr>
           <w:p>
             <w:pPr>
@@ -2918,24 +2609,6 @@
                 <w:sz w:val="22"/>
               </w:rPr>
               <w:t>Ćwiczenia praktyczne: Symulacja ataków na aplikacje webowe i implementacja zabezpieczeń.</w:t>
-            </w:r>
-          </w:p>
-        </w:tc>
-        <w:tc>
-          <w:tcPr>
-            <w:tcW w:type="dxa" w:w="4252"/>
-          </w:tcPr>
-          <w:p>
-            <w:pPr>
-              <w:spacing w:before="20" w:after="20"/>
-            </w:pPr>
-            <w:r>
-              <w:rPr>
-                <w:rFonts w:ascii="Aptos" w:hAnsi="Aptos"/>
-                <w:b w:val="0"/>
-                <w:i w:val="0"/>
-                <w:sz w:val="22"/>
-              </w:rPr>
             </w:r>
           </w:p>
         </w:tc>
@@ -2962,7 +2635,7 @@
         </w:tc>
         <w:tc>
           <w:tcPr>
-            <w:tcW w:type="dxa" w:w="4536"/>
+            <w:tcW w:type="dxa" w:w="8788"/>
           </w:tcPr>
           <w:p>
             <w:pPr>
@@ -2976,24 +2649,6 @@
                 <w:sz w:val="22"/>
               </w:rPr>
               <w:t>5. Kontrola dostępu do funkcji i danych</w:t>
-            </w:r>
-          </w:p>
-        </w:tc>
-        <w:tc>
-          <w:tcPr>
-            <w:tcW w:type="dxa" w:w="4252"/>
-          </w:tcPr>
-          <w:p>
-            <w:pPr>
-              <w:spacing w:before="20" w:after="20"/>
-            </w:pPr>
-            <w:r>
-              <w:rPr>
-                <w:rFonts w:ascii="Aptos" w:hAnsi="Aptos"/>
-                <w:b w:val="0"/>
-                <w:i w:val="0"/>
-                <w:sz w:val="22"/>
-              </w:rPr>
             </w:r>
           </w:p>
         </w:tc>
@@ -3020,7 +2675,7 @@
         </w:tc>
         <w:tc>
           <w:tcPr>
-            <w:tcW w:type="dxa" w:w="4536"/>
+            <w:tcW w:type="dxa" w:w="8788"/>
           </w:tcPr>
           <w:p>
             <w:pPr>
@@ -3034,24 +2689,6 @@
                 <w:sz w:val="22"/>
               </w:rPr>
               <w:t>Definicja i znaczenie kontroli dostępu.</w:t>
-            </w:r>
-          </w:p>
-        </w:tc>
-        <w:tc>
-          <w:tcPr>
-            <w:tcW w:type="dxa" w:w="4252"/>
-          </w:tcPr>
-          <w:p>
-            <w:pPr>
-              <w:spacing w:before="20" w:after="20"/>
-            </w:pPr>
-            <w:r>
-              <w:rPr>
-                <w:rFonts w:ascii="Aptos" w:hAnsi="Aptos"/>
-                <w:b w:val="0"/>
-                <w:i w:val="0"/>
-                <w:sz w:val="22"/>
-              </w:rPr>
             </w:r>
           </w:p>
         </w:tc>
@@ -3078,7 +2715,7 @@
         </w:tc>
         <w:tc>
           <w:tcPr>
-            <w:tcW w:type="dxa" w:w="4536"/>
+            <w:tcW w:type="dxa" w:w="8788"/>
           </w:tcPr>
           <w:p>
             <w:pPr>
@@ -3092,24 +2729,6 @@
                 <w:sz w:val="22"/>
               </w:rPr>
               <w:t>Najlepsze praktyki implementacji.</w:t>
-            </w:r>
-          </w:p>
-        </w:tc>
-        <w:tc>
-          <w:tcPr>
-            <w:tcW w:type="dxa" w:w="4252"/>
-          </w:tcPr>
-          <w:p>
-            <w:pPr>
-              <w:spacing w:before="20" w:after="20"/>
-            </w:pPr>
-            <w:r>
-              <w:rPr>
-                <w:rFonts w:ascii="Aptos" w:hAnsi="Aptos"/>
-                <w:b w:val="0"/>
-                <w:i w:val="0"/>
-                <w:sz w:val="22"/>
-              </w:rPr>
             </w:r>
           </w:p>
         </w:tc>
@@ -3136,7 +2755,7 @@
         </w:tc>
         <w:tc>
           <w:tcPr>
-            <w:tcW w:type="dxa" w:w="4536"/>
+            <w:tcW w:type="dxa" w:w="8788"/>
           </w:tcPr>
           <w:p>
             <w:pPr>
@@ -3150,24 +2769,6 @@
                 <w:sz w:val="22"/>
               </w:rPr>
               <w:t>Przykłady problemów i ich rozwiązania.</w:t>
-            </w:r>
-          </w:p>
-        </w:tc>
-        <w:tc>
-          <w:tcPr>
-            <w:tcW w:type="dxa" w:w="4252"/>
-          </w:tcPr>
-          <w:p>
-            <w:pPr>
-              <w:spacing w:before="20" w:after="20"/>
-            </w:pPr>
-            <w:r>
-              <w:rPr>
-                <w:rFonts w:ascii="Aptos" w:hAnsi="Aptos"/>
-                <w:b w:val="0"/>
-                <w:i w:val="0"/>
-                <w:sz w:val="22"/>
-              </w:rPr>
             </w:r>
           </w:p>
         </w:tc>
@@ -3194,7 +2795,7 @@
         </w:tc>
         <w:tc>
           <w:tcPr>
-            <w:tcW w:type="dxa" w:w="4536"/>
+            <w:tcW w:type="dxa" w:w="8788"/>
           </w:tcPr>
           <w:p>
             <w:pPr>
@@ -3208,24 +2809,6 @@
                 <w:sz w:val="22"/>
               </w:rPr>
               <w:t>Ćwiczenia praktyczne: Implementacja mechanizmów kontroli dostępu w aplikacjach.</w:t>
-            </w:r>
-          </w:p>
-        </w:tc>
-        <w:tc>
-          <w:tcPr>
-            <w:tcW w:type="dxa" w:w="4252"/>
-          </w:tcPr>
-          <w:p>
-            <w:pPr>
-              <w:spacing w:before="20" w:after="20"/>
-            </w:pPr>
-            <w:r>
-              <w:rPr>
-                <w:rFonts w:ascii="Aptos" w:hAnsi="Aptos"/>
-                <w:b w:val="0"/>
-                <w:i w:val="0"/>
-                <w:sz w:val="22"/>
-              </w:rPr>
             </w:r>
           </w:p>
         </w:tc>
@@ -3252,7 +2835,7 @@
         </w:tc>
         <w:tc>
           <w:tcPr>
-            <w:tcW w:type="dxa" w:w="4536"/>
+            <w:tcW w:type="dxa" w:w="8788"/>
           </w:tcPr>
           <w:p>
             <w:pPr>
@@ -3266,24 +2849,6 @@
                 <w:sz w:val="22"/>
               </w:rPr>
               <w:t>6. SQL Injection</w:t>
-            </w:r>
-          </w:p>
-        </w:tc>
-        <w:tc>
-          <w:tcPr>
-            <w:tcW w:type="dxa" w:w="4252"/>
-          </w:tcPr>
-          <w:p>
-            <w:pPr>
-              <w:spacing w:before="20" w:after="20"/>
-            </w:pPr>
-            <w:r>
-              <w:rPr>
-                <w:rFonts w:ascii="Aptos" w:hAnsi="Aptos"/>
-                <w:b w:val="0"/>
-                <w:i w:val="0"/>
-                <w:sz w:val="22"/>
-              </w:rPr>
             </w:r>
           </w:p>
         </w:tc>
@@ -3310,7 +2875,7 @@
         </w:tc>
         <w:tc>
           <w:tcPr>
-            <w:tcW w:type="dxa" w:w="4536"/>
+            <w:tcW w:type="dxa" w:w="8788"/>
           </w:tcPr>
           <w:p>
             <w:pPr>
@@ -3324,24 +2889,6 @@
                 <w:sz w:val="22"/>
               </w:rPr>
               <w:t>Mechanizmy ataku SQL Injection.</w:t>
-            </w:r>
-          </w:p>
-        </w:tc>
-        <w:tc>
-          <w:tcPr>
-            <w:tcW w:type="dxa" w:w="4252"/>
-          </w:tcPr>
-          <w:p>
-            <w:pPr>
-              <w:spacing w:before="20" w:after="20"/>
-            </w:pPr>
-            <w:r>
-              <w:rPr>
-                <w:rFonts w:ascii="Aptos" w:hAnsi="Aptos"/>
-                <w:b w:val="0"/>
-                <w:i w:val="0"/>
-                <w:sz w:val="22"/>
-              </w:rPr>
             </w:r>
           </w:p>
         </w:tc>
@@ -3368,7 +2915,7 @@
         </w:tc>
         <w:tc>
           <w:tcPr>
-            <w:tcW w:type="dxa" w:w="4536"/>
+            <w:tcW w:type="dxa" w:w="8788"/>
           </w:tcPr>
           <w:p>
             <w:pPr>
@@ -3382,24 +2929,6 @@
                 <w:sz w:val="22"/>
               </w:rPr>
               <w:t>Metody identyfikacji i zabezpieczania przed SQL Injection.</w:t>
-            </w:r>
-          </w:p>
-        </w:tc>
-        <w:tc>
-          <w:tcPr>
-            <w:tcW w:type="dxa" w:w="4252"/>
-          </w:tcPr>
-          <w:p>
-            <w:pPr>
-              <w:spacing w:before="20" w:after="20"/>
-            </w:pPr>
-            <w:r>
-              <w:rPr>
-                <w:rFonts w:ascii="Aptos" w:hAnsi="Aptos"/>
-                <w:b w:val="0"/>
-                <w:i w:val="0"/>
-                <w:sz w:val="22"/>
-              </w:rPr>
             </w:r>
           </w:p>
         </w:tc>
@@ -3426,7 +2955,7 @@
         </w:tc>
         <w:tc>
           <w:tcPr>
-            <w:tcW w:type="dxa" w:w="4536"/>
+            <w:tcW w:type="dxa" w:w="8788"/>
           </w:tcPr>
           <w:p>
             <w:pPr>
@@ -3440,24 +2969,6 @@
                 <w:sz w:val="22"/>
               </w:rPr>
               <w:t>Przykłady ataków i ich skutki.</w:t>
-            </w:r>
-          </w:p>
-        </w:tc>
-        <w:tc>
-          <w:tcPr>
-            <w:tcW w:type="dxa" w:w="4252"/>
-          </w:tcPr>
-          <w:p>
-            <w:pPr>
-              <w:spacing w:before="20" w:after="20"/>
-            </w:pPr>
-            <w:r>
-              <w:rPr>
-                <w:rFonts w:ascii="Aptos" w:hAnsi="Aptos"/>
-                <w:b w:val="0"/>
-                <w:i w:val="0"/>
-                <w:sz w:val="22"/>
-              </w:rPr>
             </w:r>
           </w:p>
         </w:tc>
@@ -3484,7 +2995,7 @@
         </w:tc>
         <w:tc>
           <w:tcPr>
-            <w:tcW w:type="dxa" w:w="4536"/>
+            <w:tcW w:type="dxa" w:w="8788"/>
           </w:tcPr>
           <w:p>
             <w:pPr>
@@ -3498,24 +3009,6 @@
                 <w:sz w:val="22"/>
               </w:rPr>
               <w:t>Ćwiczenia praktyczne: Wykrywanie i naprawa luk typu SQL Injection w aplikacjach.</w:t>
-            </w:r>
-          </w:p>
-        </w:tc>
-        <w:tc>
-          <w:tcPr>
-            <w:tcW w:type="dxa" w:w="4252"/>
-          </w:tcPr>
-          <w:p>
-            <w:pPr>
-              <w:spacing w:before="20" w:after="20"/>
-            </w:pPr>
-            <w:r>
-              <w:rPr>
-                <w:rFonts w:ascii="Aptos" w:hAnsi="Aptos"/>
-                <w:b w:val="0"/>
-                <w:i w:val="0"/>
-                <w:sz w:val="22"/>
-              </w:rPr>
             </w:r>
           </w:p>
         </w:tc>
@@ -3542,7 +3035,7 @@
         </w:tc>
         <w:tc>
           <w:tcPr>
-            <w:tcW w:type="dxa" w:w="4536"/>
+            <w:tcW w:type="dxa" w:w="8788"/>
           </w:tcPr>
           <w:p>
             <w:pPr>
@@ -3556,24 +3049,6 @@
                 <w:sz w:val="22"/>
               </w:rPr>
               <w:t>7. Cross Site Scripting (XSS)</w:t>
-            </w:r>
-          </w:p>
-        </w:tc>
-        <w:tc>
-          <w:tcPr>
-            <w:tcW w:type="dxa" w:w="4252"/>
-          </w:tcPr>
-          <w:p>
-            <w:pPr>
-              <w:spacing w:before="20" w:after="20"/>
-            </w:pPr>
-            <w:r>
-              <w:rPr>
-                <w:rFonts w:ascii="Aptos" w:hAnsi="Aptos"/>
-                <w:b w:val="0"/>
-                <w:i w:val="0"/>
-                <w:sz w:val="22"/>
-              </w:rPr>
             </w:r>
           </w:p>
         </w:tc>
@@ -3600,7 +3075,7 @@
         </w:tc>
         <w:tc>
           <w:tcPr>
-            <w:tcW w:type="dxa" w:w="4536"/>
+            <w:tcW w:type="dxa" w:w="8788"/>
           </w:tcPr>
           <w:p>
             <w:pPr>
@@ -3614,24 +3089,6 @@
                 <w:sz w:val="22"/>
               </w:rPr>
               <w:t>Typy XSS: reflected, stored, DOM-based.</w:t>
-            </w:r>
-          </w:p>
-        </w:tc>
-        <w:tc>
-          <w:tcPr>
-            <w:tcW w:type="dxa" w:w="4252"/>
-          </w:tcPr>
-          <w:p>
-            <w:pPr>
-              <w:spacing w:before="20" w:after="20"/>
-            </w:pPr>
-            <w:r>
-              <w:rPr>
-                <w:rFonts w:ascii="Aptos" w:hAnsi="Aptos"/>
-                <w:b w:val="0"/>
-                <w:i w:val="0"/>
-                <w:sz w:val="22"/>
-              </w:rPr>
             </w:r>
           </w:p>
         </w:tc>
@@ -3658,7 +3115,7 @@
         </w:tc>
         <w:tc>
           <w:tcPr>
-            <w:tcW w:type="dxa" w:w="4536"/>
+            <w:tcW w:type="dxa" w:w="8788"/>
           </w:tcPr>
           <w:p>
             <w:pPr>
@@ -3672,24 +3129,6 @@
                 <w:sz w:val="22"/>
               </w:rPr>
               <w:t>Techniki wykrywania i zabezpieczania przed XSS.</w:t>
-            </w:r>
-          </w:p>
-        </w:tc>
-        <w:tc>
-          <w:tcPr>
-            <w:tcW w:type="dxa" w:w="4252"/>
-          </w:tcPr>
-          <w:p>
-            <w:pPr>
-              <w:spacing w:before="20" w:after="20"/>
-            </w:pPr>
-            <w:r>
-              <w:rPr>
-                <w:rFonts w:ascii="Aptos" w:hAnsi="Aptos"/>
-                <w:b w:val="0"/>
-                <w:i w:val="0"/>
-                <w:sz w:val="22"/>
-              </w:rPr>
             </w:r>
           </w:p>
         </w:tc>
@@ -3716,7 +3155,7 @@
         </w:tc>
         <w:tc>
           <w:tcPr>
-            <w:tcW w:type="dxa" w:w="4536"/>
+            <w:tcW w:type="dxa" w:w="8788"/>
           </w:tcPr>
           <w:p>
             <w:pPr>
@@ -3730,24 +3169,6 @@
                 <w:sz w:val="22"/>
               </w:rPr>
               <w:t>Przykłady ataków i ich skutki.</w:t>
-            </w:r>
-          </w:p>
-        </w:tc>
-        <w:tc>
-          <w:tcPr>
-            <w:tcW w:type="dxa" w:w="4252"/>
-          </w:tcPr>
-          <w:p>
-            <w:pPr>
-              <w:spacing w:before="20" w:after="20"/>
-            </w:pPr>
-            <w:r>
-              <w:rPr>
-                <w:rFonts w:ascii="Aptos" w:hAnsi="Aptos"/>
-                <w:b w:val="0"/>
-                <w:i w:val="0"/>
-                <w:sz w:val="22"/>
-              </w:rPr>
             </w:r>
           </w:p>
         </w:tc>
@@ -3774,7 +3195,7 @@
         </w:tc>
         <w:tc>
           <w:tcPr>
-            <w:tcW w:type="dxa" w:w="4536"/>
+            <w:tcW w:type="dxa" w:w="8788"/>
           </w:tcPr>
           <w:p>
             <w:pPr>
@@ -3788,24 +3209,6 @@
                 <w:sz w:val="22"/>
               </w:rPr>
               <w:t>Ćwiczenia praktyczne: Symulacja ataków XSS i implementacja zabezpieczeń.</w:t>
-            </w:r>
-          </w:p>
-        </w:tc>
-        <w:tc>
-          <w:tcPr>
-            <w:tcW w:type="dxa" w:w="4252"/>
-          </w:tcPr>
-          <w:p>
-            <w:pPr>
-              <w:spacing w:before="20" w:after="20"/>
-            </w:pPr>
-            <w:r>
-              <w:rPr>
-                <w:rFonts w:ascii="Aptos" w:hAnsi="Aptos"/>
-                <w:b w:val="0"/>
-                <w:i w:val="0"/>
-                <w:sz w:val="22"/>
-              </w:rPr>
             </w:r>
           </w:p>
         </w:tc>
@@ -3832,7 +3235,7 @@
         </w:tc>
         <w:tc>
           <w:tcPr>
-            <w:tcW w:type="dxa" w:w="4536"/>
+            <w:tcW w:type="dxa" w:w="8788"/>
           </w:tcPr>
           <w:p>
             <w:pPr>
@@ -3846,24 +3249,6 @@
                 <w:sz w:val="22"/>
               </w:rPr>
               <w:t>8. Obsługa danych z niezaufanego źródła Znaczenie walidacji danych.</w:t>
-            </w:r>
-          </w:p>
-        </w:tc>
-        <w:tc>
-          <w:tcPr>
-            <w:tcW w:type="dxa" w:w="4252"/>
-          </w:tcPr>
-          <w:p>
-            <w:pPr>
-              <w:spacing w:before="20" w:after="20"/>
-            </w:pPr>
-            <w:r>
-              <w:rPr>
-                <w:rFonts w:ascii="Aptos" w:hAnsi="Aptos"/>
-                <w:b w:val="0"/>
-                <w:i w:val="0"/>
-                <w:sz w:val="22"/>
-              </w:rPr>
             </w:r>
           </w:p>
         </w:tc>
@@ -3890,7 +3275,7 @@
         </w:tc>
         <w:tc>
           <w:tcPr>
-            <w:tcW w:type="dxa" w:w="4536"/>
+            <w:tcW w:type="dxa" w:w="8788"/>
           </w:tcPr>
           <w:p>
             <w:pPr>
@@ -3904,24 +3289,6 @@
                 <w:sz w:val="22"/>
               </w:rPr>
               <w:t>Techniki bezpiecznego przetwarzania danych.</w:t>
-            </w:r>
-          </w:p>
-        </w:tc>
-        <w:tc>
-          <w:tcPr>
-            <w:tcW w:type="dxa" w:w="4252"/>
-          </w:tcPr>
-          <w:p>
-            <w:pPr>
-              <w:spacing w:before="20" w:after="20"/>
-            </w:pPr>
-            <w:r>
-              <w:rPr>
-                <w:rFonts w:ascii="Aptos" w:hAnsi="Aptos"/>
-                <w:b w:val="0"/>
-                <w:i w:val="0"/>
-                <w:sz w:val="22"/>
-              </w:rPr>
             </w:r>
           </w:p>
         </w:tc>
@@ -3948,7 +3315,7 @@
         </w:tc>
         <w:tc>
           <w:tcPr>
-            <w:tcW w:type="dxa" w:w="4536"/>
+            <w:tcW w:type="dxa" w:w="8788"/>
           </w:tcPr>
           <w:p>
             <w:pPr>
@@ -3962,24 +3329,6 @@
                 <w:sz w:val="22"/>
               </w:rPr>
               <w:t>Przykłady zagrożeń związanych z danymi niezaufanymi.</w:t>
-            </w:r>
-          </w:p>
-        </w:tc>
-        <w:tc>
-          <w:tcPr>
-            <w:tcW w:type="dxa" w:w="4252"/>
-          </w:tcPr>
-          <w:p>
-            <w:pPr>
-              <w:spacing w:before="20" w:after="20"/>
-            </w:pPr>
-            <w:r>
-              <w:rPr>
-                <w:rFonts w:ascii="Aptos" w:hAnsi="Aptos"/>
-                <w:b w:val="0"/>
-                <w:i w:val="0"/>
-                <w:sz w:val="22"/>
-              </w:rPr>
             </w:r>
           </w:p>
         </w:tc>
@@ -4006,7 +3355,7 @@
         </w:tc>
         <w:tc>
           <w:tcPr>
-            <w:tcW w:type="dxa" w:w="4536"/>
+            <w:tcW w:type="dxa" w:w="8788"/>
           </w:tcPr>
           <w:p>
             <w:pPr>
@@ -4020,24 +3369,6 @@
                 <w:sz w:val="22"/>
               </w:rPr>
               <w:t>Ćwiczenia praktyczne: Implementacja walidacji danych w aplikacjach.</w:t>
-            </w:r>
-          </w:p>
-        </w:tc>
-        <w:tc>
-          <w:tcPr>
-            <w:tcW w:type="dxa" w:w="4252"/>
-          </w:tcPr>
-          <w:p>
-            <w:pPr>
-              <w:spacing w:before="20" w:after="20"/>
-            </w:pPr>
-            <w:r>
-              <w:rPr>
-                <w:rFonts w:ascii="Aptos" w:hAnsi="Aptos"/>
-                <w:b w:val="0"/>
-                <w:i w:val="0"/>
-                <w:sz w:val="22"/>
-              </w:rPr>
             </w:r>
           </w:p>
         </w:tc>
@@ -4064,7 +3395,7 @@
         </w:tc>
         <w:tc>
           <w:tcPr>
-            <w:tcW w:type="dxa" w:w="4536"/>
+            <w:tcW w:type="dxa" w:w="8788"/>
           </w:tcPr>
           <w:p>
             <w:pPr>
@@ -4078,24 +3409,6 @@
                 <w:sz w:val="22"/>
               </w:rPr>
               <w:t>9. Błędy konfiguracji Najczęstsze błędy konfiguracji systemów IT.</w:t>
-            </w:r>
-          </w:p>
-        </w:tc>
-        <w:tc>
-          <w:tcPr>
-            <w:tcW w:type="dxa" w:w="4252"/>
-          </w:tcPr>
-          <w:p>
-            <w:pPr>
-              <w:spacing w:before="20" w:after="20"/>
-            </w:pPr>
-            <w:r>
-              <w:rPr>
-                <w:rFonts w:ascii="Aptos" w:hAnsi="Aptos"/>
-                <w:b w:val="0"/>
-                <w:i w:val="0"/>
-                <w:sz w:val="22"/>
-              </w:rPr>
             </w:r>
           </w:p>
         </w:tc>
@@ -4122,7 +3435,7 @@
         </w:tc>
         <w:tc>
           <w:tcPr>
-            <w:tcW w:type="dxa" w:w="4536"/>
+            <w:tcW w:type="dxa" w:w="8788"/>
           </w:tcPr>
           <w:p>
             <w:pPr>
@@ -4136,24 +3449,6 @@
                 <w:sz w:val="22"/>
               </w:rPr>
               <w:t>Metody identyfikacji i korekty.</w:t>
-            </w:r>
-          </w:p>
-        </w:tc>
-        <w:tc>
-          <w:tcPr>
-            <w:tcW w:type="dxa" w:w="4252"/>
-          </w:tcPr>
-          <w:p>
-            <w:pPr>
-              <w:spacing w:before="20" w:after="20"/>
-            </w:pPr>
-            <w:r>
-              <w:rPr>
-                <w:rFonts w:ascii="Aptos" w:hAnsi="Aptos"/>
-                <w:b w:val="0"/>
-                <w:i w:val="0"/>
-                <w:sz w:val="22"/>
-              </w:rPr>
             </w:r>
           </w:p>
         </w:tc>
@@ -4180,7 +3475,7 @@
         </w:tc>
         <w:tc>
           <w:tcPr>
-            <w:tcW w:type="dxa" w:w="4536"/>
+            <w:tcW w:type="dxa" w:w="8788"/>
           </w:tcPr>
           <w:p>
             <w:pPr>
@@ -4194,24 +3489,6 @@
                 <w:sz w:val="22"/>
               </w:rPr>
               <w:t>Przykłady konsekwencji błędnej konfiguracji.</w:t>
-            </w:r>
-          </w:p>
-        </w:tc>
-        <w:tc>
-          <w:tcPr>
-            <w:tcW w:type="dxa" w:w="4252"/>
-          </w:tcPr>
-          <w:p>
-            <w:pPr>
-              <w:spacing w:before="20" w:after="20"/>
-            </w:pPr>
-            <w:r>
-              <w:rPr>
-                <w:rFonts w:ascii="Aptos" w:hAnsi="Aptos"/>
-                <w:b w:val="0"/>
-                <w:i w:val="0"/>
-                <w:sz w:val="22"/>
-              </w:rPr>
             </w:r>
           </w:p>
         </w:tc>
@@ -4238,7 +3515,7 @@
         </w:tc>
         <w:tc>
           <w:tcPr>
-            <w:tcW w:type="dxa" w:w="4536"/>
+            <w:tcW w:type="dxa" w:w="8788"/>
           </w:tcPr>
           <w:p>
             <w:pPr>
@@ -4252,24 +3529,6 @@
                 <w:sz w:val="22"/>
               </w:rPr>
               <w:t>Ćwiczenia praktyczne: Audyt konfiguracji systemów i implementacja poprawnych ustawień.</w:t>
-            </w:r>
-          </w:p>
-        </w:tc>
-        <w:tc>
-          <w:tcPr>
-            <w:tcW w:type="dxa" w:w="4252"/>
-          </w:tcPr>
-          <w:p>
-            <w:pPr>
-              <w:spacing w:before="20" w:after="20"/>
-            </w:pPr>
-            <w:r>
-              <w:rPr>
-                <w:rFonts w:ascii="Aptos" w:hAnsi="Aptos"/>
-                <w:b w:val="0"/>
-                <w:i w:val="0"/>
-                <w:sz w:val="22"/>
-              </w:rPr>
             </w:r>
           </w:p>
         </w:tc>
@@ -4296,7 +3555,7 @@
         </w:tc>
         <w:tc>
           <w:tcPr>
-            <w:tcW w:type="dxa" w:w="4536"/>
+            <w:tcW w:type="dxa" w:w="8788"/>
           </w:tcPr>
           <w:p>
             <w:pPr>
@@ -4310,24 +3569,6 @@
                 <w:sz w:val="22"/>
               </w:rPr>
               <w:t>10. Testowanie typu Black Box</w:t>
-            </w:r>
-          </w:p>
-        </w:tc>
-        <w:tc>
-          <w:tcPr>
-            <w:tcW w:type="dxa" w:w="4252"/>
-          </w:tcPr>
-          <w:p>
-            <w:pPr>
-              <w:spacing w:before="20" w:after="20"/>
-            </w:pPr>
-            <w:r>
-              <w:rPr>
-                <w:rFonts w:ascii="Aptos" w:hAnsi="Aptos"/>
-                <w:b w:val="0"/>
-                <w:i w:val="0"/>
-                <w:sz w:val="22"/>
-              </w:rPr>
             </w:r>
           </w:p>
         </w:tc>
@@ -4354,7 +3595,7 @@
         </w:tc>
         <w:tc>
           <w:tcPr>
-            <w:tcW w:type="dxa" w:w="4536"/>
+            <w:tcW w:type="dxa" w:w="8788"/>
           </w:tcPr>
           <w:p>
             <w:pPr>
@@ -4368,24 +3609,6 @@
                 <w:sz w:val="22"/>
               </w:rPr>
               <w:t>Definicja i cel testowania typu Black Box.</w:t>
-            </w:r>
-          </w:p>
-        </w:tc>
-        <w:tc>
-          <w:tcPr>
-            <w:tcW w:type="dxa" w:w="4252"/>
-          </w:tcPr>
-          <w:p>
-            <w:pPr>
-              <w:spacing w:before="20" w:after="20"/>
-            </w:pPr>
-            <w:r>
-              <w:rPr>
-                <w:rFonts w:ascii="Aptos" w:hAnsi="Aptos"/>
-                <w:b w:val="0"/>
-                <w:i w:val="0"/>
-                <w:sz w:val="22"/>
-              </w:rPr>
             </w:r>
           </w:p>
         </w:tc>
@@ -4412,7 +3635,7 @@
         </w:tc>
         <w:tc>
           <w:tcPr>
-            <w:tcW w:type="dxa" w:w="4536"/>
+            <w:tcW w:type="dxa" w:w="8788"/>
           </w:tcPr>
           <w:p>
             <w:pPr>
@@ -4426,24 +3649,6 @@
                 <w:sz w:val="22"/>
               </w:rPr>
               <w:t>Techniki i narzędzia używane w testach Black Box.</w:t>
-            </w:r>
-          </w:p>
-        </w:tc>
-        <w:tc>
-          <w:tcPr>
-            <w:tcW w:type="dxa" w:w="4252"/>
-          </w:tcPr>
-          <w:p>
-            <w:pPr>
-              <w:spacing w:before="20" w:after="20"/>
-            </w:pPr>
-            <w:r>
-              <w:rPr>
-                <w:rFonts w:ascii="Aptos" w:hAnsi="Aptos"/>
-                <w:b w:val="0"/>
-                <w:i w:val="0"/>
-                <w:sz w:val="22"/>
-              </w:rPr>
             </w:r>
           </w:p>
         </w:tc>
@@ -4470,7 +3675,7 @@
         </w:tc>
         <w:tc>
           <w:tcPr>
-            <w:tcW w:type="dxa" w:w="4536"/>
+            <w:tcW w:type="dxa" w:w="8788"/>
           </w:tcPr>
           <w:p>
             <w:pPr>
@@ -4484,24 +3689,6 @@
                 <w:sz w:val="22"/>
               </w:rPr>
               <w:t>Przykłady scenariuszy testowych.</w:t>
-            </w:r>
-          </w:p>
-        </w:tc>
-        <w:tc>
-          <w:tcPr>
-            <w:tcW w:type="dxa" w:w="4252"/>
-          </w:tcPr>
-          <w:p>
-            <w:pPr>
-              <w:spacing w:before="20" w:after="20"/>
-            </w:pPr>
-            <w:r>
-              <w:rPr>
-                <w:rFonts w:ascii="Aptos" w:hAnsi="Aptos"/>
-                <w:b w:val="0"/>
-                <w:i w:val="0"/>
-                <w:sz w:val="22"/>
-              </w:rPr>
             </w:r>
           </w:p>
         </w:tc>
@@ -4528,7 +3715,7 @@
         </w:tc>
         <w:tc>
           <w:tcPr>
-            <w:tcW w:type="dxa" w:w="4536"/>
+            <w:tcW w:type="dxa" w:w="8788"/>
           </w:tcPr>
           <w:p>
             <w:pPr>
@@ -4542,24 +3729,6 @@
                 <w:sz w:val="22"/>
               </w:rPr>
               <w:t>Ćwiczenia praktyczne: Przeprowadzanie testów Black Box na rzeczywistych systemach.</w:t>
-            </w:r>
-          </w:p>
-        </w:tc>
-        <w:tc>
-          <w:tcPr>
-            <w:tcW w:type="dxa" w:w="4252"/>
-          </w:tcPr>
-          <w:p>
-            <w:pPr>
-              <w:spacing w:before="20" w:after="20"/>
-            </w:pPr>
-            <w:r>
-              <w:rPr>
-                <w:rFonts w:ascii="Aptos" w:hAnsi="Aptos"/>
-                <w:b w:val="0"/>
-                <w:i w:val="0"/>
-                <w:sz w:val="22"/>
-              </w:rPr>
             </w:r>
           </w:p>
         </w:tc>
